--- a/HomeWork/Rehearsals/answers.docx
+++ b/HomeWork/Rehearsals/answers.docx
@@ -4,7 +4,7 @@
   <w:body>
     <w:p>
       <w:pPr>
-        <w:pStyle w:val="PlainText"/>
+        <w:pStyle w:val="a3"/>
         <w:jc w:val="center"/>
         <w:rPr>
           <w:rFonts w:asciiTheme="minorBidi" w:hAnsiTheme="minorBidi"/>
@@ -21,7 +21,7 @@
     </w:p>
     <w:p>
       <w:pPr>
-        <w:pStyle w:val="PlainText"/>
+        <w:pStyle w:val="a3"/>
         <w:numPr>
           <w:ilvl w:val="0"/>
           <w:numId w:val="3"/>
@@ -78,7 +78,7 @@
     </w:p>
     <w:p>
       <w:pPr>
-        <w:pStyle w:val="PlainText"/>
+        <w:pStyle w:val="a3"/>
         <w:numPr>
           <w:ilvl w:val="0"/>
           <w:numId w:val="3"/>
@@ -109,7 +109,7 @@
     </w:p>
     <w:p>
       <w:pPr>
-        <w:pStyle w:val="PlainText"/>
+        <w:pStyle w:val="a3"/>
         <w:ind w:left="1080"/>
         <w:rPr>
           <w:rFonts w:asciiTheme="minorBidi" w:hAnsiTheme="minorBidi"/>
@@ -209,7 +209,7 @@
     </w:p>
     <w:p>
       <w:pPr>
-        <w:pStyle w:val="PlainText"/>
+        <w:pStyle w:val="a3"/>
         <w:numPr>
           <w:ilvl w:val="0"/>
           <w:numId w:val="3"/>
@@ -240,7 +240,7 @@
     </w:p>
     <w:p>
       <w:pPr>
-        <w:pStyle w:val="PlainText"/>
+        <w:pStyle w:val="a3"/>
         <w:ind w:left="1080"/>
         <w:rPr>
           <w:rFonts w:asciiTheme="minorBidi" w:hAnsiTheme="minorBidi"/>
@@ -268,7 +268,7 @@
     </w:p>
     <w:p>
       <w:pPr>
-        <w:pStyle w:val="PlainText"/>
+        <w:pStyle w:val="a3"/>
         <w:ind w:left="1080"/>
         <w:rPr>
           <w:rFonts w:asciiTheme="minorBidi" w:hAnsiTheme="minorBidi"/>
@@ -316,7 +316,7 @@
     </w:p>
     <w:p>
       <w:pPr>
-        <w:pStyle w:val="PlainText"/>
+        <w:pStyle w:val="a3"/>
         <w:numPr>
           <w:ilvl w:val="0"/>
           <w:numId w:val="3"/>
@@ -347,7 +347,7 @@
     </w:p>
     <w:p>
       <w:pPr>
-        <w:pStyle w:val="PlainText"/>
+        <w:pStyle w:val="a3"/>
         <w:ind w:left="1080"/>
         <w:rPr>
           <w:rFonts w:asciiTheme="minorBidi" w:hAnsiTheme="minorBidi"/>
@@ -375,7 +375,7 @@
     </w:p>
     <w:p>
       <w:pPr>
-        <w:pStyle w:val="PlainText"/>
+        <w:pStyle w:val="a3"/>
         <w:numPr>
           <w:ilvl w:val="0"/>
           <w:numId w:val="3"/>
@@ -406,7 +406,7 @@
     </w:p>
     <w:p>
       <w:pPr>
-        <w:pStyle w:val="PlainText"/>
+        <w:pStyle w:val="a3"/>
         <w:ind w:left="1080"/>
         <w:rPr>
           <w:rFonts w:asciiTheme="minorBidi" w:hAnsiTheme="minorBidi"/>
@@ -415,6 +415,7 @@
         </w:rPr>
       </w:pPr>
       <w:proofErr w:type="spellStart"/>
+      <w:proofErr w:type="gramStart"/>
       <w:r>
         <w:rPr>
           <w:rFonts w:asciiTheme="minorBidi" w:hAnsiTheme="minorBidi"/>
@@ -431,12 +432,22 @@
           <w:szCs w:val="24"/>
           <w:rtl/>
         </w:rPr>
-        <w:t xml:space="preserve">  - מחזיר את המיקום של הערך במערך.</w:t>
-      </w:r>
-    </w:p>
-    <w:p>
-      <w:pPr>
-        <w:pStyle w:val="PlainText"/>
+        <w:t xml:space="preserve">  -</w:t>
+      </w:r>
+      <w:proofErr w:type="gramEnd"/>
+      <w:r>
+        <w:rPr>
+          <w:rFonts w:asciiTheme="minorBidi" w:hAnsiTheme="minorBidi"/>
+          <w:sz w:val="24"/>
+          <w:szCs w:val="24"/>
+          <w:rtl/>
+        </w:rPr>
+        <w:t xml:space="preserve"> מחזיר את המיקום של הערך במערך.</w:t>
+      </w:r>
+    </w:p>
+    <w:p>
+      <w:pPr>
+        <w:pStyle w:val="a3"/>
         <w:ind w:left="1080"/>
         <w:rPr>
           <w:rFonts w:asciiTheme="minorBidi" w:hAnsiTheme="minorBidi"/>
@@ -521,7 +532,7 @@
     </w:p>
     <w:p>
       <w:pPr>
-        <w:pStyle w:val="PlainText"/>
+        <w:pStyle w:val="a3"/>
         <w:numPr>
           <w:ilvl w:val="0"/>
           <w:numId w:val="3"/>
@@ -542,6 +553,7 @@
         <w:t>[...</w:t>
       </w:r>
       <w:proofErr w:type="spellStart"/>
+      <w:proofErr w:type="gramStart"/>
       <w:r>
         <w:rPr>
           <w:rFonts w:asciiTheme="minorBidi" w:hAnsiTheme="minorBidi"/>
@@ -551,6 +563,7 @@
         <w:t>a.slice</w:t>
       </w:r>
       <w:proofErr w:type="spellEnd"/>
+      <w:proofErr w:type="gramEnd"/>
       <w:r>
         <w:rPr>
           <w:rFonts w:asciiTheme="minorBidi" w:hAnsiTheme="minorBidi"/>
@@ -560,6 +573,7 @@
         <w:t>(0, 2), ...</w:t>
       </w:r>
       <w:proofErr w:type="spellStart"/>
+      <w:proofErr w:type="gramStart"/>
       <w:r>
         <w:rPr>
           <w:rFonts w:asciiTheme="minorBidi" w:hAnsiTheme="minorBidi"/>
@@ -569,6 +583,7 @@
         <w:t>a.slice</w:t>
       </w:r>
       <w:proofErr w:type="spellEnd"/>
+      <w:proofErr w:type="gramEnd"/>
       <w:r>
         <w:rPr>
           <w:rFonts w:asciiTheme="minorBidi" w:hAnsiTheme="minorBidi"/>
@@ -589,7 +604,7 @@
     </w:p>
     <w:p>
       <w:pPr>
-        <w:pStyle w:val="PlainText"/>
+        <w:pStyle w:val="a3"/>
         <w:ind w:left="1080"/>
         <w:rPr>
           <w:rFonts w:asciiTheme="minorBidi" w:hAnsiTheme="minorBidi"/>
@@ -598,6 +613,7 @@
         </w:rPr>
       </w:pPr>
       <w:proofErr w:type="spellStart"/>
+      <w:proofErr w:type="gramStart"/>
       <w:r>
         <w:rPr>
           <w:rFonts w:asciiTheme="minorBidi" w:hAnsiTheme="minorBidi"/>
@@ -607,6 +623,7 @@
         <w:t>a.splice</w:t>
       </w:r>
       <w:proofErr w:type="spellEnd"/>
+      <w:proofErr w:type="gramEnd"/>
       <w:r>
         <w:rPr>
           <w:rFonts w:asciiTheme="minorBidi" w:hAnsiTheme="minorBidi"/>
@@ -619,17 +636,17 @@
     </w:p>
     <w:p>
       <w:pPr>
-        <w:pStyle w:val="PlainText"/>
-        <w:rPr>
-          <w:rFonts w:asciiTheme="minorBidi" w:hAnsiTheme="minorBidi"/>
-          <w:sz w:val="24"/>
-          <w:szCs w:val="24"/>
-        </w:rPr>
-      </w:pPr>
-    </w:p>
-    <w:p>
-      <w:pPr>
-        <w:pStyle w:val="PlainText"/>
+        <w:pStyle w:val="a3"/>
+        <w:rPr>
+          <w:rFonts w:asciiTheme="minorBidi" w:hAnsiTheme="minorBidi"/>
+          <w:sz w:val="24"/>
+          <w:szCs w:val="24"/>
+        </w:rPr>
+      </w:pPr>
+    </w:p>
+    <w:p>
+      <w:pPr>
+        <w:pStyle w:val="a3"/>
         <w:numPr>
           <w:ilvl w:val="0"/>
           <w:numId w:val="3"/>
@@ -652,7 +669,7 @@
     </w:p>
     <w:p>
       <w:pPr>
-        <w:pStyle w:val="PlainText"/>
+        <w:pStyle w:val="a3"/>
         <w:ind w:left="1080"/>
         <w:rPr>
           <w:rFonts w:asciiTheme="minorBidi" w:hAnsiTheme="minorBidi"/>
@@ -689,7 +706,7 @@
     </w:p>
     <w:p>
       <w:pPr>
-        <w:pStyle w:val="PlainText"/>
+        <w:pStyle w:val="a3"/>
         <w:ind w:left="1080"/>
         <w:rPr>
           <w:rFonts w:asciiTheme="minorBidi" w:hAnsiTheme="minorBidi"/>
@@ -717,7 +734,7 @@
     </w:p>
     <w:p>
       <w:pPr>
-        <w:pStyle w:val="PlainText"/>
+        <w:pStyle w:val="a3"/>
         <w:numPr>
           <w:ilvl w:val="0"/>
           <w:numId w:val="3"/>
@@ -752,9 +769,28 @@
           <w:sz w:val="24"/>
           <w:szCs w:val="24"/>
         </w:rPr>
-        <w:t>'].sort((</w:t>
+        <w:t>'</w:t>
+      </w:r>
+      <w:proofErr w:type="gramStart"/>
+      <w:r>
+        <w:rPr>
+          <w:rFonts w:asciiTheme="minorBidi" w:hAnsiTheme="minorBidi"/>
+          <w:sz w:val="24"/>
+          <w:szCs w:val="24"/>
+        </w:rPr>
+        <w:t>].sort</w:t>
+      </w:r>
+      <w:proofErr w:type="gramEnd"/>
+      <w:r>
+        <w:rPr>
+          <w:rFonts w:asciiTheme="minorBidi" w:hAnsiTheme="minorBidi"/>
+          <w:sz w:val="24"/>
+          <w:szCs w:val="24"/>
+        </w:rPr>
+        <w:t>((</w:t>
       </w:r>
       <w:proofErr w:type="spellStart"/>
+      <w:proofErr w:type="gramStart"/>
       <w:r>
         <w:rPr>
           <w:rFonts w:asciiTheme="minorBidi" w:hAnsiTheme="minorBidi"/>
@@ -764,6 +800,7 @@
         <w:t>a,b</w:t>
       </w:r>
       <w:proofErr w:type="spellEnd"/>
+      <w:proofErr w:type="gramEnd"/>
       <w:r>
         <w:rPr>
           <w:rFonts w:asciiTheme="minorBidi" w:hAnsiTheme="minorBidi"/>
@@ -773,6 +810,7 @@
         <w:t xml:space="preserve">) =&gt; </w:t>
       </w:r>
       <w:proofErr w:type="spellStart"/>
+      <w:proofErr w:type="gramStart"/>
       <w:r>
         <w:rPr>
           <w:rFonts w:asciiTheme="minorBidi" w:hAnsiTheme="minorBidi"/>
@@ -782,6 +820,7 @@
         <w:t>a.localeCompare</w:t>
       </w:r>
       <w:proofErr w:type="spellEnd"/>
+      <w:proofErr w:type="gramEnd"/>
       <w:r>
         <w:rPr>
           <w:rFonts w:asciiTheme="minorBidi" w:hAnsiTheme="minorBidi"/>
@@ -802,7 +841,7 @@
     </w:p>
     <w:p>
       <w:pPr>
-        <w:pStyle w:val="PlainText"/>
+        <w:pStyle w:val="a3"/>
         <w:ind w:left="1080"/>
         <w:rPr>
           <w:rFonts w:asciiTheme="minorBidi" w:hAnsiTheme="minorBidi"/>
@@ -834,9 +873,28 @@
           <w:sz w:val="24"/>
           <w:szCs w:val="24"/>
         </w:rPr>
-        <w:t>'].sort((</w:t>
+        <w:t>'</w:t>
+      </w:r>
+      <w:proofErr w:type="gramStart"/>
+      <w:r>
+        <w:rPr>
+          <w:rFonts w:asciiTheme="minorBidi" w:hAnsiTheme="minorBidi"/>
+          <w:sz w:val="24"/>
+          <w:szCs w:val="24"/>
+        </w:rPr>
+        <w:t>].sort</w:t>
+      </w:r>
+      <w:proofErr w:type="gramEnd"/>
+      <w:r>
+        <w:rPr>
+          <w:rFonts w:asciiTheme="minorBidi" w:hAnsiTheme="minorBidi"/>
+          <w:sz w:val="24"/>
+          <w:szCs w:val="24"/>
+        </w:rPr>
+        <w:t>((</w:t>
       </w:r>
       <w:proofErr w:type="spellStart"/>
+      <w:proofErr w:type="gramStart"/>
       <w:r>
         <w:rPr>
           <w:rFonts w:asciiTheme="minorBidi" w:hAnsiTheme="minorBidi"/>
@@ -846,6 +904,7 @@
         <w:t>a,b</w:t>
       </w:r>
       <w:proofErr w:type="spellEnd"/>
+      <w:proofErr w:type="gramEnd"/>
       <w:r>
         <w:rPr>
           <w:rFonts w:asciiTheme="minorBidi" w:hAnsiTheme="minorBidi"/>
@@ -855,6 +914,7 @@
         <w:t xml:space="preserve">) =&gt; </w:t>
       </w:r>
       <w:proofErr w:type="spellStart"/>
+      <w:proofErr w:type="gramStart"/>
       <w:r>
         <w:rPr>
           <w:rFonts w:asciiTheme="minorBidi" w:hAnsiTheme="minorBidi"/>
@@ -864,6 +924,7 @@
         <w:t>b.localeCompare</w:t>
       </w:r>
       <w:proofErr w:type="spellEnd"/>
+      <w:proofErr w:type="gramEnd"/>
       <w:r>
         <w:rPr>
           <w:rFonts w:asciiTheme="minorBidi" w:hAnsiTheme="minorBidi"/>
@@ -884,7 +945,7 @@
     </w:p>
     <w:p>
       <w:pPr>
-        <w:pStyle w:val="PlainText"/>
+        <w:pStyle w:val="a3"/>
         <w:numPr>
           <w:ilvl w:val="0"/>
           <w:numId w:val="3"/>
@@ -915,7 +976,7 @@
     </w:p>
     <w:p>
       <w:pPr>
-        <w:pStyle w:val="PlainText"/>
+        <w:pStyle w:val="a3"/>
         <w:ind w:left="1080"/>
         <w:rPr>
           <w:rFonts w:asciiTheme="minorBidi" w:hAnsiTheme="minorBidi"/>
@@ -943,7 +1004,7 @@
     </w:p>
     <w:p>
       <w:pPr>
-        <w:pStyle w:val="PlainText"/>
+        <w:pStyle w:val="a3"/>
         <w:ind w:left="1080"/>
         <w:rPr>
           <w:rFonts w:asciiTheme="minorBidi" w:hAnsiTheme="minorBidi"/>
@@ -971,7 +1032,7 @@
     </w:p>
     <w:p>
       <w:pPr>
-        <w:pStyle w:val="PlainText"/>
+        <w:pStyle w:val="a3"/>
         <w:ind w:left="1080"/>
         <w:rPr>
           <w:rFonts w:asciiTheme="minorBidi" w:hAnsiTheme="minorBidi"/>
@@ -999,7 +1060,7 @@
     </w:p>
     <w:p>
       <w:pPr>
-        <w:pStyle w:val="PlainText"/>
+        <w:pStyle w:val="a3"/>
         <w:numPr>
           <w:ilvl w:val="0"/>
           <w:numId w:val="3"/>
@@ -1019,6 +1080,7 @@
         <w:t xml:space="preserve">orders = </w:t>
       </w:r>
       <w:proofErr w:type="spellStart"/>
+      <w:proofErr w:type="gramStart"/>
       <w:r>
         <w:rPr>
           <w:rFonts w:asciiTheme="minorBidi" w:hAnsiTheme="minorBidi"/>
@@ -1028,6 +1090,7 @@
         <w:t>orders.filter</w:t>
       </w:r>
       <w:proofErr w:type="spellEnd"/>
+      <w:proofErr w:type="gramEnd"/>
       <w:r>
         <w:rPr>
           <w:rFonts w:asciiTheme="minorBidi" w:hAnsiTheme="minorBidi"/>
@@ -1037,6 +1100,7 @@
         <w:t xml:space="preserve">((order) =&gt; </w:t>
       </w:r>
       <w:proofErr w:type="spellStart"/>
+      <w:proofErr w:type="gramStart"/>
       <w:r>
         <w:rPr>
           <w:rFonts w:asciiTheme="minorBidi" w:hAnsiTheme="minorBidi"/>
@@ -1046,15 +1110,35 @@
         <w:t>order.inStock</w:t>
       </w:r>
       <w:proofErr w:type="spellEnd"/>
-      <w:r>
-        <w:rPr>
-          <w:rFonts w:asciiTheme="minorBidi" w:hAnsiTheme="minorBidi"/>
-          <w:sz w:val="24"/>
-          <w:szCs w:val="24"/>
-        </w:rPr>
-        <w:t xml:space="preserve"> === true).map((order) =&gt; </w:t>
+      <w:proofErr w:type="gramEnd"/>
+      <w:r>
+        <w:rPr>
+          <w:rFonts w:asciiTheme="minorBidi" w:hAnsiTheme="minorBidi"/>
+          <w:sz w:val="24"/>
+          <w:szCs w:val="24"/>
+        </w:rPr>
+        <w:t xml:space="preserve"> === true</w:t>
+      </w:r>
+      <w:proofErr w:type="gramStart"/>
+      <w:r>
+        <w:rPr>
+          <w:rFonts w:asciiTheme="minorBidi" w:hAnsiTheme="minorBidi"/>
+          <w:sz w:val="24"/>
+          <w:szCs w:val="24"/>
+        </w:rPr>
+        <w:t>).map</w:t>
+      </w:r>
+      <w:proofErr w:type="gramEnd"/>
+      <w:r>
+        <w:rPr>
+          <w:rFonts w:asciiTheme="minorBidi" w:hAnsiTheme="minorBidi"/>
+          <w:sz w:val="24"/>
+          <w:szCs w:val="24"/>
+        </w:rPr>
+        <w:t xml:space="preserve">((order) =&gt; </w:t>
       </w:r>
       <w:proofErr w:type="spellStart"/>
+      <w:proofErr w:type="gramStart"/>
       <w:r>
         <w:rPr>
           <w:rFonts w:asciiTheme="minorBidi" w:hAnsiTheme="minorBidi"/>
@@ -1070,7 +1154,16 @@
           <w:sz w:val="24"/>
           <w:szCs w:val="24"/>
         </w:rPr>
-        <w:t>).reduce((</w:t>
+        <w:t>).reduce</w:t>
+      </w:r>
+      <w:proofErr w:type="gramEnd"/>
+      <w:r>
+        <w:rPr>
+          <w:rFonts w:asciiTheme="minorBidi" w:hAnsiTheme="minorBidi"/>
+          <w:sz w:val="24"/>
+          <w:szCs w:val="24"/>
+        </w:rPr>
+        <w:t>((</w:t>
       </w:r>
       <w:proofErr w:type="spellStart"/>
       <w:r>
@@ -1145,6 +1238,7 @@
         <w:t xml:space="preserve"> += </w:t>
       </w:r>
       <w:proofErr w:type="spellStart"/>
+      <w:proofErr w:type="gramStart"/>
       <w:r>
         <w:rPr>
           <w:rFonts w:asciiTheme="minorBidi" w:hAnsiTheme="minorBidi"/>
@@ -1160,7 +1254,16 @@
           <w:sz w:val="24"/>
           <w:szCs w:val="24"/>
         </w:rPr>
-        <w:t xml:space="preserve">}return </w:t>
+        <w:t>}return</w:t>
+      </w:r>
+      <w:proofErr w:type="gramEnd"/>
+      <w:r>
+        <w:rPr>
+          <w:rFonts w:asciiTheme="minorBidi" w:hAnsiTheme="minorBidi"/>
+          <w:sz w:val="24"/>
+          <w:szCs w:val="24"/>
+        </w:rPr>
+        <w:t xml:space="preserve"> </w:t>
       </w:r>
       <w:proofErr w:type="spellStart"/>
       <w:r>
@@ -1183,7 +1286,7 @@
     </w:p>
     <w:p>
       <w:pPr>
-        <w:pStyle w:val="PlainText"/>
+        <w:pStyle w:val="a3"/>
         <w:numPr>
           <w:ilvl w:val="0"/>
           <w:numId w:val="3"/>
@@ -1206,7 +1309,7 @@
     </w:p>
     <w:p>
       <w:pPr>
-        <w:pStyle w:val="PlainText"/>
+        <w:pStyle w:val="a3"/>
         <w:numPr>
           <w:ilvl w:val="0"/>
           <w:numId w:val="3"/>
@@ -1303,7 +1406,7 @@
     </w:p>
     <w:p>
       <w:pPr>
-        <w:pStyle w:val="PlainText"/>
+        <w:pStyle w:val="a3"/>
         <w:jc w:val="center"/>
         <w:rPr>
           <w:rFonts w:asciiTheme="minorBidi" w:hAnsiTheme="minorBidi"/>
@@ -1323,7 +1426,7 @@
     </w:p>
     <w:p>
       <w:pPr>
-        <w:pStyle w:val="PlainText"/>
+        <w:pStyle w:val="a3"/>
         <w:numPr>
           <w:ilvl w:val="0"/>
           <w:numId w:val="1"/>
@@ -1383,7 +1486,7 @@
     </w:p>
     <w:p>
       <w:pPr>
-        <w:pStyle w:val="PlainText"/>
+        <w:pStyle w:val="a3"/>
         <w:ind w:left="720"/>
         <w:rPr>
           <w:rFonts w:asciiTheme="minorBidi" w:hAnsiTheme="minorBidi"/>
@@ -1427,7 +1530,7 @@
     </w:p>
     <w:p>
       <w:pPr>
-        <w:pStyle w:val="PlainText"/>
+        <w:pStyle w:val="a3"/>
         <w:ind w:left="720"/>
         <w:rPr>
           <w:rFonts w:asciiTheme="minorBidi" w:hAnsiTheme="minorBidi"/>
@@ -1478,22 +1581,34 @@
     </w:p>
     <w:p>
       <w:pPr>
-        <w:pStyle w:val="PlainText"/>
+        <w:pStyle w:val="a3"/>
         <w:numPr>
           <w:ilvl w:val="0"/>
           <w:numId w:val="1"/>
         </w:numPr>
         <w:rPr>
+          <w:rFonts w:asciiTheme="minorBidi" w:hAnsiTheme="minorBidi"/>
+        </w:rPr>
+      </w:pPr>
+      <w:r>
+        <w:rPr>
           <w:rFonts w:asciiTheme="minorBidi" w:hAnsiTheme="minorBidi" w:hint="cs"/>
           <w:rtl/>
         </w:rPr>
-      </w:pPr>
+        <w:t>בשני המקרים מכיוון שניסינו להדפיס את המשתנים לפני שהגדרנו אותם יצא שגיאה. לולא והשתמשנו ב</w:t>
+      </w:r>
+      <w:r>
+        <w:rPr>
+          <w:rFonts w:asciiTheme="minorBidi" w:hAnsiTheme="minorBidi"/>
+        </w:rPr>
+        <w:t>var</w:t>
+      </w:r>
       <w:r>
         <w:rPr>
           <w:rFonts w:asciiTheme="minorBidi" w:hAnsiTheme="minorBidi" w:hint="cs"/>
           <w:rtl/>
         </w:rPr>
-        <w:t xml:space="preserve">במקרה הראשון יודפס </w:t>
+        <w:t xml:space="preserve">, היינו מצהירים שהמשתנה קיים, וזה היה מדפיס </w:t>
       </w:r>
       <w:r>
         <w:rPr>
@@ -1506,8 +1621,159 @@
           <w:rFonts w:asciiTheme="minorBidi" w:hAnsiTheme="minorBidi" w:hint="cs"/>
           <w:rtl/>
         </w:rPr>
-        <w:t xml:space="preserve">. </w:t>
-      </w:r>
+        <w:t>.</w:t>
+      </w:r>
+    </w:p>
+    <w:p>
+      <w:pPr>
+        <w:pStyle w:val="a3"/>
+        <w:numPr>
+          <w:ilvl w:val="0"/>
+          <w:numId w:val="1"/>
+        </w:numPr>
+        <w:rPr>
+          <w:rFonts w:asciiTheme="minorBidi" w:hAnsiTheme="minorBidi"/>
+        </w:rPr>
+      </w:pPr>
+      <w:r>
+        <w:rPr>
+          <w:rFonts w:asciiTheme="minorBidi" w:hAnsiTheme="minorBidi" w:hint="cs"/>
+          <w:rtl/>
+        </w:rPr>
+        <w:t xml:space="preserve">מכיוון שניתן לגשת למשתנים שהוצהרו עם </w:t>
+      </w:r>
+      <w:r>
+        <w:rPr>
+          <w:rFonts w:asciiTheme="minorBidi" w:hAnsiTheme="minorBidi"/>
+        </w:rPr>
+        <w:t>let</w:t>
+      </w:r>
+      <w:r>
+        <w:rPr>
+          <w:rFonts w:asciiTheme="minorBidi" w:hAnsiTheme="minorBidi" w:hint="cs"/>
+          <w:rtl/>
+        </w:rPr>
+        <w:t xml:space="preserve"> דרך אותו בלוק, כאשר אנחנו מנסים להדפיס אותו המשתנה מחוץ לבלוק, יזרוק לנו שגיאה. בניגוד לך, </w:t>
+      </w:r>
+      <w:r>
+        <w:rPr>
+          <w:rFonts w:asciiTheme="minorBidi" w:hAnsiTheme="minorBidi"/>
+        </w:rPr>
+        <w:t>var</w:t>
+      </w:r>
+      <w:r>
+        <w:rPr>
+          <w:rFonts w:asciiTheme="minorBidi" w:hAnsiTheme="minorBidi" w:hint="cs"/>
+          <w:rtl/>
+        </w:rPr>
+        <w:t xml:space="preserve"> עובד אחרת, כך שניתן לגשת אליו דרך </w:t>
+      </w:r>
+      <w:r>
+        <w:rPr>
+          <w:rFonts w:asciiTheme="minorBidi" w:hAnsiTheme="minorBidi" w:hint="cs"/>
+          <w:rtl/>
+        </w:rPr>
+        <w:t>אותו הבלוק שהוגדר, ומחוץ אליו. לכן יודפס 2.</w:t>
+      </w:r>
+    </w:p>
+    <w:p>
+      <w:pPr>
+        <w:pStyle w:val="a3"/>
+        <w:numPr>
+          <w:ilvl w:val="0"/>
+          <w:numId w:val="1"/>
+        </w:numPr>
+        <w:rPr>
+          <w:rFonts w:asciiTheme="minorBidi" w:hAnsiTheme="minorBidi"/>
+        </w:rPr>
+      </w:pPr>
+      <w:r>
+        <w:rPr>
+          <w:rFonts w:asciiTheme="minorBidi" w:hAnsiTheme="minorBidi" w:hint="cs"/>
+          <w:rtl/>
+        </w:rPr>
+        <w:t xml:space="preserve">ידפיס את השווי של </w:t>
+      </w:r>
+      <w:r>
+        <w:rPr>
+          <w:rFonts w:asciiTheme="minorBidi" w:hAnsiTheme="minorBidi"/>
+        </w:rPr>
+        <w:t>x</w:t>
+      </w:r>
+      <w:r>
+        <w:rPr>
+          <w:rFonts w:asciiTheme="minorBidi" w:hAnsiTheme="minorBidi" w:hint="cs"/>
+          <w:rtl/>
+        </w:rPr>
+        <w:t>, מכיוון</w:t>
+      </w:r>
+      <w:r>
+        <w:rPr>
+          <w:rFonts w:asciiTheme="minorBidi" w:hAnsiTheme="minorBidi" w:hint="cs"/>
+          <w:rtl/>
+        </w:rPr>
+        <w:t xml:space="preserve"> שהפונקציה הינה פונקציית חץ וכאשר קוראים ממנה </w:t>
+      </w:r>
+      <w:r>
+        <w:rPr>
+          <w:rFonts w:asciiTheme="minorBidi" w:hAnsiTheme="minorBidi"/>
+        </w:rPr>
+        <w:t>this</w:t>
+      </w:r>
+      <w:r>
+        <w:rPr>
+          <w:rFonts w:asciiTheme="minorBidi" w:hAnsiTheme="minorBidi" w:hint="cs"/>
+          <w:rtl/>
+        </w:rPr>
+        <w:t xml:space="preserve">, זה </w:t>
+      </w:r>
+      <w:r>
+        <w:rPr>
+          <w:rFonts w:asciiTheme="minorBidi" w:hAnsiTheme="minorBidi" w:hint="cs"/>
+          <w:rtl/>
+        </w:rPr>
+        <w:t xml:space="preserve">מהאובייקט שבה הוא נוצר </w:t>
+      </w:r>
+      <w:r>
+        <w:rPr>
+          <w:rFonts w:asciiTheme="minorBidi" w:hAnsiTheme="minorBidi"/>
+          <w:rtl/>
+        </w:rPr>
+        <w:t>–</w:t>
+      </w:r>
+      <w:r>
+        <w:rPr>
+          <w:rFonts w:asciiTheme="minorBidi" w:hAnsiTheme="minorBidi" w:hint="cs"/>
+          <w:rtl/>
+        </w:rPr>
+        <w:t xml:space="preserve"> במקרה הזה </w:t>
+      </w:r>
+      <w:r>
+        <w:rPr>
+          <w:rFonts w:asciiTheme="minorBidi" w:hAnsiTheme="minorBidi"/>
+        </w:rPr>
+        <w:t>obj</w:t>
+      </w:r>
+      <w:r>
+        <w:rPr>
+          <w:rFonts w:asciiTheme="minorBidi" w:hAnsiTheme="minorBidi" w:hint="cs"/>
+          <w:rtl/>
+        </w:rPr>
+        <w:t>.</w:t>
+      </w:r>
+    </w:p>
+    <w:p>
+      <w:pPr>
+        <w:pStyle w:val="a3"/>
+        <w:numPr>
+          <w:ilvl w:val="0"/>
+          <w:numId w:val="1"/>
+        </w:numPr>
+        <w:rPr>
+          <w:rFonts w:asciiTheme="minorBidi" w:hAnsiTheme="minorBidi"/>
+          <w:rtl/>
+        </w:rPr>
+      </w:pPr>
     </w:p>
     <w:sectPr>
       <w:pgSz w:w="11906" w:h="16838"/>
@@ -2199,19 +2465,20 @@
     <w:lsdException w:name="Unresolved Mention" w:semiHidden="1" w:unhideWhenUsed="1"/>
     <w:lsdException w:name="Smart Link" w:semiHidden="1" w:unhideWhenUsed="1"/>
   </w:latentStyles>
-  <w:style w:type="paragraph" w:default="1" w:styleId="Normal">
+  <w:style w:type="paragraph" w:default="1" w:styleId="a">
     <w:name w:val="Normal"/>
     <w:qFormat/>
     <w:pPr>
       <w:bidi/>
     </w:pPr>
   </w:style>
-  <w:style w:type="character" w:default="1" w:styleId="DefaultParagraphFont">
+  <w:style w:type="character" w:default="1" w:styleId="a0">
     <w:name w:val="Default Paragraph Font"/>
     <w:uiPriority w:val="1"/>
+    <w:semiHidden/>
     <w:unhideWhenUsed/>
   </w:style>
-  <w:style w:type="table" w:default="1" w:styleId="TableNormal">
+  <w:style w:type="table" w:default="1" w:styleId="a1">
     <w:name w:val="Normal Table"/>
     <w:uiPriority w:val="99"/>
     <w:semiHidden/>
@@ -2226,16 +2493,16 @@
       </w:tblCellMar>
     </w:tblPr>
   </w:style>
-  <w:style w:type="numbering" w:default="1" w:styleId="NoList">
+  <w:style w:type="numbering" w:default="1" w:styleId="a2">
     <w:name w:val="No List"/>
     <w:uiPriority w:val="99"/>
     <w:semiHidden/>
     <w:unhideWhenUsed/>
   </w:style>
-  <w:style w:type="paragraph" w:styleId="PlainText">
+  <w:style w:type="paragraph" w:styleId="a3">
     <w:name w:val="Plain Text"/>
-    <w:basedOn w:val="Normal"/>
-    <w:link w:val="PlainTextChar"/>
+    <w:basedOn w:val="a"/>
+    <w:link w:val="a4"/>
     <w:uiPriority w:val="99"/>
     <w:unhideWhenUsed/>
     <w:rsid w:val="0089014A"/>
@@ -2248,16 +2515,84 @@
       <w:szCs w:val="21"/>
     </w:rPr>
   </w:style>
-  <w:style w:type="character" w:customStyle="1" w:styleId="PlainTextChar">
-    <w:name w:val="Plain Text Char"/>
-    <w:basedOn w:val="DefaultParagraphFont"/>
-    <w:link w:val="PlainText"/>
+  <w:style w:type="character" w:customStyle="1" w:styleId="a4">
+    <w:name w:val="טקסט רגיל תו"/>
+    <w:basedOn w:val="a0"/>
+    <w:link w:val="a3"/>
     <w:uiPriority w:val="99"/>
     <w:rsid w:val="0089014A"/>
     <w:rPr>
       <w:rFonts w:ascii="Consolas" w:hAnsi="Consolas"/>
       <w:sz w:val="21"/>
       <w:szCs w:val="21"/>
+    </w:rPr>
+  </w:style>
+  <w:style w:type="character" w:styleId="a5">
+    <w:name w:val="annotation reference"/>
+    <w:basedOn w:val="a0"/>
+    <w:uiPriority w:val="99"/>
+    <w:semiHidden/>
+    <w:unhideWhenUsed/>
+    <w:rsid w:val="00C27823"/>
+    <w:rPr>
+      <w:sz w:val="16"/>
+      <w:szCs w:val="16"/>
+    </w:rPr>
+  </w:style>
+  <w:style w:type="paragraph" w:styleId="a6">
+    <w:name w:val="annotation text"/>
+    <w:basedOn w:val="a"/>
+    <w:link w:val="a7"/>
+    <w:uiPriority w:val="99"/>
+    <w:semiHidden/>
+    <w:unhideWhenUsed/>
+    <w:rsid w:val="00C27823"/>
+    <w:pPr>
+      <w:spacing w:line="240" w:lineRule="auto"/>
+    </w:pPr>
+    <w:rPr>
+      <w:sz w:val="20"/>
+      <w:szCs w:val="20"/>
+    </w:rPr>
+  </w:style>
+  <w:style w:type="character" w:customStyle="1" w:styleId="a7">
+    <w:name w:val="טקסט הערה תו"/>
+    <w:basedOn w:val="a0"/>
+    <w:link w:val="a6"/>
+    <w:uiPriority w:val="99"/>
+    <w:semiHidden/>
+    <w:rsid w:val="00C27823"/>
+    <w:rPr>
+      <w:sz w:val="20"/>
+      <w:szCs w:val="20"/>
+    </w:rPr>
+  </w:style>
+  <w:style w:type="paragraph" w:styleId="a8">
+    <w:name w:val="annotation subject"/>
+    <w:basedOn w:val="a6"/>
+    <w:next w:val="a6"/>
+    <w:link w:val="a9"/>
+    <w:uiPriority w:val="99"/>
+    <w:semiHidden/>
+    <w:unhideWhenUsed/>
+    <w:rsid w:val="00C27823"/>
+    <w:rPr>
+      <w:b/>
+      <w:bCs/>
+    </w:rPr>
+  </w:style>
+  <w:style w:type="character" w:customStyle="1" w:styleId="a9">
+    <w:name w:val="נושא הערה תו"/>
+    <w:basedOn w:val="a7"/>
+    <w:link w:val="a8"/>
+    <w:uiPriority w:val="99"/>
+    <w:semiHidden/>
+    <w:rsid w:val="00C27823"/>
+    <w:rPr>
+      <w:b/>
+      <w:bCs/>
+      <w:sz w:val="20"/>
+      <w:szCs w:val="20"/>
     </w:rPr>
   </w:style>
 </w:styles>

--- a/HomeWork/Rehearsals/answers.docx
+++ b/HomeWork/Rehearsals/answers.docx
@@ -4,7 +4,7 @@
   <w:body>
     <w:p>
       <w:pPr>
-        <w:pStyle w:val="a3"/>
+        <w:pStyle w:val="PlainText"/>
         <w:jc w:val="center"/>
         <w:rPr>
           <w:rFonts w:asciiTheme="minorBidi" w:hAnsiTheme="minorBidi"/>
@@ -21,7 +21,7 @@
     </w:p>
     <w:p>
       <w:pPr>
-        <w:pStyle w:val="a3"/>
+        <w:pStyle w:val="PlainText"/>
         <w:numPr>
           <w:ilvl w:val="0"/>
           <w:numId w:val="3"/>
@@ -78,7 +78,7 @@
     </w:p>
     <w:p>
       <w:pPr>
-        <w:pStyle w:val="a3"/>
+        <w:pStyle w:val="PlainText"/>
         <w:numPr>
           <w:ilvl w:val="0"/>
           <w:numId w:val="3"/>
@@ -109,7 +109,7 @@
     </w:p>
     <w:p>
       <w:pPr>
-        <w:pStyle w:val="a3"/>
+        <w:pStyle w:val="PlainText"/>
         <w:ind w:left="1080"/>
         <w:rPr>
           <w:rFonts w:asciiTheme="minorBidi" w:hAnsiTheme="minorBidi"/>
@@ -209,7 +209,7 @@
     </w:p>
     <w:p>
       <w:pPr>
-        <w:pStyle w:val="a3"/>
+        <w:pStyle w:val="PlainText"/>
         <w:numPr>
           <w:ilvl w:val="0"/>
           <w:numId w:val="3"/>
@@ -240,7 +240,7 @@
     </w:p>
     <w:p>
       <w:pPr>
-        <w:pStyle w:val="a3"/>
+        <w:pStyle w:val="PlainText"/>
         <w:ind w:left="1080"/>
         <w:rPr>
           <w:rFonts w:asciiTheme="minorBidi" w:hAnsiTheme="minorBidi"/>
@@ -268,7 +268,7 @@
     </w:p>
     <w:p>
       <w:pPr>
-        <w:pStyle w:val="a3"/>
+        <w:pStyle w:val="PlainText"/>
         <w:ind w:left="1080"/>
         <w:rPr>
           <w:rFonts w:asciiTheme="minorBidi" w:hAnsiTheme="minorBidi"/>
@@ -316,7 +316,7 @@
     </w:p>
     <w:p>
       <w:pPr>
-        <w:pStyle w:val="a3"/>
+        <w:pStyle w:val="PlainText"/>
         <w:numPr>
           <w:ilvl w:val="0"/>
           <w:numId w:val="3"/>
@@ -347,7 +347,7 @@
     </w:p>
     <w:p>
       <w:pPr>
-        <w:pStyle w:val="a3"/>
+        <w:pStyle w:val="PlainText"/>
         <w:ind w:left="1080"/>
         <w:rPr>
           <w:rFonts w:asciiTheme="minorBidi" w:hAnsiTheme="minorBidi"/>
@@ -375,7 +375,7 @@
     </w:p>
     <w:p>
       <w:pPr>
-        <w:pStyle w:val="a3"/>
+        <w:pStyle w:val="PlainText"/>
         <w:numPr>
           <w:ilvl w:val="0"/>
           <w:numId w:val="3"/>
@@ -406,7 +406,7 @@
     </w:p>
     <w:p>
       <w:pPr>
-        <w:pStyle w:val="a3"/>
+        <w:pStyle w:val="PlainText"/>
         <w:ind w:left="1080"/>
         <w:rPr>
           <w:rFonts w:asciiTheme="minorBidi" w:hAnsiTheme="minorBidi"/>
@@ -415,7 +415,6 @@
         </w:rPr>
       </w:pPr>
       <w:proofErr w:type="spellStart"/>
-      <w:proofErr w:type="gramStart"/>
       <w:r>
         <w:rPr>
           <w:rFonts w:asciiTheme="minorBidi" w:hAnsiTheme="minorBidi"/>
@@ -432,22 +431,12 @@
           <w:szCs w:val="24"/>
           <w:rtl/>
         </w:rPr>
-        <w:t xml:space="preserve">  -</w:t>
-      </w:r>
-      <w:proofErr w:type="gramEnd"/>
-      <w:r>
-        <w:rPr>
-          <w:rFonts w:asciiTheme="minorBidi" w:hAnsiTheme="minorBidi"/>
-          <w:sz w:val="24"/>
-          <w:szCs w:val="24"/>
-          <w:rtl/>
-        </w:rPr>
-        <w:t xml:space="preserve"> מחזיר את המיקום של הערך במערך.</w:t>
-      </w:r>
-    </w:p>
-    <w:p>
-      <w:pPr>
-        <w:pStyle w:val="a3"/>
+        <w:t xml:space="preserve">  - מחזיר את המיקום של הערך במערך.</w:t>
+      </w:r>
+    </w:p>
+    <w:p>
+      <w:pPr>
+        <w:pStyle w:val="PlainText"/>
         <w:ind w:left="1080"/>
         <w:rPr>
           <w:rFonts w:asciiTheme="minorBidi" w:hAnsiTheme="minorBidi"/>
@@ -532,7 +521,7 @@
     </w:p>
     <w:p>
       <w:pPr>
-        <w:pStyle w:val="a3"/>
+        <w:pStyle w:val="PlainText"/>
         <w:numPr>
           <w:ilvl w:val="0"/>
           <w:numId w:val="3"/>
@@ -553,7 +542,6 @@
         <w:t>[...</w:t>
       </w:r>
       <w:proofErr w:type="spellStart"/>
-      <w:proofErr w:type="gramStart"/>
       <w:r>
         <w:rPr>
           <w:rFonts w:asciiTheme="minorBidi" w:hAnsiTheme="minorBidi"/>
@@ -563,7 +551,6 @@
         <w:t>a.slice</w:t>
       </w:r>
       <w:proofErr w:type="spellEnd"/>
-      <w:proofErr w:type="gramEnd"/>
       <w:r>
         <w:rPr>
           <w:rFonts w:asciiTheme="minorBidi" w:hAnsiTheme="minorBidi"/>
@@ -573,7 +560,6 @@
         <w:t>(0, 2), ...</w:t>
       </w:r>
       <w:proofErr w:type="spellStart"/>
-      <w:proofErr w:type="gramStart"/>
       <w:r>
         <w:rPr>
           <w:rFonts w:asciiTheme="minorBidi" w:hAnsiTheme="minorBidi"/>
@@ -583,7 +569,6 @@
         <w:t>a.slice</w:t>
       </w:r>
       <w:proofErr w:type="spellEnd"/>
-      <w:proofErr w:type="gramEnd"/>
       <w:r>
         <w:rPr>
           <w:rFonts w:asciiTheme="minorBidi" w:hAnsiTheme="minorBidi"/>
@@ -604,7 +589,7 @@
     </w:p>
     <w:p>
       <w:pPr>
-        <w:pStyle w:val="a3"/>
+        <w:pStyle w:val="PlainText"/>
         <w:ind w:left="1080"/>
         <w:rPr>
           <w:rFonts w:asciiTheme="minorBidi" w:hAnsiTheme="minorBidi"/>
@@ -613,7 +598,6 @@
         </w:rPr>
       </w:pPr>
       <w:proofErr w:type="spellStart"/>
-      <w:proofErr w:type="gramStart"/>
       <w:r>
         <w:rPr>
           <w:rFonts w:asciiTheme="minorBidi" w:hAnsiTheme="minorBidi"/>
@@ -623,7 +607,6 @@
         <w:t>a.splice</w:t>
       </w:r>
       <w:proofErr w:type="spellEnd"/>
-      <w:proofErr w:type="gramEnd"/>
       <w:r>
         <w:rPr>
           <w:rFonts w:asciiTheme="minorBidi" w:hAnsiTheme="minorBidi"/>
@@ -636,17 +619,17 @@
     </w:p>
     <w:p>
       <w:pPr>
-        <w:pStyle w:val="a3"/>
-        <w:rPr>
-          <w:rFonts w:asciiTheme="minorBidi" w:hAnsiTheme="minorBidi"/>
-          <w:sz w:val="24"/>
-          <w:szCs w:val="24"/>
-        </w:rPr>
-      </w:pPr>
-    </w:p>
-    <w:p>
-      <w:pPr>
-        <w:pStyle w:val="a3"/>
+        <w:pStyle w:val="PlainText"/>
+        <w:rPr>
+          <w:rFonts w:asciiTheme="minorBidi" w:hAnsiTheme="minorBidi"/>
+          <w:sz w:val="24"/>
+          <w:szCs w:val="24"/>
+        </w:rPr>
+      </w:pPr>
+    </w:p>
+    <w:p>
+      <w:pPr>
+        <w:pStyle w:val="PlainText"/>
         <w:numPr>
           <w:ilvl w:val="0"/>
           <w:numId w:val="3"/>
@@ -669,7 +652,7 @@
     </w:p>
     <w:p>
       <w:pPr>
-        <w:pStyle w:val="a3"/>
+        <w:pStyle w:val="PlainText"/>
         <w:ind w:left="1080"/>
         <w:rPr>
           <w:rFonts w:asciiTheme="minorBidi" w:hAnsiTheme="minorBidi"/>
@@ -706,7 +689,7 @@
     </w:p>
     <w:p>
       <w:pPr>
-        <w:pStyle w:val="a3"/>
+        <w:pStyle w:val="PlainText"/>
         <w:ind w:left="1080"/>
         <w:rPr>
           <w:rFonts w:asciiTheme="minorBidi" w:hAnsiTheme="minorBidi"/>
@@ -734,7 +717,7 @@
     </w:p>
     <w:p>
       <w:pPr>
-        <w:pStyle w:val="a3"/>
+        <w:pStyle w:val="PlainText"/>
         <w:numPr>
           <w:ilvl w:val="0"/>
           <w:numId w:val="3"/>
@@ -769,28 +752,9 @@
           <w:sz w:val="24"/>
           <w:szCs w:val="24"/>
         </w:rPr>
-        <w:t>'</w:t>
-      </w:r>
-      <w:proofErr w:type="gramStart"/>
-      <w:r>
-        <w:rPr>
-          <w:rFonts w:asciiTheme="minorBidi" w:hAnsiTheme="minorBidi"/>
-          <w:sz w:val="24"/>
-          <w:szCs w:val="24"/>
-        </w:rPr>
-        <w:t>].sort</w:t>
-      </w:r>
-      <w:proofErr w:type="gramEnd"/>
-      <w:r>
-        <w:rPr>
-          <w:rFonts w:asciiTheme="minorBidi" w:hAnsiTheme="minorBidi"/>
-          <w:sz w:val="24"/>
-          <w:szCs w:val="24"/>
-        </w:rPr>
-        <w:t>((</w:t>
-      </w:r>
-      <w:proofErr w:type="spellStart"/>
-      <w:proofErr w:type="gramStart"/>
+        <w:t>'].sort((</w:t>
+      </w:r>
+      <w:proofErr w:type="spellStart"/>
       <w:r>
         <w:rPr>
           <w:rFonts w:asciiTheme="minorBidi" w:hAnsiTheme="minorBidi"/>
@@ -800,7 +764,6 @@
         <w:t>a,b</w:t>
       </w:r>
       <w:proofErr w:type="spellEnd"/>
-      <w:proofErr w:type="gramEnd"/>
       <w:r>
         <w:rPr>
           <w:rFonts w:asciiTheme="minorBidi" w:hAnsiTheme="minorBidi"/>
@@ -810,7 +773,6 @@
         <w:t xml:space="preserve">) =&gt; </w:t>
       </w:r>
       <w:proofErr w:type="spellStart"/>
-      <w:proofErr w:type="gramStart"/>
       <w:r>
         <w:rPr>
           <w:rFonts w:asciiTheme="minorBidi" w:hAnsiTheme="minorBidi"/>
@@ -820,7 +782,6 @@
         <w:t>a.localeCompare</w:t>
       </w:r>
       <w:proofErr w:type="spellEnd"/>
-      <w:proofErr w:type="gramEnd"/>
       <w:r>
         <w:rPr>
           <w:rFonts w:asciiTheme="minorBidi" w:hAnsiTheme="minorBidi"/>
@@ -841,7 +802,7 @@
     </w:p>
     <w:p>
       <w:pPr>
-        <w:pStyle w:val="a3"/>
+        <w:pStyle w:val="PlainText"/>
         <w:ind w:left="1080"/>
         <w:rPr>
           <w:rFonts w:asciiTheme="minorBidi" w:hAnsiTheme="minorBidi"/>
@@ -873,28 +834,9 @@
           <w:sz w:val="24"/>
           <w:szCs w:val="24"/>
         </w:rPr>
-        <w:t>'</w:t>
-      </w:r>
-      <w:proofErr w:type="gramStart"/>
-      <w:r>
-        <w:rPr>
-          <w:rFonts w:asciiTheme="minorBidi" w:hAnsiTheme="minorBidi"/>
-          <w:sz w:val="24"/>
-          <w:szCs w:val="24"/>
-        </w:rPr>
-        <w:t>].sort</w:t>
-      </w:r>
-      <w:proofErr w:type="gramEnd"/>
-      <w:r>
-        <w:rPr>
-          <w:rFonts w:asciiTheme="minorBidi" w:hAnsiTheme="minorBidi"/>
-          <w:sz w:val="24"/>
-          <w:szCs w:val="24"/>
-        </w:rPr>
-        <w:t>((</w:t>
-      </w:r>
-      <w:proofErr w:type="spellStart"/>
-      <w:proofErr w:type="gramStart"/>
+        <w:t>'].sort((</w:t>
+      </w:r>
+      <w:proofErr w:type="spellStart"/>
       <w:r>
         <w:rPr>
           <w:rFonts w:asciiTheme="minorBidi" w:hAnsiTheme="minorBidi"/>
@@ -904,7 +846,6 @@
         <w:t>a,b</w:t>
       </w:r>
       <w:proofErr w:type="spellEnd"/>
-      <w:proofErr w:type="gramEnd"/>
       <w:r>
         <w:rPr>
           <w:rFonts w:asciiTheme="minorBidi" w:hAnsiTheme="minorBidi"/>
@@ -914,7 +855,6 @@
         <w:t xml:space="preserve">) =&gt; </w:t>
       </w:r>
       <w:proofErr w:type="spellStart"/>
-      <w:proofErr w:type="gramStart"/>
       <w:r>
         <w:rPr>
           <w:rFonts w:asciiTheme="minorBidi" w:hAnsiTheme="minorBidi"/>
@@ -924,7 +864,6 @@
         <w:t>b.localeCompare</w:t>
       </w:r>
       <w:proofErr w:type="spellEnd"/>
-      <w:proofErr w:type="gramEnd"/>
       <w:r>
         <w:rPr>
           <w:rFonts w:asciiTheme="minorBidi" w:hAnsiTheme="minorBidi"/>
@@ -945,7 +884,7 @@
     </w:p>
     <w:p>
       <w:pPr>
-        <w:pStyle w:val="a3"/>
+        <w:pStyle w:val="PlainText"/>
         <w:numPr>
           <w:ilvl w:val="0"/>
           <w:numId w:val="3"/>
@@ -976,7 +915,7 @@
     </w:p>
     <w:p>
       <w:pPr>
-        <w:pStyle w:val="a3"/>
+        <w:pStyle w:val="PlainText"/>
         <w:ind w:left="1080"/>
         <w:rPr>
           <w:rFonts w:asciiTheme="minorBidi" w:hAnsiTheme="minorBidi"/>
@@ -1004,7 +943,7 @@
     </w:p>
     <w:p>
       <w:pPr>
-        <w:pStyle w:val="a3"/>
+        <w:pStyle w:val="PlainText"/>
         <w:ind w:left="1080"/>
         <w:rPr>
           <w:rFonts w:asciiTheme="minorBidi" w:hAnsiTheme="minorBidi"/>
@@ -1032,7 +971,7 @@
     </w:p>
     <w:p>
       <w:pPr>
-        <w:pStyle w:val="a3"/>
+        <w:pStyle w:val="PlainText"/>
         <w:ind w:left="1080"/>
         <w:rPr>
           <w:rFonts w:asciiTheme="minorBidi" w:hAnsiTheme="minorBidi"/>
@@ -1060,7 +999,7 @@
     </w:p>
     <w:p>
       <w:pPr>
-        <w:pStyle w:val="a3"/>
+        <w:pStyle w:val="PlainText"/>
         <w:numPr>
           <w:ilvl w:val="0"/>
           <w:numId w:val="3"/>
@@ -1080,7 +1019,6 @@
         <w:t xml:space="preserve">orders = </w:t>
       </w:r>
       <w:proofErr w:type="spellStart"/>
-      <w:proofErr w:type="gramStart"/>
       <w:r>
         <w:rPr>
           <w:rFonts w:asciiTheme="minorBidi" w:hAnsiTheme="minorBidi"/>
@@ -1090,7 +1028,6 @@
         <w:t>orders.filter</w:t>
       </w:r>
       <w:proofErr w:type="spellEnd"/>
-      <w:proofErr w:type="gramEnd"/>
       <w:r>
         <w:rPr>
           <w:rFonts w:asciiTheme="minorBidi" w:hAnsiTheme="minorBidi"/>
@@ -1100,7 +1037,6 @@
         <w:t xml:space="preserve">((order) =&gt; </w:t>
       </w:r>
       <w:proofErr w:type="spellStart"/>
-      <w:proofErr w:type="gramStart"/>
       <w:r>
         <w:rPr>
           <w:rFonts w:asciiTheme="minorBidi" w:hAnsiTheme="minorBidi"/>
@@ -1110,35 +1046,15 @@
         <w:t>order.inStock</w:t>
       </w:r>
       <w:proofErr w:type="spellEnd"/>
-      <w:proofErr w:type="gramEnd"/>
-      <w:r>
-        <w:rPr>
-          <w:rFonts w:asciiTheme="minorBidi" w:hAnsiTheme="minorBidi"/>
-          <w:sz w:val="24"/>
-          <w:szCs w:val="24"/>
-        </w:rPr>
-        <w:t xml:space="preserve"> === true</w:t>
-      </w:r>
-      <w:proofErr w:type="gramStart"/>
-      <w:r>
-        <w:rPr>
-          <w:rFonts w:asciiTheme="minorBidi" w:hAnsiTheme="minorBidi"/>
-          <w:sz w:val="24"/>
-          <w:szCs w:val="24"/>
-        </w:rPr>
-        <w:t>).map</w:t>
-      </w:r>
-      <w:proofErr w:type="gramEnd"/>
-      <w:r>
-        <w:rPr>
-          <w:rFonts w:asciiTheme="minorBidi" w:hAnsiTheme="minorBidi"/>
-          <w:sz w:val="24"/>
-          <w:szCs w:val="24"/>
-        </w:rPr>
-        <w:t xml:space="preserve">((order) =&gt; </w:t>
-      </w:r>
-      <w:proofErr w:type="spellStart"/>
-      <w:proofErr w:type="gramStart"/>
+      <w:r>
+        <w:rPr>
+          <w:rFonts w:asciiTheme="minorBidi" w:hAnsiTheme="minorBidi"/>
+          <w:sz w:val="24"/>
+          <w:szCs w:val="24"/>
+        </w:rPr>
+        <w:t xml:space="preserve"> === true).map((order) =&gt; </w:t>
+      </w:r>
+      <w:proofErr w:type="spellStart"/>
       <w:r>
         <w:rPr>
           <w:rFonts w:asciiTheme="minorBidi" w:hAnsiTheme="minorBidi"/>
@@ -1154,16 +1070,7 @@
           <w:sz w:val="24"/>
           <w:szCs w:val="24"/>
         </w:rPr>
-        <w:t>).reduce</w:t>
-      </w:r>
-      <w:proofErr w:type="gramEnd"/>
-      <w:r>
-        <w:rPr>
-          <w:rFonts w:asciiTheme="minorBidi" w:hAnsiTheme="minorBidi"/>
-          <w:sz w:val="24"/>
-          <w:szCs w:val="24"/>
-        </w:rPr>
-        <w:t>((</w:t>
+        <w:t>).reduce((</w:t>
       </w:r>
       <w:proofErr w:type="spellStart"/>
       <w:r>
@@ -1238,7 +1145,6 @@
         <w:t xml:space="preserve"> += </w:t>
       </w:r>
       <w:proofErr w:type="spellStart"/>
-      <w:proofErr w:type="gramStart"/>
       <w:r>
         <w:rPr>
           <w:rFonts w:asciiTheme="minorBidi" w:hAnsiTheme="minorBidi"/>
@@ -1254,16 +1160,7 @@
           <w:sz w:val="24"/>
           <w:szCs w:val="24"/>
         </w:rPr>
-        <w:t>}return</w:t>
-      </w:r>
-      <w:proofErr w:type="gramEnd"/>
-      <w:r>
-        <w:rPr>
-          <w:rFonts w:asciiTheme="minorBidi" w:hAnsiTheme="minorBidi"/>
-          <w:sz w:val="24"/>
-          <w:szCs w:val="24"/>
-        </w:rPr>
-        <w:t xml:space="preserve"> </w:t>
+        <w:t xml:space="preserve">}return </w:t>
       </w:r>
       <w:proofErr w:type="spellStart"/>
       <w:r>
@@ -1286,7 +1183,7 @@
     </w:p>
     <w:p>
       <w:pPr>
-        <w:pStyle w:val="a3"/>
+        <w:pStyle w:val="PlainText"/>
         <w:numPr>
           <w:ilvl w:val="0"/>
           <w:numId w:val="3"/>
@@ -1309,7 +1206,7 @@
     </w:p>
     <w:p>
       <w:pPr>
-        <w:pStyle w:val="a3"/>
+        <w:pStyle w:val="PlainText"/>
         <w:numPr>
           <w:ilvl w:val="0"/>
           <w:numId w:val="3"/>
@@ -1406,7 +1303,7 @@
     </w:p>
     <w:p>
       <w:pPr>
-        <w:pStyle w:val="a3"/>
+        <w:pStyle w:val="PlainText"/>
         <w:jc w:val="center"/>
         <w:rPr>
           <w:rFonts w:asciiTheme="minorBidi" w:hAnsiTheme="minorBidi"/>
@@ -1426,7 +1323,7 @@
     </w:p>
     <w:p>
       <w:pPr>
-        <w:pStyle w:val="a3"/>
+        <w:pStyle w:val="PlainText"/>
         <w:numPr>
           <w:ilvl w:val="0"/>
           <w:numId w:val="1"/>
@@ -1486,7 +1383,7 @@
     </w:p>
     <w:p>
       <w:pPr>
-        <w:pStyle w:val="a3"/>
+        <w:pStyle w:val="PlainText"/>
         <w:ind w:left="720"/>
         <w:rPr>
           <w:rFonts w:asciiTheme="minorBidi" w:hAnsiTheme="minorBidi"/>
@@ -1530,7 +1427,7 @@
     </w:p>
     <w:p>
       <w:pPr>
-        <w:pStyle w:val="a3"/>
+        <w:pStyle w:val="PlainText"/>
         <w:ind w:left="720"/>
         <w:rPr>
           <w:rFonts w:asciiTheme="minorBidi" w:hAnsiTheme="minorBidi"/>
@@ -1581,7 +1478,7 @@
     </w:p>
     <w:p>
       <w:pPr>
-        <w:pStyle w:val="a3"/>
+        <w:pStyle w:val="PlainText"/>
         <w:numPr>
           <w:ilvl w:val="0"/>
           <w:numId w:val="1"/>
@@ -1626,7 +1523,7 @@
     </w:p>
     <w:p>
       <w:pPr>
-        <w:pStyle w:val="a3"/>
+        <w:pStyle w:val="PlainText"/>
         <w:numPr>
           <w:ilvl w:val="0"/>
           <w:numId w:val="1"/>
@@ -1678,7 +1575,7 @@
     </w:p>
     <w:p>
       <w:pPr>
-        <w:pStyle w:val="a3"/>
+        <w:pStyle w:val="PlainText"/>
         <w:numPr>
           <w:ilvl w:val="0"/>
           <w:numId w:val="1"/>
@@ -1764,16 +1661,3904 @@
     </w:p>
     <w:p>
       <w:pPr>
-        <w:pStyle w:val="a3"/>
+        <w:pStyle w:val="PlainText"/>
         <w:numPr>
           <w:ilvl w:val="0"/>
           <w:numId w:val="1"/>
         </w:numPr>
         <w:rPr>
           <w:rFonts w:asciiTheme="minorBidi" w:hAnsiTheme="minorBidi"/>
-          <w:rtl/>
-        </w:rPr>
-      </w:pPr>
+        </w:rPr>
+      </w:pPr>
+      <w:r>
+        <w:rPr>
+          <w:rFonts w:asciiTheme="minorBidi" w:hAnsiTheme="minorBidi" w:hint="cs"/>
+          <w:rtl/>
+        </w:rPr>
+        <w:t xml:space="preserve">פונקציית חץ </w:t>
+      </w:r>
+      <w:r>
+        <w:rPr>
+          <w:rFonts w:asciiTheme="minorBidi" w:hAnsiTheme="minorBidi"/>
+          <w:rtl/>
+        </w:rPr>
+        <w:t>לא מתאימים כשצריך</w:t>
+      </w:r>
+      <w:r>
+        <w:rPr>
+          <w:rFonts w:asciiTheme="minorBidi" w:hAnsiTheme="minorBidi" w:hint="cs"/>
+          <w:b/>
+          <w:bCs/>
+          <w:rtl/>
+        </w:rPr>
+        <w:t xml:space="preserve"> </w:t>
+      </w:r>
+      <w:r>
+        <w:rPr>
+          <w:rFonts w:asciiTheme="minorBidi" w:hAnsiTheme="minorBidi"/>
+        </w:rPr>
+        <w:t>this</w:t>
+      </w:r>
+      <w:r>
+        <w:rPr>
+          <w:rFonts w:asciiTheme="minorBidi" w:hAnsiTheme="minorBidi" w:hint="cs"/>
+          <w:rtl/>
+        </w:rPr>
+        <w:t xml:space="preserve"> דינמי</w:t>
+      </w:r>
+      <w:r>
+        <w:rPr>
+          <w:rFonts w:asciiTheme="minorBidi" w:hAnsiTheme="minorBidi"/>
+          <w:rtl/>
+        </w:rPr>
+        <w:t xml:space="preserve"> (למשל מתודות באובייקטים/</w:t>
+      </w:r>
+      <w:proofErr w:type="spellStart"/>
+      <w:r>
+        <w:rPr>
+          <w:rFonts w:asciiTheme="minorBidi" w:hAnsiTheme="minorBidi"/>
+          <w:rtl/>
+        </w:rPr>
+        <w:t>קלאסים</w:t>
+      </w:r>
+      <w:proofErr w:type="spellEnd"/>
+      <w:r>
+        <w:rPr>
+          <w:rFonts w:asciiTheme="minorBidi" w:hAnsiTheme="minorBidi"/>
+          <w:rtl/>
+        </w:rPr>
+        <w:t xml:space="preserve">) או כשמשתמשים </w:t>
+      </w:r>
+      <w:proofErr w:type="spellStart"/>
+      <w:r>
+        <w:rPr>
+          <w:rFonts w:asciiTheme="minorBidi" w:hAnsiTheme="minorBidi"/>
+          <w:rtl/>
+        </w:rPr>
+        <w:t>ב</w:t>
+      </w:r>
+      <w:r>
+        <w:rPr>
+          <w:rFonts w:asciiTheme="minorBidi" w:hAnsiTheme="minorBidi" w:hint="cs"/>
+          <w:rtl/>
+        </w:rPr>
+        <w:t>קונסטרקטור</w:t>
+      </w:r>
+      <w:proofErr w:type="spellEnd"/>
+      <w:r>
+        <w:rPr>
+          <w:rFonts w:asciiTheme="minorBidi" w:hAnsiTheme="minorBidi" w:hint="cs"/>
+          <w:rtl/>
+        </w:rPr>
+        <w:t xml:space="preserve"> </w:t>
+      </w:r>
+      <w:r>
+        <w:rPr>
+          <w:rFonts w:asciiTheme="minorBidi" w:hAnsiTheme="minorBidi"/>
+          <w:rtl/>
+        </w:rPr>
+        <w:t>במצבים כאלה עדיף להשתמש בפונקציה רגילה שמקבלת</w:t>
+      </w:r>
+      <w:r>
+        <w:rPr>
+          <w:rFonts w:asciiTheme="minorBidi" w:hAnsiTheme="minorBidi"/>
+        </w:rPr>
+        <w:t xml:space="preserve"> this </w:t>
+      </w:r>
+      <w:r>
+        <w:rPr>
+          <w:rFonts w:asciiTheme="minorBidi" w:hAnsiTheme="minorBidi"/>
+          <w:rtl/>
+        </w:rPr>
+        <w:t>ו־</w:t>
+      </w:r>
+      <w:r>
+        <w:rPr>
+          <w:rFonts w:asciiTheme="minorBidi" w:hAnsiTheme="minorBidi"/>
+        </w:rPr>
+        <w:t xml:space="preserve">prototype </w:t>
+      </w:r>
+      <w:r>
+        <w:rPr>
+          <w:rFonts w:asciiTheme="minorBidi" w:hAnsiTheme="minorBidi" w:hint="cs"/>
+          <w:rtl/>
+        </w:rPr>
+        <w:t xml:space="preserve"> </w:t>
+      </w:r>
+      <w:r>
+        <w:rPr>
+          <w:rFonts w:asciiTheme="minorBidi" w:hAnsiTheme="minorBidi"/>
+          <w:rtl/>
+        </w:rPr>
+        <w:t>משלה</w:t>
+      </w:r>
+      <w:r>
+        <w:rPr>
+          <w:rFonts w:asciiTheme="minorBidi" w:hAnsiTheme="minorBidi"/>
+        </w:rPr>
+        <w:t>.</w:t>
+      </w:r>
+    </w:p>
+    <w:p>
+      <w:pPr>
+        <w:pStyle w:val="PlainText"/>
+        <w:numPr>
+          <w:ilvl w:val="0"/>
+          <w:numId w:val="1"/>
+        </w:numPr>
+        <w:rPr>
+          <w:rFonts w:asciiTheme="minorBidi" w:hAnsiTheme="minorBidi"/>
+        </w:rPr>
+      </w:pPr>
+      <w:r>
+        <w:rPr>
+          <w:rFonts w:asciiTheme="minorBidi" w:hAnsiTheme="minorBidi"/>
+        </w:rPr>
+        <w:t>console.log(greet()) // Hello, Guest!</w:t>
+      </w:r>
+    </w:p>
+    <w:p>
+      <w:pPr>
+        <w:pStyle w:val="PlainText"/>
+        <w:ind w:left="720"/>
+        <w:rPr>
+          <w:rFonts w:asciiTheme="minorBidi" w:hAnsiTheme="minorBidi"/>
+        </w:rPr>
+      </w:pPr>
+      <w:r>
+        <w:rPr>
+          <w:rFonts w:asciiTheme="minorBidi" w:hAnsiTheme="minorBidi"/>
+        </w:rPr>
+        <w:t xml:space="preserve"> </w:t>
+      </w:r>
+      <w:r>
+        <w:rPr>
+          <w:rFonts w:asciiTheme="minorBidi" w:hAnsiTheme="minorBidi"/>
+        </w:rPr>
+        <w:t>console.log(greet("Ana")) // Hello, Ana.</w:t>
+      </w:r>
+    </w:p>
+    <w:p>
+      <w:pPr>
+        <w:pStyle w:val="PlainText"/>
+        <w:ind w:left="720"/>
+        <w:rPr>
+          <w:rFonts w:asciiTheme="minorBidi" w:hAnsiTheme="minorBidi" w:cs="Arial"/>
+          <w:rtl/>
+        </w:rPr>
+      </w:pPr>
+      <w:r>
+        <w:rPr>
+          <w:rFonts w:asciiTheme="minorBidi" w:hAnsiTheme="minorBidi"/>
+        </w:rPr>
+        <w:t xml:space="preserve"> console.log(greet("Dima", false)) // Hello, Dima</w:t>
+      </w:r>
+      <w:r>
+        <w:rPr>
+          <w:rFonts w:asciiTheme="minorBidi" w:hAnsiTheme="minorBidi"/>
+        </w:rPr>
+        <w:t>.</w:t>
+      </w:r>
+      <w:r>
+        <w:rPr>
+          <w:rFonts w:asciiTheme="minorBidi" w:hAnsiTheme="minorBidi" w:cs="Arial"/>
+          <w:rtl/>
+        </w:rPr>
+        <w:t>.</w:t>
+      </w:r>
+    </w:p>
+    <w:p>
+      <w:pPr>
+        <w:pStyle w:val="PlainText"/>
+        <w:numPr>
+          <w:ilvl w:val="0"/>
+          <w:numId w:val="1"/>
+        </w:numPr>
+        <w:rPr>
+          <w:rFonts w:asciiTheme="minorBidi" w:hAnsiTheme="minorBidi"/>
+        </w:rPr>
+      </w:pPr>
+      <w:r>
+        <w:rPr>
+          <w:rFonts w:asciiTheme="minorBidi" w:hAnsiTheme="minorBidi" w:cs="Arial" w:hint="cs"/>
+          <w:rtl/>
+        </w:rPr>
+        <w:t>בגלל</w:t>
+      </w:r>
+      <w:r>
+        <w:rPr>
+          <w:rFonts w:asciiTheme="minorBidi" w:hAnsiTheme="minorBidi" w:hint="cs"/>
+          <w:rtl/>
+        </w:rPr>
+        <w:t xml:space="preserve"> שאינינו יודעים כמה מספרים אנחנו רוצה לסכום</w:t>
+      </w:r>
+      <w:r>
+        <w:rPr>
+          <w:rFonts w:asciiTheme="minorBidi" w:hAnsiTheme="minorBidi" w:hint="cs"/>
+          <w:rtl/>
+        </w:rPr>
+        <w:t xml:space="preserve"> </w:t>
+      </w:r>
+      <w:r>
+        <w:rPr>
+          <w:rFonts w:asciiTheme="minorBidi" w:hAnsiTheme="minorBidi"/>
+          <w:rtl/>
+        </w:rPr>
+        <w:t>–</w:t>
+      </w:r>
+      <w:r>
+        <w:rPr>
+          <w:rFonts w:asciiTheme="minorBidi" w:hAnsiTheme="minorBidi" w:hint="cs"/>
+          <w:rtl/>
+        </w:rPr>
+        <w:t xml:space="preserve"> וזה נותן לנו לסכום את כולם במשתנה אחד</w:t>
+      </w:r>
+    </w:p>
+    <w:p>
+      <w:pPr>
+        <w:pStyle w:val="PlainText"/>
+        <w:numPr>
+          <w:ilvl w:val="0"/>
+          <w:numId w:val="1"/>
+        </w:numPr>
+        <w:rPr>
+          <w:rFonts w:asciiTheme="minorBidi" w:hAnsiTheme="minorBidi"/>
+        </w:rPr>
+      </w:pPr>
+      <w:r>
+        <w:rPr>
+          <w:rFonts w:asciiTheme="minorBidi" w:hAnsiTheme="minorBidi" w:hint="cs"/>
+          <w:rtl/>
+        </w:rPr>
+        <w:t xml:space="preserve"> </w:t>
+      </w:r>
+      <w:r>
+        <w:rPr>
+          <w:rFonts w:asciiTheme="minorBidi" w:hAnsiTheme="minorBidi"/>
+        </w:rPr>
+        <w:t xml:space="preserve">Const </w:t>
+      </w:r>
+      <w:proofErr w:type="spellStart"/>
+      <w:r>
+        <w:rPr>
+          <w:rFonts w:asciiTheme="minorBidi" w:hAnsiTheme="minorBidi"/>
+        </w:rPr>
+        <w:t>newArr</w:t>
+      </w:r>
+      <w:proofErr w:type="spellEnd"/>
+      <w:r>
+        <w:rPr>
+          <w:rFonts w:asciiTheme="minorBidi" w:hAnsiTheme="minorBidi"/>
+        </w:rPr>
+        <w:t xml:space="preserve"> = […set, </w:t>
+      </w:r>
+      <w:r>
+        <w:rPr>
+          <w:rFonts w:asciiTheme="minorBidi" w:hAnsiTheme="minorBidi"/>
+        </w:rPr>
+        <w:t>4]</w:t>
+      </w:r>
+    </w:p>
+    <w:p>
+      <w:pPr>
+        <w:pStyle w:val="PlainText"/>
+        <w:numPr>
+          <w:ilvl w:val="0"/>
+          <w:numId w:val="1"/>
+        </w:numPr>
+        <w:rPr>
+          <w:rFonts w:asciiTheme="minorBidi" w:hAnsiTheme="minorBidi"/>
+        </w:rPr>
+      </w:pPr>
+      <w:r>
+        <w:rPr>
+          <w:rFonts w:asciiTheme="minorBidi" w:hAnsiTheme="minorBidi"/>
+        </w:rPr>
+        <w:t>const obj = {</w:t>
+      </w:r>
+      <w:proofErr w:type="spellStart"/>
+      <w:r>
+        <w:rPr>
+          <w:rFonts w:asciiTheme="minorBidi" w:hAnsiTheme="minorBidi"/>
+        </w:rPr>
+        <w:t>x,y</w:t>
+      </w:r>
+      <w:proofErr w:type="spellEnd"/>
+      <w:r>
+        <w:rPr>
+          <w:rFonts w:asciiTheme="minorBidi" w:hAnsiTheme="minorBidi"/>
+        </w:rPr>
+        <w:t>,[key]() {return x + y}}</w:t>
+      </w:r>
+    </w:p>
+    <w:p>
+      <w:pPr>
+        <w:pStyle w:val="PlainText"/>
+        <w:numPr>
+          <w:ilvl w:val="0"/>
+          <w:numId w:val="1"/>
+        </w:numPr>
+        <w:rPr>
+          <w:rFonts w:asciiTheme="minorBidi" w:hAnsiTheme="minorBidi"/>
+        </w:rPr>
+      </w:pPr>
+      <w:r>
+        <w:rPr>
+          <w:rFonts w:asciiTheme="minorBidi" w:hAnsiTheme="minorBidi"/>
+        </w:rPr>
+        <w:t>[a, b] = [b, a]</w:t>
+      </w:r>
+      <w:r>
+        <w:rPr>
+          <w:rFonts w:asciiTheme="minorBidi" w:hAnsiTheme="minorBidi" w:cs="Arial"/>
+        </w:rPr>
+        <w:t xml:space="preserve"> </w:t>
+      </w:r>
+    </w:p>
+    <w:p>
+      <w:pPr>
+        <w:pStyle w:val="PlainText"/>
+        <w:ind w:left="720"/>
+        <w:rPr>
+          <w:rFonts w:asciiTheme="minorBidi" w:hAnsiTheme="minorBidi" w:cs="Arial"/>
+        </w:rPr>
+      </w:pPr>
+      <w:r>
+        <w:rPr>
+          <w:rFonts w:asciiTheme="minorBidi" w:hAnsiTheme="minorBidi"/>
+        </w:rPr>
+        <w:t xml:space="preserve">const [first, ...rest] = </w:t>
+      </w:r>
+      <w:proofErr w:type="spellStart"/>
+      <w:r>
+        <w:rPr>
+          <w:rFonts w:asciiTheme="minorBidi" w:hAnsiTheme="minorBidi"/>
+        </w:rPr>
+        <w:t>arr</w:t>
+      </w:r>
+      <w:proofErr w:type="spellEnd"/>
+    </w:p>
+    <w:p>
+      <w:pPr>
+        <w:pStyle w:val="PlainText"/>
+        <w:numPr>
+          <w:ilvl w:val="0"/>
+          <w:numId w:val="1"/>
+        </w:numPr>
+        <w:rPr>
+          <w:rFonts w:asciiTheme="minorBidi" w:hAnsiTheme="minorBidi"/>
+        </w:rPr>
+      </w:pPr>
+      <w:r>
+        <w:rPr>
+          <w:rFonts w:asciiTheme="minorBidi" w:hAnsiTheme="minorBidi"/>
+        </w:rPr>
+        <w:t xml:space="preserve">const {id} = user const {name: </w:t>
+      </w:r>
+      <w:proofErr w:type="spellStart"/>
+      <w:r>
+        <w:rPr>
+          <w:rFonts w:asciiTheme="minorBidi" w:hAnsiTheme="minorBidi"/>
+        </w:rPr>
+        <w:t>fullname</w:t>
+      </w:r>
+      <w:proofErr w:type="spellEnd"/>
+      <w:r>
+        <w:rPr>
+          <w:rFonts w:asciiTheme="minorBidi" w:hAnsiTheme="minorBidi"/>
+        </w:rPr>
+        <w:t>} = user const {address: { city = 'N/A' }} = user</w:t>
+      </w:r>
+    </w:p>
+    <w:p>
+      <w:pPr>
+        <w:pStyle w:val="PlainText"/>
+        <w:numPr>
+          <w:ilvl w:val="0"/>
+          <w:numId w:val="1"/>
+        </w:numPr>
+        <w:rPr>
+          <w:rFonts w:asciiTheme="minorBidi" w:hAnsiTheme="minorBidi"/>
+        </w:rPr>
+      </w:pPr>
+      <w:r>
+        <w:rPr>
+          <w:rFonts w:asciiTheme="minorBidi" w:hAnsiTheme="minorBidi"/>
+        </w:rPr>
+        <w:t xml:space="preserve">const message = `Hi my name is </w:t>
+      </w:r>
+      <w:r>
+        <w:rPr>
+          <w:rFonts w:asciiTheme="minorBidi" w:hAnsiTheme="minorBidi"/>
+        </w:rPr>
+        <w:t>${name}</w:t>
+      </w:r>
+    </w:p>
+    <w:p>
+      <w:pPr>
+        <w:pStyle w:val="PlainText"/>
+        <w:ind w:left="720"/>
+        <w:rPr>
+          <w:rFonts w:asciiTheme="minorBidi" w:hAnsiTheme="minorBidi"/>
+        </w:rPr>
+      </w:pPr>
+      <w:r>
+        <w:rPr>
+          <w:rFonts w:asciiTheme="minorBidi" w:hAnsiTheme="minorBidi"/>
+        </w:rPr>
+        <w:t>and I am ${</w:t>
+      </w:r>
+      <w:proofErr w:type="spellStart"/>
+      <w:r>
+        <w:rPr>
+          <w:rFonts w:asciiTheme="minorBidi" w:hAnsiTheme="minorBidi"/>
+        </w:rPr>
+        <w:t>friendName</w:t>
+      </w:r>
+      <w:proofErr w:type="spellEnd"/>
+      <w:r>
+        <w:rPr>
+          <w:rFonts w:asciiTheme="minorBidi" w:hAnsiTheme="minorBidi"/>
+        </w:rPr>
+        <w:t>}\`</w:t>
+      </w:r>
+      <w:r>
+        <w:rPr>
+          <w:rFonts w:asciiTheme="minorBidi" w:hAnsiTheme="minorBidi"/>
+        </w:rPr>
+        <w:t>s friend!`</w:t>
+      </w:r>
+    </w:p>
+    <w:p>
+      <w:pPr>
+        <w:pStyle w:val="PlainText"/>
+        <w:numPr>
+          <w:ilvl w:val="0"/>
+          <w:numId w:val="1"/>
+        </w:numPr>
+        <w:rPr>
+          <w:rFonts w:asciiTheme="minorBidi" w:hAnsiTheme="minorBidi"/>
+        </w:rPr>
+      </w:pPr>
+      <w:r>
+        <w:rPr>
+          <w:rFonts w:asciiTheme="minorBidi" w:hAnsiTheme="minorBidi"/>
+        </w:rPr>
+        <w:t>function safe(strings, ...values) {const escape = str =&gt;String(str).replace(/[&amp;&lt;&gt;"']/g, c =&gt;({ "&amp;": "&amp;amp;", "&lt;": "&amp;</w:t>
+      </w:r>
+      <w:proofErr w:type="spellStart"/>
+      <w:r>
+        <w:rPr>
+          <w:rFonts w:asciiTheme="minorBidi" w:hAnsiTheme="minorBidi"/>
+        </w:rPr>
+        <w:t>lt</w:t>
+      </w:r>
+      <w:proofErr w:type="spellEnd"/>
+      <w:r>
+        <w:rPr>
+          <w:rFonts w:asciiTheme="minorBidi" w:hAnsiTheme="minorBidi"/>
+        </w:rPr>
+        <w:t>;", "&gt;": "&amp;</w:t>
+      </w:r>
+      <w:proofErr w:type="spellStart"/>
+      <w:r>
+        <w:rPr>
+          <w:rFonts w:asciiTheme="minorBidi" w:hAnsiTheme="minorBidi"/>
+        </w:rPr>
+        <w:t>gt</w:t>
+      </w:r>
+      <w:proofErr w:type="spellEnd"/>
+      <w:r>
+        <w:rPr>
+          <w:rFonts w:asciiTheme="minorBidi" w:hAnsiTheme="minorBidi"/>
+        </w:rPr>
+        <w:t>;", '"': "&amp;</w:t>
+      </w:r>
+      <w:proofErr w:type="spellStart"/>
+      <w:r>
+        <w:rPr>
+          <w:rFonts w:asciiTheme="minorBidi" w:hAnsiTheme="minorBidi"/>
+        </w:rPr>
+        <w:t>quot</w:t>
+      </w:r>
+      <w:proofErr w:type="spellEnd"/>
+      <w:r>
+        <w:rPr>
+          <w:rFonts w:asciiTheme="minorBidi" w:hAnsiTheme="minorBidi"/>
+        </w:rPr>
+        <w:t xml:space="preserve">;", "'": "&amp;#39;" }[c]));return </w:t>
+      </w:r>
+      <w:proofErr w:type="spellStart"/>
+      <w:r>
+        <w:rPr>
+          <w:rFonts w:asciiTheme="minorBidi" w:hAnsiTheme="minorBidi"/>
+        </w:rPr>
+        <w:t>strings.reduce</w:t>
+      </w:r>
+      <w:proofErr w:type="spellEnd"/>
+      <w:r>
+        <w:rPr>
+          <w:rFonts w:asciiTheme="minorBidi" w:hAnsiTheme="minorBidi"/>
+        </w:rPr>
+        <w:t xml:space="preserve">((result, str, </w:t>
+      </w:r>
+      <w:proofErr w:type="spellStart"/>
+      <w:r>
+        <w:rPr>
+          <w:rFonts w:asciiTheme="minorBidi" w:hAnsiTheme="minorBidi"/>
+        </w:rPr>
+        <w:t>i</w:t>
+      </w:r>
+      <w:proofErr w:type="spellEnd"/>
+      <w:r>
+        <w:rPr>
+          <w:rFonts w:asciiTheme="minorBidi" w:hAnsiTheme="minorBidi"/>
+        </w:rPr>
+        <w:t>) =&gt; result + str + (</w:t>
+      </w:r>
+      <w:proofErr w:type="spellStart"/>
+      <w:r>
+        <w:rPr>
+          <w:rFonts w:asciiTheme="minorBidi" w:hAnsiTheme="minorBidi"/>
+        </w:rPr>
+        <w:t>i</w:t>
+      </w:r>
+      <w:proofErr w:type="spellEnd"/>
+      <w:r>
+        <w:rPr>
+          <w:rFonts w:asciiTheme="minorBidi" w:hAnsiTheme="minorBidi"/>
+        </w:rPr>
+        <w:t xml:space="preserve"> &lt; </w:t>
+      </w:r>
+      <w:proofErr w:type="spellStart"/>
+      <w:r>
+        <w:rPr>
+          <w:rFonts w:asciiTheme="minorBidi" w:hAnsiTheme="minorBidi"/>
+        </w:rPr>
+        <w:t>values.length</w:t>
+      </w:r>
+      <w:proofErr w:type="spellEnd"/>
+      <w:r>
+        <w:rPr>
+          <w:rFonts w:asciiTheme="minorBidi" w:hAnsiTheme="minorBidi"/>
+        </w:rPr>
+        <w:t xml:space="preserve"> ? escape(values[</w:t>
+      </w:r>
+      <w:proofErr w:type="spellStart"/>
+      <w:r>
+        <w:rPr>
+          <w:rFonts w:asciiTheme="minorBidi" w:hAnsiTheme="minorBidi"/>
+        </w:rPr>
+        <w:t>i</w:t>
+      </w:r>
+      <w:proofErr w:type="spellEnd"/>
+      <w:r>
+        <w:rPr>
+          <w:rFonts w:asciiTheme="minorBidi" w:hAnsiTheme="minorBidi"/>
+        </w:rPr>
+        <w:t>]) : ""),"");}</w:t>
+      </w:r>
+    </w:p>
+    <w:p>
+      <w:pPr>
+        <w:pStyle w:val="PlainText"/>
+        <w:ind w:left="720"/>
+        <w:rPr>
+          <w:rFonts w:asciiTheme="minorBidi" w:hAnsiTheme="minorBidi"/>
+          <w:rtl/>
+        </w:rPr>
+      </w:pPr>
+      <w:r>
+        <w:rPr>
+          <w:rFonts w:asciiTheme="minorBidi" w:hAnsiTheme="minorBidi" w:hint="cs"/>
+          <w:rtl/>
+        </w:rPr>
+        <w:t xml:space="preserve">השתמשתי </w:t>
+      </w:r>
+      <w:proofErr w:type="spellStart"/>
+      <w:r>
+        <w:rPr>
+          <w:rFonts w:asciiTheme="minorBidi" w:hAnsiTheme="minorBidi" w:hint="cs"/>
+          <w:rtl/>
+        </w:rPr>
+        <w:t>בצאט</w:t>
+      </w:r>
+      <w:proofErr w:type="spellEnd"/>
+    </w:p>
+    <w:p>
+      <w:pPr>
+        <w:pStyle w:val="PlainText"/>
+        <w:numPr>
+          <w:ilvl w:val="0"/>
+          <w:numId w:val="1"/>
+        </w:numPr>
+        <w:rPr>
+          <w:rFonts w:asciiTheme="minorBidi" w:hAnsiTheme="minorBidi"/>
+        </w:rPr>
+      </w:pPr>
+      <w:r>
+        <w:rPr>
+          <w:rFonts w:asciiTheme="minorBidi" w:hAnsiTheme="minorBidi"/>
+        </w:rPr>
+        <w:t xml:space="preserve">class Person{ constructor(name){ this.name = name } </w:t>
+      </w:r>
+    </w:p>
+    <w:p>
+      <w:pPr>
+        <w:pStyle w:val="PlainText"/>
+        <w:ind w:left="720"/>
+        <w:rPr>
+          <w:rFonts w:asciiTheme="minorBidi" w:hAnsiTheme="minorBidi"/>
+        </w:rPr>
+      </w:pPr>
+      <w:r>
+        <w:rPr>
+          <w:rFonts w:asciiTheme="minorBidi" w:hAnsiTheme="minorBidi"/>
+        </w:rPr>
+        <w:t xml:space="preserve">say(){ return `Hi ${this.name}` } </w:t>
+      </w:r>
+    </w:p>
+    <w:p>
+      <w:pPr>
+        <w:pStyle w:val="PlainText"/>
+        <w:ind w:left="720"/>
+        <w:rPr>
+          <w:rFonts w:asciiTheme="minorBidi" w:hAnsiTheme="minorBidi"/>
+        </w:rPr>
+      </w:pPr>
+      <w:r>
+        <w:rPr>
+          <w:rFonts w:asciiTheme="minorBidi" w:hAnsiTheme="minorBidi"/>
+        </w:rPr>
+        <w:t>get initial(){ return this.name</w:t>
+      </w:r>
+      <w:r>
+        <w:rPr>
+          <w:rFonts w:asciiTheme="minorBidi" w:hAnsiTheme="minorBidi" w:cs="Arial"/>
+          <w:rtl/>
+        </w:rPr>
+        <w:t xml:space="preserve">[0] </w:t>
+      </w:r>
+      <w:r>
+        <w:rPr>
+          <w:rFonts w:asciiTheme="minorBidi" w:hAnsiTheme="minorBidi"/>
+        </w:rPr>
+        <w:t>} }</w:t>
+      </w:r>
+    </w:p>
+    <w:p>
+      <w:pPr>
+        <w:pStyle w:val="PlainText"/>
+        <w:numPr>
+          <w:ilvl w:val="0"/>
+          <w:numId w:val="1"/>
+        </w:numPr>
+        <w:jc w:val="right"/>
+        <w:rPr>
+          <w:rFonts w:asciiTheme="minorBidi" w:hAnsiTheme="minorBidi"/>
+          <w:rtl/>
+        </w:rPr>
+      </w:pPr>
+      <w:r>
+        <w:rPr>
+          <w:rFonts w:asciiTheme="minorBidi" w:hAnsiTheme="minorBidi"/>
+        </w:rPr>
+        <w:t>class User{</w:t>
+      </w:r>
+      <w:r>
+        <w:rPr>
+          <w:rFonts w:asciiTheme="minorBidi" w:hAnsiTheme="minorBidi" w:hint="cs"/>
+          <w:rtl/>
+        </w:rPr>
+        <w:t xml:space="preserve"> </w:t>
+      </w:r>
+    </w:p>
+    <w:p>
+      <w:pPr>
+        <w:pStyle w:val="PlainText"/>
+        <w:ind w:left="360"/>
+        <w:jc w:val="right"/>
+        <w:rPr>
+          <w:rFonts w:asciiTheme="minorBidi" w:hAnsiTheme="minorBidi"/>
+        </w:rPr>
+      </w:pPr>
+      <w:r>
+        <w:rPr>
+          <w:rFonts w:asciiTheme="minorBidi" w:hAnsiTheme="minorBidi"/>
+        </w:rPr>
+        <w:t>  constructor(name){</w:t>
+      </w:r>
+    </w:p>
+    <w:p>
+      <w:pPr>
+        <w:pStyle w:val="PlainText"/>
+        <w:ind w:left="360"/>
+        <w:jc w:val="right"/>
+        <w:rPr>
+          <w:rFonts w:asciiTheme="minorBidi" w:hAnsiTheme="minorBidi"/>
+        </w:rPr>
+      </w:pPr>
+      <w:r>
+        <w:rPr>
+          <w:rFonts w:asciiTheme="minorBidi" w:hAnsiTheme="minorBidi"/>
+        </w:rPr>
+        <w:t>    this.name = name</w:t>
+      </w:r>
+    </w:p>
+    <w:p>
+      <w:pPr>
+        <w:pStyle w:val="PlainText"/>
+        <w:ind w:left="360"/>
+        <w:jc w:val="right"/>
+        <w:rPr>
+          <w:rFonts w:asciiTheme="minorBidi" w:hAnsiTheme="minorBidi"/>
+        </w:rPr>
+      </w:pPr>
+      <w:r>
+        <w:rPr>
+          <w:rFonts w:asciiTheme="minorBidi" w:hAnsiTheme="minorBidi"/>
+        </w:rPr>
+        <w:t>  }</w:t>
+      </w:r>
+    </w:p>
+    <w:p>
+      <w:pPr>
+        <w:pStyle w:val="PlainText"/>
+        <w:ind w:left="360"/>
+        <w:jc w:val="right"/>
+        <w:rPr>
+          <w:rFonts w:asciiTheme="minorBidi" w:hAnsiTheme="minorBidi"/>
+        </w:rPr>
+      </w:pPr>
+      <w:r>
+        <w:rPr>
+          <w:rFonts w:asciiTheme="minorBidi" w:hAnsiTheme="minorBidi"/>
+        </w:rPr>
+        <w:t>  say(){</w:t>
+      </w:r>
+    </w:p>
+    <w:p>
+      <w:pPr>
+        <w:pStyle w:val="PlainText"/>
+        <w:ind w:left="360"/>
+        <w:jc w:val="right"/>
+        <w:rPr>
+          <w:rFonts w:asciiTheme="minorBidi" w:hAnsiTheme="minorBidi"/>
+        </w:rPr>
+      </w:pPr>
+      <w:r>
+        <w:rPr>
+          <w:rFonts w:asciiTheme="minorBidi" w:hAnsiTheme="minorBidi"/>
+        </w:rPr>
+        <w:t>    return `Hello User ${this.name}`</w:t>
+      </w:r>
+    </w:p>
+    <w:p>
+      <w:pPr>
+        <w:pStyle w:val="PlainText"/>
+        <w:ind w:left="360"/>
+        <w:jc w:val="right"/>
+        <w:rPr>
+          <w:rFonts w:asciiTheme="minorBidi" w:hAnsiTheme="minorBidi"/>
+        </w:rPr>
+      </w:pPr>
+      <w:r>
+        <w:rPr>
+          <w:rFonts w:asciiTheme="minorBidi" w:hAnsiTheme="minorBidi"/>
+        </w:rPr>
+        <w:t>  }</w:t>
+      </w:r>
+    </w:p>
+    <w:p>
+      <w:pPr>
+        <w:pStyle w:val="PlainText"/>
+        <w:ind w:left="360"/>
+        <w:jc w:val="right"/>
+        <w:rPr>
+          <w:rFonts w:asciiTheme="minorBidi" w:hAnsiTheme="minorBidi"/>
+        </w:rPr>
+      </w:pPr>
+      <w:r>
+        <w:rPr>
+          <w:rFonts w:asciiTheme="minorBidi" w:hAnsiTheme="minorBidi"/>
+        </w:rPr>
+        <w:t>}</w:t>
+      </w:r>
+    </w:p>
+    <w:p>
+      <w:pPr>
+        <w:pStyle w:val="PlainText"/>
+        <w:ind w:left="360"/>
+        <w:jc w:val="right"/>
+        <w:rPr>
+          <w:rFonts w:asciiTheme="minorBidi" w:hAnsiTheme="minorBidi"/>
+        </w:rPr>
+      </w:pPr>
+    </w:p>
+    <w:p>
+      <w:pPr>
+        <w:pStyle w:val="PlainText"/>
+        <w:ind w:left="360"/>
+        <w:jc w:val="right"/>
+        <w:rPr>
+          <w:rFonts w:asciiTheme="minorBidi" w:hAnsiTheme="minorBidi"/>
+        </w:rPr>
+      </w:pPr>
+      <w:r>
+        <w:rPr>
+          <w:rFonts w:asciiTheme="minorBidi" w:hAnsiTheme="minorBidi"/>
+        </w:rPr>
+        <w:t>class Admin extends User{</w:t>
+      </w:r>
+    </w:p>
+    <w:p>
+      <w:pPr>
+        <w:pStyle w:val="PlainText"/>
+        <w:ind w:left="360"/>
+        <w:jc w:val="right"/>
+        <w:rPr>
+          <w:rFonts w:asciiTheme="minorBidi" w:hAnsiTheme="minorBidi"/>
+        </w:rPr>
+      </w:pPr>
+      <w:r>
+        <w:rPr>
+          <w:rFonts w:asciiTheme="minorBidi" w:hAnsiTheme="minorBidi"/>
+        </w:rPr>
+        <w:t>  constructor(name){</w:t>
+      </w:r>
+    </w:p>
+    <w:p>
+      <w:pPr>
+        <w:pStyle w:val="PlainText"/>
+        <w:ind w:left="360"/>
+        <w:jc w:val="right"/>
+        <w:rPr>
+          <w:rFonts w:asciiTheme="minorBidi" w:hAnsiTheme="minorBidi"/>
+        </w:rPr>
+      </w:pPr>
+      <w:r>
+        <w:rPr>
+          <w:rFonts w:asciiTheme="minorBidi" w:hAnsiTheme="minorBidi"/>
+        </w:rPr>
+        <w:t>    super(name)</w:t>
+      </w:r>
+    </w:p>
+    <w:p>
+      <w:pPr>
+        <w:pStyle w:val="PlainText"/>
+        <w:ind w:left="360"/>
+        <w:jc w:val="right"/>
+        <w:rPr>
+          <w:rFonts w:asciiTheme="minorBidi" w:hAnsiTheme="minorBidi"/>
+        </w:rPr>
+      </w:pPr>
+      <w:r>
+        <w:rPr>
+          <w:rFonts w:asciiTheme="minorBidi" w:hAnsiTheme="minorBidi"/>
+        </w:rPr>
+        <w:t>  }</w:t>
+      </w:r>
+    </w:p>
+    <w:p>
+      <w:pPr>
+        <w:pStyle w:val="PlainText"/>
+        <w:ind w:left="360"/>
+        <w:jc w:val="right"/>
+        <w:rPr>
+          <w:rFonts w:asciiTheme="minorBidi" w:hAnsiTheme="minorBidi"/>
+        </w:rPr>
+      </w:pPr>
+      <w:r>
+        <w:rPr>
+          <w:rFonts w:asciiTheme="minorBidi" w:hAnsiTheme="minorBidi"/>
+        </w:rPr>
+        <w:t>  say(){</w:t>
+      </w:r>
+    </w:p>
+    <w:p>
+      <w:pPr>
+        <w:pStyle w:val="PlainText"/>
+        <w:ind w:left="360"/>
+        <w:jc w:val="right"/>
+        <w:rPr>
+          <w:rFonts w:asciiTheme="minorBidi" w:hAnsiTheme="minorBidi"/>
+        </w:rPr>
+      </w:pPr>
+      <w:r>
+        <w:rPr>
+          <w:rFonts w:asciiTheme="minorBidi" w:hAnsiTheme="minorBidi"/>
+        </w:rPr>
+        <w:t>    return `Hello Admin ${this.name}`</w:t>
+      </w:r>
+    </w:p>
+    <w:p>
+      <w:pPr>
+        <w:pStyle w:val="PlainText"/>
+        <w:ind w:left="360"/>
+        <w:jc w:val="right"/>
+        <w:rPr>
+          <w:rFonts w:asciiTheme="minorBidi" w:hAnsiTheme="minorBidi"/>
+        </w:rPr>
+      </w:pPr>
+      <w:r>
+        <w:rPr>
+          <w:rFonts w:asciiTheme="minorBidi" w:hAnsiTheme="minorBidi"/>
+        </w:rPr>
+        <w:t>  }</w:t>
+      </w:r>
+    </w:p>
+    <w:p>
+      <w:pPr>
+        <w:pStyle w:val="PlainText"/>
+        <w:ind w:left="360"/>
+        <w:jc w:val="right"/>
+        <w:rPr>
+          <w:rFonts w:asciiTheme="minorBidi" w:hAnsiTheme="minorBidi"/>
+        </w:rPr>
+      </w:pPr>
+      <w:r>
+        <w:rPr>
+          <w:rFonts w:asciiTheme="minorBidi" w:hAnsiTheme="minorBidi"/>
+        </w:rPr>
+        <w:t>}</w:t>
+      </w:r>
+    </w:p>
+    <w:p>
+      <w:pPr>
+        <w:pStyle w:val="PlainText"/>
+        <w:ind w:left="360"/>
+        <w:jc w:val="right"/>
+        <w:rPr>
+          <w:rFonts w:asciiTheme="minorBidi" w:hAnsiTheme="minorBidi"/>
+        </w:rPr>
+      </w:pPr>
+      <w:r>
+        <w:rPr>
+          <w:rFonts w:asciiTheme="minorBidi" w:hAnsiTheme="minorBidi"/>
+        </w:rPr>
+        <w:t>class Id{</w:t>
+      </w:r>
+    </w:p>
+    <w:p>
+      <w:pPr>
+        <w:pStyle w:val="PlainText"/>
+        <w:ind w:left="360"/>
+        <w:jc w:val="right"/>
+        <w:rPr>
+          <w:rFonts w:asciiTheme="minorBidi" w:hAnsiTheme="minorBidi"/>
+        </w:rPr>
+      </w:pPr>
+      <w:r>
+        <w:rPr>
+          <w:rFonts w:asciiTheme="minorBidi" w:hAnsiTheme="minorBidi"/>
+        </w:rPr>
+        <w:t>  static ids = 0</w:t>
+      </w:r>
+    </w:p>
+    <w:p>
+      <w:pPr>
+        <w:pStyle w:val="PlainText"/>
+        <w:ind w:left="360"/>
+        <w:jc w:val="right"/>
+        <w:rPr>
+          <w:rFonts w:asciiTheme="minorBidi" w:hAnsiTheme="minorBidi"/>
+        </w:rPr>
+      </w:pPr>
+      <w:r>
+        <w:rPr>
+          <w:rFonts w:asciiTheme="minorBidi" w:hAnsiTheme="minorBidi"/>
+        </w:rPr>
+        <w:t>  constructor(){</w:t>
+      </w:r>
+    </w:p>
+    <w:p>
+      <w:pPr>
+        <w:pStyle w:val="PlainText"/>
+        <w:ind w:left="360"/>
+        <w:jc w:val="right"/>
+        <w:rPr>
+          <w:rFonts w:asciiTheme="minorBidi" w:hAnsiTheme="minorBidi"/>
+        </w:rPr>
+      </w:pPr>
+      <w:r>
+        <w:rPr>
+          <w:rFonts w:asciiTheme="minorBidi" w:hAnsiTheme="minorBidi"/>
+        </w:rPr>
+        <w:t xml:space="preserve">    </w:t>
+      </w:r>
+      <w:proofErr w:type="spellStart"/>
+      <w:r>
+        <w:rPr>
+          <w:rFonts w:asciiTheme="minorBidi" w:hAnsiTheme="minorBidi"/>
+        </w:rPr>
+        <w:t>Id.ids</w:t>
+      </w:r>
+      <w:proofErr w:type="spellEnd"/>
+      <w:r>
+        <w:rPr>
+          <w:rFonts w:asciiTheme="minorBidi" w:hAnsiTheme="minorBidi"/>
+        </w:rPr>
+        <w:t>++</w:t>
+      </w:r>
+    </w:p>
+    <w:p>
+      <w:pPr>
+        <w:pStyle w:val="PlainText"/>
+        <w:ind w:left="360"/>
+        <w:jc w:val="right"/>
+        <w:rPr>
+          <w:rFonts w:asciiTheme="minorBidi" w:hAnsiTheme="minorBidi"/>
+        </w:rPr>
+      </w:pPr>
+      <w:r>
+        <w:rPr>
+          <w:rFonts w:asciiTheme="minorBidi" w:hAnsiTheme="minorBidi"/>
+        </w:rPr>
+        <w:t xml:space="preserve">    this.id = </w:t>
+      </w:r>
+      <w:proofErr w:type="spellStart"/>
+      <w:r>
+        <w:rPr>
+          <w:rFonts w:asciiTheme="minorBidi" w:hAnsiTheme="minorBidi"/>
+        </w:rPr>
+        <w:t>Id.ids</w:t>
+      </w:r>
+      <w:proofErr w:type="spellEnd"/>
+    </w:p>
+    <w:p>
+      <w:pPr>
+        <w:pStyle w:val="PlainText"/>
+        <w:ind w:left="360"/>
+        <w:jc w:val="right"/>
+        <w:rPr>
+          <w:rFonts w:asciiTheme="minorBidi" w:hAnsiTheme="minorBidi"/>
+        </w:rPr>
+      </w:pPr>
+      <w:r>
+        <w:rPr>
+          <w:rFonts w:asciiTheme="minorBidi" w:hAnsiTheme="minorBidi"/>
+        </w:rPr>
+        <w:t>  }</w:t>
+      </w:r>
+    </w:p>
+    <w:p>
+      <w:pPr>
+        <w:pStyle w:val="PlainText"/>
+        <w:ind w:left="360"/>
+        <w:jc w:val="right"/>
+        <w:rPr>
+          <w:rFonts w:asciiTheme="minorBidi" w:hAnsiTheme="minorBidi"/>
+        </w:rPr>
+      </w:pPr>
+      <w:r>
+        <w:rPr>
+          <w:rFonts w:asciiTheme="minorBidi" w:hAnsiTheme="minorBidi"/>
+        </w:rPr>
+        <w:t>  static next(){</w:t>
+      </w:r>
+    </w:p>
+    <w:p>
+      <w:pPr>
+        <w:pStyle w:val="PlainText"/>
+        <w:ind w:left="360"/>
+        <w:jc w:val="right"/>
+        <w:rPr>
+          <w:rFonts w:asciiTheme="minorBidi" w:hAnsiTheme="minorBidi"/>
+        </w:rPr>
+      </w:pPr>
+      <w:r>
+        <w:rPr>
+          <w:rFonts w:asciiTheme="minorBidi" w:hAnsiTheme="minorBidi"/>
+        </w:rPr>
+        <w:t xml:space="preserve">    return </w:t>
+      </w:r>
+      <w:proofErr w:type="spellStart"/>
+      <w:r>
+        <w:rPr>
+          <w:rFonts w:asciiTheme="minorBidi" w:hAnsiTheme="minorBidi"/>
+        </w:rPr>
+        <w:t>Id.ids</w:t>
+      </w:r>
+      <w:proofErr w:type="spellEnd"/>
+    </w:p>
+    <w:p>
+      <w:pPr>
+        <w:pStyle w:val="PlainText"/>
+        <w:ind w:left="360"/>
+        <w:jc w:val="right"/>
+        <w:rPr>
+          <w:rFonts w:asciiTheme="minorBidi" w:hAnsiTheme="minorBidi"/>
+        </w:rPr>
+      </w:pPr>
+      <w:r>
+        <w:rPr>
+          <w:rFonts w:asciiTheme="minorBidi" w:hAnsiTheme="minorBidi"/>
+        </w:rPr>
+        <w:lastRenderedPageBreak/>
+        <w:t>  }</w:t>
+      </w:r>
+    </w:p>
+    <w:p>
+      <w:pPr>
+        <w:pStyle w:val="PlainText"/>
+        <w:ind w:left="360"/>
+        <w:jc w:val="right"/>
+        <w:rPr>
+          <w:rFonts w:asciiTheme="minorBidi" w:hAnsiTheme="minorBidi"/>
+        </w:rPr>
+      </w:pPr>
+      <w:r>
+        <w:rPr>
+          <w:rFonts w:asciiTheme="minorBidi" w:hAnsiTheme="minorBidi"/>
+        </w:rPr>
+        <w:t>}</w:t>
+      </w:r>
+    </w:p>
+    <w:p>
+      <w:pPr>
+        <w:pStyle w:val="PlainText"/>
+        <w:rPr>
+          <w:rFonts w:asciiTheme="minorBidi" w:hAnsiTheme="minorBidi"/>
+        </w:rPr>
+      </w:pPr>
+      <w:r>
+        <w:rPr>
+          <w:rFonts w:asciiTheme="minorBidi" w:hAnsiTheme="minorBidi" w:hint="cs"/>
+          <w:rtl/>
+        </w:rPr>
+        <w:t>17.</w:t>
+      </w:r>
+      <w:r>
+        <w:rPr>
+          <w:rFonts w:asciiTheme="minorBidi" w:hAnsiTheme="minorBidi"/>
+          <w:rtl/>
+        </w:rPr>
+        <w:t xml:space="preserve"> </w:t>
+      </w:r>
+      <w:r>
+        <w:rPr>
+          <w:rFonts w:asciiTheme="minorBidi" w:hAnsiTheme="minorBidi"/>
+        </w:rPr>
+        <w:t>e</w:t>
+      </w:r>
+      <w:r>
+        <w:rPr>
+          <w:rFonts w:asciiTheme="minorBidi" w:hAnsiTheme="minorBidi"/>
+        </w:rPr>
+        <w:t>xport default</w:t>
+      </w:r>
+      <w:r>
+        <w:rPr>
+          <w:rFonts w:asciiTheme="minorBidi" w:hAnsiTheme="minorBidi" w:hint="cs"/>
+          <w:rtl/>
+        </w:rPr>
+        <w:t xml:space="preserve"> </w:t>
+      </w:r>
+      <w:r>
+        <w:rPr>
+          <w:rFonts w:asciiTheme="minorBidi" w:hAnsiTheme="minorBidi"/>
+          <w:rtl/>
+        </w:rPr>
+        <w:t>–</w:t>
+      </w:r>
+      <w:r>
+        <w:rPr>
+          <w:rFonts w:asciiTheme="minorBidi" w:hAnsiTheme="minorBidi" w:hint="cs"/>
+          <w:rtl/>
+        </w:rPr>
+        <w:t xml:space="preserve"> </w:t>
+      </w:r>
+      <w:r>
+        <w:rPr>
+          <w:rFonts w:asciiTheme="minorBidi" w:hAnsiTheme="minorBidi"/>
+        </w:rPr>
+        <w:t xml:space="preserve">import </w:t>
+      </w:r>
+      <w:r>
+        <w:rPr>
+          <w:rFonts w:asciiTheme="minorBidi" w:hAnsiTheme="minorBidi"/>
+        </w:rPr>
+        <w:t>something from math.js</w:t>
+      </w:r>
+    </w:p>
+    <w:p>
+      <w:pPr>
+        <w:pStyle w:val="PlainText"/>
+        <w:rPr>
+          <w:rFonts w:asciiTheme="minorBidi" w:hAnsiTheme="minorBidi"/>
+        </w:rPr>
+      </w:pPr>
+      <w:r>
+        <w:rPr>
+          <w:rFonts w:asciiTheme="minorBidi" w:hAnsiTheme="minorBidi"/>
+          <w:rtl/>
+        </w:rPr>
+        <w:tab/>
+      </w:r>
+      <w:r>
+        <w:rPr>
+          <w:rFonts w:asciiTheme="minorBidi" w:hAnsiTheme="minorBidi"/>
+        </w:rPr>
+        <w:t xml:space="preserve">Export named </w:t>
+      </w:r>
+      <w:proofErr w:type="spellStart"/>
+      <w:r>
+        <w:rPr>
+          <w:rFonts w:asciiTheme="minorBidi" w:hAnsiTheme="minorBidi"/>
+        </w:rPr>
+        <w:t>func</w:t>
+      </w:r>
+      <w:proofErr w:type="spellEnd"/>
+      <w:r>
+        <w:rPr>
+          <w:rFonts w:asciiTheme="minorBidi" w:hAnsiTheme="minorBidi" w:hint="cs"/>
+          <w:rtl/>
+        </w:rPr>
+        <w:t xml:space="preserve"> </w:t>
+      </w:r>
+      <w:r>
+        <w:rPr>
+          <w:rFonts w:asciiTheme="minorBidi" w:hAnsiTheme="minorBidi"/>
+          <w:rtl/>
+        </w:rPr>
+        <w:t>–</w:t>
+      </w:r>
+      <w:r>
+        <w:rPr>
+          <w:rFonts w:asciiTheme="minorBidi" w:hAnsiTheme="minorBidi" w:hint="cs"/>
+          <w:rtl/>
+        </w:rPr>
+        <w:t xml:space="preserve"> </w:t>
+      </w:r>
+      <w:r>
+        <w:rPr>
+          <w:rFonts w:asciiTheme="minorBidi" w:hAnsiTheme="minorBidi"/>
+        </w:rPr>
+        <w:t xml:space="preserve">import {something} form </w:t>
+      </w:r>
+      <w:r>
+        <w:rPr>
+          <w:rFonts w:asciiTheme="minorBidi" w:hAnsiTheme="minorBidi"/>
+        </w:rPr>
+        <w:t>'math.js'</w:t>
+      </w:r>
+    </w:p>
+    <w:p>
+      <w:pPr>
+        <w:pStyle w:val="PlainText"/>
+        <w:rPr>
+          <w:rFonts w:asciiTheme="minorBidi" w:hAnsiTheme="minorBidi" w:cs="Arial"/>
+          <w:rtl/>
+        </w:rPr>
+      </w:pPr>
+      <w:r>
+        <w:rPr>
+          <w:rFonts w:asciiTheme="minorBidi" w:hAnsiTheme="minorBidi"/>
+        </w:rPr>
+        <w:t>18</w:t>
+      </w:r>
+      <w:r>
+        <w:rPr>
+          <w:rFonts w:asciiTheme="minorBidi" w:hAnsiTheme="minorBidi" w:hint="cs"/>
+          <w:rtl/>
+        </w:rPr>
+        <w:t xml:space="preserve">. </w:t>
+      </w:r>
+      <w:r>
+        <w:rPr>
+          <w:rFonts w:asciiTheme="minorBidi" w:hAnsiTheme="minorBidi"/>
+        </w:rPr>
+        <w:t>export * from './utils.js' export { default } from './main.js</w:t>
+      </w:r>
+      <w:r>
+        <w:rPr>
+          <w:rFonts w:asciiTheme="minorBidi" w:hAnsiTheme="minorBidi" w:cs="Arial"/>
+          <w:rtl/>
+        </w:rPr>
+        <w:t>'</w:t>
+      </w:r>
+    </w:p>
+    <w:p>
+      <w:pPr>
+        <w:pStyle w:val="PlainText"/>
+        <w:rPr>
+          <w:rFonts w:asciiTheme="minorBidi" w:hAnsiTheme="minorBidi" w:cs="Arial"/>
+          <w:rtl/>
+        </w:rPr>
+      </w:pPr>
+      <w:r>
+        <w:rPr>
+          <w:rFonts w:asciiTheme="minorBidi" w:hAnsiTheme="minorBidi" w:cs="Arial" w:hint="cs"/>
+          <w:rtl/>
+        </w:rPr>
+        <w:t xml:space="preserve">19. </w:t>
+      </w:r>
+      <w:r>
+        <w:rPr>
+          <w:rFonts w:asciiTheme="minorBidi" w:hAnsiTheme="minorBidi" w:cs="Arial" w:hint="cs"/>
+          <w:rtl/>
+        </w:rPr>
+        <w:t>לא הבנתי</w:t>
+      </w:r>
+    </w:p>
+    <w:p>
+      <w:pPr>
+        <w:pStyle w:val="PlainText"/>
+        <w:rPr>
+          <w:rFonts w:asciiTheme="minorBidi" w:hAnsiTheme="minorBidi"/>
+          <w:rtl/>
+        </w:rPr>
+      </w:pPr>
+      <w:r>
+        <w:rPr>
+          <w:rFonts w:asciiTheme="minorBidi" w:hAnsiTheme="minorBidi" w:cs="Arial" w:hint="cs"/>
+          <w:rtl/>
+        </w:rPr>
+        <w:t xml:space="preserve">20. </w:t>
+      </w:r>
+      <w:r>
+        <w:rPr>
+          <w:rFonts w:asciiTheme="minorBidi" w:hAnsiTheme="minorBidi" w:cs="Arial"/>
+        </w:rPr>
+        <w:t xml:space="preserve">for.. </w:t>
+      </w:r>
+      <w:r>
+        <w:rPr>
+          <w:rFonts w:asciiTheme="minorBidi" w:hAnsiTheme="minorBidi" w:cs="Arial"/>
+        </w:rPr>
+        <w:t>of</w:t>
+      </w:r>
+      <w:r>
+        <w:rPr>
+          <w:rFonts w:asciiTheme="minorBidi" w:hAnsiTheme="minorBidi" w:cs="Arial" w:hint="cs"/>
+          <w:rtl/>
+        </w:rPr>
+        <w:t xml:space="preserve"> </w:t>
+      </w:r>
+      <w:r>
+        <w:rPr>
+          <w:rFonts w:asciiTheme="minorBidi" w:hAnsiTheme="minorBidi" w:cs="Arial"/>
+          <w:rtl/>
+        </w:rPr>
+        <w:t>–</w:t>
+      </w:r>
+      <w:r>
+        <w:rPr>
+          <w:rFonts w:asciiTheme="minorBidi" w:hAnsiTheme="minorBidi" w:cs="Arial" w:hint="cs"/>
+          <w:rtl/>
+        </w:rPr>
+        <w:t xml:space="preserve"> מוציא את הערך </w:t>
+      </w:r>
+      <w:r>
+        <w:rPr>
+          <w:rFonts w:asciiTheme="minorBidi" w:hAnsiTheme="minorBidi" w:hint="cs"/>
+          <w:rtl/>
+        </w:rPr>
+        <w:t>ממערך, לא יכול לעבור על אובייקט.</w:t>
+      </w:r>
+    </w:p>
+    <w:p>
+      <w:pPr>
+        <w:pStyle w:val="PlainText"/>
+        <w:rPr>
+          <w:rFonts w:asciiTheme="minorBidi" w:hAnsiTheme="minorBidi"/>
+          <w:rtl/>
+        </w:rPr>
+      </w:pPr>
+      <w:r>
+        <w:rPr>
+          <w:rFonts w:asciiTheme="minorBidi" w:hAnsiTheme="minorBidi"/>
+        </w:rPr>
+        <w:tab/>
+        <w:t>For … in</w:t>
+      </w:r>
+      <w:r>
+        <w:rPr>
+          <w:rFonts w:asciiTheme="minorBidi" w:hAnsiTheme="minorBidi" w:hint="cs"/>
+          <w:rtl/>
+        </w:rPr>
+        <w:t xml:space="preserve"> </w:t>
+      </w:r>
+      <w:r>
+        <w:rPr>
+          <w:rFonts w:asciiTheme="minorBidi" w:hAnsiTheme="minorBidi"/>
+          <w:rtl/>
+        </w:rPr>
+        <w:t>–</w:t>
+      </w:r>
+      <w:r>
+        <w:rPr>
+          <w:rFonts w:asciiTheme="minorBidi" w:hAnsiTheme="minorBidi" w:hint="cs"/>
+          <w:rtl/>
+        </w:rPr>
+        <w:t xml:space="preserve"> מוציא את האינדקס/מפתח של מערך</w:t>
+      </w:r>
+      <w:r>
+        <w:rPr>
+          <w:rFonts w:asciiTheme="minorBidi" w:hAnsiTheme="minorBidi" w:hint="cs"/>
+          <w:rtl/>
+        </w:rPr>
+        <w:t>/אובייקט.</w:t>
+      </w:r>
+    </w:p>
+    <w:p>
+      <w:pPr>
+        <w:pStyle w:val="PlainText"/>
+        <w:rPr>
+          <w:rFonts w:asciiTheme="minorBidi" w:hAnsiTheme="minorBidi"/>
+          <w:rtl/>
+        </w:rPr>
+      </w:pPr>
+      <w:r>
+        <w:rPr>
+          <w:rFonts w:asciiTheme="minorBidi" w:hAnsiTheme="minorBidi" w:hint="cs"/>
+          <w:rtl/>
+        </w:rPr>
+        <w:t>21.</w:t>
+      </w:r>
+    </w:p>
+    <w:p>
+      <w:pPr>
+        <w:pStyle w:val="PlainText"/>
+        <w:rPr>
+          <w:rFonts w:asciiTheme="minorBidi" w:hAnsiTheme="minorBidi"/>
+          <w:rtl/>
+        </w:rPr>
+      </w:pPr>
+      <w:r>
+        <w:rPr>
+          <w:rFonts w:asciiTheme="minorBidi" w:hAnsiTheme="minorBidi" w:hint="cs"/>
+          <w:rtl/>
+        </w:rPr>
+        <w:t xml:space="preserve">22. </w:t>
+      </w:r>
+      <w:r>
+        <w:rPr>
+          <w:rFonts w:asciiTheme="minorBidi" w:hAnsiTheme="minorBidi"/>
+        </w:rPr>
+        <w:t>set</w:t>
+      </w:r>
+      <w:r>
+        <w:rPr>
+          <w:rFonts w:asciiTheme="minorBidi" w:hAnsiTheme="minorBidi" w:hint="cs"/>
+          <w:rtl/>
+        </w:rPr>
+        <w:t xml:space="preserve"> </w:t>
+      </w:r>
+      <w:r>
+        <w:rPr>
+          <w:rFonts w:asciiTheme="minorBidi" w:hAnsiTheme="minorBidi"/>
+          <w:rtl/>
+        </w:rPr>
+        <w:t>–</w:t>
+      </w:r>
+      <w:r>
+        <w:rPr>
+          <w:rFonts w:asciiTheme="minorBidi" w:hAnsiTheme="minorBidi" w:hint="cs"/>
+          <w:rtl/>
+        </w:rPr>
+        <w:t xml:space="preserve"> </w:t>
+      </w:r>
+      <w:r>
+        <w:rPr>
+          <w:rFonts w:asciiTheme="minorBidi" w:hAnsiTheme="minorBidi" w:hint="cs"/>
+          <w:rtl/>
+        </w:rPr>
+        <w:t xml:space="preserve">כאשר אנחנו רוצים שיהיה איברים ייחודיים </w:t>
+      </w:r>
+    </w:p>
+    <w:p>
+      <w:pPr>
+        <w:pStyle w:val="PlainText"/>
+        <w:rPr>
+          <w:rFonts w:asciiTheme="minorBidi" w:hAnsiTheme="minorBidi"/>
+          <w:rtl/>
+        </w:rPr>
+      </w:pPr>
+      <w:r>
+        <w:rPr>
+          <w:rFonts w:asciiTheme="minorBidi" w:hAnsiTheme="minorBidi"/>
+          <w:rtl/>
+        </w:rPr>
+        <w:tab/>
+      </w:r>
+      <w:r>
+        <w:rPr>
+          <w:rFonts w:asciiTheme="minorBidi" w:hAnsiTheme="minorBidi"/>
+        </w:rPr>
+        <w:t>Map</w:t>
+      </w:r>
+      <w:r>
+        <w:rPr>
+          <w:rFonts w:asciiTheme="minorBidi" w:hAnsiTheme="minorBidi" w:hint="cs"/>
+          <w:rtl/>
+        </w:rPr>
+        <w:t xml:space="preserve"> </w:t>
+      </w:r>
+      <w:r>
+        <w:rPr>
+          <w:rFonts w:asciiTheme="minorBidi" w:hAnsiTheme="minorBidi"/>
+          <w:rtl/>
+        </w:rPr>
+        <w:t>–</w:t>
+      </w:r>
+      <w:r>
+        <w:rPr>
+          <w:rFonts w:asciiTheme="minorBidi" w:hAnsiTheme="minorBidi" w:hint="cs"/>
+          <w:rtl/>
+        </w:rPr>
+        <w:t xml:space="preserve"> כאשר המפתחות שלנו לא </w:t>
+      </w:r>
+      <w:r>
+        <w:rPr>
+          <w:rFonts w:asciiTheme="minorBidi" w:hAnsiTheme="minorBidi" w:hint="cs"/>
+          <w:rtl/>
+        </w:rPr>
+        <w:t xml:space="preserve">כמו תווים </w:t>
+      </w:r>
+    </w:p>
+    <w:p>
+      <w:pPr>
+        <w:pStyle w:val="PlainText"/>
+        <w:rPr>
+          <w:rFonts w:asciiTheme="minorBidi" w:hAnsiTheme="minorBidi"/>
+          <w:rtl/>
+        </w:rPr>
+      </w:pPr>
+      <w:r>
+        <w:rPr>
+          <w:rFonts w:asciiTheme="minorBidi" w:hAnsiTheme="minorBidi" w:hint="cs"/>
+          <w:rtl/>
+        </w:rPr>
+        <w:t>23.</w:t>
+      </w:r>
+      <w:r>
+        <w:rPr>
+          <w:rFonts w:asciiTheme="minorBidi" w:hAnsiTheme="minorBidi" w:hint="cs"/>
+          <w:rtl/>
+        </w:rPr>
+        <w:t xml:space="preserve"> יש </w:t>
+      </w:r>
+      <w:proofErr w:type="spellStart"/>
+      <w:r>
+        <w:rPr>
+          <w:rFonts w:asciiTheme="minorBidi" w:hAnsiTheme="minorBidi"/>
+        </w:rPr>
+        <w:t>garb</w:t>
+      </w:r>
+      <w:r>
+        <w:rPr>
+          <w:rFonts w:asciiTheme="minorBidi" w:hAnsiTheme="minorBidi"/>
+        </w:rPr>
+        <w:t>agecollector</w:t>
+      </w:r>
+      <w:proofErr w:type="spellEnd"/>
+      <w:r>
+        <w:rPr>
+          <w:rFonts w:asciiTheme="minorBidi" w:hAnsiTheme="minorBidi" w:hint="cs"/>
+          <w:rtl/>
+        </w:rPr>
+        <w:t xml:space="preserve"> והסוג מידע של המפתח חייב להיות אובייקט</w:t>
+      </w:r>
+    </w:p>
+    <w:p>
+      <w:pPr>
+        <w:pStyle w:val="PlainText"/>
+        <w:rPr>
+          <w:rFonts w:asciiTheme="minorBidi" w:hAnsiTheme="minorBidi"/>
+          <w:rtl/>
+        </w:rPr>
+      </w:pPr>
+      <w:r>
+        <w:rPr>
+          <w:rFonts w:asciiTheme="minorBidi" w:hAnsiTheme="minorBidi" w:hint="cs"/>
+          <w:rtl/>
+        </w:rPr>
+        <w:t xml:space="preserve">24. </w:t>
+      </w:r>
+      <w:proofErr w:type="spellStart"/>
+      <w:r>
+        <w:rPr>
+          <w:rFonts w:asciiTheme="minorBidi" w:hAnsiTheme="minorBidi"/>
+        </w:rPr>
+        <w:t>Object.assign</w:t>
+      </w:r>
+      <w:proofErr w:type="spellEnd"/>
+      <w:r>
+        <w:rPr>
+          <w:rFonts w:asciiTheme="minorBidi" w:hAnsiTheme="minorBidi"/>
+        </w:rPr>
+        <w:t>({}, user)</w:t>
+      </w:r>
+      <w:r>
+        <w:rPr>
+          <w:rFonts w:asciiTheme="minorBidi" w:hAnsiTheme="minorBidi" w:cs="Arial"/>
+          <w:rtl/>
+        </w:rPr>
+        <w:t>;</w:t>
+      </w:r>
+    </w:p>
+    <w:p>
+      <w:pPr>
+        <w:pStyle w:val="PlainText"/>
+        <w:rPr>
+          <w:rFonts w:asciiTheme="minorBidi" w:hAnsiTheme="minorBidi"/>
+          <w:rtl/>
+        </w:rPr>
+      </w:pPr>
+      <w:r>
+        <w:rPr>
+          <w:rFonts w:asciiTheme="minorBidi" w:hAnsiTheme="minorBidi" w:hint="cs"/>
+          <w:rtl/>
+        </w:rPr>
+        <w:t xml:space="preserve">25. </w:t>
+      </w:r>
+      <w:proofErr w:type="spellStart"/>
+      <w:r>
+        <w:rPr>
+          <w:rFonts w:asciiTheme="minorBidi" w:hAnsiTheme="minorBidi"/>
+        </w:rPr>
+        <w:t>array.from</w:t>
+      </w:r>
+      <w:proofErr w:type="spellEnd"/>
+      <w:r>
+        <w:rPr>
+          <w:rFonts w:asciiTheme="minorBidi" w:hAnsiTheme="minorBidi" w:hint="cs"/>
+          <w:rtl/>
+        </w:rPr>
+        <w:t xml:space="preserve"> </w:t>
+      </w:r>
+      <w:r>
+        <w:rPr>
+          <w:rFonts w:asciiTheme="minorBidi" w:hAnsiTheme="minorBidi"/>
+          <w:rtl/>
+        </w:rPr>
+        <w:t>–</w:t>
+      </w:r>
+      <w:r>
+        <w:rPr>
+          <w:rFonts w:asciiTheme="minorBidi" w:hAnsiTheme="minorBidi" w:hint="cs"/>
+          <w:rtl/>
+        </w:rPr>
+        <w:t xml:space="preserve"> </w:t>
+      </w:r>
+      <w:r>
+        <w:rPr>
+          <w:rFonts w:asciiTheme="minorBidi" w:hAnsiTheme="minorBidi" w:hint="cs"/>
+          <w:rtl/>
+        </w:rPr>
+        <w:t xml:space="preserve">הופך משתנה למערך כך שכל תו במשתנה הוא </w:t>
+      </w:r>
+      <w:r>
+        <w:rPr>
+          <w:rFonts w:asciiTheme="minorBidi" w:hAnsiTheme="minorBidi" w:hint="cs"/>
+          <w:rtl/>
+        </w:rPr>
+        <w:t>תא במערך החדש</w:t>
+      </w:r>
+    </w:p>
+    <w:p>
+      <w:pPr>
+        <w:pStyle w:val="PlainText"/>
+        <w:rPr>
+          <w:rFonts w:asciiTheme="minorBidi" w:hAnsiTheme="minorBidi"/>
+          <w:rtl/>
+        </w:rPr>
+      </w:pPr>
+      <w:r>
+        <w:rPr>
+          <w:rFonts w:asciiTheme="minorBidi" w:hAnsiTheme="minorBidi"/>
+        </w:rPr>
+        <w:t xml:space="preserve"> </w:t>
+      </w:r>
+      <w:proofErr w:type="spellStart"/>
+      <w:r>
+        <w:rPr>
+          <w:rFonts w:asciiTheme="minorBidi" w:hAnsiTheme="minorBidi"/>
+        </w:rPr>
+        <w:t>Array.of</w:t>
+      </w:r>
+      <w:proofErr w:type="spellEnd"/>
+      <w:r>
+        <w:rPr>
+          <w:rFonts w:asciiTheme="minorBidi" w:hAnsiTheme="minorBidi" w:hint="cs"/>
+          <w:rtl/>
+        </w:rPr>
+        <w:t xml:space="preserve"> </w:t>
+      </w:r>
+      <w:r>
+        <w:rPr>
+          <w:rFonts w:asciiTheme="minorBidi" w:hAnsiTheme="minorBidi"/>
+          <w:rtl/>
+        </w:rPr>
+        <w:t>–</w:t>
+      </w:r>
+      <w:r>
+        <w:rPr>
+          <w:rFonts w:asciiTheme="minorBidi" w:hAnsiTheme="minorBidi" w:hint="cs"/>
+          <w:rtl/>
+        </w:rPr>
+        <w:t xml:space="preserve"> </w:t>
+      </w:r>
+      <w:r>
+        <w:rPr>
+          <w:rFonts w:asciiTheme="minorBidi" w:hAnsiTheme="minorBidi" w:hint="cs"/>
+          <w:rtl/>
+        </w:rPr>
+        <w:t>יוצר מערך חדש מהמשתנים שנתונים לו</w:t>
+      </w:r>
+    </w:p>
+    <w:p>
+      <w:pPr>
+        <w:pStyle w:val="PlainText"/>
+        <w:rPr>
+          <w:rFonts w:asciiTheme="minorBidi" w:hAnsiTheme="minorBidi"/>
+          <w:rtl/>
+        </w:rPr>
+      </w:pPr>
+      <w:r>
+        <w:rPr>
+          <w:rFonts w:asciiTheme="minorBidi" w:hAnsiTheme="minorBidi"/>
+        </w:rPr>
+        <w:t>Find</w:t>
+      </w:r>
+      <w:r>
+        <w:rPr>
+          <w:rFonts w:asciiTheme="minorBidi" w:hAnsiTheme="minorBidi" w:hint="cs"/>
+          <w:rtl/>
+        </w:rPr>
+        <w:t xml:space="preserve"> </w:t>
+      </w:r>
+      <w:r>
+        <w:rPr>
+          <w:rFonts w:asciiTheme="minorBidi" w:hAnsiTheme="minorBidi"/>
+          <w:rtl/>
+        </w:rPr>
+        <w:t>–</w:t>
+      </w:r>
+      <w:r>
+        <w:rPr>
+          <w:rFonts w:asciiTheme="minorBidi" w:hAnsiTheme="minorBidi" w:hint="cs"/>
+          <w:rtl/>
+        </w:rPr>
+        <w:t xml:space="preserve"> </w:t>
+      </w:r>
+      <w:r>
+        <w:rPr>
+          <w:rFonts w:asciiTheme="minorBidi" w:hAnsiTheme="minorBidi" w:hint="cs"/>
+          <w:rtl/>
+        </w:rPr>
+        <w:t xml:space="preserve">מחזיר את הערך שעונה על </w:t>
+      </w:r>
+      <w:r>
+        <w:rPr>
+          <w:rFonts w:asciiTheme="minorBidi" w:hAnsiTheme="minorBidi" w:hint="cs"/>
+          <w:rtl/>
+        </w:rPr>
+        <w:t>תנאי מסוים</w:t>
+      </w:r>
+    </w:p>
+    <w:p>
+      <w:pPr>
+        <w:pStyle w:val="PlainText"/>
+        <w:rPr>
+          <w:rFonts w:asciiTheme="minorBidi" w:hAnsiTheme="minorBidi"/>
+          <w:rtl/>
+        </w:rPr>
+      </w:pPr>
+      <w:proofErr w:type="spellStart"/>
+      <w:r>
+        <w:rPr>
+          <w:rFonts w:asciiTheme="minorBidi" w:hAnsiTheme="minorBidi"/>
+        </w:rPr>
+        <w:t>findIndex</w:t>
+      </w:r>
+      <w:proofErr w:type="spellEnd"/>
+      <w:r>
+        <w:rPr>
+          <w:rFonts w:asciiTheme="minorBidi" w:hAnsiTheme="minorBidi" w:hint="cs"/>
+          <w:rtl/>
+        </w:rPr>
+        <w:t xml:space="preserve"> </w:t>
+      </w:r>
+      <w:r>
+        <w:rPr>
+          <w:rFonts w:asciiTheme="minorBidi" w:hAnsiTheme="minorBidi"/>
+          <w:rtl/>
+        </w:rPr>
+        <w:t>–</w:t>
+      </w:r>
+      <w:r>
+        <w:rPr>
+          <w:rFonts w:asciiTheme="minorBidi" w:hAnsiTheme="minorBidi" w:hint="cs"/>
+          <w:rtl/>
+        </w:rPr>
+        <w:t xml:space="preserve"> </w:t>
+      </w:r>
+      <w:r>
+        <w:rPr>
+          <w:rFonts w:asciiTheme="minorBidi" w:hAnsiTheme="minorBidi" w:hint="cs"/>
+          <w:rtl/>
+        </w:rPr>
+        <w:t>מחזיר את המיקום של התא שעונה על תנאי מסוים</w:t>
+      </w:r>
+    </w:p>
+    <w:p>
+      <w:pPr>
+        <w:pStyle w:val="PlainText"/>
+        <w:rPr>
+          <w:rFonts w:asciiTheme="minorBidi" w:hAnsiTheme="minorBidi"/>
+          <w:rtl/>
+        </w:rPr>
+      </w:pPr>
+      <w:r>
+        <w:rPr>
+          <w:rFonts w:asciiTheme="minorBidi" w:hAnsiTheme="minorBidi"/>
+        </w:rPr>
+        <w:t>Includes</w:t>
+      </w:r>
+      <w:r>
+        <w:rPr>
+          <w:rFonts w:asciiTheme="minorBidi" w:hAnsiTheme="minorBidi" w:hint="cs"/>
+          <w:rtl/>
+        </w:rPr>
+        <w:t xml:space="preserve"> </w:t>
+      </w:r>
+      <w:r>
+        <w:rPr>
+          <w:rFonts w:asciiTheme="minorBidi" w:hAnsiTheme="minorBidi"/>
+          <w:rtl/>
+        </w:rPr>
+        <w:t>–</w:t>
+      </w:r>
+      <w:r>
+        <w:rPr>
+          <w:rFonts w:asciiTheme="minorBidi" w:hAnsiTheme="minorBidi" w:hint="cs"/>
+          <w:rtl/>
+        </w:rPr>
+        <w:t xml:space="preserve"> </w:t>
+      </w:r>
+      <w:r>
+        <w:rPr>
+          <w:rFonts w:asciiTheme="minorBidi" w:hAnsiTheme="minorBidi" w:hint="cs"/>
+          <w:rtl/>
+        </w:rPr>
+        <w:t>מחזיר אמת במידה ויש ערך מסוים במערך</w:t>
+      </w:r>
+    </w:p>
+    <w:p>
+      <w:pPr>
+        <w:pStyle w:val="PlainText"/>
+        <w:rPr>
+          <w:rFonts w:asciiTheme="minorBidi" w:hAnsiTheme="minorBidi"/>
+        </w:rPr>
+      </w:pPr>
+      <w:r>
+        <w:rPr>
+          <w:rFonts w:asciiTheme="minorBidi" w:hAnsiTheme="minorBidi" w:hint="cs"/>
+          <w:rtl/>
+        </w:rPr>
+        <w:t xml:space="preserve">26. </w:t>
+      </w:r>
+      <w:r>
+        <w:rPr>
+          <w:rFonts w:asciiTheme="minorBidi" w:hAnsiTheme="minorBidi"/>
+        </w:rPr>
+        <w:t>object[</w:t>
+      </w:r>
+      <w:r>
+        <w:rPr>
+          <w:rFonts w:asciiTheme="minorBidi" w:hAnsiTheme="minorBidi"/>
+        </w:rPr>
+        <w:t>Symbol("a")] = "value"</w:t>
+      </w:r>
+    </w:p>
+    <w:p>
+      <w:pPr>
+        <w:pStyle w:val="PlainText"/>
+        <w:rPr>
+          <w:rFonts w:asciiTheme="minorBidi" w:hAnsiTheme="minorBidi"/>
+          <w:rtl/>
+        </w:rPr>
+      </w:pPr>
+    </w:p>
+    <w:p>
+      <w:pPr>
+        <w:pStyle w:val="PlainText"/>
+        <w:rPr>
+          <w:rFonts w:asciiTheme="minorBidi" w:hAnsiTheme="minorBidi"/>
+          <w:rtl/>
+        </w:rPr>
+      </w:pPr>
+    </w:p>
+    <w:p>
+      <w:pPr>
+        <w:pStyle w:val="PlainText"/>
+        <w:rPr>
+          <w:rFonts w:asciiTheme="minorBidi" w:hAnsiTheme="minorBidi"/>
+          <w:rtl/>
+        </w:rPr>
+      </w:pPr>
+    </w:p>
+    <w:p>
+      <w:pPr>
+        <w:bidi w:val="0"/>
+        <w:rPr>
+          <w:rFonts w:asciiTheme="minorBidi" w:hAnsiTheme="minorBidi"/>
+          <w:sz w:val="21"/>
+          <w:szCs w:val="21"/>
+          <w:rtl/>
+        </w:rPr>
+      </w:pPr>
+      <w:r>
+        <w:rPr>
+          <w:rFonts w:asciiTheme="minorBidi" w:hAnsiTheme="minorBidi"/>
+          <w:rtl/>
+        </w:rPr>
+        <w:br w:type="page"/>
+      </w:r>
+    </w:p>
+    <w:p>
+      <w:pPr>
+        <w:pStyle w:val="PlainText"/>
+        <w:jc w:val="center"/>
+        <w:rPr>
+          <w:rFonts w:asciiTheme="minorBidi" w:hAnsiTheme="minorBidi"/>
+          <w:sz w:val="28"/>
+          <w:szCs w:val="28"/>
+          <w:rtl/>
+        </w:rPr>
+      </w:pPr>
+      <w:r>
+        <w:rPr>
+          <w:rFonts w:asciiTheme="minorBidi" w:hAnsiTheme="minorBidi"/>
+          <w:sz w:val="28"/>
+          <w:szCs w:val="28"/>
+        </w:rPr>
+        <w:lastRenderedPageBreak/>
+        <w:t xml:space="preserve">JavaScript: this, bind, and arrow functions — Practice Questions </w:t>
+      </w:r>
+    </w:p>
+    <w:p>
+      <w:pPr>
+        <w:pStyle w:val="PlainText"/>
+        <w:numPr>
+          <w:ilvl w:val="0"/>
+          <w:numId w:val="4"/>
+        </w:numPr>
+        <w:rPr>
+          <w:rFonts w:asciiTheme="minorBidi" w:hAnsiTheme="minorBidi"/>
+        </w:rPr>
+      </w:pPr>
+      <w:r>
+        <w:rPr>
+          <w:rFonts w:asciiTheme="minorBidi" w:hAnsiTheme="minorBidi"/>
+        </w:rPr>
+        <w:t>this</w:t>
+      </w:r>
+      <w:r>
+        <w:rPr>
+          <w:rFonts w:asciiTheme="minorBidi" w:hAnsiTheme="minorBidi" w:hint="cs"/>
+          <w:rtl/>
+        </w:rPr>
+        <w:t xml:space="preserve"> </w:t>
+      </w:r>
+      <w:r>
+        <w:rPr>
+          <w:rFonts w:asciiTheme="minorBidi" w:hAnsiTheme="minorBidi"/>
+          <w:rtl/>
+        </w:rPr>
+        <w:t>–</w:t>
+      </w:r>
+      <w:r>
+        <w:rPr>
+          <w:rFonts w:asciiTheme="minorBidi" w:hAnsiTheme="minorBidi" w:hint="cs"/>
+          <w:rtl/>
+        </w:rPr>
+        <w:t xml:space="preserve"> </w:t>
+      </w:r>
+      <w:r>
+        <w:rPr>
+          <w:rFonts w:asciiTheme="minorBidi" w:hAnsiTheme="minorBidi" w:cs="Arial"/>
+          <w:rtl/>
+        </w:rPr>
+        <w:t>מתייחסת לאובייקט שמבצע כעת את הפונקציה</w:t>
+      </w:r>
+      <w:r>
+        <w:rPr>
+          <w:rFonts w:asciiTheme="minorBidi" w:hAnsiTheme="minorBidi" w:hint="cs"/>
+          <w:rtl/>
+        </w:rPr>
+        <w:t>. ב</w:t>
+      </w:r>
+      <w:r>
+        <w:rPr>
+          <w:rFonts w:asciiTheme="minorBidi" w:hAnsiTheme="minorBidi"/>
+        </w:rPr>
+        <w:t>strict mode</w:t>
+      </w:r>
+      <w:r>
+        <w:rPr>
+          <w:rFonts w:asciiTheme="minorBidi" w:hAnsiTheme="minorBidi" w:hint="cs"/>
+          <w:rtl/>
+        </w:rPr>
+        <w:t xml:space="preserve">, </w:t>
+      </w:r>
+      <w:r>
+        <w:rPr>
+          <w:rFonts w:asciiTheme="minorBidi" w:hAnsiTheme="minorBidi" w:hint="cs"/>
+          <w:rtl/>
+        </w:rPr>
+        <w:t xml:space="preserve">יחזיר </w:t>
+      </w:r>
+      <w:r>
+        <w:rPr>
+          <w:rFonts w:asciiTheme="minorBidi" w:hAnsiTheme="minorBidi"/>
+        </w:rPr>
+        <w:t>undefined</w:t>
+      </w:r>
+      <w:r>
+        <w:rPr>
+          <w:rFonts w:asciiTheme="minorBidi" w:hAnsiTheme="minorBidi" w:hint="cs"/>
+          <w:rtl/>
+        </w:rPr>
+        <w:t xml:space="preserve">, אך </w:t>
+      </w:r>
+      <w:r>
+        <w:rPr>
+          <w:rFonts w:asciiTheme="minorBidi" w:hAnsiTheme="minorBidi" w:hint="cs"/>
+          <w:rtl/>
+        </w:rPr>
+        <w:t>שלא ב</w:t>
+      </w:r>
+      <w:r>
+        <w:rPr>
+          <w:rFonts w:asciiTheme="minorBidi" w:hAnsiTheme="minorBidi"/>
+        </w:rPr>
+        <w:t>strict mode</w:t>
+      </w:r>
+      <w:r>
+        <w:rPr>
+          <w:rFonts w:asciiTheme="minorBidi" w:hAnsiTheme="minorBidi" w:hint="cs"/>
+          <w:rtl/>
+        </w:rPr>
+        <w:t xml:space="preserve"> יודפס ה</w:t>
+      </w:r>
+      <w:r>
+        <w:rPr>
+          <w:rFonts w:asciiTheme="minorBidi" w:hAnsiTheme="minorBidi"/>
+        </w:rPr>
+        <w:t>window</w:t>
+      </w:r>
+      <w:r>
+        <w:rPr>
+          <w:rFonts w:asciiTheme="minorBidi" w:hAnsiTheme="minorBidi" w:hint="cs"/>
+          <w:rtl/>
+        </w:rPr>
+        <w:t>.</w:t>
+      </w:r>
+    </w:p>
+    <w:p>
+      <w:pPr>
+        <w:pStyle w:val="PlainText"/>
+        <w:numPr>
+          <w:ilvl w:val="0"/>
+          <w:numId w:val="4"/>
+        </w:numPr>
+        <w:rPr>
+          <w:rFonts w:asciiTheme="minorBidi" w:hAnsiTheme="minorBidi"/>
+        </w:rPr>
+      </w:pPr>
+      <w:r>
+        <w:rPr>
+          <w:rFonts w:asciiTheme="minorBidi" w:hAnsiTheme="minorBidi" w:hint="cs"/>
+          <w:rtl/>
+        </w:rPr>
+        <w:t xml:space="preserve">כאשר מפעילים </w:t>
+      </w:r>
+      <w:r>
+        <w:rPr>
+          <w:rFonts w:asciiTheme="minorBidi" w:hAnsiTheme="minorBidi"/>
+        </w:rPr>
+        <w:t>this</w:t>
+      </w:r>
+      <w:r>
+        <w:rPr>
+          <w:rFonts w:asciiTheme="minorBidi" w:hAnsiTheme="minorBidi" w:hint="cs"/>
+          <w:rtl/>
+        </w:rPr>
+        <w:t xml:space="preserve"> בפונקציה רגילה </w:t>
+      </w:r>
+      <w:r>
+        <w:rPr>
+          <w:rFonts w:asciiTheme="minorBidi" w:hAnsiTheme="minorBidi" w:hint="cs"/>
+          <w:rtl/>
+        </w:rPr>
+        <w:t xml:space="preserve">זה דינאמי לפי איך </w:t>
+      </w:r>
+      <w:r>
+        <w:rPr>
+          <w:rFonts w:asciiTheme="minorBidi" w:hAnsiTheme="minorBidi" w:hint="cs"/>
+          <w:rtl/>
+        </w:rPr>
+        <w:t>שהפונקציה נקראת.</w:t>
+      </w:r>
+    </w:p>
+    <w:p>
+      <w:pPr>
+        <w:pStyle w:val="PlainText"/>
+        <w:ind w:left="720"/>
+        <w:rPr>
+          <w:rFonts w:asciiTheme="minorBidi" w:hAnsiTheme="minorBidi"/>
+          <w:rtl/>
+        </w:rPr>
+      </w:pPr>
+      <w:r>
+        <w:rPr>
+          <w:rFonts w:asciiTheme="minorBidi" w:hAnsiTheme="minorBidi" w:hint="cs"/>
+          <w:rtl/>
+        </w:rPr>
+        <w:t xml:space="preserve"> </w:t>
+      </w:r>
+      <w:r>
+        <w:rPr>
+          <w:rFonts w:asciiTheme="minorBidi" w:hAnsiTheme="minorBidi" w:cs="Arial" w:hint="cs"/>
+          <w:rtl/>
+        </w:rPr>
+        <w:t>ו</w:t>
+      </w:r>
+      <w:r>
+        <w:rPr>
+          <w:rFonts w:asciiTheme="minorBidi" w:hAnsiTheme="minorBidi" w:cs="Arial"/>
+          <w:rtl/>
+        </w:rPr>
+        <w:t xml:space="preserve">הערך של </w:t>
+      </w:r>
+      <w:r>
+        <w:rPr>
+          <w:rFonts w:asciiTheme="minorBidi" w:hAnsiTheme="minorBidi"/>
+        </w:rPr>
+        <w:t>this</w:t>
+      </w:r>
+      <w:r>
+        <w:rPr>
+          <w:rFonts w:asciiTheme="minorBidi" w:hAnsiTheme="minorBidi" w:cs="Arial"/>
+          <w:rtl/>
+        </w:rPr>
+        <w:t xml:space="preserve"> נקבע כשכותבים את הפונקציה, והוא יורש מהסביבה שבה היא נוצרה</w:t>
+      </w:r>
+      <w:r>
+        <w:rPr>
+          <w:rFonts w:asciiTheme="minorBidi" w:hAnsiTheme="minorBidi" w:hint="cs"/>
+          <w:rtl/>
+        </w:rPr>
+        <w:t>.</w:t>
+      </w:r>
+    </w:p>
+    <w:p>
+      <w:pPr>
+        <w:pStyle w:val="PlainText"/>
+        <w:numPr>
+          <w:ilvl w:val="0"/>
+          <w:numId w:val="4"/>
+        </w:numPr>
+        <w:rPr>
+          <w:rFonts w:asciiTheme="minorBidi" w:hAnsiTheme="minorBidi"/>
+        </w:rPr>
+      </w:pPr>
+      <w:r>
+        <w:rPr>
+          <w:rFonts w:asciiTheme="minorBidi" w:hAnsiTheme="minorBidi"/>
+        </w:rPr>
+        <w:t>Call</w:t>
+      </w:r>
+      <w:r>
+        <w:rPr>
+          <w:rFonts w:asciiTheme="minorBidi" w:hAnsiTheme="minorBidi" w:hint="cs"/>
+          <w:rtl/>
+        </w:rPr>
+        <w:t xml:space="preserve"> </w:t>
+      </w:r>
+      <w:r>
+        <w:rPr>
+          <w:rFonts w:asciiTheme="minorBidi" w:hAnsiTheme="minorBidi"/>
+          <w:rtl/>
+        </w:rPr>
+        <w:t>–</w:t>
+      </w:r>
+      <w:r>
+        <w:rPr>
+          <w:rFonts w:asciiTheme="minorBidi" w:hAnsiTheme="minorBidi" w:hint="cs"/>
+          <w:rtl/>
+        </w:rPr>
+        <w:t xml:space="preserve"> מפעילה את הפונקציה</w:t>
+      </w:r>
+      <w:r>
+        <w:rPr>
+          <w:rFonts w:asciiTheme="minorBidi" w:hAnsiTheme="minorBidi" w:hint="cs"/>
+          <w:rtl/>
+        </w:rPr>
+        <w:t xml:space="preserve"> ונותן לקבוע את הערך של </w:t>
+      </w:r>
+      <w:r>
+        <w:rPr>
+          <w:rFonts w:asciiTheme="minorBidi" w:hAnsiTheme="minorBidi"/>
+        </w:rPr>
+        <w:t>this</w:t>
+      </w:r>
+      <w:r>
+        <w:rPr>
+          <w:rFonts w:asciiTheme="minorBidi" w:hAnsiTheme="minorBidi" w:hint="cs"/>
+          <w:rtl/>
+        </w:rPr>
+        <w:t xml:space="preserve"> ולהעביר ארגומנטים בנפרד</w:t>
+      </w:r>
+      <w:r>
+        <w:rPr>
+          <w:rFonts w:asciiTheme="minorBidi" w:hAnsiTheme="minorBidi"/>
+        </w:rPr>
+        <w:t>/</w:t>
+      </w:r>
+    </w:p>
+    <w:p>
+      <w:pPr>
+        <w:pStyle w:val="PlainText"/>
+        <w:ind w:left="720"/>
+        <w:rPr>
+          <w:rFonts w:asciiTheme="minorBidi" w:hAnsiTheme="minorBidi"/>
+        </w:rPr>
+      </w:pPr>
+      <w:r>
+        <w:rPr>
+          <w:rFonts w:asciiTheme="minorBidi" w:hAnsiTheme="minorBidi"/>
+        </w:rPr>
+        <w:t>Apply</w:t>
+      </w:r>
+      <w:r>
+        <w:rPr>
+          <w:rFonts w:asciiTheme="minorBidi" w:hAnsiTheme="minorBidi" w:hint="cs"/>
+          <w:rtl/>
+        </w:rPr>
+        <w:t xml:space="preserve"> - </w:t>
+      </w:r>
+      <w:r>
+        <w:rPr>
+          <w:rFonts w:asciiTheme="minorBidi" w:hAnsiTheme="minorBidi" w:hint="cs"/>
+          <w:rtl/>
+        </w:rPr>
+        <w:t xml:space="preserve">מפעילה את הפונקציה ונותן לקבוע את הערך של </w:t>
+      </w:r>
+      <w:r>
+        <w:rPr>
+          <w:rFonts w:asciiTheme="minorBidi" w:hAnsiTheme="minorBidi"/>
+        </w:rPr>
+        <w:t>this</w:t>
+      </w:r>
+      <w:r>
+        <w:rPr>
+          <w:rFonts w:asciiTheme="minorBidi" w:hAnsiTheme="minorBidi" w:hint="cs"/>
+          <w:rtl/>
+        </w:rPr>
+        <w:t xml:space="preserve"> ולהעביר ארגומנטים </w:t>
+      </w:r>
+      <w:r>
+        <w:rPr>
+          <w:rFonts w:asciiTheme="minorBidi" w:hAnsiTheme="minorBidi" w:hint="cs"/>
+          <w:rtl/>
+        </w:rPr>
+        <w:t>בתוך מערך.</w:t>
+      </w:r>
+    </w:p>
+    <w:p>
+      <w:pPr>
+        <w:pStyle w:val="PlainText"/>
+        <w:ind w:left="720"/>
+        <w:rPr>
+          <w:rFonts w:asciiTheme="minorBidi" w:hAnsiTheme="minorBidi"/>
+          <w:rtl/>
+        </w:rPr>
+      </w:pPr>
+      <w:r>
+        <w:rPr>
+          <w:rFonts w:asciiTheme="minorBidi" w:hAnsiTheme="minorBidi"/>
+        </w:rPr>
+        <w:t>Bind</w:t>
+      </w:r>
+      <w:r>
+        <w:rPr>
+          <w:rFonts w:asciiTheme="minorBidi" w:hAnsiTheme="minorBidi" w:hint="cs"/>
+          <w:rtl/>
+        </w:rPr>
+        <w:t xml:space="preserve"> </w:t>
+      </w:r>
+      <w:r>
+        <w:rPr>
+          <w:rFonts w:asciiTheme="minorBidi" w:hAnsiTheme="minorBidi"/>
+          <w:rtl/>
+        </w:rPr>
+        <w:t>–</w:t>
+      </w:r>
+      <w:r>
+        <w:rPr>
+          <w:rFonts w:asciiTheme="minorBidi" w:hAnsiTheme="minorBidi" w:hint="cs"/>
+          <w:rtl/>
+        </w:rPr>
+        <w:t xml:space="preserve"> </w:t>
+      </w:r>
+      <w:r>
+        <w:rPr>
+          <w:rFonts w:asciiTheme="minorBidi" w:hAnsiTheme="minorBidi" w:hint="cs"/>
+          <w:rtl/>
+        </w:rPr>
+        <w:t>מקשר את ה</w:t>
+      </w:r>
+      <w:r>
+        <w:rPr>
+          <w:rFonts w:asciiTheme="minorBidi" w:hAnsiTheme="minorBidi"/>
+        </w:rPr>
+        <w:t>this</w:t>
+      </w:r>
+      <w:r>
+        <w:rPr>
+          <w:rFonts w:asciiTheme="minorBidi" w:hAnsiTheme="minorBidi" w:hint="cs"/>
+          <w:rtl/>
+        </w:rPr>
+        <w:t xml:space="preserve"> של הפונקציה לערך.</w:t>
+      </w:r>
+    </w:p>
+    <w:p>
+      <w:pPr>
+        <w:pStyle w:val="PlainText"/>
+        <w:numPr>
+          <w:ilvl w:val="0"/>
+          <w:numId w:val="4"/>
+        </w:numPr>
+        <w:rPr>
+          <w:rFonts w:asciiTheme="minorBidi" w:hAnsiTheme="minorBidi"/>
+        </w:rPr>
+      </w:pPr>
+      <w:r>
+        <w:rPr>
+          <w:rFonts w:asciiTheme="minorBidi" w:hAnsiTheme="minorBidi" w:hint="cs"/>
+          <w:rtl/>
+        </w:rPr>
+        <w:t xml:space="preserve">פונקציות חץ </w:t>
+      </w:r>
+      <w:r>
+        <w:rPr>
+          <w:rFonts w:asciiTheme="minorBidi" w:hAnsiTheme="minorBidi" w:hint="cs"/>
+          <w:rtl/>
+        </w:rPr>
+        <w:t xml:space="preserve">יורשת את </w:t>
+      </w:r>
+      <w:r>
+        <w:rPr>
+          <w:rFonts w:asciiTheme="minorBidi" w:hAnsiTheme="minorBidi"/>
+        </w:rPr>
+        <w:t>this</w:t>
+      </w:r>
+      <w:r>
+        <w:rPr>
+          <w:rFonts w:asciiTheme="minorBidi" w:hAnsiTheme="minorBidi" w:hint="cs"/>
+          <w:rtl/>
+        </w:rPr>
+        <w:t xml:space="preserve"> מהסביבה שבה נכתבה ו</w:t>
+      </w:r>
+      <w:r>
+        <w:rPr>
+          <w:rFonts w:asciiTheme="minorBidi" w:hAnsiTheme="minorBidi"/>
+        </w:rPr>
+        <w:t>bind</w:t>
+      </w:r>
+      <w:r>
+        <w:rPr>
+          <w:rFonts w:asciiTheme="minorBidi" w:hAnsiTheme="minorBidi" w:hint="cs"/>
+          <w:rtl/>
+        </w:rPr>
+        <w:t xml:space="preserve"> לא יכול לקשר </w:t>
+      </w:r>
+      <w:r>
+        <w:rPr>
+          <w:rFonts w:asciiTheme="minorBidi" w:hAnsiTheme="minorBidi"/>
+        </w:rPr>
+        <w:t>this</w:t>
+      </w:r>
+      <w:r>
+        <w:rPr>
+          <w:rFonts w:asciiTheme="minorBidi" w:hAnsiTheme="minorBidi" w:hint="cs"/>
+          <w:rtl/>
+        </w:rPr>
+        <w:t xml:space="preserve"> </w:t>
+      </w:r>
+      <w:proofErr w:type="spellStart"/>
+      <w:r>
+        <w:rPr>
+          <w:rFonts w:asciiTheme="minorBidi" w:hAnsiTheme="minorBidi" w:hint="cs"/>
+          <w:rtl/>
+        </w:rPr>
+        <w:t>לפונקצית</w:t>
+      </w:r>
+      <w:proofErr w:type="spellEnd"/>
+      <w:r>
+        <w:rPr>
+          <w:rFonts w:asciiTheme="minorBidi" w:hAnsiTheme="minorBidi" w:hint="cs"/>
+          <w:rtl/>
+        </w:rPr>
+        <w:t xml:space="preserve"> חץ</w:t>
+      </w:r>
+    </w:p>
+    <w:p>
+      <w:pPr>
+        <w:pStyle w:val="PlainText"/>
+        <w:numPr>
+          <w:ilvl w:val="0"/>
+          <w:numId w:val="4"/>
+        </w:numPr>
+        <w:rPr>
+          <w:rFonts w:asciiTheme="minorBidi" w:hAnsiTheme="minorBidi"/>
+        </w:rPr>
+      </w:pPr>
+      <w:r>
+        <w:rPr>
+          <w:rFonts w:asciiTheme="minorBidi" w:hAnsiTheme="minorBidi" w:hint="cs"/>
+          <w:rtl/>
+        </w:rPr>
+        <w:t>לא ניתן</w:t>
+      </w:r>
+      <w:r>
+        <w:rPr>
+          <w:rFonts w:asciiTheme="minorBidi" w:hAnsiTheme="minorBidi" w:hint="cs"/>
+          <w:rtl/>
+        </w:rPr>
+        <w:t xml:space="preserve"> להשתמש </w:t>
+      </w:r>
+      <w:proofErr w:type="spellStart"/>
+      <w:r>
+        <w:rPr>
+          <w:rFonts w:asciiTheme="minorBidi" w:hAnsiTheme="minorBidi" w:hint="cs"/>
+          <w:rtl/>
+        </w:rPr>
+        <w:t>בפונקצית</w:t>
+      </w:r>
+      <w:proofErr w:type="spellEnd"/>
+      <w:r>
+        <w:rPr>
+          <w:rFonts w:asciiTheme="minorBidi" w:hAnsiTheme="minorBidi" w:hint="cs"/>
+          <w:rtl/>
+        </w:rPr>
+        <w:t xml:space="preserve"> חץ כמו פונקציה בונה, מכיוון שלפונקציה חץ </w:t>
+      </w:r>
+      <w:r>
+        <w:rPr>
+          <w:rFonts w:asciiTheme="minorBidi" w:hAnsiTheme="minorBidi" w:hint="cs"/>
+          <w:rtl/>
+        </w:rPr>
+        <w:t xml:space="preserve">אין </w:t>
+      </w:r>
+      <w:proofErr w:type="spellStart"/>
+      <w:r>
+        <w:rPr>
+          <w:rFonts w:asciiTheme="minorBidi" w:hAnsiTheme="minorBidi" w:hint="cs"/>
+          <w:rtl/>
+        </w:rPr>
+        <w:t>פרוטוטייפ</w:t>
+      </w:r>
+      <w:proofErr w:type="spellEnd"/>
+      <w:r>
+        <w:rPr>
+          <w:rFonts w:asciiTheme="minorBidi" w:hAnsiTheme="minorBidi" w:hint="cs"/>
+          <w:rtl/>
+        </w:rPr>
+        <w:t xml:space="preserve"> משלה וכן אין לה </w:t>
+      </w:r>
+      <w:r>
+        <w:rPr>
+          <w:rFonts w:asciiTheme="minorBidi" w:hAnsiTheme="minorBidi"/>
+        </w:rPr>
+        <w:t>this</w:t>
+      </w:r>
+      <w:r>
+        <w:rPr>
+          <w:rFonts w:asciiTheme="minorBidi" w:hAnsiTheme="minorBidi" w:hint="cs"/>
+          <w:rtl/>
+        </w:rPr>
+        <w:t>.</w:t>
+      </w:r>
+    </w:p>
+    <w:p>
+      <w:pPr>
+        <w:pStyle w:val="PlainText"/>
+        <w:numPr>
+          <w:ilvl w:val="0"/>
+          <w:numId w:val="4"/>
+        </w:numPr>
+        <w:rPr>
+          <w:rFonts w:asciiTheme="minorBidi" w:hAnsiTheme="minorBidi"/>
+        </w:rPr>
+      </w:pPr>
+      <w:r>
+        <w:rPr>
+          <w:rFonts w:asciiTheme="minorBidi" w:hAnsiTheme="minorBidi" w:hint="cs"/>
+          <w:rtl/>
+        </w:rPr>
+        <w:t xml:space="preserve">כאשר מעבירים מתודה של אובייקט בתור </w:t>
+      </w:r>
+      <w:proofErr w:type="spellStart"/>
+      <w:r>
+        <w:rPr>
+          <w:rFonts w:asciiTheme="minorBidi" w:hAnsiTheme="minorBidi" w:hint="cs"/>
+          <w:rtl/>
+        </w:rPr>
+        <w:t>קולבאק,היא</w:t>
+      </w:r>
+      <w:proofErr w:type="spellEnd"/>
+      <w:r>
+        <w:rPr>
+          <w:rFonts w:asciiTheme="minorBidi" w:hAnsiTheme="minorBidi" w:hint="cs"/>
+          <w:rtl/>
+        </w:rPr>
+        <w:t xml:space="preserve"> מאבדת את ההקשר של </w:t>
+      </w:r>
+      <w:r>
+        <w:rPr>
+          <w:rFonts w:asciiTheme="minorBidi" w:hAnsiTheme="minorBidi"/>
+        </w:rPr>
+        <w:t>this</w:t>
+      </w:r>
+      <w:r>
+        <w:rPr>
+          <w:rFonts w:asciiTheme="minorBidi" w:hAnsiTheme="minorBidi" w:hint="cs"/>
+          <w:rtl/>
+        </w:rPr>
+        <w:t>.</w:t>
+      </w:r>
+    </w:p>
+    <w:p>
+      <w:pPr>
+        <w:pStyle w:val="PlainText"/>
+        <w:numPr>
+          <w:ilvl w:val="0"/>
+          <w:numId w:val="4"/>
+        </w:numPr>
+        <w:rPr>
+          <w:rFonts w:asciiTheme="minorBidi" w:hAnsiTheme="minorBidi"/>
+        </w:rPr>
+      </w:pPr>
+      <w:r>
+        <w:rPr>
+          <w:rFonts w:asciiTheme="minorBidi" w:hAnsiTheme="minorBidi" w:hint="cs"/>
+          <w:rtl/>
+        </w:rPr>
+        <w:t xml:space="preserve">בפונקציה רגילה </w:t>
+      </w:r>
+      <w:r>
+        <w:rPr>
+          <w:rFonts w:asciiTheme="minorBidi" w:hAnsiTheme="minorBidi"/>
+        </w:rPr>
+        <w:t>this</w:t>
+      </w:r>
+      <w:r>
+        <w:rPr>
+          <w:rFonts w:asciiTheme="minorBidi" w:hAnsiTheme="minorBidi" w:hint="cs"/>
+          <w:rtl/>
+        </w:rPr>
+        <w:t xml:space="preserve"> </w:t>
+      </w:r>
+      <w:r>
+        <w:rPr>
+          <w:rFonts w:asciiTheme="minorBidi" w:hAnsiTheme="minorBidi"/>
+          <w:rtl/>
+        </w:rPr>
+        <w:t>–</w:t>
+      </w:r>
+      <w:r>
+        <w:rPr>
+          <w:rFonts w:asciiTheme="minorBidi" w:hAnsiTheme="minorBidi" w:hint="cs"/>
+          <w:rtl/>
+        </w:rPr>
+        <w:t xml:space="preserve"> האלמנט שהפעיל את האירוע </w:t>
+      </w:r>
+    </w:p>
+    <w:p>
+      <w:pPr>
+        <w:pStyle w:val="PlainText"/>
+        <w:ind w:left="720"/>
+        <w:rPr>
+          <w:rFonts w:asciiTheme="minorBidi" w:hAnsiTheme="minorBidi"/>
+          <w:rtl/>
+        </w:rPr>
+      </w:pPr>
+      <w:r>
+        <w:rPr>
+          <w:rFonts w:asciiTheme="minorBidi" w:hAnsiTheme="minorBidi" w:hint="cs"/>
+          <w:rtl/>
+        </w:rPr>
+        <w:t xml:space="preserve">בפונקציה חץ </w:t>
+      </w:r>
+      <w:r>
+        <w:rPr>
+          <w:rFonts w:asciiTheme="minorBidi" w:hAnsiTheme="minorBidi"/>
+        </w:rPr>
+        <w:t>this</w:t>
+      </w:r>
+      <w:r>
+        <w:rPr>
+          <w:rFonts w:asciiTheme="minorBidi" w:hAnsiTheme="minorBidi" w:hint="cs"/>
+          <w:rtl/>
+        </w:rPr>
+        <w:t xml:space="preserve"> </w:t>
+      </w:r>
+      <w:r>
+        <w:rPr>
+          <w:rFonts w:asciiTheme="minorBidi" w:hAnsiTheme="minorBidi"/>
+          <w:rtl/>
+        </w:rPr>
+        <w:t>–</w:t>
+      </w:r>
+      <w:r>
+        <w:rPr>
+          <w:rFonts w:asciiTheme="minorBidi" w:hAnsiTheme="minorBidi" w:hint="cs"/>
+          <w:rtl/>
+        </w:rPr>
+        <w:t xml:space="preserve"> יורש מהסביבה החיצונית שבה נוצר</w:t>
+      </w:r>
+    </w:p>
+    <w:p>
+      <w:pPr>
+        <w:pStyle w:val="PlainText"/>
+        <w:numPr>
+          <w:ilvl w:val="0"/>
+          <w:numId w:val="4"/>
+        </w:numPr>
+        <w:rPr>
+          <w:rFonts w:asciiTheme="minorBidi" w:hAnsiTheme="minorBidi" w:hint="cs"/>
+          <w:rtl/>
+        </w:rPr>
+      </w:pPr>
+      <w:r>
+        <w:rPr>
+          <w:rFonts w:asciiTheme="minorBidi" w:hAnsiTheme="minorBidi" w:hint="cs"/>
+          <w:rtl/>
+        </w:rPr>
+        <w:t xml:space="preserve">זה </w:t>
+      </w:r>
+      <w:r>
+        <w:rPr>
+          <w:rFonts w:asciiTheme="minorBidi" w:hAnsiTheme="minorBidi" w:hint="cs"/>
+          <w:rtl/>
+        </w:rPr>
+        <w:t xml:space="preserve">תלוי אם הפונקציה שאנחנו מפעילים היא פונקציה רגילה או </w:t>
+      </w:r>
+      <w:proofErr w:type="spellStart"/>
+      <w:r>
+        <w:rPr>
+          <w:rFonts w:asciiTheme="minorBidi" w:hAnsiTheme="minorBidi" w:hint="cs"/>
+          <w:rtl/>
+        </w:rPr>
+        <w:t>פונקצית</w:t>
+      </w:r>
+      <w:proofErr w:type="spellEnd"/>
+      <w:r>
+        <w:rPr>
+          <w:rFonts w:asciiTheme="minorBidi" w:hAnsiTheme="minorBidi" w:hint="cs"/>
+          <w:rtl/>
+        </w:rPr>
+        <w:t xml:space="preserve"> חץ</w:t>
+      </w:r>
+    </w:p>
+    <w:p>
+      <w:pPr>
+        <w:pStyle w:val="PlainText"/>
+        <w:numPr>
+          <w:ilvl w:val="0"/>
+          <w:numId w:val="4"/>
+        </w:numPr>
+        <w:rPr>
+          <w:rFonts w:asciiTheme="minorBidi" w:hAnsiTheme="minorBidi"/>
+        </w:rPr>
+      </w:pPr>
+      <w:r>
+        <w:rPr>
+          <w:rFonts w:asciiTheme="minorBidi" w:hAnsiTheme="minorBidi" w:hint="cs"/>
+          <w:rtl/>
+        </w:rPr>
+        <w:t>זה שונה מכיוון שבמחלקה ה</w:t>
+      </w:r>
+      <w:r>
+        <w:rPr>
+          <w:rFonts w:asciiTheme="minorBidi" w:hAnsiTheme="minorBidi"/>
+        </w:rPr>
+        <w:t>this</w:t>
+      </w:r>
+      <w:r>
+        <w:rPr>
+          <w:rFonts w:asciiTheme="minorBidi" w:hAnsiTheme="minorBidi" w:hint="cs"/>
+          <w:rtl/>
+        </w:rPr>
+        <w:t xml:space="preserve"> יורש מ</w:t>
+      </w:r>
+      <w:r>
+        <w:rPr>
+          <w:rFonts w:asciiTheme="minorBidi" w:hAnsiTheme="minorBidi" w:hint="cs"/>
+          <w:rtl/>
+        </w:rPr>
+        <w:t>המחלקה ולכן כשנשתמש בפונקציה חץ ה</w:t>
+      </w:r>
+      <w:r>
+        <w:rPr>
+          <w:rFonts w:asciiTheme="minorBidi" w:hAnsiTheme="minorBidi"/>
+        </w:rPr>
+        <w:t>this</w:t>
+      </w:r>
+      <w:r>
+        <w:rPr>
+          <w:rFonts w:asciiTheme="minorBidi" w:hAnsiTheme="minorBidi" w:hint="cs"/>
+          <w:rtl/>
+        </w:rPr>
+        <w:t xml:space="preserve"> יפנה למשתנים של המחלקה</w:t>
+      </w:r>
+    </w:p>
+    <w:p>
+      <w:pPr>
+        <w:pStyle w:val="PlainText"/>
+        <w:numPr>
+          <w:ilvl w:val="0"/>
+          <w:numId w:val="4"/>
+        </w:numPr>
+        <w:rPr>
+          <w:rFonts w:asciiTheme="minorBidi" w:hAnsiTheme="minorBidi"/>
+        </w:rPr>
+      </w:pPr>
+      <w:r>
+        <w:rPr>
+          <w:rFonts w:asciiTheme="minorBidi" w:hAnsiTheme="minorBidi" w:hint="cs"/>
+          <w:rtl/>
+        </w:rPr>
+        <w:t>ב</w:t>
+      </w:r>
+      <w:r>
+        <w:rPr>
+          <w:rFonts w:asciiTheme="minorBidi" w:hAnsiTheme="minorBidi" w:hint="cs"/>
+          <w:rtl/>
+        </w:rPr>
+        <w:t xml:space="preserve">סקריפט רגיל </w:t>
+      </w:r>
+      <w:r>
+        <w:rPr>
+          <w:rFonts w:asciiTheme="minorBidi" w:hAnsiTheme="minorBidi"/>
+        </w:rPr>
+        <w:t>this</w:t>
+      </w:r>
+      <w:r>
+        <w:rPr>
+          <w:rFonts w:asciiTheme="minorBidi" w:hAnsiTheme="minorBidi" w:hint="cs"/>
+          <w:rtl/>
+        </w:rPr>
+        <w:t xml:space="preserve"> הינו </w:t>
+      </w:r>
+      <w:r>
+        <w:rPr>
+          <w:rFonts w:asciiTheme="minorBidi" w:hAnsiTheme="minorBidi"/>
+        </w:rPr>
+        <w:t>window</w:t>
+      </w:r>
+      <w:r>
+        <w:rPr>
+          <w:rFonts w:asciiTheme="minorBidi" w:hAnsiTheme="minorBidi" w:hint="cs"/>
+          <w:rtl/>
+        </w:rPr>
+        <w:t xml:space="preserve"> </w:t>
+      </w:r>
+      <w:proofErr w:type="spellStart"/>
+      <w:r>
+        <w:rPr>
+          <w:rFonts w:asciiTheme="minorBidi" w:hAnsiTheme="minorBidi" w:hint="cs"/>
+          <w:rtl/>
+        </w:rPr>
+        <w:t>וב</w:t>
+      </w:r>
+      <w:proofErr w:type="spellEnd"/>
+      <w:r>
+        <w:rPr>
+          <w:rFonts w:asciiTheme="minorBidi" w:hAnsiTheme="minorBidi"/>
+        </w:rPr>
+        <w:t>ES module</w:t>
+      </w:r>
+      <w:r>
+        <w:rPr>
+          <w:rFonts w:asciiTheme="minorBidi" w:hAnsiTheme="minorBidi" w:hint="cs"/>
+          <w:rtl/>
+        </w:rPr>
+        <w:t xml:space="preserve"> זה </w:t>
+      </w:r>
+      <w:r>
+        <w:rPr>
+          <w:rFonts w:asciiTheme="minorBidi" w:hAnsiTheme="minorBidi"/>
+        </w:rPr>
+        <w:t>undefined</w:t>
+      </w:r>
+    </w:p>
+    <w:p>
+      <w:pPr>
+        <w:pStyle w:val="PlainText"/>
+        <w:numPr>
+          <w:ilvl w:val="0"/>
+          <w:numId w:val="4"/>
+        </w:numPr>
+        <w:rPr>
+          <w:rFonts w:asciiTheme="minorBidi" w:hAnsiTheme="minorBidi"/>
+        </w:rPr>
+      </w:pPr>
+      <w:r>
+        <w:rPr>
+          <w:rFonts w:asciiTheme="minorBidi" w:hAnsiTheme="minorBidi"/>
+        </w:rPr>
+        <w:t>Undefined</w:t>
+      </w:r>
+    </w:p>
+    <w:p>
+      <w:pPr>
+        <w:pStyle w:val="PlainText"/>
+        <w:numPr>
+          <w:ilvl w:val="0"/>
+          <w:numId w:val="4"/>
+        </w:numPr>
+        <w:rPr>
+          <w:rFonts w:asciiTheme="minorBidi" w:hAnsiTheme="minorBidi"/>
+        </w:rPr>
+      </w:pPr>
+      <w:r>
+        <w:rPr>
+          <w:rFonts w:asciiTheme="minorBidi" w:hAnsiTheme="minorBidi"/>
+        </w:rPr>
+        <w:t>Undefined</w:t>
+      </w:r>
+    </w:p>
+    <w:p>
+      <w:pPr>
+        <w:pStyle w:val="PlainText"/>
+        <w:numPr>
+          <w:ilvl w:val="0"/>
+          <w:numId w:val="4"/>
+        </w:numPr>
+        <w:rPr>
+          <w:rFonts w:asciiTheme="minorBidi" w:hAnsiTheme="minorBidi"/>
+        </w:rPr>
+      </w:pPr>
+      <w:r>
+        <w:rPr>
+          <w:rFonts w:asciiTheme="minorBidi" w:hAnsiTheme="minorBidi" w:hint="cs"/>
+          <w:rtl/>
+        </w:rPr>
+        <w:t>42</w:t>
+      </w:r>
+    </w:p>
+    <w:p>
+      <w:pPr>
+        <w:pStyle w:val="PlainText"/>
+        <w:numPr>
+          <w:ilvl w:val="0"/>
+          <w:numId w:val="4"/>
+        </w:numPr>
+        <w:rPr>
+          <w:rFonts w:asciiTheme="minorBidi" w:hAnsiTheme="minorBidi"/>
+        </w:rPr>
+      </w:pPr>
+      <w:r>
+        <w:rPr>
+          <w:rFonts w:asciiTheme="minorBidi" w:hAnsiTheme="minorBidi"/>
+        </w:rPr>
+        <w:t>1</w:t>
+      </w:r>
+    </w:p>
+    <w:p>
+      <w:pPr>
+        <w:pStyle w:val="PlainText"/>
+        <w:numPr>
+          <w:ilvl w:val="0"/>
+          <w:numId w:val="4"/>
+        </w:numPr>
+        <w:rPr>
+          <w:rFonts w:asciiTheme="minorBidi" w:hAnsiTheme="minorBidi"/>
+        </w:rPr>
+      </w:pPr>
+      <w:r>
+        <w:rPr>
+          <w:rFonts w:asciiTheme="minorBidi" w:hAnsiTheme="minorBidi"/>
+        </w:rPr>
+        <w:t xml:space="preserve">In timeout </w:t>
+      </w:r>
+      <w:r>
+        <w:rPr>
+          <w:rFonts w:asciiTheme="minorBidi" w:hAnsiTheme="minorBidi"/>
+        </w:rPr>
+        <w:t>Nan</w:t>
+      </w:r>
+    </w:p>
+    <w:p>
+      <w:pPr>
+        <w:pStyle w:val="PlainText"/>
+        <w:numPr>
+          <w:ilvl w:val="0"/>
+          <w:numId w:val="4"/>
+        </w:numPr>
+        <w:rPr>
+          <w:rFonts w:asciiTheme="minorBidi" w:hAnsiTheme="minorBidi"/>
+        </w:rPr>
+      </w:pPr>
+      <w:r>
+        <w:rPr>
+          <w:rFonts w:asciiTheme="minorBidi" w:hAnsiTheme="minorBidi"/>
+        </w:rPr>
+        <w:t>Arrow timeout 2</w:t>
+      </w:r>
+    </w:p>
+    <w:p>
+      <w:pPr>
+        <w:pStyle w:val="PlainText"/>
+        <w:numPr>
+          <w:ilvl w:val="0"/>
+          <w:numId w:val="4"/>
+        </w:numPr>
+        <w:rPr>
+          <w:rFonts w:asciiTheme="minorBidi" w:hAnsiTheme="minorBidi"/>
+        </w:rPr>
+      </w:pPr>
+      <w:r>
+        <w:rPr>
+          <w:rFonts w:asciiTheme="minorBidi" w:hAnsiTheme="minorBidi" w:hint="cs"/>
+          <w:rtl/>
+        </w:rPr>
+        <w:t>99</w:t>
+      </w:r>
+    </w:p>
+    <w:p>
+      <w:pPr>
+        <w:pStyle w:val="PlainText"/>
+        <w:numPr>
+          <w:ilvl w:val="0"/>
+          <w:numId w:val="4"/>
+        </w:numPr>
+        <w:rPr>
+          <w:rFonts w:asciiTheme="minorBidi" w:hAnsiTheme="minorBidi"/>
+        </w:rPr>
+      </w:pPr>
+      <w:r>
+        <w:rPr>
+          <w:rFonts w:asciiTheme="minorBidi" w:hAnsiTheme="minorBidi"/>
+        </w:rPr>
+        <w:t>Undefined</w:t>
+      </w:r>
+    </w:p>
+    <w:p>
+      <w:pPr>
+        <w:pStyle w:val="PlainText"/>
+        <w:numPr>
+          <w:ilvl w:val="0"/>
+          <w:numId w:val="4"/>
+        </w:numPr>
+        <w:rPr>
+          <w:rFonts w:asciiTheme="minorBidi" w:hAnsiTheme="minorBidi"/>
+        </w:rPr>
+      </w:pPr>
+      <w:r>
+        <w:rPr>
+          <w:rFonts w:asciiTheme="minorBidi" w:hAnsiTheme="minorBidi"/>
+        </w:rPr>
+        <w:t>Button</w:t>
+      </w:r>
+    </w:p>
+    <w:p>
+      <w:pPr>
+        <w:pStyle w:val="PlainText"/>
+        <w:numPr>
+          <w:ilvl w:val="0"/>
+          <w:numId w:val="4"/>
+        </w:numPr>
+        <w:rPr>
+          <w:rFonts w:asciiTheme="minorBidi" w:hAnsiTheme="minorBidi"/>
+        </w:rPr>
+      </w:pPr>
+      <w:r>
+        <w:rPr>
+          <w:rFonts w:asciiTheme="minorBidi" w:hAnsiTheme="minorBidi"/>
+        </w:rPr>
+        <w:t>F</w:t>
+      </w:r>
+      <w:r>
+        <w:rPr>
+          <w:rFonts w:asciiTheme="minorBidi" w:hAnsiTheme="minorBidi"/>
+        </w:rPr>
+        <w:t>alse</w:t>
+      </w:r>
+    </w:p>
+    <w:p>
+      <w:pPr>
+        <w:pStyle w:val="PlainText"/>
+        <w:numPr>
+          <w:ilvl w:val="0"/>
+          <w:numId w:val="4"/>
+        </w:numPr>
+        <w:rPr>
+          <w:rFonts w:asciiTheme="minorBidi" w:hAnsiTheme="minorBidi"/>
+        </w:rPr>
+      </w:pPr>
+    </w:p>
+    <w:p>
+      <w:pPr>
+        <w:pStyle w:val="PlainText"/>
+        <w:bidi w:val="0"/>
+        <w:rPr>
+          <w:rFonts w:asciiTheme="minorBidi" w:hAnsiTheme="minorBidi"/>
+        </w:rPr>
+      </w:pPr>
+      <w:r>
+        <w:rPr>
+          <w:rFonts w:asciiTheme="minorBidi" w:hAnsiTheme="minorBidi"/>
+        </w:rPr>
+        <w:t>class Counter {</w:t>
+      </w:r>
+    </w:p>
+    <w:p>
+      <w:pPr>
+        <w:pStyle w:val="PlainText"/>
+        <w:bidi w:val="0"/>
+        <w:rPr>
+          <w:rFonts w:asciiTheme="minorBidi" w:hAnsiTheme="minorBidi"/>
+        </w:rPr>
+      </w:pPr>
+      <w:r>
+        <w:rPr>
+          <w:rFonts w:asciiTheme="minorBidi" w:hAnsiTheme="minorBidi"/>
+        </w:rPr>
+        <w:t>  constructor() {</w:t>
+      </w:r>
+    </w:p>
+    <w:p>
+      <w:pPr>
+        <w:pStyle w:val="PlainText"/>
+        <w:bidi w:val="0"/>
+        <w:rPr>
+          <w:rFonts w:asciiTheme="minorBidi" w:hAnsiTheme="minorBidi"/>
+        </w:rPr>
+      </w:pPr>
+      <w:r>
+        <w:rPr>
+          <w:rFonts w:asciiTheme="minorBidi" w:hAnsiTheme="minorBidi"/>
+        </w:rPr>
+        <w:t xml:space="preserve">    </w:t>
+      </w:r>
+      <w:proofErr w:type="spellStart"/>
+      <w:r>
+        <w:rPr>
+          <w:rFonts w:asciiTheme="minorBidi" w:hAnsiTheme="minorBidi"/>
+        </w:rPr>
+        <w:t>this.c</w:t>
+      </w:r>
+      <w:proofErr w:type="spellEnd"/>
+      <w:r>
+        <w:rPr>
+          <w:rFonts w:asciiTheme="minorBidi" w:hAnsiTheme="minorBidi"/>
+        </w:rPr>
+        <w:t xml:space="preserve"> = 0</w:t>
+      </w:r>
+    </w:p>
+    <w:p>
+      <w:pPr>
+        <w:pStyle w:val="PlainText"/>
+        <w:bidi w:val="0"/>
+        <w:rPr>
+          <w:rFonts w:asciiTheme="minorBidi" w:hAnsiTheme="minorBidi"/>
+        </w:rPr>
+      </w:pPr>
+      <w:r>
+        <w:rPr>
+          <w:rFonts w:asciiTheme="minorBidi" w:hAnsiTheme="minorBidi"/>
+        </w:rPr>
+        <w:t>  }</w:t>
+      </w:r>
+    </w:p>
+    <w:p>
+      <w:pPr>
+        <w:pStyle w:val="PlainText"/>
+        <w:bidi w:val="0"/>
+        <w:rPr>
+          <w:rFonts w:asciiTheme="minorBidi" w:hAnsiTheme="minorBidi"/>
+        </w:rPr>
+      </w:pPr>
+    </w:p>
+    <w:p>
+      <w:pPr>
+        <w:pStyle w:val="PlainText"/>
+        <w:bidi w:val="0"/>
+        <w:rPr>
+          <w:rFonts w:asciiTheme="minorBidi" w:hAnsiTheme="minorBidi"/>
+        </w:rPr>
+      </w:pPr>
+      <w:r>
+        <w:rPr>
+          <w:rFonts w:asciiTheme="minorBidi" w:hAnsiTheme="minorBidi"/>
+        </w:rPr>
+        <w:t xml:space="preserve">  </w:t>
+      </w:r>
+      <w:proofErr w:type="spellStart"/>
+      <w:r>
+        <w:rPr>
+          <w:rFonts w:asciiTheme="minorBidi" w:hAnsiTheme="minorBidi"/>
+        </w:rPr>
+        <w:t>inc</w:t>
+      </w:r>
+      <w:proofErr w:type="spellEnd"/>
+      <w:r>
+        <w:rPr>
+          <w:rFonts w:asciiTheme="minorBidi" w:hAnsiTheme="minorBidi"/>
+        </w:rPr>
+        <w:t xml:space="preserve"> = () =&gt; {</w:t>
+      </w:r>
+    </w:p>
+    <w:p>
+      <w:pPr>
+        <w:pStyle w:val="PlainText"/>
+        <w:bidi w:val="0"/>
+        <w:rPr>
+          <w:rFonts w:asciiTheme="minorBidi" w:hAnsiTheme="minorBidi"/>
+        </w:rPr>
+      </w:pPr>
+      <w:r>
+        <w:rPr>
+          <w:rFonts w:asciiTheme="minorBidi" w:hAnsiTheme="minorBidi"/>
+        </w:rPr>
+        <w:t xml:space="preserve">    </w:t>
+      </w:r>
+      <w:proofErr w:type="spellStart"/>
+      <w:r>
+        <w:rPr>
+          <w:rFonts w:asciiTheme="minorBidi" w:hAnsiTheme="minorBidi"/>
+        </w:rPr>
+        <w:t>this.c</w:t>
+      </w:r>
+      <w:proofErr w:type="spellEnd"/>
+      <w:r>
+        <w:rPr>
+          <w:rFonts w:asciiTheme="minorBidi" w:hAnsiTheme="minorBidi"/>
+        </w:rPr>
+        <w:t>++</w:t>
+      </w:r>
+    </w:p>
+    <w:p>
+      <w:pPr>
+        <w:pStyle w:val="PlainText"/>
+        <w:bidi w:val="0"/>
+        <w:rPr>
+          <w:rFonts w:asciiTheme="minorBidi" w:hAnsiTheme="minorBidi"/>
+        </w:rPr>
+      </w:pPr>
+      <w:r>
+        <w:rPr>
+          <w:rFonts w:asciiTheme="minorBidi" w:hAnsiTheme="minorBidi"/>
+        </w:rPr>
+        <w:t>    console.log(</w:t>
+      </w:r>
+      <w:proofErr w:type="spellStart"/>
+      <w:r>
+        <w:rPr>
+          <w:rFonts w:asciiTheme="minorBidi" w:hAnsiTheme="minorBidi"/>
+        </w:rPr>
+        <w:t>this.c</w:t>
+      </w:r>
+      <w:proofErr w:type="spellEnd"/>
+      <w:r>
+        <w:rPr>
+          <w:rFonts w:asciiTheme="minorBidi" w:hAnsiTheme="minorBidi"/>
+        </w:rPr>
+        <w:t>);</w:t>
+      </w:r>
+    </w:p>
+    <w:p>
+      <w:pPr>
+        <w:pStyle w:val="PlainText"/>
+        <w:bidi w:val="0"/>
+        <w:rPr>
+          <w:rFonts w:asciiTheme="minorBidi" w:hAnsiTheme="minorBidi"/>
+        </w:rPr>
+      </w:pPr>
+      <w:r>
+        <w:rPr>
+          <w:rFonts w:asciiTheme="minorBidi" w:hAnsiTheme="minorBidi"/>
+        </w:rPr>
+        <w:t xml:space="preserve">    </w:t>
+      </w:r>
+    </w:p>
+    <w:p>
+      <w:pPr>
+        <w:pStyle w:val="PlainText"/>
+        <w:bidi w:val="0"/>
+        <w:rPr>
+          <w:rFonts w:asciiTheme="minorBidi" w:hAnsiTheme="minorBidi"/>
+        </w:rPr>
+      </w:pPr>
+      <w:r>
+        <w:rPr>
+          <w:rFonts w:asciiTheme="minorBidi" w:hAnsiTheme="minorBidi"/>
+        </w:rPr>
+        <w:t>  }</w:t>
+      </w:r>
+    </w:p>
+    <w:p>
+      <w:pPr>
+        <w:pStyle w:val="PlainText"/>
+        <w:bidi w:val="0"/>
+        <w:rPr>
+          <w:rFonts w:asciiTheme="minorBidi" w:hAnsiTheme="minorBidi"/>
+        </w:rPr>
+      </w:pPr>
+      <w:r>
+        <w:rPr>
+          <w:rFonts w:asciiTheme="minorBidi" w:hAnsiTheme="minorBidi"/>
+        </w:rPr>
+        <w:t>}</w:t>
+      </w:r>
+    </w:p>
+    <w:p>
+      <w:pPr>
+        <w:pStyle w:val="PlainText"/>
+        <w:bidi w:val="0"/>
+        <w:rPr>
+          <w:rFonts w:asciiTheme="minorBidi" w:hAnsiTheme="minorBidi"/>
+        </w:rPr>
+      </w:pPr>
+    </w:p>
+    <w:p>
+      <w:pPr>
+        <w:pStyle w:val="PlainText"/>
+        <w:bidi w:val="0"/>
+        <w:rPr>
+          <w:rFonts w:asciiTheme="minorBidi" w:hAnsiTheme="minorBidi"/>
+        </w:rPr>
+      </w:pPr>
+      <w:r>
+        <w:rPr>
+          <w:rFonts w:asciiTheme="minorBidi" w:hAnsiTheme="minorBidi"/>
+        </w:rPr>
+        <w:t>const counter = new Counter()</w:t>
+      </w:r>
+    </w:p>
+    <w:p>
+      <w:pPr>
+        <w:pStyle w:val="PlainText"/>
+        <w:bidi w:val="0"/>
+        <w:rPr>
+          <w:rFonts w:asciiTheme="minorBidi" w:hAnsiTheme="minorBidi"/>
+        </w:rPr>
+      </w:pPr>
+    </w:p>
+    <w:p>
+      <w:pPr>
+        <w:pStyle w:val="PlainText"/>
+        <w:bidi w:val="0"/>
+        <w:rPr>
+          <w:rFonts w:asciiTheme="minorBidi" w:hAnsiTheme="minorBidi"/>
+        </w:rPr>
+      </w:pPr>
+      <w:proofErr w:type="spellStart"/>
+      <w:r>
+        <w:rPr>
+          <w:rFonts w:asciiTheme="minorBidi" w:hAnsiTheme="minorBidi"/>
+        </w:rPr>
+        <w:t>setInterval</w:t>
+      </w:r>
+      <w:proofErr w:type="spellEnd"/>
+      <w:r>
+        <w:rPr>
+          <w:rFonts w:asciiTheme="minorBidi" w:hAnsiTheme="minorBidi"/>
+        </w:rPr>
+        <w:t>(counter.inc, 100)</w:t>
+      </w:r>
+    </w:p>
+    <w:p>
+      <w:pPr>
+        <w:pStyle w:val="PlainText"/>
+        <w:rPr>
+          <w:rFonts w:asciiTheme="minorBidi" w:hAnsiTheme="minorBidi"/>
+          <w:rtl/>
+        </w:rPr>
+      </w:pPr>
+      <w:r>
+        <w:rPr>
+          <w:rFonts w:asciiTheme="minorBidi" w:hAnsiTheme="minorBidi" w:hint="cs"/>
+          <w:rtl/>
+        </w:rPr>
+        <w:t xml:space="preserve">22. </w:t>
+      </w:r>
+    </w:p>
+    <w:p>
+      <w:pPr>
+        <w:pStyle w:val="PlainText"/>
+        <w:rPr>
+          <w:rFonts w:asciiTheme="minorBidi" w:hAnsiTheme="minorBidi"/>
+        </w:rPr>
+      </w:pPr>
+    </w:p>
+    <w:p>
+      <w:pPr>
+        <w:pStyle w:val="PlainText"/>
+        <w:bidi w:val="0"/>
+        <w:rPr>
+          <w:rFonts w:asciiTheme="minorBidi" w:hAnsiTheme="minorBidi"/>
+        </w:rPr>
+      </w:pPr>
+      <w:proofErr w:type="spellStart"/>
+      <w:r>
+        <w:rPr>
+          <w:rFonts w:asciiTheme="minorBidi" w:hAnsiTheme="minorBidi"/>
+        </w:rPr>
+        <w:t>button.addEventListener</w:t>
+      </w:r>
+      <w:proofErr w:type="spellEnd"/>
+      <w:r>
+        <w:rPr>
+          <w:rFonts w:asciiTheme="minorBidi" w:hAnsiTheme="minorBidi"/>
+        </w:rPr>
+        <w:t>("click", function(){</w:t>
+      </w:r>
+    </w:p>
+    <w:p>
+      <w:pPr>
+        <w:pStyle w:val="PlainText"/>
+        <w:bidi w:val="0"/>
+        <w:rPr>
+          <w:rFonts w:asciiTheme="minorBidi" w:hAnsiTheme="minorBidi"/>
+        </w:rPr>
+      </w:pPr>
+      <w:r>
+        <w:rPr>
+          <w:rFonts w:asciiTheme="minorBidi" w:hAnsiTheme="minorBidi"/>
+        </w:rPr>
+        <w:t xml:space="preserve">  </w:t>
+      </w:r>
+      <w:proofErr w:type="spellStart"/>
+      <w:r>
+        <w:rPr>
+          <w:rFonts w:asciiTheme="minorBidi" w:hAnsiTheme="minorBidi"/>
+        </w:rPr>
+        <w:t>this.disabled</w:t>
+      </w:r>
+      <w:proofErr w:type="spellEnd"/>
+      <w:r>
+        <w:rPr>
+          <w:rFonts w:asciiTheme="minorBidi" w:hAnsiTheme="minorBidi"/>
+        </w:rPr>
+        <w:t xml:space="preserve"> = true</w:t>
+      </w:r>
+    </w:p>
+    <w:p>
+      <w:pPr>
+        <w:pStyle w:val="PlainText"/>
+        <w:bidi w:val="0"/>
+        <w:rPr>
+          <w:rFonts w:asciiTheme="minorBidi" w:hAnsiTheme="minorBidi"/>
+        </w:rPr>
+      </w:pPr>
+      <w:r>
+        <w:rPr>
+          <w:rFonts w:asciiTheme="minorBidi" w:hAnsiTheme="minorBidi"/>
+        </w:rPr>
+        <w:t>})</w:t>
+      </w:r>
+    </w:p>
+    <w:p>
+      <w:pPr>
+        <w:pStyle w:val="PlainText"/>
+        <w:bidi w:val="0"/>
+        <w:rPr>
+          <w:rFonts w:asciiTheme="minorBidi" w:hAnsiTheme="minorBidi"/>
+        </w:rPr>
+      </w:pPr>
+    </w:p>
+    <w:p>
+      <w:pPr>
+        <w:pStyle w:val="PlainText"/>
+        <w:bidi w:val="0"/>
+        <w:rPr>
+          <w:rFonts w:asciiTheme="minorBidi" w:hAnsiTheme="minorBidi"/>
+        </w:rPr>
+      </w:pPr>
+    </w:p>
+    <w:p>
+      <w:pPr>
+        <w:pStyle w:val="PlainText"/>
+        <w:bidi w:val="0"/>
+        <w:rPr>
+          <w:rFonts w:asciiTheme="minorBidi" w:hAnsiTheme="minorBidi"/>
+        </w:rPr>
+      </w:pPr>
+    </w:p>
+    <w:p>
+      <w:pPr>
+        <w:pStyle w:val="PlainText"/>
+        <w:bidi w:val="0"/>
+        <w:rPr>
+          <w:rFonts w:asciiTheme="minorBidi" w:hAnsiTheme="minorBidi"/>
+        </w:rPr>
+      </w:pPr>
+    </w:p>
+    <w:p>
+      <w:pPr>
+        <w:pStyle w:val="PlainText"/>
+        <w:bidi w:val="0"/>
+        <w:rPr>
+          <w:rFonts w:asciiTheme="minorBidi" w:hAnsiTheme="minorBidi"/>
+        </w:rPr>
+      </w:pPr>
+    </w:p>
+    <w:p>
+      <w:pPr>
+        <w:pStyle w:val="PlainText"/>
+        <w:bidi w:val="0"/>
+        <w:rPr>
+          <w:rFonts w:asciiTheme="minorBidi" w:hAnsiTheme="minorBidi"/>
+        </w:rPr>
+      </w:pPr>
+    </w:p>
+    <w:p>
+      <w:pPr>
+        <w:pStyle w:val="PlainText"/>
+        <w:bidi w:val="0"/>
+        <w:rPr>
+          <w:rFonts w:asciiTheme="minorBidi" w:hAnsiTheme="minorBidi"/>
+        </w:rPr>
+      </w:pPr>
+    </w:p>
+    <w:p>
+      <w:pPr>
+        <w:pStyle w:val="PlainText"/>
+        <w:rPr>
+          <w:rFonts w:asciiTheme="minorBidi" w:hAnsiTheme="minorBidi"/>
+        </w:rPr>
+      </w:pPr>
+    </w:p>
+    <w:p>
+      <w:pPr>
+        <w:pStyle w:val="PlainText"/>
+        <w:rPr>
+          <w:rFonts w:asciiTheme="minorBidi" w:hAnsiTheme="minorBidi" w:hint="cs"/>
+          <w:rtl/>
+        </w:rPr>
+      </w:pPr>
+      <w:r>
+        <w:rPr>
+          <w:rFonts w:asciiTheme="minorBidi" w:hAnsiTheme="minorBidi" w:hint="cs"/>
+          <w:rtl/>
+        </w:rPr>
+        <w:lastRenderedPageBreak/>
+        <w:t>23.</w:t>
+      </w:r>
+    </w:p>
+    <w:p>
+      <w:pPr>
+        <w:pStyle w:val="PlainText"/>
+        <w:bidi w:val="0"/>
+        <w:rPr>
+          <w:rFonts w:asciiTheme="minorBidi" w:hAnsiTheme="minorBidi"/>
+        </w:rPr>
+      </w:pPr>
+      <w:r>
+        <w:rPr>
+          <w:rFonts w:asciiTheme="minorBidi" w:hAnsiTheme="minorBidi"/>
+        </w:rPr>
+        <w:t>const cart = {</w:t>
+      </w:r>
+    </w:p>
+    <w:p>
+      <w:pPr>
+        <w:pStyle w:val="PlainText"/>
+        <w:bidi w:val="0"/>
+        <w:rPr>
+          <w:rFonts w:asciiTheme="minorBidi" w:hAnsiTheme="minorBidi"/>
+        </w:rPr>
+      </w:pPr>
+      <w:r>
+        <w:rPr>
+          <w:rFonts w:asciiTheme="minorBidi" w:hAnsiTheme="minorBidi"/>
+        </w:rPr>
+        <w:t>  items: [1, 2, 3],</w:t>
+      </w:r>
+    </w:p>
+    <w:p>
+      <w:pPr>
+        <w:pStyle w:val="PlainText"/>
+        <w:bidi w:val="0"/>
+        <w:rPr>
+          <w:rFonts w:asciiTheme="minorBidi" w:hAnsiTheme="minorBidi"/>
+        </w:rPr>
+      </w:pPr>
+      <w:r>
+        <w:rPr>
+          <w:rFonts w:asciiTheme="minorBidi" w:hAnsiTheme="minorBidi"/>
+        </w:rPr>
+        <w:t>  sum() {</w:t>
+      </w:r>
+    </w:p>
+    <w:p>
+      <w:pPr>
+        <w:pStyle w:val="PlainText"/>
+        <w:bidi w:val="0"/>
+        <w:rPr>
+          <w:rFonts w:asciiTheme="minorBidi" w:hAnsiTheme="minorBidi"/>
+        </w:rPr>
+      </w:pPr>
+      <w:r>
+        <w:rPr>
+          <w:rFonts w:asciiTheme="minorBidi" w:hAnsiTheme="minorBidi"/>
+        </w:rPr>
+        <w:t>    let total = 0;</w:t>
+      </w:r>
+    </w:p>
+    <w:p>
+      <w:pPr>
+        <w:pStyle w:val="PlainText"/>
+        <w:bidi w:val="0"/>
+        <w:rPr>
+          <w:rFonts w:asciiTheme="minorBidi" w:hAnsiTheme="minorBidi"/>
+        </w:rPr>
+      </w:pPr>
+      <w:r>
+        <w:rPr>
+          <w:rFonts w:asciiTheme="minorBidi" w:hAnsiTheme="minorBidi"/>
+        </w:rPr>
+        <w:t xml:space="preserve">    </w:t>
+      </w:r>
+      <w:proofErr w:type="spellStart"/>
+      <w:r>
+        <w:rPr>
+          <w:rFonts w:asciiTheme="minorBidi" w:hAnsiTheme="minorBidi"/>
+        </w:rPr>
+        <w:t>this.items.forEach</w:t>
+      </w:r>
+      <w:proofErr w:type="spellEnd"/>
+      <w:r>
+        <w:rPr>
+          <w:rFonts w:asciiTheme="minorBidi" w:hAnsiTheme="minorBidi"/>
+        </w:rPr>
+        <w:t xml:space="preserve">((n) =&gt; { </w:t>
+      </w:r>
+    </w:p>
+    <w:p>
+      <w:pPr>
+        <w:pStyle w:val="PlainText"/>
+        <w:bidi w:val="0"/>
+        <w:rPr>
+          <w:rFonts w:asciiTheme="minorBidi" w:hAnsiTheme="minorBidi"/>
+        </w:rPr>
+      </w:pPr>
+      <w:r>
+        <w:rPr>
+          <w:rFonts w:asciiTheme="minorBidi" w:hAnsiTheme="minorBidi"/>
+        </w:rPr>
+        <w:t xml:space="preserve">      total += n * </w:t>
+      </w:r>
+      <w:proofErr w:type="spellStart"/>
+      <w:r>
+        <w:rPr>
+          <w:rFonts w:asciiTheme="minorBidi" w:hAnsiTheme="minorBidi"/>
+        </w:rPr>
+        <w:t>this.multiplier</w:t>
+      </w:r>
+      <w:proofErr w:type="spellEnd"/>
+      <w:r>
+        <w:rPr>
+          <w:rFonts w:asciiTheme="minorBidi" w:hAnsiTheme="minorBidi"/>
+        </w:rPr>
+        <w:t>;</w:t>
+      </w:r>
+    </w:p>
+    <w:p>
+      <w:pPr>
+        <w:pStyle w:val="PlainText"/>
+        <w:bidi w:val="0"/>
+        <w:rPr>
+          <w:rFonts w:asciiTheme="minorBidi" w:hAnsiTheme="minorBidi"/>
+        </w:rPr>
+      </w:pPr>
+      <w:r>
+        <w:rPr>
+          <w:rFonts w:asciiTheme="minorBidi" w:hAnsiTheme="minorBidi"/>
+        </w:rPr>
+        <w:t>    });</w:t>
+      </w:r>
+    </w:p>
+    <w:p>
+      <w:pPr>
+        <w:pStyle w:val="PlainText"/>
+        <w:bidi w:val="0"/>
+        <w:rPr>
+          <w:rFonts w:asciiTheme="minorBidi" w:hAnsiTheme="minorBidi"/>
+        </w:rPr>
+      </w:pPr>
+      <w:r>
+        <w:rPr>
+          <w:rFonts w:asciiTheme="minorBidi" w:hAnsiTheme="minorBidi"/>
+        </w:rPr>
+        <w:t>    return total;</w:t>
+      </w:r>
+    </w:p>
+    <w:p>
+      <w:pPr>
+        <w:pStyle w:val="PlainText"/>
+        <w:bidi w:val="0"/>
+        <w:rPr>
+          <w:rFonts w:asciiTheme="minorBidi" w:hAnsiTheme="minorBidi"/>
+        </w:rPr>
+      </w:pPr>
+      <w:r>
+        <w:rPr>
+          <w:rFonts w:asciiTheme="minorBidi" w:hAnsiTheme="minorBidi"/>
+        </w:rPr>
+        <w:t>  },</w:t>
+      </w:r>
+    </w:p>
+    <w:p>
+      <w:pPr>
+        <w:pStyle w:val="PlainText"/>
+        <w:bidi w:val="0"/>
+        <w:rPr>
+          <w:rFonts w:asciiTheme="minorBidi" w:hAnsiTheme="minorBidi"/>
+        </w:rPr>
+      </w:pPr>
+      <w:r>
+        <w:rPr>
+          <w:rFonts w:asciiTheme="minorBidi" w:hAnsiTheme="minorBidi"/>
+        </w:rPr>
+        <w:t>  multiplier: 2</w:t>
+      </w:r>
+    </w:p>
+    <w:p>
+      <w:pPr>
+        <w:pStyle w:val="PlainText"/>
+        <w:bidi w:val="0"/>
+        <w:rPr>
+          <w:rFonts w:asciiTheme="minorBidi" w:hAnsiTheme="minorBidi"/>
+        </w:rPr>
+      </w:pPr>
+      <w:r>
+        <w:rPr>
+          <w:rFonts w:asciiTheme="minorBidi" w:hAnsiTheme="minorBidi"/>
+        </w:rPr>
+        <w:t>};</w:t>
+      </w:r>
+    </w:p>
+    <w:p>
+      <w:pPr>
+        <w:pStyle w:val="PlainText"/>
+        <w:rPr>
+          <w:rFonts w:asciiTheme="minorBidi" w:hAnsiTheme="minorBidi"/>
+          <w:rtl/>
+        </w:rPr>
+      </w:pPr>
+      <w:r>
+        <w:rPr>
+          <w:rFonts w:asciiTheme="minorBidi" w:hAnsiTheme="minorBidi" w:hint="cs"/>
+          <w:rtl/>
+        </w:rPr>
+        <w:t xml:space="preserve">24. </w:t>
+      </w:r>
+    </w:p>
+    <w:p>
+      <w:pPr>
+        <w:pStyle w:val="PlainText"/>
+        <w:bidi w:val="0"/>
+        <w:rPr>
+          <w:rFonts w:asciiTheme="minorBidi" w:hAnsiTheme="minorBidi"/>
+        </w:rPr>
+      </w:pPr>
+      <w:r>
+        <w:rPr>
+          <w:rFonts w:asciiTheme="minorBidi" w:hAnsiTheme="minorBidi"/>
+        </w:rPr>
+        <w:t>const obj = { x: 3 }</w:t>
+      </w:r>
+    </w:p>
+    <w:p>
+      <w:pPr>
+        <w:pStyle w:val="PlainText"/>
+        <w:bidi w:val="0"/>
+        <w:rPr>
+          <w:rFonts w:asciiTheme="minorBidi" w:hAnsiTheme="minorBidi"/>
+        </w:rPr>
+      </w:pPr>
+    </w:p>
+    <w:p>
+      <w:pPr>
+        <w:pStyle w:val="PlainText"/>
+        <w:bidi w:val="0"/>
+        <w:rPr>
+          <w:rFonts w:asciiTheme="minorBidi" w:hAnsiTheme="minorBidi"/>
+        </w:rPr>
+      </w:pPr>
+      <w:r>
+        <w:rPr>
+          <w:rFonts w:asciiTheme="minorBidi" w:hAnsiTheme="minorBidi"/>
+        </w:rPr>
+        <w:t xml:space="preserve">const </w:t>
+      </w:r>
+      <w:proofErr w:type="spellStart"/>
+      <w:r>
+        <w:rPr>
+          <w:rFonts w:asciiTheme="minorBidi" w:hAnsiTheme="minorBidi"/>
+        </w:rPr>
+        <w:t>fn</w:t>
+      </w:r>
+      <w:proofErr w:type="spellEnd"/>
+      <w:r>
+        <w:rPr>
+          <w:rFonts w:asciiTheme="minorBidi" w:hAnsiTheme="minorBidi"/>
+        </w:rPr>
+        <w:t xml:space="preserve"> = function () {</w:t>
+      </w:r>
+    </w:p>
+    <w:p>
+      <w:pPr>
+        <w:pStyle w:val="PlainText"/>
+        <w:bidi w:val="0"/>
+        <w:rPr>
+          <w:rFonts w:asciiTheme="minorBidi" w:hAnsiTheme="minorBidi"/>
+        </w:rPr>
+      </w:pPr>
+      <w:r>
+        <w:rPr>
+          <w:rFonts w:asciiTheme="minorBidi" w:hAnsiTheme="minorBidi"/>
+        </w:rPr>
+        <w:t>  console.log(</w:t>
+      </w:r>
+      <w:proofErr w:type="spellStart"/>
+      <w:r>
+        <w:rPr>
+          <w:rFonts w:asciiTheme="minorBidi" w:hAnsiTheme="minorBidi"/>
+        </w:rPr>
+        <w:t>this.x</w:t>
+      </w:r>
+      <w:proofErr w:type="spellEnd"/>
+      <w:r>
+        <w:rPr>
+          <w:rFonts w:asciiTheme="minorBidi" w:hAnsiTheme="minorBidi"/>
+        </w:rPr>
+        <w:t>)</w:t>
+      </w:r>
+    </w:p>
+    <w:p>
+      <w:pPr>
+        <w:pStyle w:val="PlainText"/>
+        <w:bidi w:val="0"/>
+        <w:rPr>
+          <w:rFonts w:asciiTheme="minorBidi" w:hAnsiTheme="minorBidi"/>
+        </w:rPr>
+      </w:pPr>
+      <w:r>
+        <w:rPr>
+          <w:rFonts w:asciiTheme="minorBidi" w:hAnsiTheme="minorBidi"/>
+        </w:rPr>
+        <w:t>}</w:t>
+      </w:r>
+    </w:p>
+    <w:p>
+      <w:pPr>
+        <w:pStyle w:val="PlainText"/>
+        <w:bidi w:val="0"/>
+        <w:rPr>
+          <w:rFonts w:asciiTheme="minorBidi" w:hAnsiTheme="minorBidi"/>
+        </w:rPr>
+      </w:pPr>
+    </w:p>
+    <w:p>
+      <w:pPr>
+        <w:pStyle w:val="PlainText"/>
+        <w:bidi w:val="0"/>
+        <w:rPr>
+          <w:rFonts w:asciiTheme="minorBidi" w:hAnsiTheme="minorBidi"/>
+        </w:rPr>
+      </w:pPr>
+      <w:proofErr w:type="spellStart"/>
+      <w:r>
+        <w:rPr>
+          <w:rFonts w:asciiTheme="minorBidi" w:hAnsiTheme="minorBidi"/>
+        </w:rPr>
+        <w:t>fn.bind</w:t>
+      </w:r>
+      <w:proofErr w:type="spellEnd"/>
+      <w:r>
+        <w:rPr>
+          <w:rFonts w:asciiTheme="minorBidi" w:hAnsiTheme="minorBidi"/>
+        </w:rPr>
+        <w:t>(obj)()</w:t>
+      </w:r>
+    </w:p>
+    <w:p>
+      <w:pPr>
+        <w:pStyle w:val="PlainText"/>
+        <w:rPr>
+          <w:rFonts w:asciiTheme="minorBidi" w:hAnsiTheme="minorBidi"/>
+          <w:rtl/>
+        </w:rPr>
+      </w:pPr>
+      <w:r>
+        <w:rPr>
+          <w:rFonts w:asciiTheme="minorBidi" w:hAnsiTheme="minorBidi" w:hint="cs"/>
+          <w:rtl/>
+        </w:rPr>
+        <w:t xml:space="preserve">25. </w:t>
+      </w:r>
+      <w:r>
+        <w:rPr>
+          <w:rFonts w:asciiTheme="minorBidi" w:hAnsiTheme="minorBidi" w:hint="cs"/>
+          <w:rtl/>
+        </w:rPr>
+        <w:t xml:space="preserve"> אנחנו משתמשים </w:t>
+      </w:r>
+      <w:proofErr w:type="spellStart"/>
+      <w:r>
+        <w:rPr>
+          <w:rFonts w:asciiTheme="minorBidi" w:hAnsiTheme="minorBidi" w:hint="cs"/>
+          <w:rtl/>
+        </w:rPr>
+        <w:t>בפונקצית</w:t>
+      </w:r>
+      <w:proofErr w:type="spellEnd"/>
+      <w:r>
+        <w:rPr>
+          <w:rFonts w:asciiTheme="minorBidi" w:hAnsiTheme="minorBidi" w:hint="cs"/>
+          <w:rtl/>
+        </w:rPr>
+        <w:t xml:space="preserve"> חץ כך מכיוון שזה נותן לו את ה </w:t>
+      </w:r>
+      <w:r>
+        <w:rPr>
+          <w:rFonts w:asciiTheme="minorBidi" w:hAnsiTheme="minorBidi"/>
+        </w:rPr>
+        <w:t>this</w:t>
+      </w:r>
+      <w:r>
+        <w:rPr>
+          <w:rFonts w:asciiTheme="minorBidi" w:hAnsiTheme="minorBidi" w:hint="cs"/>
+          <w:rtl/>
+        </w:rPr>
+        <w:t xml:space="preserve"> באופן אוטומטי </w:t>
+      </w:r>
+    </w:p>
+    <w:p>
+      <w:pPr>
+        <w:pStyle w:val="PlainText"/>
+        <w:rPr>
+          <w:rFonts w:asciiTheme="minorBidi" w:hAnsiTheme="minorBidi" w:hint="cs"/>
+          <w:rtl/>
+        </w:rPr>
+      </w:pPr>
+      <w:r>
+        <w:rPr>
+          <w:rFonts w:asciiTheme="minorBidi" w:hAnsiTheme="minorBidi" w:hint="cs"/>
+          <w:rtl/>
+        </w:rPr>
+        <w:t xml:space="preserve">26. </w:t>
+      </w:r>
     </w:p>
     <w:sectPr>
       <w:pgSz w:w="11906" w:h="16838"/>
@@ -1970,7 +5755,7 @@
   <w:abstractNum w:abstractNumId="2" w15:restartNumberingAfterBreak="0">
     <w:nsid w:val="5A942F6E"/>
     <w:multiLevelType w:val="hybridMultilevel"/>
-    <w:tmpl w:val="D5BE8FDC"/>
+    <w:tmpl w:val="EA1A6912"/>
     <w:lvl w:ilvl="0" w:tplc="0409000F">
       <w:start w:val="1"/>
       <w:numFmt w:val="decimal"/>
@@ -2047,6 +5832,95 @@
       </w:pPr>
     </w:lvl>
     <w:lvl w:ilvl="8" w:tplc="0409001B" w:tentative="1">
+      <w:start w:val="1"/>
+      <w:numFmt w:val="lowerRoman"/>
+      <w:lvlText w:val="%9."/>
+      <w:lvlJc w:val="right"/>
+      <w:pPr>
+        <w:ind w:left="6480" w:hanging="180"/>
+      </w:pPr>
+    </w:lvl>
+  </w:abstractNum>
+  <w:abstractNum w:abstractNumId="3" w15:restartNumberingAfterBreak="0">
+    <w:nsid w:val="784700D3"/>
+    <w:multiLevelType w:val="hybridMultilevel"/>
+    <w:tmpl w:val="EA1A6912"/>
+    <w:lvl w:ilvl="0" w:tplc="FFFFFFFF">
+      <w:start w:val="1"/>
+      <w:numFmt w:val="decimal"/>
+      <w:lvlText w:val="%1."/>
+      <w:lvlJc w:val="left"/>
+      <w:pPr>
+        <w:ind w:left="720" w:hanging="360"/>
+      </w:pPr>
+      <w:rPr>
+        <w:rFonts w:hint="default"/>
+      </w:rPr>
+    </w:lvl>
+    <w:lvl w:ilvl="1" w:tplc="FFFFFFFF" w:tentative="1">
+      <w:start w:val="1"/>
+      <w:numFmt w:val="lowerLetter"/>
+      <w:lvlText w:val="%2."/>
+      <w:lvlJc w:val="left"/>
+      <w:pPr>
+        <w:ind w:left="1440" w:hanging="360"/>
+      </w:pPr>
+    </w:lvl>
+    <w:lvl w:ilvl="2" w:tplc="FFFFFFFF" w:tentative="1">
+      <w:start w:val="1"/>
+      <w:numFmt w:val="lowerRoman"/>
+      <w:lvlText w:val="%3."/>
+      <w:lvlJc w:val="right"/>
+      <w:pPr>
+        <w:ind w:left="2160" w:hanging="180"/>
+      </w:pPr>
+    </w:lvl>
+    <w:lvl w:ilvl="3" w:tplc="FFFFFFFF" w:tentative="1">
+      <w:start w:val="1"/>
+      <w:numFmt w:val="decimal"/>
+      <w:lvlText w:val="%4."/>
+      <w:lvlJc w:val="left"/>
+      <w:pPr>
+        <w:ind w:left="2880" w:hanging="360"/>
+      </w:pPr>
+    </w:lvl>
+    <w:lvl w:ilvl="4" w:tplc="FFFFFFFF" w:tentative="1">
+      <w:start w:val="1"/>
+      <w:numFmt w:val="lowerLetter"/>
+      <w:lvlText w:val="%5."/>
+      <w:lvlJc w:val="left"/>
+      <w:pPr>
+        <w:ind w:left="3600" w:hanging="360"/>
+      </w:pPr>
+    </w:lvl>
+    <w:lvl w:ilvl="5" w:tplc="FFFFFFFF" w:tentative="1">
+      <w:start w:val="1"/>
+      <w:numFmt w:val="lowerRoman"/>
+      <w:lvlText w:val="%6."/>
+      <w:lvlJc w:val="right"/>
+      <w:pPr>
+        <w:ind w:left="4320" w:hanging="180"/>
+      </w:pPr>
+    </w:lvl>
+    <w:lvl w:ilvl="6" w:tplc="FFFFFFFF" w:tentative="1">
+      <w:start w:val="1"/>
+      <w:numFmt w:val="decimal"/>
+      <w:lvlText w:val="%7."/>
+      <w:lvlJc w:val="left"/>
+      <w:pPr>
+        <w:ind w:left="5040" w:hanging="360"/>
+      </w:pPr>
+    </w:lvl>
+    <w:lvl w:ilvl="7" w:tplc="FFFFFFFF" w:tentative="1">
+      <w:start w:val="1"/>
+      <w:numFmt w:val="lowerLetter"/>
+      <w:lvlText w:val="%8."/>
+      <w:lvlJc w:val="left"/>
+      <w:pPr>
+        <w:ind w:left="5760" w:hanging="360"/>
+      </w:pPr>
+    </w:lvl>
+    <w:lvl w:ilvl="8" w:tplc="FFFFFFFF" w:tentative="1">
       <w:start w:val="1"/>
       <w:numFmt w:val="lowerRoman"/>
       <w:lvlText w:val="%9."/>
@@ -2064,6 +5938,9 @@
   </w:num>
   <w:num w:numId="3" w16cid:durableId="1261916957">
     <w:abstractNumId w:val="1"/>
+  </w:num>
+  <w:num w:numId="4" w16cid:durableId="1098719673">
+    <w:abstractNumId w:val="3"/>
   </w:num>
 </w:numbering>
 </file>
@@ -2465,20 +6342,19 @@
     <w:lsdException w:name="Unresolved Mention" w:semiHidden="1" w:unhideWhenUsed="1"/>
     <w:lsdException w:name="Smart Link" w:semiHidden="1" w:unhideWhenUsed="1"/>
   </w:latentStyles>
-  <w:style w:type="paragraph" w:default="1" w:styleId="a">
+  <w:style w:type="paragraph" w:default="1" w:styleId="Normal">
     <w:name w:val="Normal"/>
     <w:qFormat/>
     <w:pPr>
       <w:bidi/>
     </w:pPr>
   </w:style>
-  <w:style w:type="character" w:default="1" w:styleId="a0">
+  <w:style w:type="character" w:default="1" w:styleId="DefaultParagraphFont">
     <w:name w:val="Default Paragraph Font"/>
     <w:uiPriority w:val="1"/>
-    <w:semiHidden/>
     <w:unhideWhenUsed/>
   </w:style>
-  <w:style w:type="table" w:default="1" w:styleId="a1">
+  <w:style w:type="table" w:default="1" w:styleId="TableNormal">
     <w:name w:val="Normal Table"/>
     <w:uiPriority w:val="99"/>
     <w:semiHidden/>
@@ -2493,16 +6369,16 @@
       </w:tblCellMar>
     </w:tblPr>
   </w:style>
-  <w:style w:type="numbering" w:default="1" w:styleId="a2">
+  <w:style w:type="numbering" w:default="1" w:styleId="NoList">
     <w:name w:val="No List"/>
     <w:uiPriority w:val="99"/>
     <w:semiHidden/>
     <w:unhideWhenUsed/>
   </w:style>
-  <w:style w:type="paragraph" w:styleId="a3">
+  <w:style w:type="paragraph" w:styleId="PlainText">
     <w:name w:val="Plain Text"/>
-    <w:basedOn w:val="a"/>
-    <w:link w:val="a4"/>
+    <w:basedOn w:val="Normal"/>
+    <w:link w:val="PlainTextChar"/>
     <w:uiPriority w:val="99"/>
     <w:unhideWhenUsed/>
     <w:rsid w:val="0089014A"/>
@@ -2515,10 +6391,10 @@
       <w:szCs w:val="21"/>
     </w:rPr>
   </w:style>
-  <w:style w:type="character" w:customStyle="1" w:styleId="a4">
-    <w:name w:val="טקסט רגיל תו"/>
-    <w:basedOn w:val="a0"/>
-    <w:link w:val="a3"/>
+  <w:style w:type="character" w:customStyle="1" w:styleId="PlainTextChar">
+    <w:name w:val="Plain Text Char"/>
+    <w:basedOn w:val="DefaultParagraphFont"/>
+    <w:link w:val="PlainText"/>
     <w:uiPriority w:val="99"/>
     <w:rsid w:val="0089014A"/>
     <w:rPr>
@@ -2527,9 +6403,9 @@
       <w:szCs w:val="21"/>
     </w:rPr>
   </w:style>
-  <w:style w:type="character" w:styleId="a5">
+  <w:style w:type="character" w:styleId="CommentReference">
     <w:name w:val="annotation reference"/>
-    <w:basedOn w:val="a0"/>
+    <w:basedOn w:val="DefaultParagraphFont"/>
     <w:uiPriority w:val="99"/>
     <w:semiHidden/>
     <w:unhideWhenUsed/>
@@ -2539,10 +6415,10 @@
       <w:szCs w:val="16"/>
     </w:rPr>
   </w:style>
-  <w:style w:type="paragraph" w:styleId="a6">
+  <w:style w:type="paragraph" w:styleId="CommentText">
     <w:name w:val="annotation text"/>
-    <w:basedOn w:val="a"/>
-    <w:link w:val="a7"/>
+    <w:basedOn w:val="Normal"/>
+    <w:link w:val="CommentTextChar"/>
     <w:uiPriority w:val="99"/>
     <w:semiHidden/>
     <w:unhideWhenUsed/>
@@ -2555,10 +6431,10 @@
       <w:szCs w:val="20"/>
     </w:rPr>
   </w:style>
-  <w:style w:type="character" w:customStyle="1" w:styleId="a7">
-    <w:name w:val="טקסט הערה תו"/>
-    <w:basedOn w:val="a0"/>
-    <w:link w:val="a6"/>
+  <w:style w:type="character" w:customStyle="1" w:styleId="CommentTextChar">
+    <w:name w:val="Comment Text Char"/>
+    <w:basedOn w:val="DefaultParagraphFont"/>
+    <w:link w:val="CommentText"/>
     <w:uiPriority w:val="99"/>
     <w:semiHidden/>
     <w:rsid w:val="00C27823"/>
@@ -2567,11 +6443,11 @@
       <w:szCs w:val="20"/>
     </w:rPr>
   </w:style>
-  <w:style w:type="paragraph" w:styleId="a8">
+  <w:style w:type="paragraph" w:styleId="CommentSubject">
     <w:name w:val="annotation subject"/>
-    <w:basedOn w:val="a6"/>
-    <w:next w:val="a6"/>
-    <w:link w:val="a9"/>
+    <w:basedOn w:val="CommentText"/>
+    <w:next w:val="CommentText"/>
+    <w:link w:val="CommentSubjectChar"/>
     <w:uiPriority w:val="99"/>
     <w:semiHidden/>
     <w:unhideWhenUsed/>
@@ -2581,10 +6457,10 @@
       <w:bCs/>
     </w:rPr>
   </w:style>
-  <w:style w:type="character" w:customStyle="1" w:styleId="a9">
-    <w:name w:val="נושא הערה תו"/>
-    <w:basedOn w:val="a7"/>
-    <w:link w:val="a8"/>
+  <w:style w:type="character" w:customStyle="1" w:styleId="CommentSubjectChar">
+    <w:name w:val="Comment Subject Char"/>
+    <w:basedOn w:val="CommentTextChar"/>
+    <w:link w:val="CommentSubject"/>
     <w:uiPriority w:val="99"/>
     <w:semiHidden/>
     <w:rsid w:val="00C27823"/>
@@ -2594,6 +6470,17 @@
       <w:sz w:val="20"/>
       <w:szCs w:val="20"/>
     </w:rPr>
+  </w:style>
+  <w:style w:type="paragraph" w:styleId="ListParagraph">
+    <w:name w:val="List Paragraph"/>
+    <w:basedOn w:val="Normal"/>
+    <w:uiPriority w:val="34"/>
+    <w:qFormat/>
+    <w:rsid w:val="005C1F34"/>
+    <w:pPr>
+      <w:ind w:left="720"/>
+      <w:contextualSpacing/>
+    </w:pPr>
   </w:style>
 </w:styles>
 </file>

--- a/HomeWork/Rehearsals/answers.docx
+++ b/HomeWork/Rehearsals/answers.docx
@@ -4,7 +4,7 @@
   <w:body>
     <w:p>
       <w:pPr>
-        <w:pStyle w:val="PlainText"/>
+        <w:pStyle w:val="a3"/>
         <w:jc w:val="center"/>
         <w:rPr>
           <w:rFonts w:asciiTheme="minorBidi" w:hAnsiTheme="minorBidi"/>
@@ -21,7 +21,7 @@
     </w:p>
     <w:p>
       <w:pPr>
-        <w:pStyle w:val="PlainText"/>
+        <w:pStyle w:val="a3"/>
         <w:numPr>
           <w:ilvl w:val="0"/>
           <w:numId w:val="3"/>
@@ -78,7 +78,7 @@
     </w:p>
     <w:p>
       <w:pPr>
-        <w:pStyle w:val="PlainText"/>
+        <w:pStyle w:val="a3"/>
         <w:numPr>
           <w:ilvl w:val="0"/>
           <w:numId w:val="3"/>
@@ -109,7 +109,7 @@
     </w:p>
     <w:p>
       <w:pPr>
-        <w:pStyle w:val="PlainText"/>
+        <w:pStyle w:val="a3"/>
         <w:ind w:left="1080"/>
         <w:rPr>
           <w:rFonts w:asciiTheme="minorBidi" w:hAnsiTheme="minorBidi"/>
@@ -209,7 +209,7 @@
     </w:p>
     <w:p>
       <w:pPr>
-        <w:pStyle w:val="PlainText"/>
+        <w:pStyle w:val="a3"/>
         <w:numPr>
           <w:ilvl w:val="0"/>
           <w:numId w:val="3"/>
@@ -240,7 +240,7 @@
     </w:p>
     <w:p>
       <w:pPr>
-        <w:pStyle w:val="PlainText"/>
+        <w:pStyle w:val="a3"/>
         <w:ind w:left="1080"/>
         <w:rPr>
           <w:rFonts w:asciiTheme="minorBidi" w:hAnsiTheme="minorBidi"/>
@@ -268,7 +268,7 @@
     </w:p>
     <w:p>
       <w:pPr>
-        <w:pStyle w:val="PlainText"/>
+        <w:pStyle w:val="a3"/>
         <w:ind w:left="1080"/>
         <w:rPr>
           <w:rFonts w:asciiTheme="minorBidi" w:hAnsiTheme="minorBidi"/>
@@ -316,7 +316,7 @@
     </w:p>
     <w:p>
       <w:pPr>
-        <w:pStyle w:val="PlainText"/>
+        <w:pStyle w:val="a3"/>
         <w:numPr>
           <w:ilvl w:val="0"/>
           <w:numId w:val="3"/>
@@ -347,7 +347,7 @@
     </w:p>
     <w:p>
       <w:pPr>
-        <w:pStyle w:val="PlainText"/>
+        <w:pStyle w:val="a3"/>
         <w:ind w:left="1080"/>
         <w:rPr>
           <w:rFonts w:asciiTheme="minorBidi" w:hAnsiTheme="minorBidi"/>
@@ -375,7 +375,7 @@
     </w:p>
     <w:p>
       <w:pPr>
-        <w:pStyle w:val="PlainText"/>
+        <w:pStyle w:val="a3"/>
         <w:numPr>
           <w:ilvl w:val="0"/>
           <w:numId w:val="3"/>
@@ -406,7 +406,7 @@
     </w:p>
     <w:p>
       <w:pPr>
-        <w:pStyle w:val="PlainText"/>
+        <w:pStyle w:val="a3"/>
         <w:ind w:left="1080"/>
         <w:rPr>
           <w:rFonts w:asciiTheme="minorBidi" w:hAnsiTheme="minorBidi"/>
@@ -415,6 +415,7 @@
         </w:rPr>
       </w:pPr>
       <w:proofErr w:type="spellStart"/>
+      <w:proofErr w:type="gramStart"/>
       <w:r>
         <w:rPr>
           <w:rFonts w:asciiTheme="minorBidi" w:hAnsiTheme="minorBidi"/>
@@ -431,12 +432,22 @@
           <w:szCs w:val="24"/>
           <w:rtl/>
         </w:rPr>
-        <w:t xml:space="preserve">  - מחזיר את המיקום של הערך במערך.</w:t>
-      </w:r>
-    </w:p>
-    <w:p>
-      <w:pPr>
-        <w:pStyle w:val="PlainText"/>
+        <w:t xml:space="preserve">  -</w:t>
+      </w:r>
+      <w:proofErr w:type="gramEnd"/>
+      <w:r>
+        <w:rPr>
+          <w:rFonts w:asciiTheme="minorBidi" w:hAnsiTheme="minorBidi"/>
+          <w:sz w:val="24"/>
+          <w:szCs w:val="24"/>
+          <w:rtl/>
+        </w:rPr>
+        <w:t xml:space="preserve"> מחזיר את המיקום של הערך במערך.</w:t>
+      </w:r>
+    </w:p>
+    <w:p>
+      <w:pPr>
+        <w:pStyle w:val="a3"/>
         <w:ind w:left="1080"/>
         <w:rPr>
           <w:rFonts w:asciiTheme="minorBidi" w:hAnsiTheme="minorBidi"/>
@@ -521,7 +532,7 @@
     </w:p>
     <w:p>
       <w:pPr>
-        <w:pStyle w:val="PlainText"/>
+        <w:pStyle w:val="a3"/>
         <w:numPr>
           <w:ilvl w:val="0"/>
           <w:numId w:val="3"/>
@@ -542,6 +553,7 @@
         <w:t>[...</w:t>
       </w:r>
       <w:proofErr w:type="spellStart"/>
+      <w:proofErr w:type="gramStart"/>
       <w:r>
         <w:rPr>
           <w:rFonts w:asciiTheme="minorBidi" w:hAnsiTheme="minorBidi"/>
@@ -551,6 +563,7 @@
         <w:t>a.slice</w:t>
       </w:r>
       <w:proofErr w:type="spellEnd"/>
+      <w:proofErr w:type="gramEnd"/>
       <w:r>
         <w:rPr>
           <w:rFonts w:asciiTheme="minorBidi" w:hAnsiTheme="minorBidi"/>
@@ -560,6 +573,7 @@
         <w:t>(0, 2), ...</w:t>
       </w:r>
       <w:proofErr w:type="spellStart"/>
+      <w:proofErr w:type="gramStart"/>
       <w:r>
         <w:rPr>
           <w:rFonts w:asciiTheme="minorBidi" w:hAnsiTheme="minorBidi"/>
@@ -569,6 +583,7 @@
         <w:t>a.slice</w:t>
       </w:r>
       <w:proofErr w:type="spellEnd"/>
+      <w:proofErr w:type="gramEnd"/>
       <w:r>
         <w:rPr>
           <w:rFonts w:asciiTheme="minorBidi" w:hAnsiTheme="minorBidi"/>
@@ -589,7 +604,7 @@
     </w:p>
     <w:p>
       <w:pPr>
-        <w:pStyle w:val="PlainText"/>
+        <w:pStyle w:val="a3"/>
         <w:ind w:left="1080"/>
         <w:rPr>
           <w:rFonts w:asciiTheme="minorBidi" w:hAnsiTheme="minorBidi"/>
@@ -598,6 +613,7 @@
         </w:rPr>
       </w:pPr>
       <w:proofErr w:type="spellStart"/>
+      <w:proofErr w:type="gramStart"/>
       <w:r>
         <w:rPr>
           <w:rFonts w:asciiTheme="minorBidi" w:hAnsiTheme="minorBidi"/>
@@ -607,6 +623,7 @@
         <w:t>a.splice</w:t>
       </w:r>
       <w:proofErr w:type="spellEnd"/>
+      <w:proofErr w:type="gramEnd"/>
       <w:r>
         <w:rPr>
           <w:rFonts w:asciiTheme="minorBidi" w:hAnsiTheme="minorBidi"/>
@@ -619,17 +636,17 @@
     </w:p>
     <w:p>
       <w:pPr>
-        <w:pStyle w:val="PlainText"/>
-        <w:rPr>
-          <w:rFonts w:asciiTheme="minorBidi" w:hAnsiTheme="minorBidi"/>
-          <w:sz w:val="24"/>
-          <w:szCs w:val="24"/>
-        </w:rPr>
-      </w:pPr>
-    </w:p>
-    <w:p>
-      <w:pPr>
-        <w:pStyle w:val="PlainText"/>
+        <w:pStyle w:val="a3"/>
+        <w:rPr>
+          <w:rFonts w:asciiTheme="minorBidi" w:hAnsiTheme="minorBidi"/>
+          <w:sz w:val="24"/>
+          <w:szCs w:val="24"/>
+        </w:rPr>
+      </w:pPr>
+    </w:p>
+    <w:p>
+      <w:pPr>
+        <w:pStyle w:val="a3"/>
         <w:numPr>
           <w:ilvl w:val="0"/>
           <w:numId w:val="3"/>
@@ -652,7 +669,7 @@
     </w:p>
     <w:p>
       <w:pPr>
-        <w:pStyle w:val="PlainText"/>
+        <w:pStyle w:val="a3"/>
         <w:ind w:left="1080"/>
         <w:rPr>
           <w:rFonts w:asciiTheme="minorBidi" w:hAnsiTheme="minorBidi"/>
@@ -689,7 +706,7 @@
     </w:p>
     <w:p>
       <w:pPr>
-        <w:pStyle w:val="PlainText"/>
+        <w:pStyle w:val="a3"/>
         <w:ind w:left="1080"/>
         <w:rPr>
           <w:rFonts w:asciiTheme="minorBidi" w:hAnsiTheme="minorBidi"/>
@@ -717,7 +734,7 @@
     </w:p>
     <w:p>
       <w:pPr>
-        <w:pStyle w:val="PlainText"/>
+        <w:pStyle w:val="a3"/>
         <w:numPr>
           <w:ilvl w:val="0"/>
           <w:numId w:val="3"/>
@@ -752,9 +769,28 @@
           <w:sz w:val="24"/>
           <w:szCs w:val="24"/>
         </w:rPr>
-        <w:t>'].sort((</w:t>
-      </w:r>
-      <w:proofErr w:type="spellStart"/>
+        <w:t>'</w:t>
+      </w:r>
+      <w:proofErr w:type="gramStart"/>
+      <w:r>
+        <w:rPr>
+          <w:rFonts w:asciiTheme="minorBidi" w:hAnsiTheme="minorBidi"/>
+          <w:sz w:val="24"/>
+          <w:szCs w:val="24"/>
+        </w:rPr>
+        <w:t>].sort</w:t>
+      </w:r>
+      <w:proofErr w:type="gramEnd"/>
+      <w:r>
+        <w:rPr>
+          <w:rFonts w:asciiTheme="minorBidi" w:hAnsiTheme="minorBidi"/>
+          <w:sz w:val="24"/>
+          <w:szCs w:val="24"/>
+        </w:rPr>
+        <w:t>((</w:t>
+      </w:r>
+      <w:proofErr w:type="spellStart"/>
+      <w:proofErr w:type="gramStart"/>
       <w:r>
         <w:rPr>
           <w:rFonts w:asciiTheme="minorBidi" w:hAnsiTheme="minorBidi"/>
@@ -764,6 +800,7 @@
         <w:t>a,b</w:t>
       </w:r>
       <w:proofErr w:type="spellEnd"/>
+      <w:proofErr w:type="gramEnd"/>
       <w:r>
         <w:rPr>
           <w:rFonts w:asciiTheme="minorBidi" w:hAnsiTheme="minorBidi"/>
@@ -773,6 +810,7 @@
         <w:t xml:space="preserve">) =&gt; </w:t>
       </w:r>
       <w:proofErr w:type="spellStart"/>
+      <w:proofErr w:type="gramStart"/>
       <w:r>
         <w:rPr>
           <w:rFonts w:asciiTheme="minorBidi" w:hAnsiTheme="minorBidi"/>
@@ -782,6 +820,7 @@
         <w:t>a.localeCompare</w:t>
       </w:r>
       <w:proofErr w:type="spellEnd"/>
+      <w:proofErr w:type="gramEnd"/>
       <w:r>
         <w:rPr>
           <w:rFonts w:asciiTheme="minorBidi" w:hAnsiTheme="minorBidi"/>
@@ -802,7 +841,7 @@
     </w:p>
     <w:p>
       <w:pPr>
-        <w:pStyle w:val="PlainText"/>
+        <w:pStyle w:val="a3"/>
         <w:ind w:left="1080"/>
         <w:rPr>
           <w:rFonts w:asciiTheme="minorBidi" w:hAnsiTheme="minorBidi"/>
@@ -834,9 +873,28 @@
           <w:sz w:val="24"/>
           <w:szCs w:val="24"/>
         </w:rPr>
-        <w:t>'].sort((</w:t>
-      </w:r>
-      <w:proofErr w:type="spellStart"/>
+        <w:t>'</w:t>
+      </w:r>
+      <w:proofErr w:type="gramStart"/>
+      <w:r>
+        <w:rPr>
+          <w:rFonts w:asciiTheme="minorBidi" w:hAnsiTheme="minorBidi"/>
+          <w:sz w:val="24"/>
+          <w:szCs w:val="24"/>
+        </w:rPr>
+        <w:t>].sort</w:t>
+      </w:r>
+      <w:proofErr w:type="gramEnd"/>
+      <w:r>
+        <w:rPr>
+          <w:rFonts w:asciiTheme="minorBidi" w:hAnsiTheme="minorBidi"/>
+          <w:sz w:val="24"/>
+          <w:szCs w:val="24"/>
+        </w:rPr>
+        <w:t>((</w:t>
+      </w:r>
+      <w:proofErr w:type="spellStart"/>
+      <w:proofErr w:type="gramStart"/>
       <w:r>
         <w:rPr>
           <w:rFonts w:asciiTheme="minorBidi" w:hAnsiTheme="minorBidi"/>
@@ -846,6 +904,7 @@
         <w:t>a,b</w:t>
       </w:r>
       <w:proofErr w:type="spellEnd"/>
+      <w:proofErr w:type="gramEnd"/>
       <w:r>
         <w:rPr>
           <w:rFonts w:asciiTheme="minorBidi" w:hAnsiTheme="minorBidi"/>
@@ -855,6 +914,7 @@
         <w:t xml:space="preserve">) =&gt; </w:t>
       </w:r>
       <w:proofErr w:type="spellStart"/>
+      <w:proofErr w:type="gramStart"/>
       <w:r>
         <w:rPr>
           <w:rFonts w:asciiTheme="minorBidi" w:hAnsiTheme="minorBidi"/>
@@ -864,6 +924,7 @@
         <w:t>b.localeCompare</w:t>
       </w:r>
       <w:proofErr w:type="spellEnd"/>
+      <w:proofErr w:type="gramEnd"/>
       <w:r>
         <w:rPr>
           <w:rFonts w:asciiTheme="minorBidi" w:hAnsiTheme="minorBidi"/>
@@ -884,7 +945,7 @@
     </w:p>
     <w:p>
       <w:pPr>
-        <w:pStyle w:val="PlainText"/>
+        <w:pStyle w:val="a3"/>
         <w:numPr>
           <w:ilvl w:val="0"/>
           <w:numId w:val="3"/>
@@ -915,7 +976,7 @@
     </w:p>
     <w:p>
       <w:pPr>
-        <w:pStyle w:val="PlainText"/>
+        <w:pStyle w:val="a3"/>
         <w:ind w:left="1080"/>
         <w:rPr>
           <w:rFonts w:asciiTheme="minorBidi" w:hAnsiTheme="minorBidi"/>
@@ -943,7 +1004,7 @@
     </w:p>
     <w:p>
       <w:pPr>
-        <w:pStyle w:val="PlainText"/>
+        <w:pStyle w:val="a3"/>
         <w:ind w:left="1080"/>
         <w:rPr>
           <w:rFonts w:asciiTheme="minorBidi" w:hAnsiTheme="minorBidi"/>
@@ -971,7 +1032,7 @@
     </w:p>
     <w:p>
       <w:pPr>
-        <w:pStyle w:val="PlainText"/>
+        <w:pStyle w:val="a3"/>
         <w:ind w:left="1080"/>
         <w:rPr>
           <w:rFonts w:asciiTheme="minorBidi" w:hAnsiTheme="minorBidi"/>
@@ -999,7 +1060,7 @@
     </w:p>
     <w:p>
       <w:pPr>
-        <w:pStyle w:val="PlainText"/>
+        <w:pStyle w:val="a3"/>
         <w:numPr>
           <w:ilvl w:val="0"/>
           <w:numId w:val="3"/>
@@ -1019,6 +1080,7 @@
         <w:t xml:space="preserve">orders = </w:t>
       </w:r>
       <w:proofErr w:type="spellStart"/>
+      <w:proofErr w:type="gramStart"/>
       <w:r>
         <w:rPr>
           <w:rFonts w:asciiTheme="minorBidi" w:hAnsiTheme="minorBidi"/>
@@ -1028,6 +1090,7 @@
         <w:t>orders.filter</w:t>
       </w:r>
       <w:proofErr w:type="spellEnd"/>
+      <w:proofErr w:type="gramEnd"/>
       <w:r>
         <w:rPr>
           <w:rFonts w:asciiTheme="minorBidi" w:hAnsiTheme="minorBidi"/>
@@ -1037,6 +1100,7 @@
         <w:t xml:space="preserve">((order) =&gt; </w:t>
       </w:r>
       <w:proofErr w:type="spellStart"/>
+      <w:proofErr w:type="gramStart"/>
       <w:r>
         <w:rPr>
           <w:rFonts w:asciiTheme="minorBidi" w:hAnsiTheme="minorBidi"/>
@@ -1046,15 +1110,35 @@
         <w:t>order.inStock</w:t>
       </w:r>
       <w:proofErr w:type="spellEnd"/>
-      <w:r>
-        <w:rPr>
-          <w:rFonts w:asciiTheme="minorBidi" w:hAnsiTheme="minorBidi"/>
-          <w:sz w:val="24"/>
-          <w:szCs w:val="24"/>
-        </w:rPr>
-        <w:t xml:space="preserve"> === true).map((order) =&gt; </w:t>
-      </w:r>
-      <w:proofErr w:type="spellStart"/>
+      <w:proofErr w:type="gramEnd"/>
+      <w:r>
+        <w:rPr>
+          <w:rFonts w:asciiTheme="minorBidi" w:hAnsiTheme="minorBidi"/>
+          <w:sz w:val="24"/>
+          <w:szCs w:val="24"/>
+        </w:rPr>
+        <w:t xml:space="preserve"> === true</w:t>
+      </w:r>
+      <w:proofErr w:type="gramStart"/>
+      <w:r>
+        <w:rPr>
+          <w:rFonts w:asciiTheme="minorBidi" w:hAnsiTheme="minorBidi"/>
+          <w:sz w:val="24"/>
+          <w:szCs w:val="24"/>
+        </w:rPr>
+        <w:t>).map</w:t>
+      </w:r>
+      <w:proofErr w:type="gramEnd"/>
+      <w:r>
+        <w:rPr>
+          <w:rFonts w:asciiTheme="minorBidi" w:hAnsiTheme="minorBidi"/>
+          <w:sz w:val="24"/>
+          <w:szCs w:val="24"/>
+        </w:rPr>
+        <w:t xml:space="preserve">((order) =&gt; </w:t>
+      </w:r>
+      <w:proofErr w:type="spellStart"/>
+      <w:proofErr w:type="gramStart"/>
       <w:r>
         <w:rPr>
           <w:rFonts w:asciiTheme="minorBidi" w:hAnsiTheme="minorBidi"/>
@@ -1070,7 +1154,16 @@
           <w:sz w:val="24"/>
           <w:szCs w:val="24"/>
         </w:rPr>
-        <w:t>).reduce((</w:t>
+        <w:t>).reduce</w:t>
+      </w:r>
+      <w:proofErr w:type="gramEnd"/>
+      <w:r>
+        <w:rPr>
+          <w:rFonts w:asciiTheme="minorBidi" w:hAnsiTheme="minorBidi"/>
+          <w:sz w:val="24"/>
+          <w:szCs w:val="24"/>
+        </w:rPr>
+        <w:t>((</w:t>
       </w:r>
       <w:proofErr w:type="spellStart"/>
       <w:r>
@@ -1145,6 +1238,7 @@
         <w:t xml:space="preserve"> += </w:t>
       </w:r>
       <w:proofErr w:type="spellStart"/>
+      <w:proofErr w:type="gramStart"/>
       <w:r>
         <w:rPr>
           <w:rFonts w:asciiTheme="minorBidi" w:hAnsiTheme="minorBidi"/>
@@ -1160,7 +1254,16 @@
           <w:sz w:val="24"/>
           <w:szCs w:val="24"/>
         </w:rPr>
-        <w:t xml:space="preserve">}return </w:t>
+        <w:t>}return</w:t>
+      </w:r>
+      <w:proofErr w:type="gramEnd"/>
+      <w:r>
+        <w:rPr>
+          <w:rFonts w:asciiTheme="minorBidi" w:hAnsiTheme="minorBidi"/>
+          <w:sz w:val="24"/>
+          <w:szCs w:val="24"/>
+        </w:rPr>
+        <w:t xml:space="preserve"> </w:t>
       </w:r>
       <w:proofErr w:type="spellStart"/>
       <w:r>
@@ -1183,7 +1286,7 @@
     </w:p>
     <w:p>
       <w:pPr>
-        <w:pStyle w:val="PlainText"/>
+        <w:pStyle w:val="a3"/>
         <w:numPr>
           <w:ilvl w:val="0"/>
           <w:numId w:val="3"/>
@@ -1206,7 +1309,7 @@
     </w:p>
     <w:p>
       <w:pPr>
-        <w:pStyle w:val="PlainText"/>
+        <w:pStyle w:val="a3"/>
         <w:numPr>
           <w:ilvl w:val="0"/>
           <w:numId w:val="3"/>
@@ -1303,7 +1406,7 @@
     </w:p>
     <w:p>
       <w:pPr>
-        <w:pStyle w:val="PlainText"/>
+        <w:pStyle w:val="a3"/>
         <w:jc w:val="center"/>
         <w:rPr>
           <w:rFonts w:asciiTheme="minorBidi" w:hAnsiTheme="minorBidi"/>
@@ -1323,7 +1426,7 @@
     </w:p>
     <w:p>
       <w:pPr>
-        <w:pStyle w:val="PlainText"/>
+        <w:pStyle w:val="a3"/>
         <w:numPr>
           <w:ilvl w:val="0"/>
           <w:numId w:val="1"/>
@@ -1383,7 +1486,7 @@
     </w:p>
     <w:p>
       <w:pPr>
-        <w:pStyle w:val="PlainText"/>
+        <w:pStyle w:val="a3"/>
         <w:ind w:left="720"/>
         <w:rPr>
           <w:rFonts w:asciiTheme="minorBidi" w:hAnsiTheme="minorBidi"/>
@@ -1427,7 +1530,7 @@
     </w:p>
     <w:p>
       <w:pPr>
-        <w:pStyle w:val="PlainText"/>
+        <w:pStyle w:val="a3"/>
         <w:ind w:left="720"/>
         <w:rPr>
           <w:rFonts w:asciiTheme="minorBidi" w:hAnsiTheme="minorBidi"/>
@@ -1478,7 +1581,7 @@
     </w:p>
     <w:p>
       <w:pPr>
-        <w:pStyle w:val="PlainText"/>
+        <w:pStyle w:val="a3"/>
         <w:numPr>
           <w:ilvl w:val="0"/>
           <w:numId w:val="1"/>
@@ -1523,7 +1626,7 @@
     </w:p>
     <w:p>
       <w:pPr>
-        <w:pStyle w:val="PlainText"/>
+        <w:pStyle w:val="a3"/>
         <w:numPr>
           <w:ilvl w:val="0"/>
           <w:numId w:val="1"/>
@@ -1575,7 +1678,7 @@
     </w:p>
     <w:p>
       <w:pPr>
-        <w:pStyle w:val="PlainText"/>
+        <w:pStyle w:val="a3"/>
         <w:numPr>
           <w:ilvl w:val="0"/>
           <w:numId w:val="1"/>
@@ -1661,7 +1764,7 @@
     </w:p>
     <w:p>
       <w:pPr>
-        <w:pStyle w:val="PlainText"/>
+        <w:pStyle w:val="a3"/>
         <w:numPr>
           <w:ilvl w:val="0"/>
           <w:numId w:val="1"/>
@@ -1801,7 +1904,7 @@
     </w:p>
     <w:p>
       <w:pPr>
-        <w:pStyle w:val="PlainText"/>
+        <w:pStyle w:val="a3"/>
         <w:numPr>
           <w:ilvl w:val="0"/>
           <w:numId w:val="1"/>
@@ -1814,12 +1917,26 @@
         <w:rPr>
           <w:rFonts w:asciiTheme="minorBidi" w:hAnsiTheme="minorBidi"/>
         </w:rPr>
-        <w:t>console.log(greet()) // Hello, Guest!</w:t>
-      </w:r>
-    </w:p>
-    <w:p>
-      <w:pPr>
-        <w:pStyle w:val="PlainText"/>
+        <w:t>console.log(</w:t>
+      </w:r>
+      <w:proofErr w:type="gramStart"/>
+      <w:r>
+        <w:rPr>
+          <w:rFonts w:asciiTheme="minorBidi" w:hAnsiTheme="minorBidi"/>
+        </w:rPr>
+        <w:t>greet(</w:t>
+      </w:r>
+      <w:proofErr w:type="gramEnd"/>
+      <w:r>
+        <w:rPr>
+          <w:rFonts w:asciiTheme="minorBidi" w:hAnsiTheme="minorBidi"/>
+        </w:rPr>
+        <w:t>)) // Hello, Guest!</w:t>
+      </w:r>
+    </w:p>
+    <w:p>
+      <w:pPr>
+        <w:pStyle w:val="a3"/>
         <w:ind w:left="720"/>
         <w:rPr>
           <w:rFonts w:asciiTheme="minorBidi" w:hAnsiTheme="minorBidi"/>
@@ -1840,7 +1957,7 @@
     </w:p>
     <w:p>
       <w:pPr>
-        <w:pStyle w:val="PlainText"/>
+        <w:pStyle w:val="a3"/>
         <w:ind w:left="720"/>
         <w:rPr>
           <w:rFonts w:asciiTheme="minorBidi" w:hAnsiTheme="minorBidi" w:cs="Arial"/>
@@ -1851,7 +1968,28 @@
         <w:rPr>
           <w:rFonts w:asciiTheme="minorBidi" w:hAnsiTheme="minorBidi"/>
         </w:rPr>
-        <w:t xml:space="preserve"> console.log(greet("Dima", false)) // Hello, Dima</w:t>
+        <w:t xml:space="preserve"> </w:t>
+      </w:r>
+      <w:proofErr w:type="gramStart"/>
+      <w:r>
+        <w:rPr>
+          <w:rFonts w:asciiTheme="minorBidi" w:hAnsiTheme="minorBidi"/>
+        </w:rPr>
+        <w:t>console.log(greet(</w:t>
+      </w:r>
+      <w:proofErr w:type="gramEnd"/>
+      <w:r>
+        <w:rPr>
+          <w:rFonts w:asciiTheme="minorBidi" w:hAnsiTheme="minorBidi"/>
+        </w:rPr>
+        <w:t xml:space="preserve">"Dima", false)) // Hello, </w:t>
+      </w:r>
+      <w:proofErr w:type="gramStart"/>
+      <w:r>
+        <w:rPr>
+          <w:rFonts w:asciiTheme="minorBidi" w:hAnsiTheme="minorBidi"/>
+        </w:rPr>
+        <w:t>Dima</w:t>
       </w:r>
       <w:r>
         <w:rPr>
@@ -1866,10 +2004,11 @@
         </w:rPr>
         <w:t>.</w:t>
       </w:r>
-    </w:p>
-    <w:p>
-      <w:pPr>
-        <w:pStyle w:val="PlainText"/>
+      <w:proofErr w:type="gramEnd"/>
+    </w:p>
+    <w:p>
+      <w:pPr>
+        <w:pStyle w:val="a3"/>
         <w:numPr>
           <w:ilvl w:val="0"/>
           <w:numId w:val="1"/>
@@ -1916,7 +2055,7 @@
     </w:p>
     <w:p>
       <w:pPr>
-        <w:pStyle w:val="PlainText"/>
+        <w:pStyle w:val="a3"/>
         <w:numPr>
           <w:ilvl w:val="0"/>
           <w:numId w:val="1"/>
@@ -1961,7 +2100,7 @@
     </w:p>
     <w:p>
       <w:pPr>
-        <w:pStyle w:val="PlainText"/>
+        <w:pStyle w:val="a3"/>
         <w:numPr>
           <w:ilvl w:val="0"/>
           <w:numId w:val="1"/>
@@ -1977,6 +2116,7 @@
         <w:t>const obj = {</w:t>
       </w:r>
       <w:proofErr w:type="spellStart"/>
+      <w:proofErr w:type="gramStart"/>
       <w:r>
         <w:rPr>
           <w:rFonts w:asciiTheme="minorBidi" w:hAnsiTheme="minorBidi"/>
@@ -1984,16 +2124,31 @@
         <w:t>x,y</w:t>
       </w:r>
       <w:proofErr w:type="spellEnd"/>
-      <w:r>
-        <w:rPr>
-          <w:rFonts w:asciiTheme="minorBidi" w:hAnsiTheme="minorBidi"/>
-        </w:rPr>
-        <w:t>,[key]() {return x + y}}</w:t>
-      </w:r>
-    </w:p>
-    <w:p>
-      <w:pPr>
-        <w:pStyle w:val="PlainText"/>
+      <w:proofErr w:type="gramEnd"/>
+      <w:r>
+        <w:rPr>
+          <w:rFonts w:asciiTheme="minorBidi" w:hAnsiTheme="minorBidi"/>
+        </w:rPr>
+        <w:t>,[key</w:t>
+      </w:r>
+      <w:proofErr w:type="gramStart"/>
+      <w:r>
+        <w:rPr>
+          <w:rFonts w:asciiTheme="minorBidi" w:hAnsiTheme="minorBidi"/>
+        </w:rPr>
+        <w:t>](</w:t>
+      </w:r>
+      <w:proofErr w:type="gramEnd"/>
+      <w:r>
+        <w:rPr>
+          <w:rFonts w:asciiTheme="minorBidi" w:hAnsiTheme="minorBidi"/>
+        </w:rPr>
+        <w:t>) {return x + y}}</w:t>
+      </w:r>
+    </w:p>
+    <w:p>
+      <w:pPr>
+        <w:pStyle w:val="a3"/>
         <w:numPr>
           <w:ilvl w:val="0"/>
           <w:numId w:val="1"/>
@@ -2017,7 +2172,7 @@
     </w:p>
     <w:p>
       <w:pPr>
-        <w:pStyle w:val="PlainText"/>
+        <w:pStyle w:val="a3"/>
         <w:ind w:left="720"/>
         <w:rPr>
           <w:rFonts w:asciiTheme="minorBidi" w:hAnsiTheme="minorBidi" w:cs="Arial"/>
@@ -2040,7 +2195,7 @@
     </w:p>
     <w:p>
       <w:pPr>
-        <w:pStyle w:val="PlainText"/>
+        <w:pStyle w:val="a3"/>
         <w:numPr>
           <w:ilvl w:val="0"/>
           <w:numId w:val="1"/>
@@ -2067,12 +2222,40 @@
         <w:rPr>
           <w:rFonts w:asciiTheme="minorBidi" w:hAnsiTheme="minorBidi"/>
         </w:rPr>
-        <w:t>} = user const {address: { city = 'N/A' }} = user</w:t>
-      </w:r>
-    </w:p>
-    <w:p>
-      <w:pPr>
-        <w:pStyle w:val="PlainText"/>
+        <w:t xml:space="preserve">} = user const {address: </w:t>
+      </w:r>
+      <w:proofErr w:type="gramStart"/>
+      <w:r>
+        <w:rPr>
+          <w:rFonts w:asciiTheme="minorBidi" w:hAnsiTheme="minorBidi"/>
+        </w:rPr>
+        <w:t>{ city</w:t>
+      </w:r>
+      <w:proofErr w:type="gramEnd"/>
+      <w:r>
+        <w:rPr>
+          <w:rFonts w:asciiTheme="minorBidi" w:hAnsiTheme="minorBidi"/>
+        </w:rPr>
+        <w:t xml:space="preserve"> = 'N/A</w:t>
+      </w:r>
+      <w:proofErr w:type="gramStart"/>
+      <w:r>
+        <w:rPr>
+          <w:rFonts w:asciiTheme="minorBidi" w:hAnsiTheme="minorBidi"/>
+        </w:rPr>
+        <w:t>' }</w:t>
+      </w:r>
+      <w:proofErr w:type="gramEnd"/>
+      <w:r>
+        <w:rPr>
+          <w:rFonts w:asciiTheme="minorBidi" w:hAnsiTheme="minorBidi"/>
+        </w:rPr>
+        <w:t>} = user</w:t>
+      </w:r>
+    </w:p>
+    <w:p>
+      <w:pPr>
+        <w:pStyle w:val="a3"/>
         <w:numPr>
           <w:ilvl w:val="0"/>
           <w:numId w:val="1"/>
@@ -2096,7 +2279,7 @@
     </w:p>
     <w:p>
       <w:pPr>
-        <w:pStyle w:val="PlainText"/>
+        <w:pStyle w:val="a3"/>
         <w:ind w:left="720"/>
         <w:rPr>
           <w:rFonts w:asciiTheme="minorBidi" w:hAnsiTheme="minorBidi"/>
@@ -2126,12 +2309,20 @@
         <w:rPr>
           <w:rFonts w:asciiTheme="minorBidi" w:hAnsiTheme="minorBidi"/>
         </w:rPr>
-        <w:t>s friend!`</w:t>
-      </w:r>
-    </w:p>
-    <w:p>
-      <w:pPr>
-        <w:pStyle w:val="PlainText"/>
+        <w:t xml:space="preserve">s </w:t>
+      </w:r>
+      <w:proofErr w:type="gramStart"/>
+      <w:r>
+        <w:rPr>
+          <w:rFonts w:asciiTheme="minorBidi" w:hAnsiTheme="minorBidi"/>
+        </w:rPr>
+        <w:t>friend!`</w:t>
+      </w:r>
+      <w:proofErr w:type="gramEnd"/>
+    </w:p>
+    <w:p>
+      <w:pPr>
+        <w:pStyle w:val="a3"/>
         <w:numPr>
           <w:ilvl w:val="0"/>
           <w:numId w:val="1"/>
@@ -2261,7 +2452,7 @@
     </w:p>
     <w:p>
       <w:pPr>
-        <w:pStyle w:val="PlainText"/>
+        <w:pStyle w:val="a3"/>
         <w:ind w:left="720"/>
         <w:rPr>
           <w:rFonts w:asciiTheme="minorBidi" w:hAnsiTheme="minorBidi"/>
@@ -2287,7 +2478,7 @@
     </w:p>
     <w:p>
       <w:pPr>
-        <w:pStyle w:val="PlainText"/>
+        <w:pStyle w:val="a3"/>
         <w:numPr>
           <w:ilvl w:val="0"/>
           <w:numId w:val="1"/>
@@ -2300,27 +2491,91 @@
         <w:rPr>
           <w:rFonts w:asciiTheme="minorBidi" w:hAnsiTheme="minorBidi"/>
         </w:rPr>
-        <w:t xml:space="preserve">class Person{ constructor(name){ this.name = name } </w:t>
-      </w:r>
-    </w:p>
-    <w:p>
-      <w:pPr>
-        <w:pStyle w:val="PlainText"/>
+        <w:t xml:space="preserve">class </w:t>
+      </w:r>
+      <w:proofErr w:type="gramStart"/>
+      <w:r>
+        <w:rPr>
+          <w:rFonts w:asciiTheme="minorBidi" w:hAnsiTheme="minorBidi"/>
+        </w:rPr>
+        <w:t>Person{ constructor</w:t>
+      </w:r>
+      <w:proofErr w:type="gramEnd"/>
+      <w:r>
+        <w:rPr>
+          <w:rFonts w:asciiTheme="minorBidi" w:hAnsiTheme="minorBidi"/>
+        </w:rPr>
+        <w:t>(name</w:t>
+      </w:r>
+      <w:proofErr w:type="gramStart"/>
+      <w:r>
+        <w:rPr>
+          <w:rFonts w:asciiTheme="minorBidi" w:hAnsiTheme="minorBidi"/>
+        </w:rPr>
+        <w:t>){ this.name</w:t>
+      </w:r>
+      <w:proofErr w:type="gramEnd"/>
+      <w:r>
+        <w:rPr>
+          <w:rFonts w:asciiTheme="minorBidi" w:hAnsiTheme="minorBidi"/>
+        </w:rPr>
+        <w:t xml:space="preserve"> = </w:t>
+      </w:r>
+      <w:proofErr w:type="gramStart"/>
+      <w:r>
+        <w:rPr>
+          <w:rFonts w:asciiTheme="minorBidi" w:hAnsiTheme="minorBidi"/>
+        </w:rPr>
+        <w:t>name }</w:t>
+      </w:r>
+      <w:proofErr w:type="gramEnd"/>
+      <w:r>
+        <w:rPr>
+          <w:rFonts w:asciiTheme="minorBidi" w:hAnsiTheme="minorBidi"/>
+        </w:rPr>
+        <w:t xml:space="preserve"> </w:t>
+      </w:r>
+    </w:p>
+    <w:p>
+      <w:pPr>
+        <w:pStyle w:val="a3"/>
         <w:ind w:left="720"/>
         <w:rPr>
           <w:rFonts w:asciiTheme="minorBidi" w:hAnsiTheme="minorBidi"/>
         </w:rPr>
       </w:pPr>
-      <w:r>
-        <w:rPr>
-          <w:rFonts w:asciiTheme="minorBidi" w:hAnsiTheme="minorBidi"/>
-        </w:rPr>
-        <w:t xml:space="preserve">say(){ return `Hi ${this.name}` } </w:t>
-      </w:r>
-    </w:p>
-    <w:p>
-      <w:pPr>
-        <w:pStyle w:val="PlainText"/>
+      <w:proofErr w:type="gramStart"/>
+      <w:r>
+        <w:rPr>
+          <w:rFonts w:asciiTheme="minorBidi" w:hAnsiTheme="minorBidi"/>
+        </w:rPr>
+        <w:t>say(){ return</w:t>
+      </w:r>
+      <w:proofErr w:type="gramEnd"/>
+      <w:r>
+        <w:rPr>
+          <w:rFonts w:asciiTheme="minorBidi" w:hAnsiTheme="minorBidi"/>
+        </w:rPr>
+        <w:t xml:space="preserve"> `Hi ${</w:t>
+      </w:r>
+      <w:proofErr w:type="gramStart"/>
+      <w:r>
+        <w:rPr>
+          <w:rFonts w:asciiTheme="minorBidi" w:hAnsiTheme="minorBidi"/>
+        </w:rPr>
+        <w:t>this.name}`</w:t>
+      </w:r>
+      <w:proofErr w:type="gramEnd"/>
+      <w:r>
+        <w:rPr>
+          <w:rFonts w:asciiTheme="minorBidi" w:hAnsiTheme="minorBidi"/>
+        </w:rPr>
+        <w:t xml:space="preserve"> } </w:t>
+      </w:r>
+    </w:p>
+    <w:p>
+      <w:pPr>
+        <w:pStyle w:val="a3"/>
         <w:ind w:left="720"/>
         <w:rPr>
           <w:rFonts w:asciiTheme="minorBidi" w:hAnsiTheme="minorBidi"/>
@@ -2330,25 +2585,69 @@
         <w:rPr>
           <w:rFonts w:asciiTheme="minorBidi" w:hAnsiTheme="minorBidi"/>
         </w:rPr>
-        <w:t>get initial(){ return this.name</w:t>
+        <w:t xml:space="preserve">get </w:t>
+      </w:r>
+      <w:proofErr w:type="gramStart"/>
+      <w:r>
+        <w:rPr>
+          <w:rFonts w:asciiTheme="minorBidi" w:hAnsiTheme="minorBidi"/>
+        </w:rPr>
+        <w:t>initial(){ return</w:t>
+      </w:r>
+      <w:proofErr w:type="gramEnd"/>
+      <w:r>
+        <w:rPr>
+          <w:rFonts w:asciiTheme="minorBidi" w:hAnsiTheme="minorBidi"/>
+        </w:rPr>
+        <w:t xml:space="preserve"> </w:t>
+      </w:r>
+      <w:proofErr w:type="gramStart"/>
+      <w:r>
+        <w:rPr>
+          <w:rFonts w:asciiTheme="minorBidi" w:hAnsiTheme="minorBidi"/>
+        </w:rPr>
+        <w:t>this.name</w:t>
       </w:r>
       <w:r>
         <w:rPr>
           <w:rFonts w:asciiTheme="minorBidi" w:hAnsiTheme="minorBidi" w:cs="Arial"/>
           <w:rtl/>
         </w:rPr>
-        <w:t xml:space="preserve">[0] </w:t>
-      </w:r>
-      <w:r>
-        <w:rPr>
-          <w:rFonts w:asciiTheme="minorBidi" w:hAnsiTheme="minorBidi"/>
-        </w:rPr>
-        <w:t>} }</w:t>
-      </w:r>
-    </w:p>
-    <w:p>
-      <w:pPr>
-        <w:pStyle w:val="PlainText"/>
+        <w:t>[</w:t>
+      </w:r>
+      <w:proofErr w:type="gramEnd"/>
+      <w:r>
+        <w:rPr>
+          <w:rFonts w:asciiTheme="minorBidi" w:hAnsiTheme="minorBidi" w:cs="Arial"/>
+          <w:rtl/>
+        </w:rPr>
+        <w:t>0</w:t>
+      </w:r>
+      <w:proofErr w:type="gramStart"/>
+      <w:r>
+        <w:rPr>
+          <w:rFonts w:asciiTheme="minorBidi" w:hAnsiTheme="minorBidi" w:cs="Arial"/>
+          <w:rtl/>
+        </w:rPr>
+        <w:t xml:space="preserve">] </w:t>
+      </w:r>
+      <w:r>
+        <w:rPr>
+          <w:rFonts w:asciiTheme="minorBidi" w:hAnsiTheme="minorBidi"/>
+        </w:rPr>
+        <w:t>}</w:t>
+      </w:r>
+      <w:proofErr w:type="gramEnd"/>
+      <w:r>
+        <w:rPr>
+          <w:rFonts w:asciiTheme="minorBidi" w:hAnsiTheme="minorBidi"/>
+        </w:rPr>
+        <w:t xml:space="preserve"> }</w:t>
+      </w:r>
+    </w:p>
+    <w:p>
+      <w:pPr>
+        <w:pStyle w:val="a3"/>
         <w:numPr>
           <w:ilvl w:val="0"/>
           <w:numId w:val="1"/>
@@ -2363,8 +2662,16 @@
         <w:rPr>
           <w:rFonts w:asciiTheme="minorBidi" w:hAnsiTheme="minorBidi"/>
         </w:rPr>
-        <w:t>class User{</w:t>
-      </w:r>
+        <w:t xml:space="preserve">class </w:t>
+      </w:r>
+      <w:proofErr w:type="gramStart"/>
+      <w:r>
+        <w:rPr>
+          <w:rFonts w:asciiTheme="minorBidi" w:hAnsiTheme="minorBidi"/>
+        </w:rPr>
+        <w:t>User{</w:t>
+      </w:r>
+      <w:proofErr w:type="gramEnd"/>
       <w:r>
         <w:rPr>
           <w:rFonts w:asciiTheme="minorBidi" w:hAnsiTheme="minorBidi" w:hint="cs"/>
@@ -2375,7 +2682,7 @@
     </w:p>
     <w:p>
       <w:pPr>
-        <w:pStyle w:val="PlainText"/>
+        <w:pStyle w:val="a3"/>
         <w:ind w:left="360"/>
         <w:jc w:val="right"/>
         <w:rPr>
@@ -2386,12 +2693,20 @@
         <w:rPr>
           <w:rFonts w:asciiTheme="minorBidi" w:hAnsiTheme="minorBidi"/>
         </w:rPr>
-        <w:t>  constructor(name){</w:t>
-      </w:r>
-    </w:p>
-    <w:p>
-      <w:pPr>
-        <w:pStyle w:val="PlainText"/>
+        <w:t>  constructor(name</w:t>
+      </w:r>
+      <w:proofErr w:type="gramStart"/>
+      <w:r>
+        <w:rPr>
+          <w:rFonts w:asciiTheme="minorBidi" w:hAnsiTheme="minorBidi"/>
+        </w:rPr>
+        <w:t>){</w:t>
+      </w:r>
+      <w:proofErr w:type="gramEnd"/>
+    </w:p>
+    <w:p>
+      <w:pPr>
+        <w:pStyle w:val="a3"/>
         <w:ind w:left="360"/>
         <w:jc w:val="right"/>
         <w:rPr>
@@ -2407,7 +2722,7 @@
     </w:p>
     <w:p>
       <w:pPr>
-        <w:pStyle w:val="PlainText"/>
+        <w:pStyle w:val="a3"/>
         <w:ind w:left="360"/>
         <w:jc w:val="right"/>
         <w:rPr>
@@ -2423,7 +2738,7 @@
     </w:p>
     <w:p>
       <w:pPr>
-        <w:pStyle w:val="PlainText"/>
+        <w:pStyle w:val="a3"/>
         <w:ind w:left="360"/>
         <w:jc w:val="right"/>
         <w:rPr>
@@ -2434,12 +2749,20 @@
         <w:rPr>
           <w:rFonts w:asciiTheme="minorBidi" w:hAnsiTheme="minorBidi"/>
         </w:rPr>
-        <w:t>  say(){</w:t>
-      </w:r>
-    </w:p>
-    <w:p>
-      <w:pPr>
-        <w:pStyle w:val="PlainText"/>
+        <w:t xml:space="preserve">  </w:t>
+      </w:r>
+      <w:proofErr w:type="gramStart"/>
+      <w:r>
+        <w:rPr>
+          <w:rFonts w:asciiTheme="minorBidi" w:hAnsiTheme="minorBidi"/>
+        </w:rPr>
+        <w:t>say(){</w:t>
+      </w:r>
+      <w:proofErr w:type="gramEnd"/>
+    </w:p>
+    <w:p>
+      <w:pPr>
+        <w:pStyle w:val="a3"/>
         <w:ind w:left="360"/>
         <w:jc w:val="right"/>
         <w:rPr>
@@ -2450,12 +2773,20 @@
         <w:rPr>
           <w:rFonts w:asciiTheme="minorBidi" w:hAnsiTheme="minorBidi"/>
         </w:rPr>
-        <w:t>    return `Hello User ${this.name}`</w:t>
-      </w:r>
-    </w:p>
-    <w:p>
-      <w:pPr>
-        <w:pStyle w:val="PlainText"/>
+        <w:t>    return `Hello User ${</w:t>
+      </w:r>
+      <w:proofErr w:type="gramStart"/>
+      <w:r>
+        <w:rPr>
+          <w:rFonts w:asciiTheme="minorBidi" w:hAnsiTheme="minorBidi"/>
+        </w:rPr>
+        <w:t>this.name}`</w:t>
+      </w:r>
+      <w:proofErr w:type="gramEnd"/>
+    </w:p>
+    <w:p>
+      <w:pPr>
+        <w:pStyle w:val="a3"/>
         <w:ind w:left="360"/>
         <w:jc w:val="right"/>
         <w:rPr>
@@ -2471,7 +2802,7 @@
     </w:p>
     <w:p>
       <w:pPr>
-        <w:pStyle w:val="PlainText"/>
+        <w:pStyle w:val="a3"/>
         <w:ind w:left="360"/>
         <w:jc w:val="right"/>
         <w:rPr>
@@ -2487,7 +2818,7 @@
     </w:p>
     <w:p>
       <w:pPr>
-        <w:pStyle w:val="PlainText"/>
+        <w:pStyle w:val="a3"/>
         <w:ind w:left="360"/>
         <w:jc w:val="right"/>
         <w:rPr>
@@ -2497,7 +2828,7 @@
     </w:p>
     <w:p>
       <w:pPr>
-        <w:pStyle w:val="PlainText"/>
+        <w:pStyle w:val="a3"/>
         <w:ind w:left="360"/>
         <w:jc w:val="right"/>
         <w:rPr>
@@ -2508,12 +2839,20 @@
         <w:rPr>
           <w:rFonts w:asciiTheme="minorBidi" w:hAnsiTheme="minorBidi"/>
         </w:rPr>
-        <w:t>class Admin extends User{</w:t>
-      </w:r>
-    </w:p>
-    <w:p>
-      <w:pPr>
-        <w:pStyle w:val="PlainText"/>
+        <w:t xml:space="preserve">class Admin extends </w:t>
+      </w:r>
+      <w:proofErr w:type="gramStart"/>
+      <w:r>
+        <w:rPr>
+          <w:rFonts w:asciiTheme="minorBidi" w:hAnsiTheme="minorBidi"/>
+        </w:rPr>
+        <w:t>User{</w:t>
+      </w:r>
+      <w:proofErr w:type="gramEnd"/>
+    </w:p>
+    <w:p>
+      <w:pPr>
+        <w:pStyle w:val="a3"/>
         <w:ind w:left="360"/>
         <w:jc w:val="right"/>
         <w:rPr>
@@ -2524,12 +2863,20 @@
         <w:rPr>
           <w:rFonts w:asciiTheme="minorBidi" w:hAnsiTheme="minorBidi"/>
         </w:rPr>
-        <w:t>  constructor(name){</w:t>
-      </w:r>
-    </w:p>
-    <w:p>
-      <w:pPr>
-        <w:pStyle w:val="PlainText"/>
+        <w:t>  constructor(name</w:t>
+      </w:r>
+      <w:proofErr w:type="gramStart"/>
+      <w:r>
+        <w:rPr>
+          <w:rFonts w:asciiTheme="minorBidi" w:hAnsiTheme="minorBidi"/>
+        </w:rPr>
+        <w:t>){</w:t>
+      </w:r>
+      <w:proofErr w:type="gramEnd"/>
+    </w:p>
+    <w:p>
+      <w:pPr>
+        <w:pStyle w:val="a3"/>
         <w:ind w:left="360"/>
         <w:jc w:val="right"/>
         <w:rPr>
@@ -2545,7 +2892,7 @@
     </w:p>
     <w:p>
       <w:pPr>
-        <w:pStyle w:val="PlainText"/>
+        <w:pStyle w:val="a3"/>
         <w:ind w:left="360"/>
         <w:jc w:val="right"/>
         <w:rPr>
@@ -2561,7 +2908,7 @@
     </w:p>
     <w:p>
       <w:pPr>
-        <w:pStyle w:val="PlainText"/>
+        <w:pStyle w:val="a3"/>
         <w:ind w:left="360"/>
         <w:jc w:val="right"/>
         <w:rPr>
@@ -2572,12 +2919,20 @@
         <w:rPr>
           <w:rFonts w:asciiTheme="minorBidi" w:hAnsiTheme="minorBidi"/>
         </w:rPr>
-        <w:t>  say(){</w:t>
-      </w:r>
-    </w:p>
-    <w:p>
-      <w:pPr>
-        <w:pStyle w:val="PlainText"/>
+        <w:t xml:space="preserve">  </w:t>
+      </w:r>
+      <w:proofErr w:type="gramStart"/>
+      <w:r>
+        <w:rPr>
+          <w:rFonts w:asciiTheme="minorBidi" w:hAnsiTheme="minorBidi"/>
+        </w:rPr>
+        <w:t>say(){</w:t>
+      </w:r>
+      <w:proofErr w:type="gramEnd"/>
+    </w:p>
+    <w:p>
+      <w:pPr>
+        <w:pStyle w:val="a3"/>
         <w:ind w:left="360"/>
         <w:jc w:val="right"/>
         <w:rPr>
@@ -2588,12 +2943,20 @@
         <w:rPr>
           <w:rFonts w:asciiTheme="minorBidi" w:hAnsiTheme="minorBidi"/>
         </w:rPr>
-        <w:t>    return `Hello Admin ${this.name}`</w:t>
-      </w:r>
-    </w:p>
-    <w:p>
-      <w:pPr>
-        <w:pStyle w:val="PlainText"/>
+        <w:t>    return `Hello Admin ${</w:t>
+      </w:r>
+      <w:proofErr w:type="gramStart"/>
+      <w:r>
+        <w:rPr>
+          <w:rFonts w:asciiTheme="minorBidi" w:hAnsiTheme="minorBidi"/>
+        </w:rPr>
+        <w:t>this.name}`</w:t>
+      </w:r>
+      <w:proofErr w:type="gramEnd"/>
+    </w:p>
+    <w:p>
+      <w:pPr>
+        <w:pStyle w:val="a3"/>
         <w:ind w:left="360"/>
         <w:jc w:val="right"/>
         <w:rPr>
@@ -2609,7 +2972,7 @@
     </w:p>
     <w:p>
       <w:pPr>
-        <w:pStyle w:val="PlainText"/>
+        <w:pStyle w:val="a3"/>
         <w:ind w:left="360"/>
         <w:jc w:val="right"/>
         <w:rPr>
@@ -2625,7 +2988,7 @@
     </w:p>
     <w:p>
       <w:pPr>
-        <w:pStyle w:val="PlainText"/>
+        <w:pStyle w:val="a3"/>
         <w:ind w:left="360"/>
         <w:jc w:val="right"/>
         <w:rPr>
@@ -2636,12 +2999,20 @@
         <w:rPr>
           <w:rFonts w:asciiTheme="minorBidi" w:hAnsiTheme="minorBidi"/>
         </w:rPr>
-        <w:t>class Id{</w:t>
-      </w:r>
-    </w:p>
-    <w:p>
-      <w:pPr>
-        <w:pStyle w:val="PlainText"/>
+        <w:t xml:space="preserve">class </w:t>
+      </w:r>
+      <w:proofErr w:type="gramStart"/>
+      <w:r>
+        <w:rPr>
+          <w:rFonts w:asciiTheme="minorBidi" w:hAnsiTheme="minorBidi"/>
+        </w:rPr>
+        <w:t>Id{</w:t>
+      </w:r>
+      <w:proofErr w:type="gramEnd"/>
+    </w:p>
+    <w:p>
+      <w:pPr>
+        <w:pStyle w:val="a3"/>
         <w:ind w:left="360"/>
         <w:jc w:val="right"/>
         <w:rPr>
@@ -2657,7 +3028,7 @@
     </w:p>
     <w:p>
       <w:pPr>
-        <w:pStyle w:val="PlainText"/>
+        <w:pStyle w:val="a3"/>
         <w:ind w:left="360"/>
         <w:jc w:val="right"/>
         <w:rPr>
@@ -2668,12 +3039,20 @@
         <w:rPr>
           <w:rFonts w:asciiTheme="minorBidi" w:hAnsiTheme="minorBidi"/>
         </w:rPr>
-        <w:t>  constructor(){</w:t>
-      </w:r>
-    </w:p>
-    <w:p>
-      <w:pPr>
-        <w:pStyle w:val="PlainText"/>
+        <w:t xml:space="preserve">  </w:t>
+      </w:r>
+      <w:proofErr w:type="gramStart"/>
+      <w:r>
+        <w:rPr>
+          <w:rFonts w:asciiTheme="minorBidi" w:hAnsiTheme="minorBidi"/>
+        </w:rPr>
+        <w:t>constructor(){</w:t>
+      </w:r>
+      <w:proofErr w:type="gramEnd"/>
+    </w:p>
+    <w:p>
+      <w:pPr>
+        <w:pStyle w:val="a3"/>
         <w:ind w:left="360"/>
         <w:jc w:val="right"/>
         <w:rPr>
@@ -2703,7 +3082,7 @@
     </w:p>
     <w:p>
       <w:pPr>
-        <w:pStyle w:val="PlainText"/>
+        <w:pStyle w:val="a3"/>
         <w:ind w:left="360"/>
         <w:jc w:val="right"/>
         <w:rPr>
@@ -2727,7 +3106,7 @@
     </w:p>
     <w:p>
       <w:pPr>
-        <w:pStyle w:val="PlainText"/>
+        <w:pStyle w:val="a3"/>
         <w:ind w:left="360"/>
         <w:jc w:val="right"/>
         <w:rPr>
@@ -2743,7 +3122,7 @@
     </w:p>
     <w:p>
       <w:pPr>
-        <w:pStyle w:val="PlainText"/>
+        <w:pStyle w:val="a3"/>
         <w:ind w:left="360"/>
         <w:jc w:val="right"/>
         <w:rPr>
@@ -2754,12 +3133,20 @@
         <w:rPr>
           <w:rFonts w:asciiTheme="minorBidi" w:hAnsiTheme="minorBidi"/>
         </w:rPr>
-        <w:t>  static next(){</w:t>
-      </w:r>
-    </w:p>
-    <w:p>
-      <w:pPr>
-        <w:pStyle w:val="PlainText"/>
+        <w:t xml:space="preserve">  static </w:t>
+      </w:r>
+      <w:proofErr w:type="gramStart"/>
+      <w:r>
+        <w:rPr>
+          <w:rFonts w:asciiTheme="minorBidi" w:hAnsiTheme="minorBidi"/>
+        </w:rPr>
+        <w:t>next(){</w:t>
+      </w:r>
+      <w:proofErr w:type="gramEnd"/>
+    </w:p>
+    <w:p>
+      <w:pPr>
+        <w:pStyle w:val="a3"/>
         <w:ind w:left="360"/>
         <w:jc w:val="right"/>
         <w:rPr>
@@ -2783,7 +3170,7 @@
     </w:p>
     <w:p>
       <w:pPr>
-        <w:pStyle w:val="PlainText"/>
+        <w:pStyle w:val="a3"/>
         <w:ind w:left="360"/>
         <w:jc w:val="right"/>
         <w:rPr>
@@ -2800,7 +3187,7 @@
     </w:p>
     <w:p>
       <w:pPr>
-        <w:pStyle w:val="PlainText"/>
+        <w:pStyle w:val="a3"/>
         <w:ind w:left="360"/>
         <w:jc w:val="right"/>
         <w:rPr>
@@ -2816,7 +3203,7 @@
     </w:p>
     <w:p>
       <w:pPr>
-        <w:pStyle w:val="PlainText"/>
+        <w:pStyle w:val="a3"/>
         <w:rPr>
           <w:rFonts w:asciiTheme="minorBidi" w:hAnsiTheme="minorBidi"/>
         </w:rPr>
@@ -2883,7 +3270,7 @@
     </w:p>
     <w:p>
       <w:pPr>
-        <w:pStyle w:val="PlainText"/>
+        <w:pStyle w:val="a3"/>
         <w:rPr>
           <w:rFonts w:asciiTheme="minorBidi" w:hAnsiTheme="minorBidi"/>
         </w:rPr>
@@ -2945,7 +3332,7 @@
     </w:p>
     <w:p>
       <w:pPr>
-        <w:pStyle w:val="PlainText"/>
+        <w:pStyle w:val="a3"/>
         <w:rPr>
           <w:rFonts w:asciiTheme="minorBidi" w:hAnsiTheme="minorBidi" w:cs="Arial"/>
           <w:rtl/>
@@ -2968,7 +3355,21 @@
         <w:rPr>
           <w:rFonts w:asciiTheme="minorBidi" w:hAnsiTheme="minorBidi"/>
         </w:rPr>
-        <w:t>export * from './utils.js' export { default } from './main.js</w:t>
+        <w:t xml:space="preserve">export * from './utils.js' export </w:t>
+      </w:r>
+      <w:proofErr w:type="gramStart"/>
+      <w:r>
+        <w:rPr>
+          <w:rFonts w:asciiTheme="minorBidi" w:hAnsiTheme="minorBidi"/>
+        </w:rPr>
+        <w:t>{ default</w:t>
+      </w:r>
+      <w:proofErr w:type="gramEnd"/>
+      <w:r>
+        <w:rPr>
+          <w:rFonts w:asciiTheme="minorBidi" w:hAnsiTheme="minorBidi"/>
+        </w:rPr>
+        <w:t xml:space="preserve"> } from './main.js</w:t>
       </w:r>
       <w:r>
         <w:rPr>
@@ -2980,7 +3381,7 @@
     </w:p>
     <w:p>
       <w:pPr>
-        <w:pStyle w:val="PlainText"/>
+        <w:pStyle w:val="a3"/>
         <w:rPr>
           <w:rFonts w:asciiTheme="minorBidi" w:hAnsiTheme="minorBidi" w:cs="Arial"/>
           <w:rtl/>
@@ -3003,7 +3404,7 @@
     </w:p>
     <w:p>
       <w:pPr>
-        <w:pStyle w:val="PlainText"/>
+        <w:pStyle w:val="a3"/>
         <w:rPr>
           <w:rFonts w:asciiTheme="minorBidi" w:hAnsiTheme="minorBidi"/>
           <w:rtl/>
@@ -3016,16 +3417,24 @@
         </w:rPr>
         <w:t xml:space="preserve">20. </w:t>
       </w:r>
+      <w:proofErr w:type="gramStart"/>
       <w:r>
         <w:rPr>
           <w:rFonts w:asciiTheme="minorBidi" w:hAnsiTheme="minorBidi" w:cs="Arial"/>
         </w:rPr>
-        <w:t xml:space="preserve">for.. </w:t>
-      </w:r>
+        <w:t>for..</w:t>
+      </w:r>
+      <w:proofErr w:type="gramEnd"/>
       <w:r>
         <w:rPr>
           <w:rFonts w:asciiTheme="minorBidi" w:hAnsiTheme="minorBidi" w:cs="Arial"/>
         </w:rPr>
+        <w:t xml:space="preserve"> </w:t>
+      </w:r>
+      <w:r>
+        <w:rPr>
+          <w:rFonts w:asciiTheme="minorBidi" w:hAnsiTheme="minorBidi" w:cs="Arial"/>
+        </w:rPr>
         <w:t>of</w:t>
       </w:r>
       <w:r>
@@ -3059,7 +3468,7 @@
     </w:p>
     <w:p>
       <w:pPr>
-        <w:pStyle w:val="PlainText"/>
+        <w:pStyle w:val="a3"/>
         <w:rPr>
           <w:rFonts w:asciiTheme="minorBidi" w:hAnsiTheme="minorBidi"/>
           <w:rtl/>
@@ -3103,7 +3512,7 @@
     </w:p>
     <w:p>
       <w:pPr>
-        <w:pStyle w:val="PlainText"/>
+        <w:pStyle w:val="a3"/>
         <w:rPr>
           <w:rFonts w:asciiTheme="minorBidi" w:hAnsiTheme="minorBidi"/>
           <w:rtl/>
@@ -3119,7 +3528,7 @@
     </w:p>
     <w:p>
       <w:pPr>
-        <w:pStyle w:val="PlainText"/>
+        <w:pStyle w:val="a3"/>
         <w:rPr>
           <w:rFonts w:asciiTheme="minorBidi" w:hAnsiTheme="minorBidi"/>
           <w:rtl/>
@@ -3169,7 +3578,7 @@
     </w:p>
     <w:p>
       <w:pPr>
-        <w:pStyle w:val="PlainText"/>
+        <w:pStyle w:val="a3"/>
         <w:rPr>
           <w:rFonts w:asciiTheme="minorBidi" w:hAnsiTheme="minorBidi"/>
           <w:rtl/>
@@ -3219,7 +3628,7 @@
     </w:p>
     <w:p>
       <w:pPr>
-        <w:pStyle w:val="PlainText"/>
+        <w:pStyle w:val="a3"/>
         <w:rPr>
           <w:rFonts w:asciiTheme="minorBidi" w:hAnsiTheme="minorBidi"/>
           <w:rtl/>
@@ -3263,7 +3672,7 @@
     </w:p>
     <w:p>
       <w:pPr>
-        <w:pStyle w:val="PlainText"/>
+        <w:pStyle w:val="a3"/>
         <w:rPr>
           <w:rFonts w:asciiTheme="minorBidi" w:hAnsiTheme="minorBidi"/>
           <w:rtl/>
@@ -3300,7 +3709,7 @@
     </w:p>
     <w:p>
       <w:pPr>
-        <w:pStyle w:val="PlainText"/>
+        <w:pStyle w:val="a3"/>
         <w:rPr>
           <w:rFonts w:asciiTheme="minorBidi" w:hAnsiTheme="minorBidi"/>
           <w:rtl/>
@@ -3314,6 +3723,7 @@
         <w:t xml:space="preserve">25. </w:t>
       </w:r>
       <w:proofErr w:type="spellStart"/>
+      <w:proofErr w:type="gramStart"/>
       <w:r>
         <w:rPr>
           <w:rFonts w:asciiTheme="minorBidi" w:hAnsiTheme="minorBidi"/>
@@ -3321,6 +3731,7 @@
         <w:t>array.from</w:t>
       </w:r>
       <w:proofErr w:type="spellEnd"/>
+      <w:proofErr w:type="gramEnd"/>
       <w:r>
         <w:rPr>
           <w:rFonts w:asciiTheme="minorBidi" w:hAnsiTheme="minorBidi" w:hint="cs"/>
@@ -3359,7 +3770,7 @@
     </w:p>
     <w:p>
       <w:pPr>
-        <w:pStyle w:val="PlainText"/>
+        <w:pStyle w:val="a3"/>
         <w:rPr>
           <w:rFonts w:asciiTheme="minorBidi" w:hAnsiTheme="minorBidi"/>
           <w:rtl/>
@@ -3410,7 +3821,7 @@
     </w:p>
     <w:p>
       <w:pPr>
-        <w:pStyle w:val="PlainText"/>
+        <w:pStyle w:val="a3"/>
         <w:rPr>
           <w:rFonts w:asciiTheme="minorBidi" w:hAnsiTheme="minorBidi"/>
           <w:rtl/>
@@ -3460,7 +3871,7 @@
     </w:p>
     <w:p>
       <w:pPr>
-        <w:pStyle w:val="PlainText"/>
+        <w:pStyle w:val="a3"/>
         <w:rPr>
           <w:rFonts w:asciiTheme="minorBidi" w:hAnsiTheme="minorBidi"/>
           <w:rtl/>
@@ -3505,7 +3916,7 @@
     </w:p>
     <w:p>
       <w:pPr>
-        <w:pStyle w:val="PlainText"/>
+        <w:pStyle w:val="a3"/>
         <w:rPr>
           <w:rFonts w:asciiTheme="minorBidi" w:hAnsiTheme="minorBidi"/>
           <w:rtl/>
@@ -3548,7 +3959,7 @@
     </w:p>
     <w:p>
       <w:pPr>
-        <w:pStyle w:val="PlainText"/>
+        <w:pStyle w:val="a3"/>
         <w:rPr>
           <w:rFonts w:asciiTheme="minorBidi" w:hAnsiTheme="minorBidi"/>
         </w:rPr>
@@ -3560,12 +3971,14 @@
         </w:rPr>
         <w:t xml:space="preserve">26. </w:t>
       </w:r>
+      <w:proofErr w:type="gramStart"/>
       <w:r>
         <w:rPr>
           <w:rFonts w:asciiTheme="minorBidi" w:hAnsiTheme="minorBidi"/>
         </w:rPr>
         <w:t>object[</w:t>
       </w:r>
+      <w:proofErr w:type="gramEnd"/>
       <w:r>
         <w:rPr>
           <w:rFonts w:asciiTheme="minorBidi" w:hAnsiTheme="minorBidi"/>
@@ -3575,25 +3988,25 @@
     </w:p>
     <w:p>
       <w:pPr>
-        <w:pStyle w:val="PlainText"/>
-        <w:rPr>
-          <w:rFonts w:asciiTheme="minorBidi" w:hAnsiTheme="minorBidi"/>
-          <w:rtl/>
-        </w:rPr>
-      </w:pPr>
-    </w:p>
-    <w:p>
-      <w:pPr>
-        <w:pStyle w:val="PlainText"/>
-        <w:rPr>
-          <w:rFonts w:asciiTheme="minorBidi" w:hAnsiTheme="minorBidi"/>
-          <w:rtl/>
-        </w:rPr>
-      </w:pPr>
-    </w:p>
-    <w:p>
-      <w:pPr>
-        <w:pStyle w:val="PlainText"/>
+        <w:pStyle w:val="a3"/>
+        <w:rPr>
+          <w:rFonts w:asciiTheme="minorBidi" w:hAnsiTheme="minorBidi"/>
+          <w:rtl/>
+        </w:rPr>
+      </w:pPr>
+    </w:p>
+    <w:p>
+      <w:pPr>
+        <w:pStyle w:val="a3"/>
+        <w:rPr>
+          <w:rFonts w:asciiTheme="minorBidi" w:hAnsiTheme="minorBidi"/>
+          <w:rtl/>
+        </w:rPr>
+      </w:pPr>
+    </w:p>
+    <w:p>
+      <w:pPr>
+        <w:pStyle w:val="a3"/>
         <w:rPr>
           <w:rFonts w:asciiTheme="minorBidi" w:hAnsiTheme="minorBidi"/>
           <w:rtl/>
@@ -3620,7 +4033,7 @@
     </w:p>
     <w:p>
       <w:pPr>
-        <w:pStyle w:val="PlainText"/>
+        <w:pStyle w:val="a3"/>
         <w:jc w:val="center"/>
         <w:rPr>
           <w:rFonts w:asciiTheme="minorBidi" w:hAnsiTheme="minorBidi"/>
@@ -3641,7 +4054,7 @@
     </w:p>
     <w:p>
       <w:pPr>
-        <w:pStyle w:val="PlainText"/>
+        <w:pStyle w:val="a3"/>
         <w:numPr>
           <w:ilvl w:val="0"/>
           <w:numId w:val="4"/>
@@ -3760,7 +4173,7 @@
     </w:p>
     <w:p>
       <w:pPr>
-        <w:pStyle w:val="PlainText"/>
+        <w:pStyle w:val="a3"/>
         <w:numPr>
           <w:ilvl w:val="0"/>
           <w:numId w:val="4"/>
@@ -3806,7 +4219,7 @@
     </w:p>
     <w:p>
       <w:pPr>
-        <w:pStyle w:val="PlainText"/>
+        <w:pStyle w:val="a3"/>
         <w:ind w:left="720"/>
         <w:rPr>
           <w:rFonts w:asciiTheme="minorBidi" w:hAnsiTheme="minorBidi"/>
@@ -3857,7 +4270,7 @@
     </w:p>
     <w:p>
       <w:pPr>
-        <w:pStyle w:val="PlainText"/>
+        <w:pStyle w:val="a3"/>
         <w:numPr>
           <w:ilvl w:val="0"/>
           <w:numId w:val="4"/>
@@ -3922,7 +4335,7 @@
     </w:p>
     <w:p>
       <w:pPr>
-        <w:pStyle w:val="PlainText"/>
+        <w:pStyle w:val="a3"/>
         <w:ind w:left="720"/>
         <w:rPr>
           <w:rFonts w:asciiTheme="minorBidi" w:hAnsiTheme="minorBidi"/>
@@ -3959,19 +4372,12 @@
           <w:rFonts w:asciiTheme="minorBidi" w:hAnsiTheme="minorBidi" w:hint="cs"/>
           <w:rtl/>
         </w:rPr>
-        <w:t xml:space="preserve"> ולהעביר ארגומנטים </w:t>
-      </w:r>
-      <w:r>
-        <w:rPr>
-          <w:rFonts w:asciiTheme="minorBidi" w:hAnsiTheme="minorBidi" w:hint="cs"/>
-          <w:rtl/>
-        </w:rPr>
-        <w:t>בתוך מערך.</w:t>
-      </w:r>
-    </w:p>
-    <w:p>
-      <w:pPr>
-        <w:pStyle w:val="PlainText"/>
+        <w:t xml:space="preserve"> ולהעביר ארגומנטים בתוך מערך.</w:t>
+      </w:r>
+    </w:p>
+    <w:p>
+      <w:pPr>
+        <w:pStyle w:val="a3"/>
         <w:ind w:left="720"/>
         <w:rPr>
           <w:rFonts w:asciiTheme="minorBidi" w:hAnsiTheme="minorBidi"/>
@@ -4028,7 +4434,7 @@
     </w:p>
     <w:p>
       <w:pPr>
-        <w:pStyle w:val="PlainText"/>
+        <w:pStyle w:val="a3"/>
         <w:numPr>
           <w:ilvl w:val="0"/>
           <w:numId w:val="4"/>
@@ -4109,7 +4515,7 @@
     </w:p>
     <w:p>
       <w:pPr>
-        <w:pStyle w:val="PlainText"/>
+        <w:pStyle w:val="a3"/>
         <w:numPr>
           <w:ilvl w:val="0"/>
           <w:numId w:val="4"/>
@@ -4187,7 +4593,7 @@
     </w:p>
     <w:p>
       <w:pPr>
-        <w:pStyle w:val="PlainText"/>
+        <w:pStyle w:val="a3"/>
         <w:numPr>
           <w:ilvl w:val="0"/>
           <w:numId w:val="4"/>
@@ -4235,7 +4641,7 @@
     </w:p>
     <w:p>
       <w:pPr>
-        <w:pStyle w:val="PlainText"/>
+        <w:pStyle w:val="a3"/>
         <w:numPr>
           <w:ilvl w:val="0"/>
           <w:numId w:val="4"/>
@@ -4281,7 +4687,7 @@
     </w:p>
     <w:p>
       <w:pPr>
-        <w:pStyle w:val="PlainText"/>
+        <w:pStyle w:val="a3"/>
         <w:ind w:left="720"/>
         <w:rPr>
           <w:rFonts w:asciiTheme="minorBidi" w:hAnsiTheme="minorBidi"/>
@@ -4325,13 +4731,13 @@
     </w:p>
     <w:p>
       <w:pPr>
-        <w:pStyle w:val="PlainText"/>
+        <w:pStyle w:val="a3"/>
         <w:numPr>
           <w:ilvl w:val="0"/>
           <w:numId w:val="4"/>
         </w:numPr>
         <w:rPr>
-          <w:rFonts w:asciiTheme="minorBidi" w:hAnsiTheme="minorBidi" w:hint="cs"/>
+          <w:rFonts w:asciiTheme="minorBidi" w:hAnsiTheme="minorBidi"/>
           <w:rtl/>
         </w:rPr>
       </w:pPr>
@@ -4368,7 +4774,7 @@
     </w:p>
     <w:p>
       <w:pPr>
-        <w:pStyle w:val="PlainText"/>
+        <w:pStyle w:val="a3"/>
         <w:numPr>
           <w:ilvl w:val="0"/>
           <w:numId w:val="4"/>
@@ -4420,7 +4826,7 @@
     </w:p>
     <w:p>
       <w:pPr>
-        <w:pStyle w:val="PlainText"/>
+        <w:pStyle w:val="a3"/>
         <w:numPr>
           <w:ilvl w:val="0"/>
           <w:numId w:val="4"/>
@@ -4500,7 +4906,7 @@
     </w:p>
     <w:p>
       <w:pPr>
-        <w:pStyle w:val="PlainText"/>
+        <w:pStyle w:val="a3"/>
         <w:numPr>
           <w:ilvl w:val="0"/>
           <w:numId w:val="4"/>
@@ -4518,7 +4924,7 @@
     </w:p>
     <w:p>
       <w:pPr>
-        <w:pStyle w:val="PlainText"/>
+        <w:pStyle w:val="a3"/>
         <w:numPr>
           <w:ilvl w:val="0"/>
           <w:numId w:val="4"/>
@@ -4536,7 +4942,7 @@
     </w:p>
     <w:p>
       <w:pPr>
-        <w:pStyle w:val="PlainText"/>
+        <w:pStyle w:val="a3"/>
         <w:numPr>
           <w:ilvl w:val="0"/>
           <w:numId w:val="4"/>
@@ -4555,7 +4961,7 @@
     </w:p>
     <w:p>
       <w:pPr>
-        <w:pStyle w:val="PlainText"/>
+        <w:pStyle w:val="a3"/>
         <w:numPr>
           <w:ilvl w:val="0"/>
           <w:numId w:val="4"/>
@@ -4573,7 +4979,7 @@
     </w:p>
     <w:p>
       <w:pPr>
-        <w:pStyle w:val="PlainText"/>
+        <w:pStyle w:val="a3"/>
         <w:numPr>
           <w:ilvl w:val="0"/>
           <w:numId w:val="4"/>
@@ -4597,7 +5003,7 @@
     </w:p>
     <w:p>
       <w:pPr>
-        <w:pStyle w:val="PlainText"/>
+        <w:pStyle w:val="a3"/>
         <w:numPr>
           <w:ilvl w:val="0"/>
           <w:numId w:val="4"/>
@@ -4615,7 +5021,7 @@
     </w:p>
     <w:p>
       <w:pPr>
-        <w:pStyle w:val="PlainText"/>
+        <w:pStyle w:val="a3"/>
         <w:numPr>
           <w:ilvl w:val="0"/>
           <w:numId w:val="4"/>
@@ -4634,7 +5040,7 @@
     </w:p>
     <w:p>
       <w:pPr>
-        <w:pStyle w:val="PlainText"/>
+        <w:pStyle w:val="a3"/>
         <w:numPr>
           <w:ilvl w:val="0"/>
           <w:numId w:val="4"/>
@@ -4652,7 +5058,7 @@
     </w:p>
     <w:p>
       <w:pPr>
-        <w:pStyle w:val="PlainText"/>
+        <w:pStyle w:val="a3"/>
         <w:numPr>
           <w:ilvl w:val="0"/>
           <w:numId w:val="4"/>
@@ -4670,7 +5076,7 @@
     </w:p>
     <w:p>
       <w:pPr>
-        <w:pStyle w:val="PlainText"/>
+        <w:pStyle w:val="a3"/>
         <w:numPr>
           <w:ilvl w:val="0"/>
           <w:numId w:val="4"/>
@@ -4694,7 +5100,7 @@
     </w:p>
     <w:p>
       <w:pPr>
-        <w:pStyle w:val="PlainText"/>
+        <w:pStyle w:val="a3"/>
         <w:numPr>
           <w:ilvl w:val="0"/>
           <w:numId w:val="4"/>
@@ -4706,7 +5112,7 @@
     </w:p>
     <w:p>
       <w:pPr>
-        <w:pStyle w:val="PlainText"/>
+        <w:pStyle w:val="a3"/>
         <w:bidi w:val="0"/>
         <w:rPr>
           <w:rFonts w:asciiTheme="minorBidi" w:hAnsiTheme="minorBidi"/>
@@ -4721,7 +5127,7 @@
     </w:p>
     <w:p>
       <w:pPr>
-        <w:pStyle w:val="PlainText"/>
+        <w:pStyle w:val="a3"/>
         <w:bidi w:val="0"/>
         <w:rPr>
           <w:rFonts w:asciiTheme="minorBidi" w:hAnsiTheme="minorBidi"/>
@@ -4731,12 +5137,26 @@
         <w:rPr>
           <w:rFonts w:asciiTheme="minorBidi" w:hAnsiTheme="minorBidi"/>
         </w:rPr>
-        <w:t>  constructor() {</w:t>
-      </w:r>
-    </w:p>
-    <w:p>
-      <w:pPr>
-        <w:pStyle w:val="PlainText"/>
+        <w:t xml:space="preserve">  </w:t>
+      </w:r>
+      <w:proofErr w:type="gramStart"/>
+      <w:r>
+        <w:rPr>
+          <w:rFonts w:asciiTheme="minorBidi" w:hAnsiTheme="minorBidi"/>
+        </w:rPr>
+        <w:t>constructor(</w:t>
+      </w:r>
+      <w:proofErr w:type="gramEnd"/>
+      <w:r>
+        <w:rPr>
+          <w:rFonts w:asciiTheme="minorBidi" w:hAnsiTheme="minorBidi"/>
+        </w:rPr>
+        <w:t>) {</w:t>
+      </w:r>
+    </w:p>
+    <w:p>
+      <w:pPr>
+        <w:pStyle w:val="a3"/>
         <w:bidi w:val="0"/>
         <w:rPr>
           <w:rFonts w:asciiTheme="minorBidi" w:hAnsiTheme="minorBidi"/>
@@ -4765,7 +5185,7 @@
     </w:p>
     <w:p>
       <w:pPr>
-        <w:pStyle w:val="PlainText"/>
+        <w:pStyle w:val="a3"/>
         <w:bidi w:val="0"/>
         <w:rPr>
           <w:rFonts w:asciiTheme="minorBidi" w:hAnsiTheme="minorBidi"/>
@@ -4780,7 +5200,7 @@
     </w:p>
     <w:p>
       <w:pPr>
-        <w:pStyle w:val="PlainText"/>
+        <w:pStyle w:val="a3"/>
         <w:bidi w:val="0"/>
         <w:rPr>
           <w:rFonts w:asciiTheme="minorBidi" w:hAnsiTheme="minorBidi"/>
@@ -4789,7 +5209,7 @@
     </w:p>
     <w:p>
       <w:pPr>
-        <w:pStyle w:val="PlainText"/>
+        <w:pStyle w:val="a3"/>
         <w:bidi w:val="0"/>
         <w:rPr>
           <w:rFonts w:asciiTheme="minorBidi" w:hAnsiTheme="minorBidi"/>
@@ -4818,7 +5238,7 @@
     </w:p>
     <w:p>
       <w:pPr>
-        <w:pStyle w:val="PlainText"/>
+        <w:pStyle w:val="a3"/>
         <w:bidi w:val="0"/>
         <w:rPr>
           <w:rFonts w:asciiTheme="minorBidi" w:hAnsiTheme="minorBidi"/>
@@ -4831,6 +5251,7 @@
         <w:t xml:space="preserve">    </w:t>
       </w:r>
       <w:proofErr w:type="spellStart"/>
+      <w:proofErr w:type="gramStart"/>
       <w:r>
         <w:rPr>
           <w:rFonts w:asciiTheme="minorBidi" w:hAnsiTheme="minorBidi"/>
@@ -4844,10 +5265,11 @@
         </w:rPr>
         <w:t>++</w:t>
       </w:r>
-    </w:p>
-    <w:p>
-      <w:pPr>
-        <w:pStyle w:val="PlainText"/>
+      <w:proofErr w:type="gramEnd"/>
+    </w:p>
+    <w:p>
+      <w:pPr>
+        <w:pStyle w:val="a3"/>
         <w:bidi w:val="0"/>
         <w:rPr>
           <w:rFonts w:asciiTheme="minorBidi" w:hAnsiTheme="minorBidi"/>
@@ -4876,7 +5298,7 @@
     </w:p>
     <w:p>
       <w:pPr>
-        <w:pStyle w:val="PlainText"/>
+        <w:pStyle w:val="a3"/>
         <w:bidi w:val="0"/>
         <w:rPr>
           <w:rFonts w:asciiTheme="minorBidi" w:hAnsiTheme="minorBidi"/>
@@ -4891,7 +5313,7 @@
     </w:p>
     <w:p>
       <w:pPr>
-        <w:pStyle w:val="PlainText"/>
+        <w:pStyle w:val="a3"/>
         <w:bidi w:val="0"/>
         <w:rPr>
           <w:rFonts w:asciiTheme="minorBidi" w:hAnsiTheme="minorBidi"/>
@@ -4906,7 +5328,7 @@
     </w:p>
     <w:p>
       <w:pPr>
-        <w:pStyle w:val="PlainText"/>
+        <w:pStyle w:val="a3"/>
         <w:bidi w:val="0"/>
         <w:rPr>
           <w:rFonts w:asciiTheme="minorBidi" w:hAnsiTheme="minorBidi"/>
@@ -4921,7 +5343,7 @@
     </w:p>
     <w:p>
       <w:pPr>
-        <w:pStyle w:val="PlainText"/>
+        <w:pStyle w:val="a3"/>
         <w:bidi w:val="0"/>
         <w:rPr>
           <w:rFonts w:asciiTheme="minorBidi" w:hAnsiTheme="minorBidi"/>
@@ -4930,7 +5352,7 @@
     </w:p>
     <w:p>
       <w:pPr>
-        <w:pStyle w:val="PlainText"/>
+        <w:pStyle w:val="a3"/>
         <w:bidi w:val="0"/>
         <w:rPr>
           <w:rFonts w:asciiTheme="minorBidi" w:hAnsiTheme="minorBidi"/>
@@ -4940,12 +5362,26 @@
         <w:rPr>
           <w:rFonts w:asciiTheme="minorBidi" w:hAnsiTheme="minorBidi"/>
         </w:rPr>
-        <w:t>const counter = new Counter()</w:t>
-      </w:r>
-    </w:p>
-    <w:p>
-      <w:pPr>
-        <w:pStyle w:val="PlainText"/>
+        <w:t xml:space="preserve">const counter = new </w:t>
+      </w:r>
+      <w:proofErr w:type="gramStart"/>
+      <w:r>
+        <w:rPr>
+          <w:rFonts w:asciiTheme="minorBidi" w:hAnsiTheme="minorBidi"/>
+        </w:rPr>
+        <w:t>Counter(</w:t>
+      </w:r>
+      <w:proofErr w:type="gramEnd"/>
+      <w:r>
+        <w:rPr>
+          <w:rFonts w:asciiTheme="minorBidi" w:hAnsiTheme="minorBidi"/>
+        </w:rPr>
+        <w:t>)</w:t>
+      </w:r>
+    </w:p>
+    <w:p>
+      <w:pPr>
+        <w:pStyle w:val="a3"/>
         <w:bidi w:val="0"/>
         <w:rPr>
           <w:rFonts w:asciiTheme="minorBidi" w:hAnsiTheme="minorBidi"/>
@@ -4954,13 +5390,14 @@
     </w:p>
     <w:p>
       <w:pPr>
-        <w:pStyle w:val="PlainText"/>
+        <w:pStyle w:val="a3"/>
         <w:bidi w:val="0"/>
         <w:rPr>
           <w:rFonts w:asciiTheme="minorBidi" w:hAnsiTheme="minorBidi"/>
         </w:rPr>
       </w:pPr>
       <w:proofErr w:type="spellStart"/>
+      <w:proofErr w:type="gramStart"/>
       <w:r>
         <w:rPr>
           <w:rFonts w:asciiTheme="minorBidi" w:hAnsiTheme="minorBidi"/>
@@ -4972,12 +5409,19 @@
         <w:rPr>
           <w:rFonts w:asciiTheme="minorBidi" w:hAnsiTheme="minorBidi"/>
         </w:rPr>
-        <w:t>(counter.inc, 100)</w:t>
-      </w:r>
-    </w:p>
-    <w:p>
-      <w:pPr>
-        <w:pStyle w:val="PlainText"/>
+        <w:t>(</w:t>
+      </w:r>
+      <w:proofErr w:type="gramEnd"/>
+      <w:r>
+        <w:rPr>
+          <w:rFonts w:asciiTheme="minorBidi" w:hAnsiTheme="minorBidi"/>
+        </w:rPr>
+        <w:t>counter.inc, 100)</w:t>
+      </w:r>
+    </w:p>
+    <w:p>
+      <w:pPr>
+        <w:pStyle w:val="a3"/>
         <w:rPr>
           <w:rFonts w:asciiTheme="minorBidi" w:hAnsiTheme="minorBidi"/>
           <w:rtl/>
@@ -4993,21 +5437,22 @@
     </w:p>
     <w:p>
       <w:pPr>
-        <w:pStyle w:val="PlainText"/>
-        <w:rPr>
-          <w:rFonts w:asciiTheme="minorBidi" w:hAnsiTheme="minorBidi"/>
-        </w:rPr>
-      </w:pPr>
-    </w:p>
-    <w:p>
-      <w:pPr>
-        <w:pStyle w:val="PlainText"/>
+        <w:pStyle w:val="a3"/>
+        <w:rPr>
+          <w:rFonts w:asciiTheme="minorBidi" w:hAnsiTheme="minorBidi"/>
+        </w:rPr>
+      </w:pPr>
+    </w:p>
+    <w:p>
+      <w:pPr>
+        <w:pStyle w:val="a3"/>
         <w:bidi w:val="0"/>
         <w:rPr>
           <w:rFonts w:asciiTheme="minorBidi" w:hAnsiTheme="minorBidi"/>
         </w:rPr>
       </w:pPr>
       <w:proofErr w:type="spellStart"/>
+      <w:proofErr w:type="gramStart"/>
       <w:r>
         <w:rPr>
           <w:rFonts w:asciiTheme="minorBidi" w:hAnsiTheme="minorBidi"/>
@@ -5015,16 +5460,25 @@
         <w:t>button.addEventListener</w:t>
       </w:r>
       <w:proofErr w:type="spellEnd"/>
-      <w:r>
-        <w:rPr>
-          <w:rFonts w:asciiTheme="minorBidi" w:hAnsiTheme="minorBidi"/>
-        </w:rPr>
-        <w:t>("click", function(){</w:t>
-      </w:r>
-    </w:p>
-    <w:p>
-      <w:pPr>
-        <w:pStyle w:val="PlainText"/>
+      <w:proofErr w:type="gramEnd"/>
+      <w:r>
+        <w:rPr>
+          <w:rFonts w:asciiTheme="minorBidi" w:hAnsiTheme="minorBidi"/>
+        </w:rPr>
+        <w:t xml:space="preserve">("click", </w:t>
+      </w:r>
+      <w:proofErr w:type="gramStart"/>
+      <w:r>
+        <w:rPr>
+          <w:rFonts w:asciiTheme="minorBidi" w:hAnsiTheme="minorBidi"/>
+        </w:rPr>
+        <w:t>function(){</w:t>
+      </w:r>
+      <w:proofErr w:type="gramEnd"/>
+    </w:p>
+    <w:p>
+      <w:pPr>
+        <w:pStyle w:val="a3"/>
         <w:bidi w:val="0"/>
         <w:rPr>
           <w:rFonts w:asciiTheme="minorBidi" w:hAnsiTheme="minorBidi"/>
@@ -5037,6 +5491,7 @@
         <w:t xml:space="preserve">  </w:t>
       </w:r>
       <w:proofErr w:type="spellStart"/>
+      <w:proofErr w:type="gramStart"/>
       <w:r>
         <w:rPr>
           <w:rFonts w:asciiTheme="minorBidi" w:hAnsiTheme="minorBidi"/>
@@ -5044,6 +5499,7 @@
         <w:t>this.disabled</w:t>
       </w:r>
       <w:proofErr w:type="spellEnd"/>
+      <w:proofErr w:type="gramEnd"/>
       <w:r>
         <w:rPr>
           <w:rFonts w:asciiTheme="minorBidi" w:hAnsiTheme="minorBidi"/>
@@ -5053,7 +5509,7 @@
     </w:p>
     <w:p>
       <w:pPr>
-        <w:pStyle w:val="PlainText"/>
+        <w:pStyle w:val="a3"/>
         <w:bidi w:val="0"/>
         <w:rPr>
           <w:rFonts w:asciiTheme="minorBidi" w:hAnsiTheme="minorBidi"/>
@@ -5068,7 +5524,7 @@
     </w:p>
     <w:p>
       <w:pPr>
-        <w:pStyle w:val="PlainText"/>
+        <w:pStyle w:val="a3"/>
         <w:bidi w:val="0"/>
         <w:rPr>
           <w:rFonts w:asciiTheme="minorBidi" w:hAnsiTheme="minorBidi"/>
@@ -5077,7 +5533,7 @@
     </w:p>
     <w:p>
       <w:pPr>
-        <w:pStyle w:val="PlainText"/>
+        <w:pStyle w:val="a3"/>
         <w:bidi w:val="0"/>
         <w:rPr>
           <w:rFonts w:asciiTheme="minorBidi" w:hAnsiTheme="minorBidi"/>
@@ -5086,7 +5542,7 @@
     </w:p>
     <w:p>
       <w:pPr>
-        <w:pStyle w:val="PlainText"/>
+        <w:pStyle w:val="a3"/>
         <w:bidi w:val="0"/>
         <w:rPr>
           <w:rFonts w:asciiTheme="minorBidi" w:hAnsiTheme="minorBidi"/>
@@ -5095,7 +5551,7 @@
     </w:p>
     <w:p>
       <w:pPr>
-        <w:pStyle w:val="PlainText"/>
+        <w:pStyle w:val="a3"/>
         <w:bidi w:val="0"/>
         <w:rPr>
           <w:rFonts w:asciiTheme="minorBidi" w:hAnsiTheme="minorBidi"/>
@@ -5104,7 +5560,7 @@
     </w:p>
     <w:p>
       <w:pPr>
-        <w:pStyle w:val="PlainText"/>
+        <w:pStyle w:val="a3"/>
         <w:bidi w:val="0"/>
         <w:rPr>
           <w:rFonts w:asciiTheme="minorBidi" w:hAnsiTheme="minorBidi"/>
@@ -5113,7 +5569,7 @@
     </w:p>
     <w:p>
       <w:pPr>
-        <w:pStyle w:val="PlainText"/>
+        <w:pStyle w:val="a3"/>
         <w:bidi w:val="0"/>
         <w:rPr>
           <w:rFonts w:asciiTheme="minorBidi" w:hAnsiTheme="minorBidi"/>
@@ -5122,7 +5578,7 @@
     </w:p>
     <w:p>
       <w:pPr>
-        <w:pStyle w:val="PlainText"/>
+        <w:pStyle w:val="a3"/>
         <w:bidi w:val="0"/>
         <w:rPr>
           <w:rFonts w:asciiTheme="minorBidi" w:hAnsiTheme="minorBidi"/>
@@ -5131,17 +5587,17 @@
     </w:p>
     <w:p>
       <w:pPr>
-        <w:pStyle w:val="PlainText"/>
-        <w:rPr>
-          <w:rFonts w:asciiTheme="minorBidi" w:hAnsiTheme="minorBidi"/>
-        </w:rPr>
-      </w:pPr>
-    </w:p>
-    <w:p>
-      <w:pPr>
-        <w:pStyle w:val="PlainText"/>
-        <w:rPr>
-          <w:rFonts w:asciiTheme="minorBidi" w:hAnsiTheme="minorBidi" w:hint="cs"/>
+        <w:pStyle w:val="a3"/>
+        <w:rPr>
+          <w:rFonts w:asciiTheme="minorBidi" w:hAnsiTheme="minorBidi"/>
+        </w:rPr>
+      </w:pPr>
+    </w:p>
+    <w:p>
+      <w:pPr>
+        <w:pStyle w:val="a3"/>
+        <w:rPr>
+          <w:rFonts w:asciiTheme="minorBidi" w:hAnsiTheme="minorBidi"/>
           <w:rtl/>
         </w:rPr>
       </w:pPr>
@@ -5156,7 +5612,7 @@
     </w:p>
     <w:p>
       <w:pPr>
-        <w:pStyle w:val="PlainText"/>
+        <w:pStyle w:val="a3"/>
         <w:bidi w:val="0"/>
         <w:rPr>
           <w:rFonts w:asciiTheme="minorBidi" w:hAnsiTheme="minorBidi"/>
@@ -5171,7 +5627,7 @@
     </w:p>
     <w:p>
       <w:pPr>
-        <w:pStyle w:val="PlainText"/>
+        <w:pStyle w:val="a3"/>
         <w:bidi w:val="0"/>
         <w:rPr>
           <w:rFonts w:asciiTheme="minorBidi" w:hAnsiTheme="minorBidi"/>
@@ -5186,7 +5642,7 @@
     </w:p>
     <w:p>
       <w:pPr>
-        <w:pStyle w:val="PlainText"/>
+        <w:pStyle w:val="a3"/>
         <w:bidi w:val="0"/>
         <w:rPr>
           <w:rFonts w:asciiTheme="minorBidi" w:hAnsiTheme="minorBidi"/>
@@ -5196,12 +5652,26 @@
         <w:rPr>
           <w:rFonts w:asciiTheme="minorBidi" w:hAnsiTheme="minorBidi"/>
         </w:rPr>
-        <w:t>  sum() {</w:t>
-      </w:r>
-    </w:p>
-    <w:p>
-      <w:pPr>
-        <w:pStyle w:val="PlainText"/>
+        <w:t xml:space="preserve">  </w:t>
+      </w:r>
+      <w:proofErr w:type="gramStart"/>
+      <w:r>
+        <w:rPr>
+          <w:rFonts w:asciiTheme="minorBidi" w:hAnsiTheme="minorBidi"/>
+        </w:rPr>
+        <w:t>sum(</w:t>
+      </w:r>
+      <w:proofErr w:type="gramEnd"/>
+      <w:r>
+        <w:rPr>
+          <w:rFonts w:asciiTheme="minorBidi" w:hAnsiTheme="minorBidi"/>
+        </w:rPr>
+        <w:t>) {</w:t>
+      </w:r>
+    </w:p>
+    <w:p>
+      <w:pPr>
+        <w:pStyle w:val="a3"/>
         <w:bidi w:val="0"/>
         <w:rPr>
           <w:rFonts w:asciiTheme="minorBidi" w:hAnsiTheme="minorBidi"/>
@@ -5216,7 +5686,7 @@
     </w:p>
     <w:p>
       <w:pPr>
-        <w:pStyle w:val="PlainText"/>
+        <w:pStyle w:val="a3"/>
         <w:bidi w:val="0"/>
         <w:rPr>
           <w:rFonts w:asciiTheme="minorBidi" w:hAnsiTheme="minorBidi"/>
@@ -5229,11 +5699,19 @@
         <w:t xml:space="preserve">    </w:t>
       </w:r>
       <w:proofErr w:type="spellStart"/>
-      <w:r>
-        <w:rPr>
-          <w:rFonts w:asciiTheme="minorBidi" w:hAnsiTheme="minorBidi"/>
-        </w:rPr>
-        <w:t>this.items.forEach</w:t>
+      <w:proofErr w:type="gramStart"/>
+      <w:r>
+        <w:rPr>
+          <w:rFonts w:asciiTheme="minorBidi" w:hAnsiTheme="minorBidi"/>
+        </w:rPr>
+        <w:t>this.items</w:t>
+      </w:r>
+      <w:proofErr w:type="gramEnd"/>
+      <w:r>
+        <w:rPr>
+          <w:rFonts w:asciiTheme="minorBidi" w:hAnsiTheme="minorBidi"/>
+        </w:rPr>
+        <w:t>.forEach</w:t>
       </w:r>
       <w:proofErr w:type="spellEnd"/>
       <w:r>
@@ -5245,7 +5723,7 @@
     </w:p>
     <w:p>
       <w:pPr>
-        <w:pStyle w:val="PlainText"/>
+        <w:pStyle w:val="a3"/>
         <w:bidi w:val="0"/>
         <w:rPr>
           <w:rFonts w:asciiTheme="minorBidi" w:hAnsiTheme="minorBidi"/>
@@ -5258,6 +5736,7 @@
         <w:t xml:space="preserve">      total += n * </w:t>
       </w:r>
       <w:proofErr w:type="spellStart"/>
+      <w:proofErr w:type="gramStart"/>
       <w:r>
         <w:rPr>
           <w:rFonts w:asciiTheme="minorBidi" w:hAnsiTheme="minorBidi"/>
@@ -5265,6 +5744,7 @@
         <w:t>this.multiplier</w:t>
       </w:r>
       <w:proofErr w:type="spellEnd"/>
+      <w:proofErr w:type="gramEnd"/>
       <w:r>
         <w:rPr>
           <w:rFonts w:asciiTheme="minorBidi" w:hAnsiTheme="minorBidi"/>
@@ -5274,7 +5754,7 @@
     </w:p>
     <w:p>
       <w:pPr>
-        <w:pStyle w:val="PlainText"/>
+        <w:pStyle w:val="a3"/>
         <w:bidi w:val="0"/>
         <w:rPr>
           <w:rFonts w:asciiTheme="minorBidi" w:hAnsiTheme="minorBidi"/>
@@ -5289,7 +5769,7 @@
     </w:p>
     <w:p>
       <w:pPr>
-        <w:pStyle w:val="PlainText"/>
+        <w:pStyle w:val="a3"/>
         <w:bidi w:val="0"/>
         <w:rPr>
           <w:rFonts w:asciiTheme="minorBidi" w:hAnsiTheme="minorBidi"/>
@@ -5304,7 +5784,7 @@
     </w:p>
     <w:p>
       <w:pPr>
-        <w:pStyle w:val="PlainText"/>
+        <w:pStyle w:val="a3"/>
         <w:bidi w:val="0"/>
         <w:rPr>
           <w:rFonts w:asciiTheme="minorBidi" w:hAnsiTheme="minorBidi"/>
@@ -5319,7 +5799,7 @@
     </w:p>
     <w:p>
       <w:pPr>
-        <w:pStyle w:val="PlainText"/>
+        <w:pStyle w:val="a3"/>
         <w:bidi w:val="0"/>
         <w:rPr>
           <w:rFonts w:asciiTheme="minorBidi" w:hAnsiTheme="minorBidi"/>
@@ -5334,7 +5814,7 @@
     </w:p>
     <w:p>
       <w:pPr>
-        <w:pStyle w:val="PlainText"/>
+        <w:pStyle w:val="a3"/>
         <w:bidi w:val="0"/>
         <w:rPr>
           <w:rFonts w:asciiTheme="minorBidi" w:hAnsiTheme="minorBidi"/>
@@ -5349,7 +5829,7 @@
     </w:p>
     <w:p>
       <w:pPr>
-        <w:pStyle w:val="PlainText"/>
+        <w:pStyle w:val="a3"/>
         <w:rPr>
           <w:rFonts w:asciiTheme="minorBidi" w:hAnsiTheme="minorBidi"/>
           <w:rtl/>
@@ -5365,7 +5845,7 @@
     </w:p>
     <w:p>
       <w:pPr>
-        <w:pStyle w:val="PlainText"/>
+        <w:pStyle w:val="a3"/>
         <w:bidi w:val="0"/>
         <w:rPr>
           <w:rFonts w:asciiTheme="minorBidi" w:hAnsiTheme="minorBidi"/>
@@ -5375,12 +5855,34 @@
         <w:rPr>
           <w:rFonts w:asciiTheme="minorBidi" w:hAnsiTheme="minorBidi"/>
         </w:rPr>
-        <w:t>const obj = { x: 3 }</w:t>
-      </w:r>
-    </w:p>
-    <w:p>
-      <w:pPr>
-        <w:pStyle w:val="PlainText"/>
+        <w:t xml:space="preserve">const obj = </w:t>
+      </w:r>
+      <w:proofErr w:type="gramStart"/>
+      <w:r>
+        <w:rPr>
+          <w:rFonts w:asciiTheme="minorBidi" w:hAnsiTheme="minorBidi"/>
+        </w:rPr>
+        <w:t>{ x</w:t>
+      </w:r>
+      <w:proofErr w:type="gramEnd"/>
+      <w:r>
+        <w:rPr>
+          <w:rFonts w:asciiTheme="minorBidi" w:hAnsiTheme="minorBidi"/>
+        </w:rPr>
+        <w:t xml:space="preserve">: </w:t>
+      </w:r>
+      <w:proofErr w:type="gramStart"/>
+      <w:r>
+        <w:rPr>
+          <w:rFonts w:asciiTheme="minorBidi" w:hAnsiTheme="minorBidi"/>
+        </w:rPr>
+        <w:t>3 }</w:t>
+      </w:r>
+      <w:proofErr w:type="gramEnd"/>
+    </w:p>
+    <w:p>
+      <w:pPr>
+        <w:pStyle w:val="a3"/>
         <w:bidi w:val="0"/>
         <w:rPr>
           <w:rFonts w:asciiTheme="minorBidi" w:hAnsiTheme="minorBidi"/>
@@ -5389,7 +5891,7 @@
     </w:p>
     <w:p>
       <w:pPr>
-        <w:pStyle w:val="PlainText"/>
+        <w:pStyle w:val="a3"/>
         <w:bidi w:val="0"/>
         <w:rPr>
           <w:rFonts w:asciiTheme="minorBidi" w:hAnsiTheme="minorBidi"/>
@@ -5418,7 +5920,7 @@
     </w:p>
     <w:p>
       <w:pPr>
-        <w:pStyle w:val="PlainText"/>
+        <w:pStyle w:val="a3"/>
         <w:bidi w:val="0"/>
         <w:rPr>
           <w:rFonts w:asciiTheme="minorBidi" w:hAnsiTheme="minorBidi"/>
@@ -5447,7 +5949,7 @@
     </w:p>
     <w:p>
       <w:pPr>
-        <w:pStyle w:val="PlainText"/>
+        <w:pStyle w:val="a3"/>
         <w:bidi w:val="0"/>
         <w:rPr>
           <w:rFonts w:asciiTheme="minorBidi" w:hAnsiTheme="minorBidi"/>
@@ -5462,7 +5964,7 @@
     </w:p>
     <w:p>
       <w:pPr>
-        <w:pStyle w:val="PlainText"/>
+        <w:pStyle w:val="a3"/>
         <w:bidi w:val="0"/>
         <w:rPr>
           <w:rFonts w:asciiTheme="minorBidi" w:hAnsiTheme="minorBidi"/>
@@ -5471,13 +5973,14 @@
     </w:p>
     <w:p>
       <w:pPr>
-        <w:pStyle w:val="PlainText"/>
+        <w:pStyle w:val="a3"/>
         <w:bidi w:val="0"/>
         <w:rPr>
           <w:rFonts w:asciiTheme="minorBidi" w:hAnsiTheme="minorBidi"/>
         </w:rPr>
       </w:pPr>
       <w:proofErr w:type="spellStart"/>
+      <w:proofErr w:type="gramStart"/>
       <w:r>
         <w:rPr>
           <w:rFonts w:asciiTheme="minorBidi" w:hAnsiTheme="minorBidi"/>
@@ -5485,16 +5988,31 @@
         <w:t>fn.bind</w:t>
       </w:r>
       <w:proofErr w:type="spellEnd"/>
-      <w:r>
-        <w:rPr>
-          <w:rFonts w:asciiTheme="minorBidi" w:hAnsiTheme="minorBidi"/>
-        </w:rPr>
-        <w:t>(obj)()</w:t>
-      </w:r>
-    </w:p>
-    <w:p>
-      <w:pPr>
-        <w:pStyle w:val="PlainText"/>
+      <w:proofErr w:type="gramEnd"/>
+      <w:r>
+        <w:rPr>
+          <w:rFonts w:asciiTheme="minorBidi" w:hAnsiTheme="minorBidi"/>
+        </w:rPr>
+        <w:t>(obj</w:t>
+      </w:r>
+      <w:proofErr w:type="gramStart"/>
+      <w:r>
+        <w:rPr>
+          <w:rFonts w:asciiTheme="minorBidi" w:hAnsiTheme="minorBidi"/>
+        </w:rPr>
+        <w:t>)(</w:t>
+      </w:r>
+      <w:proofErr w:type="gramEnd"/>
+      <w:r>
+        <w:rPr>
+          <w:rFonts w:asciiTheme="minorBidi" w:hAnsiTheme="minorBidi"/>
+        </w:rPr>
+        <w:t>)</w:t>
+      </w:r>
+    </w:p>
+    <w:p>
+      <w:pPr>
+        <w:pStyle w:val="a3"/>
         <w:rPr>
           <w:rFonts w:asciiTheme="minorBidi" w:hAnsiTheme="minorBidi"/>
           <w:rtl/>
@@ -5546,10 +6064,9 @@
     </w:p>
     <w:p>
       <w:pPr>
-        <w:pStyle w:val="PlainText"/>
-        <w:rPr>
-          <w:rFonts w:asciiTheme="minorBidi" w:hAnsiTheme="minorBidi" w:hint="cs"/>
-          <w:rtl/>
+        <w:pStyle w:val="a3"/>
+        <w:rPr>
+          <w:rFonts w:asciiTheme="minorBidi" w:hAnsiTheme="minorBidi"/>
         </w:rPr>
       </w:pPr>
       <w:r>
@@ -5559,6 +6076,319 @@
         </w:rPr>
         <w:t xml:space="preserve">26. </w:t>
       </w:r>
+    </w:p>
+    <w:p>
+      <w:pPr>
+        <w:pStyle w:val="a3"/>
+        <w:rPr>
+          <w:rFonts w:asciiTheme="minorBidi" w:hAnsiTheme="minorBidi"/>
+          <w:rtl/>
+        </w:rPr>
+      </w:pPr>
+      <w:r>
+        <w:rPr>
+          <w:rFonts w:asciiTheme="minorBidi" w:hAnsiTheme="minorBidi" w:hint="cs"/>
+          <w:rtl/>
+        </w:rPr>
+        <w:t xml:space="preserve">27. </w:t>
+      </w:r>
+    </w:p>
+    <w:p>
+      <w:pPr>
+        <w:pStyle w:val="a3"/>
+        <w:bidi w:val="0"/>
+        <w:rPr>
+          <w:rFonts w:asciiTheme="minorBidi" w:hAnsiTheme="minorBidi"/>
+        </w:rPr>
+      </w:pPr>
+      <w:r>
+        <w:rPr>
+          <w:rFonts w:asciiTheme="minorBidi" w:hAnsiTheme="minorBidi"/>
+        </w:rPr>
+        <w:t xml:space="preserve">function </w:t>
+      </w:r>
+      <w:proofErr w:type="spellStart"/>
+      <w:proofErr w:type="gramStart"/>
+      <w:r>
+        <w:rPr>
+          <w:rFonts w:asciiTheme="minorBidi" w:hAnsiTheme="minorBidi"/>
+        </w:rPr>
+        <w:t>mapWith</w:t>
+      </w:r>
+      <w:proofErr w:type="spellEnd"/>
+      <w:r>
+        <w:rPr>
+          <w:rFonts w:asciiTheme="minorBidi" w:hAnsiTheme="minorBidi"/>
+        </w:rPr>
+        <w:t>(</w:t>
+      </w:r>
+      <w:proofErr w:type="spellStart"/>
+      <w:proofErr w:type="gramEnd"/>
+      <w:r>
+        <w:rPr>
+          <w:rFonts w:asciiTheme="minorBidi" w:hAnsiTheme="minorBidi"/>
+        </w:rPr>
+        <w:t>arr</w:t>
+      </w:r>
+      <w:proofErr w:type="spellEnd"/>
+      <w:r>
+        <w:rPr>
+          <w:rFonts w:asciiTheme="minorBidi" w:hAnsiTheme="minorBidi"/>
+        </w:rPr>
+        <w:t xml:space="preserve">, </w:t>
+      </w:r>
+      <w:proofErr w:type="spellStart"/>
+      <w:r>
+        <w:rPr>
+          <w:rFonts w:asciiTheme="minorBidi" w:hAnsiTheme="minorBidi"/>
+        </w:rPr>
+        <w:t>methodName</w:t>
+      </w:r>
+      <w:proofErr w:type="spellEnd"/>
+      <w:r>
+        <w:rPr>
+          <w:rFonts w:asciiTheme="minorBidi" w:hAnsiTheme="minorBidi"/>
+        </w:rPr>
+        <w:t>) {</w:t>
+      </w:r>
+    </w:p>
+    <w:p>
+      <w:pPr>
+        <w:pStyle w:val="a3"/>
+        <w:bidi w:val="0"/>
+        <w:rPr>
+          <w:rFonts w:asciiTheme="minorBidi" w:hAnsiTheme="minorBidi"/>
+        </w:rPr>
+      </w:pPr>
+      <w:r>
+        <w:rPr>
+          <w:rFonts w:asciiTheme="minorBidi" w:hAnsiTheme="minorBidi"/>
+        </w:rPr>
+        <w:t xml:space="preserve">  return </w:t>
+      </w:r>
+      <w:proofErr w:type="spellStart"/>
+      <w:proofErr w:type="gramStart"/>
+      <w:r>
+        <w:rPr>
+          <w:rFonts w:asciiTheme="minorBidi" w:hAnsiTheme="minorBidi"/>
+        </w:rPr>
+        <w:t>arr.map</w:t>
+      </w:r>
+      <w:proofErr w:type="spellEnd"/>
+      <w:r>
+        <w:rPr>
+          <w:rFonts w:asciiTheme="minorBidi" w:hAnsiTheme="minorBidi"/>
+        </w:rPr>
+        <w:t>(</w:t>
+      </w:r>
+      <w:proofErr w:type="spellStart"/>
+      <w:proofErr w:type="gramEnd"/>
+      <w:r>
+        <w:rPr>
+          <w:rFonts w:asciiTheme="minorBidi" w:hAnsiTheme="minorBidi"/>
+        </w:rPr>
+        <w:t>i</w:t>
+      </w:r>
+      <w:proofErr w:type="spellEnd"/>
+      <w:r>
+        <w:rPr>
+          <w:rFonts w:asciiTheme="minorBidi" w:hAnsiTheme="minorBidi"/>
+        </w:rPr>
+        <w:t xml:space="preserve"> =&gt; </w:t>
+      </w:r>
+      <w:proofErr w:type="spellStart"/>
+      <w:r>
+        <w:rPr>
+          <w:rFonts w:asciiTheme="minorBidi" w:hAnsiTheme="minorBidi"/>
+        </w:rPr>
+        <w:t>i</w:t>
+      </w:r>
+      <w:proofErr w:type="spellEnd"/>
+      <w:r>
+        <w:rPr>
+          <w:rFonts w:asciiTheme="minorBidi" w:hAnsiTheme="minorBidi"/>
+        </w:rPr>
+        <w:t>[</w:t>
+      </w:r>
+      <w:proofErr w:type="spellStart"/>
+      <w:r>
+        <w:rPr>
+          <w:rFonts w:asciiTheme="minorBidi" w:hAnsiTheme="minorBidi"/>
+        </w:rPr>
+        <w:t>methodName</w:t>
+      </w:r>
+      <w:proofErr w:type="spellEnd"/>
+      <w:proofErr w:type="gramStart"/>
+      <w:r>
+        <w:rPr>
+          <w:rFonts w:asciiTheme="minorBidi" w:hAnsiTheme="minorBidi"/>
+        </w:rPr>
+        <w:t>](</w:t>
+      </w:r>
+      <w:proofErr w:type="gramEnd"/>
+      <w:r>
+        <w:rPr>
+          <w:rFonts w:asciiTheme="minorBidi" w:hAnsiTheme="minorBidi"/>
+        </w:rPr>
+        <w:t>));</w:t>
+      </w:r>
+    </w:p>
+    <w:p>
+      <w:pPr>
+        <w:pStyle w:val="a3"/>
+        <w:bidi w:val="0"/>
+        <w:rPr>
+          <w:rFonts w:asciiTheme="minorBidi" w:hAnsiTheme="minorBidi"/>
+        </w:rPr>
+      </w:pPr>
+      <w:r>
+        <w:rPr>
+          <w:rFonts w:asciiTheme="minorBidi" w:hAnsiTheme="minorBidi"/>
+        </w:rPr>
+        <w:t>}</w:t>
+      </w:r>
+    </w:p>
+    <w:p>
+      <w:pPr>
+        <w:pStyle w:val="a3"/>
+        <w:rPr>
+          <w:rFonts w:asciiTheme="minorBidi" w:hAnsiTheme="minorBidi"/>
+        </w:rPr>
+      </w:pPr>
+      <w:r>
+        <w:rPr>
+          <w:rFonts w:asciiTheme="minorBidi" w:hAnsiTheme="minorBidi" w:hint="cs"/>
+          <w:rtl/>
+        </w:rPr>
+        <w:t xml:space="preserve">28. </w:t>
+      </w:r>
+    </w:p>
+    <w:p>
+      <w:pPr>
+        <w:pStyle w:val="a3"/>
+        <w:bidi w:val="0"/>
+        <w:rPr>
+          <w:rFonts w:asciiTheme="minorBidi" w:hAnsiTheme="minorBidi"/>
+        </w:rPr>
+      </w:pPr>
+      <w:r>
+        <w:rPr>
+          <w:rFonts w:asciiTheme="minorBidi" w:hAnsiTheme="minorBidi"/>
+        </w:rPr>
+        <w:t xml:space="preserve">function </w:t>
+      </w:r>
+      <w:proofErr w:type="spellStart"/>
+      <w:proofErr w:type="gramStart"/>
+      <w:r>
+        <w:rPr>
+          <w:rFonts w:asciiTheme="minorBidi" w:hAnsiTheme="minorBidi"/>
+        </w:rPr>
+        <w:t>bindAll</w:t>
+      </w:r>
+      <w:proofErr w:type="spellEnd"/>
+      <w:r>
+        <w:rPr>
+          <w:rFonts w:asciiTheme="minorBidi" w:hAnsiTheme="minorBidi"/>
+        </w:rPr>
+        <w:t>(</w:t>
+      </w:r>
+      <w:proofErr w:type="gramEnd"/>
+      <w:r>
+        <w:rPr>
+          <w:rFonts w:asciiTheme="minorBidi" w:hAnsiTheme="minorBidi"/>
+        </w:rPr>
+        <w:t>obj, ...</w:t>
+      </w:r>
+      <w:proofErr w:type="spellStart"/>
+      <w:r>
+        <w:rPr>
+          <w:rFonts w:asciiTheme="minorBidi" w:hAnsiTheme="minorBidi"/>
+        </w:rPr>
+        <w:t>methodNames</w:t>
+      </w:r>
+      <w:proofErr w:type="spellEnd"/>
+      <w:r>
+        <w:rPr>
+          <w:rFonts w:asciiTheme="minorBidi" w:hAnsiTheme="minorBidi"/>
+        </w:rPr>
+        <w:t>) {</w:t>
+      </w:r>
+    </w:p>
+    <w:p>
+      <w:pPr>
+        <w:pStyle w:val="a3"/>
+        <w:bidi w:val="0"/>
+        <w:rPr>
+          <w:rFonts w:asciiTheme="minorBidi" w:hAnsiTheme="minorBidi"/>
+        </w:rPr>
+      </w:pPr>
+      <w:r>
+        <w:rPr>
+          <w:rFonts w:asciiTheme="minorBidi" w:hAnsiTheme="minorBidi"/>
+        </w:rPr>
+        <w:t xml:space="preserve">  </w:t>
+      </w:r>
+      <w:proofErr w:type="spellStart"/>
+      <w:r>
+        <w:rPr>
+          <w:rFonts w:asciiTheme="minorBidi" w:hAnsiTheme="minorBidi"/>
+        </w:rPr>
+        <w:t>methodNames.forEach</w:t>
+      </w:r>
+      <w:proofErr w:type="spellEnd"/>
+      <w:r>
+        <w:rPr>
+          <w:rFonts w:asciiTheme="minorBidi" w:hAnsiTheme="minorBidi"/>
+        </w:rPr>
+        <w:t>((m) =&gt; obj = obj[m</w:t>
+      </w:r>
+      <w:proofErr w:type="gramStart"/>
+      <w:r>
+        <w:rPr>
+          <w:rFonts w:asciiTheme="minorBidi" w:hAnsiTheme="minorBidi"/>
+        </w:rPr>
+        <w:t>].bind</w:t>
+      </w:r>
+      <w:proofErr w:type="gramEnd"/>
+      <w:r>
+        <w:rPr>
+          <w:rFonts w:asciiTheme="minorBidi" w:hAnsiTheme="minorBidi"/>
+        </w:rPr>
+        <w:t>(obj));</w:t>
+      </w:r>
+    </w:p>
+    <w:p>
+      <w:pPr>
+        <w:pStyle w:val="a3"/>
+        <w:bidi w:val="0"/>
+        <w:rPr>
+          <w:rFonts w:asciiTheme="minorBidi" w:hAnsiTheme="minorBidi"/>
+        </w:rPr>
+      </w:pPr>
+      <w:r>
+        <w:rPr>
+          <w:rFonts w:asciiTheme="minorBidi" w:hAnsiTheme="minorBidi"/>
+        </w:rPr>
+        <w:t>}</w:t>
+      </w:r>
+    </w:p>
+    <w:p>
+      <w:pPr>
+        <w:pStyle w:val="a3"/>
+        <w:rPr>
+          <w:rFonts w:asciiTheme="minorBidi" w:hAnsiTheme="minorBidi"/>
+          <w:rtl/>
+        </w:rPr>
+      </w:pPr>
+    </w:p>
+    <w:p>
+      <w:pPr>
+        <w:pStyle w:val="a3"/>
+        <w:rPr>
+          <w:rFonts w:asciiTheme="minorBidi" w:hAnsiTheme="minorBidi" w:hint="cs"/>
+          <w:rtl/>
+        </w:rPr>
+      </w:pPr>
     </w:p>
     <w:sectPr>
       <w:pgSz w:w="11906" w:h="16838"/>
@@ -6342,19 +7172,19 @@
     <w:lsdException w:name="Unresolved Mention" w:semiHidden="1" w:unhideWhenUsed="1"/>
     <w:lsdException w:name="Smart Link" w:semiHidden="1" w:unhideWhenUsed="1"/>
   </w:latentStyles>
-  <w:style w:type="paragraph" w:default="1" w:styleId="Normal">
+  <w:style w:type="paragraph" w:default="1" w:styleId="a">
     <w:name w:val="Normal"/>
     <w:qFormat/>
     <w:pPr>
       <w:bidi/>
     </w:pPr>
   </w:style>
-  <w:style w:type="character" w:default="1" w:styleId="DefaultParagraphFont">
+  <w:style w:type="character" w:default="1" w:styleId="a0">
     <w:name w:val="Default Paragraph Font"/>
     <w:uiPriority w:val="1"/>
     <w:unhideWhenUsed/>
   </w:style>
-  <w:style w:type="table" w:default="1" w:styleId="TableNormal">
+  <w:style w:type="table" w:default="1" w:styleId="a1">
     <w:name w:val="Normal Table"/>
     <w:uiPriority w:val="99"/>
     <w:semiHidden/>
@@ -6369,16 +7199,16 @@
       </w:tblCellMar>
     </w:tblPr>
   </w:style>
-  <w:style w:type="numbering" w:default="1" w:styleId="NoList">
+  <w:style w:type="numbering" w:default="1" w:styleId="a2">
     <w:name w:val="No List"/>
     <w:uiPriority w:val="99"/>
     <w:semiHidden/>
     <w:unhideWhenUsed/>
   </w:style>
-  <w:style w:type="paragraph" w:styleId="PlainText">
+  <w:style w:type="paragraph" w:styleId="a3">
     <w:name w:val="Plain Text"/>
-    <w:basedOn w:val="Normal"/>
-    <w:link w:val="PlainTextChar"/>
+    <w:basedOn w:val="a"/>
+    <w:link w:val="a4"/>
     <w:uiPriority w:val="99"/>
     <w:unhideWhenUsed/>
     <w:rsid w:val="0089014A"/>
@@ -6391,10 +7221,10 @@
       <w:szCs w:val="21"/>
     </w:rPr>
   </w:style>
-  <w:style w:type="character" w:customStyle="1" w:styleId="PlainTextChar">
-    <w:name w:val="Plain Text Char"/>
-    <w:basedOn w:val="DefaultParagraphFont"/>
-    <w:link w:val="PlainText"/>
+  <w:style w:type="character" w:customStyle="1" w:styleId="a4">
+    <w:name w:val="טקסט רגיל תו"/>
+    <w:basedOn w:val="a0"/>
+    <w:link w:val="a3"/>
     <w:uiPriority w:val="99"/>
     <w:rsid w:val="0089014A"/>
     <w:rPr>
@@ -6403,9 +7233,9 @@
       <w:szCs w:val="21"/>
     </w:rPr>
   </w:style>
-  <w:style w:type="character" w:styleId="CommentReference">
+  <w:style w:type="character" w:styleId="a5">
     <w:name w:val="annotation reference"/>
-    <w:basedOn w:val="DefaultParagraphFont"/>
+    <w:basedOn w:val="a0"/>
     <w:uiPriority w:val="99"/>
     <w:semiHidden/>
     <w:unhideWhenUsed/>
@@ -6415,10 +7245,10 @@
       <w:szCs w:val="16"/>
     </w:rPr>
   </w:style>
-  <w:style w:type="paragraph" w:styleId="CommentText">
+  <w:style w:type="paragraph" w:styleId="a6">
     <w:name w:val="annotation text"/>
-    <w:basedOn w:val="Normal"/>
-    <w:link w:val="CommentTextChar"/>
+    <w:basedOn w:val="a"/>
+    <w:link w:val="a7"/>
     <w:uiPriority w:val="99"/>
     <w:semiHidden/>
     <w:unhideWhenUsed/>
@@ -6431,10 +7261,10 @@
       <w:szCs w:val="20"/>
     </w:rPr>
   </w:style>
-  <w:style w:type="character" w:customStyle="1" w:styleId="CommentTextChar">
-    <w:name w:val="Comment Text Char"/>
-    <w:basedOn w:val="DefaultParagraphFont"/>
-    <w:link w:val="CommentText"/>
+  <w:style w:type="character" w:customStyle="1" w:styleId="a7">
+    <w:name w:val="טקסט הערה תו"/>
+    <w:basedOn w:val="a0"/>
+    <w:link w:val="a6"/>
     <w:uiPriority w:val="99"/>
     <w:semiHidden/>
     <w:rsid w:val="00C27823"/>
@@ -6443,11 +7273,11 @@
       <w:szCs w:val="20"/>
     </w:rPr>
   </w:style>
-  <w:style w:type="paragraph" w:styleId="CommentSubject">
+  <w:style w:type="paragraph" w:styleId="a8">
     <w:name w:val="annotation subject"/>
-    <w:basedOn w:val="CommentText"/>
-    <w:next w:val="CommentText"/>
-    <w:link w:val="CommentSubjectChar"/>
+    <w:basedOn w:val="a6"/>
+    <w:next w:val="a6"/>
+    <w:link w:val="a9"/>
     <w:uiPriority w:val="99"/>
     <w:semiHidden/>
     <w:unhideWhenUsed/>
@@ -6457,10 +7287,10 @@
       <w:bCs/>
     </w:rPr>
   </w:style>
-  <w:style w:type="character" w:customStyle="1" w:styleId="CommentSubjectChar">
-    <w:name w:val="Comment Subject Char"/>
-    <w:basedOn w:val="CommentTextChar"/>
-    <w:link w:val="CommentSubject"/>
+  <w:style w:type="character" w:customStyle="1" w:styleId="a9">
+    <w:name w:val="נושא הערה תו"/>
+    <w:basedOn w:val="a7"/>
+    <w:link w:val="a8"/>
     <w:uiPriority w:val="99"/>
     <w:semiHidden/>
     <w:rsid w:val="00C27823"/>
@@ -6471,9 +7301,9 @@
       <w:szCs w:val="20"/>
     </w:rPr>
   </w:style>
-  <w:style w:type="paragraph" w:styleId="ListParagraph">
+  <w:style w:type="paragraph" w:styleId="aa">
     <w:name w:val="List Paragraph"/>
-    <w:basedOn w:val="Normal"/>
+    <w:basedOn w:val="a"/>
     <w:uiPriority w:val="34"/>
     <w:qFormat/>
     <w:rsid w:val="005C1F34"/>

--- a/HomeWork/Rehearsals/answers.docx
+++ b/HomeWork/Rehearsals/answers.docx
@@ -4,7 +4,7 @@
   <w:body>
     <w:p>
       <w:pPr>
-        <w:pStyle w:val="a3"/>
+        <w:pStyle w:val="PlainText"/>
         <w:jc w:val="center"/>
         <w:rPr>
           <w:rFonts w:asciiTheme="minorBidi" w:hAnsiTheme="minorBidi"/>
@@ -21,7 +21,7 @@
     </w:p>
     <w:p>
       <w:pPr>
-        <w:pStyle w:val="a3"/>
+        <w:pStyle w:val="PlainText"/>
         <w:numPr>
           <w:ilvl w:val="0"/>
           <w:numId w:val="3"/>
@@ -78,7 +78,7 @@
     </w:p>
     <w:p>
       <w:pPr>
-        <w:pStyle w:val="a3"/>
+        <w:pStyle w:val="PlainText"/>
         <w:numPr>
           <w:ilvl w:val="0"/>
           <w:numId w:val="3"/>
@@ -109,7 +109,7 @@
     </w:p>
     <w:p>
       <w:pPr>
-        <w:pStyle w:val="a3"/>
+        <w:pStyle w:val="PlainText"/>
         <w:ind w:left="1080"/>
         <w:rPr>
           <w:rFonts w:asciiTheme="minorBidi" w:hAnsiTheme="minorBidi"/>
@@ -209,7 +209,7 @@
     </w:p>
     <w:p>
       <w:pPr>
-        <w:pStyle w:val="a3"/>
+        <w:pStyle w:val="PlainText"/>
         <w:numPr>
           <w:ilvl w:val="0"/>
           <w:numId w:val="3"/>
@@ -240,7 +240,7 @@
     </w:p>
     <w:p>
       <w:pPr>
-        <w:pStyle w:val="a3"/>
+        <w:pStyle w:val="PlainText"/>
         <w:ind w:left="1080"/>
         <w:rPr>
           <w:rFonts w:asciiTheme="minorBidi" w:hAnsiTheme="minorBidi"/>
@@ -268,7 +268,7 @@
     </w:p>
     <w:p>
       <w:pPr>
-        <w:pStyle w:val="a3"/>
+        <w:pStyle w:val="PlainText"/>
         <w:ind w:left="1080"/>
         <w:rPr>
           <w:rFonts w:asciiTheme="minorBidi" w:hAnsiTheme="minorBidi"/>
@@ -316,7 +316,7 @@
     </w:p>
     <w:p>
       <w:pPr>
-        <w:pStyle w:val="a3"/>
+        <w:pStyle w:val="PlainText"/>
         <w:numPr>
           <w:ilvl w:val="0"/>
           <w:numId w:val="3"/>
@@ -347,7 +347,7 @@
     </w:p>
     <w:p>
       <w:pPr>
-        <w:pStyle w:val="a3"/>
+        <w:pStyle w:val="PlainText"/>
         <w:ind w:left="1080"/>
         <w:rPr>
           <w:rFonts w:asciiTheme="minorBidi" w:hAnsiTheme="minorBidi"/>
@@ -375,7 +375,7 @@
     </w:p>
     <w:p>
       <w:pPr>
-        <w:pStyle w:val="a3"/>
+        <w:pStyle w:val="PlainText"/>
         <w:numPr>
           <w:ilvl w:val="0"/>
           <w:numId w:val="3"/>
@@ -406,7 +406,7 @@
     </w:p>
     <w:p>
       <w:pPr>
-        <w:pStyle w:val="a3"/>
+        <w:pStyle w:val="PlainText"/>
         <w:ind w:left="1080"/>
         <w:rPr>
           <w:rFonts w:asciiTheme="minorBidi" w:hAnsiTheme="minorBidi"/>
@@ -447,7 +447,7 @@
     </w:p>
     <w:p>
       <w:pPr>
-        <w:pStyle w:val="a3"/>
+        <w:pStyle w:val="PlainText"/>
         <w:ind w:left="1080"/>
         <w:rPr>
           <w:rFonts w:asciiTheme="minorBidi" w:hAnsiTheme="minorBidi"/>
@@ -532,7 +532,7 @@
     </w:p>
     <w:p>
       <w:pPr>
-        <w:pStyle w:val="a3"/>
+        <w:pStyle w:val="PlainText"/>
         <w:numPr>
           <w:ilvl w:val="0"/>
           <w:numId w:val="3"/>
@@ -604,7 +604,7 @@
     </w:p>
     <w:p>
       <w:pPr>
-        <w:pStyle w:val="a3"/>
+        <w:pStyle w:val="PlainText"/>
         <w:ind w:left="1080"/>
         <w:rPr>
           <w:rFonts w:asciiTheme="minorBidi" w:hAnsiTheme="minorBidi"/>
@@ -636,17 +636,17 @@
     </w:p>
     <w:p>
       <w:pPr>
-        <w:pStyle w:val="a3"/>
-        <w:rPr>
-          <w:rFonts w:asciiTheme="minorBidi" w:hAnsiTheme="minorBidi"/>
-          <w:sz w:val="24"/>
-          <w:szCs w:val="24"/>
-        </w:rPr>
-      </w:pPr>
-    </w:p>
-    <w:p>
-      <w:pPr>
-        <w:pStyle w:val="a3"/>
+        <w:pStyle w:val="PlainText"/>
+        <w:rPr>
+          <w:rFonts w:asciiTheme="minorBidi" w:hAnsiTheme="minorBidi"/>
+          <w:sz w:val="24"/>
+          <w:szCs w:val="24"/>
+        </w:rPr>
+      </w:pPr>
+    </w:p>
+    <w:p>
+      <w:pPr>
+        <w:pStyle w:val="PlainText"/>
         <w:numPr>
           <w:ilvl w:val="0"/>
           <w:numId w:val="3"/>
@@ -669,7 +669,7 @@
     </w:p>
     <w:p>
       <w:pPr>
-        <w:pStyle w:val="a3"/>
+        <w:pStyle w:val="PlainText"/>
         <w:ind w:left="1080"/>
         <w:rPr>
           <w:rFonts w:asciiTheme="minorBidi" w:hAnsiTheme="minorBidi"/>
@@ -706,7 +706,7 @@
     </w:p>
     <w:p>
       <w:pPr>
-        <w:pStyle w:val="a3"/>
+        <w:pStyle w:val="PlainText"/>
         <w:ind w:left="1080"/>
         <w:rPr>
           <w:rFonts w:asciiTheme="minorBidi" w:hAnsiTheme="minorBidi"/>
@@ -734,7 +734,7 @@
     </w:p>
     <w:p>
       <w:pPr>
-        <w:pStyle w:val="a3"/>
+        <w:pStyle w:val="PlainText"/>
         <w:numPr>
           <w:ilvl w:val="0"/>
           <w:numId w:val="3"/>
@@ -841,7 +841,7 @@
     </w:p>
     <w:p>
       <w:pPr>
-        <w:pStyle w:val="a3"/>
+        <w:pStyle w:val="PlainText"/>
         <w:ind w:left="1080"/>
         <w:rPr>
           <w:rFonts w:asciiTheme="minorBidi" w:hAnsiTheme="minorBidi"/>
@@ -945,7 +945,7 @@
     </w:p>
     <w:p>
       <w:pPr>
-        <w:pStyle w:val="a3"/>
+        <w:pStyle w:val="PlainText"/>
         <w:numPr>
           <w:ilvl w:val="0"/>
           <w:numId w:val="3"/>
@@ -976,7 +976,7 @@
     </w:p>
     <w:p>
       <w:pPr>
-        <w:pStyle w:val="a3"/>
+        <w:pStyle w:val="PlainText"/>
         <w:ind w:left="1080"/>
         <w:rPr>
           <w:rFonts w:asciiTheme="minorBidi" w:hAnsiTheme="minorBidi"/>
@@ -1004,7 +1004,7 @@
     </w:p>
     <w:p>
       <w:pPr>
-        <w:pStyle w:val="a3"/>
+        <w:pStyle w:val="PlainText"/>
         <w:ind w:left="1080"/>
         <w:rPr>
           <w:rFonts w:asciiTheme="minorBidi" w:hAnsiTheme="minorBidi"/>
@@ -1032,7 +1032,7 @@
     </w:p>
     <w:p>
       <w:pPr>
-        <w:pStyle w:val="a3"/>
+        <w:pStyle w:val="PlainText"/>
         <w:ind w:left="1080"/>
         <w:rPr>
           <w:rFonts w:asciiTheme="minorBidi" w:hAnsiTheme="minorBidi"/>
@@ -1060,7 +1060,7 @@
     </w:p>
     <w:p>
       <w:pPr>
-        <w:pStyle w:val="a3"/>
+        <w:pStyle w:val="PlainText"/>
         <w:numPr>
           <w:ilvl w:val="0"/>
           <w:numId w:val="3"/>
@@ -1286,7 +1286,7 @@
     </w:p>
     <w:p>
       <w:pPr>
-        <w:pStyle w:val="a3"/>
+        <w:pStyle w:val="PlainText"/>
         <w:numPr>
           <w:ilvl w:val="0"/>
           <w:numId w:val="3"/>
@@ -1309,7 +1309,7 @@
     </w:p>
     <w:p>
       <w:pPr>
-        <w:pStyle w:val="a3"/>
+        <w:pStyle w:val="PlainText"/>
         <w:numPr>
           <w:ilvl w:val="0"/>
           <w:numId w:val="3"/>
@@ -1406,7 +1406,7 @@
     </w:p>
     <w:p>
       <w:pPr>
-        <w:pStyle w:val="a3"/>
+        <w:pStyle w:val="PlainText"/>
         <w:jc w:val="center"/>
         <w:rPr>
           <w:rFonts w:asciiTheme="minorBidi" w:hAnsiTheme="minorBidi"/>
@@ -1426,7 +1426,7 @@
     </w:p>
     <w:p>
       <w:pPr>
-        <w:pStyle w:val="a3"/>
+        <w:pStyle w:val="PlainText"/>
         <w:numPr>
           <w:ilvl w:val="0"/>
           <w:numId w:val="1"/>
@@ -1486,7 +1486,7 @@
     </w:p>
     <w:p>
       <w:pPr>
-        <w:pStyle w:val="a3"/>
+        <w:pStyle w:val="PlainText"/>
         <w:ind w:left="720"/>
         <w:rPr>
           <w:rFonts w:asciiTheme="minorBidi" w:hAnsiTheme="minorBidi"/>
@@ -1530,7 +1530,7 @@
     </w:p>
     <w:p>
       <w:pPr>
-        <w:pStyle w:val="a3"/>
+        <w:pStyle w:val="PlainText"/>
         <w:ind w:left="720"/>
         <w:rPr>
           <w:rFonts w:asciiTheme="minorBidi" w:hAnsiTheme="minorBidi"/>
@@ -1581,7 +1581,7 @@
     </w:p>
     <w:p>
       <w:pPr>
-        <w:pStyle w:val="a3"/>
+        <w:pStyle w:val="PlainText"/>
         <w:numPr>
           <w:ilvl w:val="0"/>
           <w:numId w:val="1"/>
@@ -1626,7 +1626,7 @@
     </w:p>
     <w:p>
       <w:pPr>
-        <w:pStyle w:val="a3"/>
+        <w:pStyle w:val="PlainText"/>
         <w:numPr>
           <w:ilvl w:val="0"/>
           <w:numId w:val="1"/>
@@ -1678,7 +1678,7 @@
     </w:p>
     <w:p>
       <w:pPr>
-        <w:pStyle w:val="a3"/>
+        <w:pStyle w:val="PlainText"/>
         <w:numPr>
           <w:ilvl w:val="0"/>
           <w:numId w:val="1"/>
@@ -1764,7 +1764,7 @@
     </w:p>
     <w:p>
       <w:pPr>
-        <w:pStyle w:val="a3"/>
+        <w:pStyle w:val="PlainText"/>
         <w:numPr>
           <w:ilvl w:val="0"/>
           <w:numId w:val="1"/>
@@ -1904,7 +1904,7 @@
     </w:p>
     <w:p>
       <w:pPr>
-        <w:pStyle w:val="a3"/>
+        <w:pStyle w:val="PlainText"/>
         <w:numPr>
           <w:ilvl w:val="0"/>
           <w:numId w:val="1"/>
@@ -1936,7 +1936,7 @@
     </w:p>
     <w:p>
       <w:pPr>
-        <w:pStyle w:val="a3"/>
+        <w:pStyle w:val="PlainText"/>
         <w:ind w:left="720"/>
         <w:rPr>
           <w:rFonts w:asciiTheme="minorBidi" w:hAnsiTheme="minorBidi"/>
@@ -1957,7 +1957,7 @@
     </w:p>
     <w:p>
       <w:pPr>
-        <w:pStyle w:val="a3"/>
+        <w:pStyle w:val="PlainText"/>
         <w:ind w:left="720"/>
         <w:rPr>
           <w:rFonts w:asciiTheme="minorBidi" w:hAnsiTheme="minorBidi" w:cs="Arial"/>
@@ -2008,7 +2008,7 @@
     </w:p>
     <w:p>
       <w:pPr>
-        <w:pStyle w:val="a3"/>
+        <w:pStyle w:val="PlainText"/>
         <w:numPr>
           <w:ilvl w:val="0"/>
           <w:numId w:val="1"/>
@@ -2055,7 +2055,7 @@
     </w:p>
     <w:p>
       <w:pPr>
-        <w:pStyle w:val="a3"/>
+        <w:pStyle w:val="PlainText"/>
         <w:numPr>
           <w:ilvl w:val="0"/>
           <w:numId w:val="1"/>
@@ -2100,7 +2100,7 @@
     </w:p>
     <w:p>
       <w:pPr>
-        <w:pStyle w:val="a3"/>
+        <w:pStyle w:val="PlainText"/>
         <w:numPr>
           <w:ilvl w:val="0"/>
           <w:numId w:val="1"/>
@@ -2148,7 +2148,7 @@
     </w:p>
     <w:p>
       <w:pPr>
-        <w:pStyle w:val="a3"/>
+        <w:pStyle w:val="PlainText"/>
         <w:numPr>
           <w:ilvl w:val="0"/>
           <w:numId w:val="1"/>
@@ -2172,7 +2172,7 @@
     </w:p>
     <w:p>
       <w:pPr>
-        <w:pStyle w:val="a3"/>
+        <w:pStyle w:val="PlainText"/>
         <w:ind w:left="720"/>
         <w:rPr>
           <w:rFonts w:asciiTheme="minorBidi" w:hAnsiTheme="minorBidi" w:cs="Arial"/>
@@ -2195,7 +2195,7 @@
     </w:p>
     <w:p>
       <w:pPr>
-        <w:pStyle w:val="a3"/>
+        <w:pStyle w:val="PlainText"/>
         <w:numPr>
           <w:ilvl w:val="0"/>
           <w:numId w:val="1"/>
@@ -2255,7 +2255,7 @@
     </w:p>
     <w:p>
       <w:pPr>
-        <w:pStyle w:val="a3"/>
+        <w:pStyle w:val="PlainText"/>
         <w:numPr>
           <w:ilvl w:val="0"/>
           <w:numId w:val="1"/>
@@ -2279,7 +2279,7 @@
     </w:p>
     <w:p>
       <w:pPr>
-        <w:pStyle w:val="a3"/>
+        <w:pStyle w:val="PlainText"/>
         <w:ind w:left="720"/>
         <w:rPr>
           <w:rFonts w:asciiTheme="minorBidi" w:hAnsiTheme="minorBidi"/>
@@ -2289,7 +2289,14 @@
         <w:rPr>
           <w:rFonts w:asciiTheme="minorBidi" w:hAnsiTheme="minorBidi"/>
         </w:rPr>
-        <w:t>and I am ${</w:t>
+        <w:t xml:space="preserve">and I </w:t>
+      </w:r>
+      <w:proofErr w:type="gramStart"/>
+      <w:r>
+        <w:rPr>
+          <w:rFonts w:asciiTheme="minorBidi" w:hAnsiTheme="minorBidi"/>
+        </w:rPr>
+        <w:t>am ${</w:t>
       </w:r>
       <w:proofErr w:type="spellStart"/>
       <w:r>
@@ -2309,7 +2316,14 @@
         <w:rPr>
           <w:rFonts w:asciiTheme="minorBidi" w:hAnsiTheme="minorBidi"/>
         </w:rPr>
-        <w:t xml:space="preserve">s </w:t>
+        <w:t>s</w:t>
+      </w:r>
+      <w:proofErr w:type="gramEnd"/>
+      <w:r>
+        <w:rPr>
+          <w:rFonts w:asciiTheme="minorBidi" w:hAnsiTheme="minorBidi"/>
+        </w:rPr>
+        <w:t xml:space="preserve"> </w:t>
       </w:r>
       <w:proofErr w:type="gramStart"/>
       <w:r>
@@ -2322,7 +2336,7 @@
     </w:p>
     <w:p>
       <w:pPr>
-        <w:pStyle w:val="a3"/>
+        <w:pStyle w:val="PlainText"/>
         <w:numPr>
           <w:ilvl w:val="0"/>
           <w:numId w:val="1"/>
@@ -2452,7 +2466,7 @@
     </w:p>
     <w:p>
       <w:pPr>
-        <w:pStyle w:val="a3"/>
+        <w:pStyle w:val="PlainText"/>
         <w:ind w:left="720"/>
         <w:rPr>
           <w:rFonts w:asciiTheme="minorBidi" w:hAnsiTheme="minorBidi"/>
@@ -2478,7 +2492,7 @@
     </w:p>
     <w:p>
       <w:pPr>
-        <w:pStyle w:val="a3"/>
+        <w:pStyle w:val="PlainText"/>
         <w:numPr>
           <w:ilvl w:val="0"/>
           <w:numId w:val="1"/>
@@ -2538,7 +2552,7 @@
     </w:p>
     <w:p>
       <w:pPr>
-        <w:pStyle w:val="a3"/>
+        <w:pStyle w:val="PlainText"/>
         <w:ind w:left="720"/>
         <w:rPr>
           <w:rFonts w:asciiTheme="minorBidi" w:hAnsiTheme="minorBidi"/>
@@ -2575,7 +2589,7 @@
     </w:p>
     <w:p>
       <w:pPr>
-        <w:pStyle w:val="a3"/>
+        <w:pStyle w:val="PlainText"/>
         <w:ind w:left="720"/>
         <w:rPr>
           <w:rFonts w:asciiTheme="minorBidi" w:hAnsiTheme="minorBidi"/>
@@ -2647,7 +2661,7 @@
     </w:p>
     <w:p>
       <w:pPr>
-        <w:pStyle w:val="a3"/>
+        <w:pStyle w:val="PlainText"/>
         <w:numPr>
           <w:ilvl w:val="0"/>
           <w:numId w:val="1"/>
@@ -2682,7 +2696,7 @@
     </w:p>
     <w:p>
       <w:pPr>
-        <w:pStyle w:val="a3"/>
+        <w:pStyle w:val="PlainText"/>
         <w:ind w:left="360"/>
         <w:jc w:val="right"/>
         <w:rPr>
@@ -2706,7 +2720,7 @@
     </w:p>
     <w:p>
       <w:pPr>
-        <w:pStyle w:val="a3"/>
+        <w:pStyle w:val="PlainText"/>
         <w:ind w:left="360"/>
         <w:jc w:val="right"/>
         <w:rPr>
@@ -2722,7 +2736,7 @@
     </w:p>
     <w:p>
       <w:pPr>
-        <w:pStyle w:val="a3"/>
+        <w:pStyle w:val="PlainText"/>
         <w:ind w:left="360"/>
         <w:jc w:val="right"/>
         <w:rPr>
@@ -2738,7 +2752,7 @@
     </w:p>
     <w:p>
       <w:pPr>
-        <w:pStyle w:val="a3"/>
+        <w:pStyle w:val="PlainText"/>
         <w:ind w:left="360"/>
         <w:jc w:val="right"/>
         <w:rPr>
@@ -2762,7 +2776,7 @@
     </w:p>
     <w:p>
       <w:pPr>
-        <w:pStyle w:val="a3"/>
+        <w:pStyle w:val="PlainText"/>
         <w:ind w:left="360"/>
         <w:jc w:val="right"/>
         <w:rPr>
@@ -2786,7 +2800,7 @@
     </w:p>
     <w:p>
       <w:pPr>
-        <w:pStyle w:val="a3"/>
+        <w:pStyle w:val="PlainText"/>
         <w:ind w:left="360"/>
         <w:jc w:val="right"/>
         <w:rPr>
@@ -2802,7 +2816,7 @@
     </w:p>
     <w:p>
       <w:pPr>
-        <w:pStyle w:val="a3"/>
+        <w:pStyle w:val="PlainText"/>
         <w:ind w:left="360"/>
         <w:jc w:val="right"/>
         <w:rPr>
@@ -2818,7 +2832,7 @@
     </w:p>
     <w:p>
       <w:pPr>
-        <w:pStyle w:val="a3"/>
+        <w:pStyle w:val="PlainText"/>
         <w:ind w:left="360"/>
         <w:jc w:val="right"/>
         <w:rPr>
@@ -2828,7 +2842,7 @@
     </w:p>
     <w:p>
       <w:pPr>
-        <w:pStyle w:val="a3"/>
+        <w:pStyle w:val="PlainText"/>
         <w:ind w:left="360"/>
         <w:jc w:val="right"/>
         <w:rPr>
@@ -2852,7 +2866,7 @@
     </w:p>
     <w:p>
       <w:pPr>
-        <w:pStyle w:val="a3"/>
+        <w:pStyle w:val="PlainText"/>
         <w:ind w:left="360"/>
         <w:jc w:val="right"/>
         <w:rPr>
@@ -2876,7 +2890,7 @@
     </w:p>
     <w:p>
       <w:pPr>
-        <w:pStyle w:val="a3"/>
+        <w:pStyle w:val="PlainText"/>
         <w:ind w:left="360"/>
         <w:jc w:val="right"/>
         <w:rPr>
@@ -2892,7 +2906,7 @@
     </w:p>
     <w:p>
       <w:pPr>
-        <w:pStyle w:val="a3"/>
+        <w:pStyle w:val="PlainText"/>
         <w:ind w:left="360"/>
         <w:jc w:val="right"/>
         <w:rPr>
@@ -2908,7 +2922,7 @@
     </w:p>
     <w:p>
       <w:pPr>
-        <w:pStyle w:val="a3"/>
+        <w:pStyle w:val="PlainText"/>
         <w:ind w:left="360"/>
         <w:jc w:val="right"/>
         <w:rPr>
@@ -2932,7 +2946,7 @@
     </w:p>
     <w:p>
       <w:pPr>
-        <w:pStyle w:val="a3"/>
+        <w:pStyle w:val="PlainText"/>
         <w:ind w:left="360"/>
         <w:jc w:val="right"/>
         <w:rPr>
@@ -2956,7 +2970,7 @@
     </w:p>
     <w:p>
       <w:pPr>
-        <w:pStyle w:val="a3"/>
+        <w:pStyle w:val="PlainText"/>
         <w:ind w:left="360"/>
         <w:jc w:val="right"/>
         <w:rPr>
@@ -2972,7 +2986,7 @@
     </w:p>
     <w:p>
       <w:pPr>
-        <w:pStyle w:val="a3"/>
+        <w:pStyle w:val="PlainText"/>
         <w:ind w:left="360"/>
         <w:jc w:val="right"/>
         <w:rPr>
@@ -2988,7 +3002,7 @@
     </w:p>
     <w:p>
       <w:pPr>
-        <w:pStyle w:val="a3"/>
+        <w:pStyle w:val="PlainText"/>
         <w:ind w:left="360"/>
         <w:jc w:val="right"/>
         <w:rPr>
@@ -3012,7 +3026,7 @@
     </w:p>
     <w:p>
       <w:pPr>
-        <w:pStyle w:val="a3"/>
+        <w:pStyle w:val="PlainText"/>
         <w:ind w:left="360"/>
         <w:jc w:val="right"/>
         <w:rPr>
@@ -3028,7 +3042,7 @@
     </w:p>
     <w:p>
       <w:pPr>
-        <w:pStyle w:val="a3"/>
+        <w:pStyle w:val="PlainText"/>
         <w:ind w:left="360"/>
         <w:jc w:val="right"/>
         <w:rPr>
@@ -3052,7 +3066,7 @@
     </w:p>
     <w:p>
       <w:pPr>
-        <w:pStyle w:val="a3"/>
+        <w:pStyle w:val="PlainText"/>
         <w:ind w:left="360"/>
         <w:jc w:val="right"/>
         <w:rPr>
@@ -3082,7 +3096,7 @@
     </w:p>
     <w:p>
       <w:pPr>
-        <w:pStyle w:val="a3"/>
+        <w:pStyle w:val="PlainText"/>
         <w:ind w:left="360"/>
         <w:jc w:val="right"/>
         <w:rPr>
@@ -3106,7 +3120,7 @@
     </w:p>
     <w:p>
       <w:pPr>
-        <w:pStyle w:val="a3"/>
+        <w:pStyle w:val="PlainText"/>
         <w:ind w:left="360"/>
         <w:jc w:val="right"/>
         <w:rPr>
@@ -3122,7 +3136,7 @@
     </w:p>
     <w:p>
       <w:pPr>
-        <w:pStyle w:val="a3"/>
+        <w:pStyle w:val="PlainText"/>
         <w:ind w:left="360"/>
         <w:jc w:val="right"/>
         <w:rPr>
@@ -3146,7 +3160,7 @@
     </w:p>
     <w:p>
       <w:pPr>
-        <w:pStyle w:val="a3"/>
+        <w:pStyle w:val="PlainText"/>
         <w:ind w:left="360"/>
         <w:jc w:val="right"/>
         <w:rPr>
@@ -3170,7 +3184,7 @@
     </w:p>
     <w:p>
       <w:pPr>
-        <w:pStyle w:val="a3"/>
+        <w:pStyle w:val="PlainText"/>
         <w:ind w:left="360"/>
         <w:jc w:val="right"/>
         <w:rPr>
@@ -3187,7 +3201,7 @@
     </w:p>
     <w:p>
       <w:pPr>
-        <w:pStyle w:val="a3"/>
+        <w:pStyle w:val="PlainText"/>
         <w:ind w:left="360"/>
         <w:jc w:val="right"/>
         <w:rPr>
@@ -3203,7 +3217,7 @@
     </w:p>
     <w:p>
       <w:pPr>
-        <w:pStyle w:val="a3"/>
+        <w:pStyle w:val="PlainText"/>
         <w:rPr>
           <w:rFonts w:asciiTheme="minorBidi" w:hAnsiTheme="minorBidi"/>
         </w:rPr>
@@ -3270,7 +3284,7 @@
     </w:p>
     <w:p>
       <w:pPr>
-        <w:pStyle w:val="a3"/>
+        <w:pStyle w:val="PlainText"/>
         <w:rPr>
           <w:rFonts w:asciiTheme="minorBidi" w:hAnsiTheme="minorBidi"/>
         </w:rPr>
@@ -3332,7 +3346,7 @@
     </w:p>
     <w:p>
       <w:pPr>
-        <w:pStyle w:val="a3"/>
+        <w:pStyle w:val="PlainText"/>
         <w:rPr>
           <w:rFonts w:asciiTheme="minorBidi" w:hAnsiTheme="minorBidi" w:cs="Arial"/>
           <w:rtl/>
@@ -3381,7 +3395,7 @@
     </w:p>
     <w:p>
       <w:pPr>
-        <w:pStyle w:val="a3"/>
+        <w:pStyle w:val="PlainText"/>
         <w:rPr>
           <w:rFonts w:asciiTheme="minorBidi" w:hAnsiTheme="minorBidi" w:cs="Arial"/>
           <w:rtl/>
@@ -3404,7 +3418,7 @@
     </w:p>
     <w:p>
       <w:pPr>
-        <w:pStyle w:val="a3"/>
+        <w:pStyle w:val="PlainText"/>
         <w:rPr>
           <w:rFonts w:asciiTheme="minorBidi" w:hAnsiTheme="minorBidi"/>
           <w:rtl/>
@@ -3468,7 +3482,7 @@
     </w:p>
     <w:p>
       <w:pPr>
-        <w:pStyle w:val="a3"/>
+        <w:pStyle w:val="PlainText"/>
         <w:rPr>
           <w:rFonts w:asciiTheme="minorBidi" w:hAnsiTheme="minorBidi"/>
           <w:rtl/>
@@ -3512,7 +3526,7 @@
     </w:p>
     <w:p>
       <w:pPr>
-        <w:pStyle w:val="a3"/>
+        <w:pStyle w:val="PlainText"/>
         <w:rPr>
           <w:rFonts w:asciiTheme="minorBidi" w:hAnsiTheme="minorBidi"/>
           <w:rtl/>
@@ -3528,7 +3542,7 @@
     </w:p>
     <w:p>
       <w:pPr>
-        <w:pStyle w:val="a3"/>
+        <w:pStyle w:val="PlainText"/>
         <w:rPr>
           <w:rFonts w:asciiTheme="minorBidi" w:hAnsiTheme="minorBidi"/>
           <w:rtl/>
@@ -3578,7 +3592,7 @@
     </w:p>
     <w:p>
       <w:pPr>
-        <w:pStyle w:val="a3"/>
+        <w:pStyle w:val="PlainText"/>
         <w:rPr>
           <w:rFonts w:asciiTheme="minorBidi" w:hAnsiTheme="minorBidi"/>
           <w:rtl/>
@@ -3628,7 +3642,7 @@
     </w:p>
     <w:p>
       <w:pPr>
-        <w:pStyle w:val="a3"/>
+        <w:pStyle w:val="PlainText"/>
         <w:rPr>
           <w:rFonts w:asciiTheme="minorBidi" w:hAnsiTheme="minorBidi"/>
           <w:rtl/>
@@ -3672,7 +3686,7 @@
     </w:p>
     <w:p>
       <w:pPr>
-        <w:pStyle w:val="a3"/>
+        <w:pStyle w:val="PlainText"/>
         <w:rPr>
           <w:rFonts w:asciiTheme="minorBidi" w:hAnsiTheme="minorBidi"/>
           <w:rtl/>
@@ -3709,7 +3723,7 @@
     </w:p>
     <w:p>
       <w:pPr>
-        <w:pStyle w:val="a3"/>
+        <w:pStyle w:val="PlainText"/>
         <w:rPr>
           <w:rFonts w:asciiTheme="minorBidi" w:hAnsiTheme="minorBidi"/>
           <w:rtl/>
@@ -3770,7 +3784,7 @@
     </w:p>
     <w:p>
       <w:pPr>
-        <w:pStyle w:val="a3"/>
+        <w:pStyle w:val="PlainText"/>
         <w:rPr>
           <w:rFonts w:asciiTheme="minorBidi" w:hAnsiTheme="minorBidi"/>
           <w:rtl/>
@@ -3821,7 +3835,7 @@
     </w:p>
     <w:p>
       <w:pPr>
-        <w:pStyle w:val="a3"/>
+        <w:pStyle w:val="PlainText"/>
         <w:rPr>
           <w:rFonts w:asciiTheme="minorBidi" w:hAnsiTheme="minorBidi"/>
           <w:rtl/>
@@ -3871,7 +3885,7 @@
     </w:p>
     <w:p>
       <w:pPr>
-        <w:pStyle w:val="a3"/>
+        <w:pStyle w:val="PlainText"/>
         <w:rPr>
           <w:rFonts w:asciiTheme="minorBidi" w:hAnsiTheme="minorBidi"/>
           <w:rtl/>
@@ -3916,7 +3930,7 @@
     </w:p>
     <w:p>
       <w:pPr>
-        <w:pStyle w:val="a3"/>
+        <w:pStyle w:val="PlainText"/>
         <w:rPr>
           <w:rFonts w:asciiTheme="minorBidi" w:hAnsiTheme="minorBidi"/>
           <w:rtl/>
@@ -3959,7 +3973,7 @@
     </w:p>
     <w:p>
       <w:pPr>
-        <w:pStyle w:val="a3"/>
+        <w:pStyle w:val="PlainText"/>
         <w:rPr>
           <w:rFonts w:asciiTheme="minorBidi" w:hAnsiTheme="minorBidi"/>
         </w:rPr>
@@ -3988,25 +4002,25 @@
     </w:p>
     <w:p>
       <w:pPr>
-        <w:pStyle w:val="a3"/>
-        <w:rPr>
-          <w:rFonts w:asciiTheme="minorBidi" w:hAnsiTheme="minorBidi"/>
-          <w:rtl/>
-        </w:rPr>
-      </w:pPr>
-    </w:p>
-    <w:p>
-      <w:pPr>
-        <w:pStyle w:val="a3"/>
-        <w:rPr>
-          <w:rFonts w:asciiTheme="minorBidi" w:hAnsiTheme="minorBidi"/>
-          <w:rtl/>
-        </w:rPr>
-      </w:pPr>
-    </w:p>
-    <w:p>
-      <w:pPr>
-        <w:pStyle w:val="a3"/>
+        <w:pStyle w:val="PlainText"/>
+        <w:rPr>
+          <w:rFonts w:asciiTheme="minorBidi" w:hAnsiTheme="minorBidi"/>
+          <w:rtl/>
+        </w:rPr>
+      </w:pPr>
+    </w:p>
+    <w:p>
+      <w:pPr>
+        <w:pStyle w:val="PlainText"/>
+        <w:rPr>
+          <w:rFonts w:asciiTheme="minorBidi" w:hAnsiTheme="minorBidi"/>
+          <w:rtl/>
+        </w:rPr>
+      </w:pPr>
+    </w:p>
+    <w:p>
+      <w:pPr>
+        <w:pStyle w:val="PlainText"/>
         <w:rPr>
           <w:rFonts w:asciiTheme="minorBidi" w:hAnsiTheme="minorBidi"/>
           <w:rtl/>
@@ -4033,7 +4047,7 @@
     </w:p>
     <w:p>
       <w:pPr>
-        <w:pStyle w:val="a3"/>
+        <w:pStyle w:val="PlainText"/>
         <w:jc w:val="center"/>
         <w:rPr>
           <w:rFonts w:asciiTheme="minorBidi" w:hAnsiTheme="minorBidi"/>
@@ -4054,7 +4068,7 @@
     </w:p>
     <w:p>
       <w:pPr>
-        <w:pStyle w:val="a3"/>
+        <w:pStyle w:val="PlainText"/>
         <w:numPr>
           <w:ilvl w:val="0"/>
           <w:numId w:val="4"/>
@@ -4173,7 +4187,7 @@
     </w:p>
     <w:p>
       <w:pPr>
-        <w:pStyle w:val="a3"/>
+        <w:pStyle w:val="PlainText"/>
         <w:numPr>
           <w:ilvl w:val="0"/>
           <w:numId w:val="4"/>
@@ -4219,7 +4233,7 @@
     </w:p>
     <w:p>
       <w:pPr>
-        <w:pStyle w:val="a3"/>
+        <w:pStyle w:val="PlainText"/>
         <w:ind w:left="720"/>
         <w:rPr>
           <w:rFonts w:asciiTheme="minorBidi" w:hAnsiTheme="minorBidi"/>
@@ -4270,7 +4284,7 @@
     </w:p>
     <w:p>
       <w:pPr>
-        <w:pStyle w:val="a3"/>
+        <w:pStyle w:val="PlainText"/>
         <w:numPr>
           <w:ilvl w:val="0"/>
           <w:numId w:val="4"/>
@@ -4335,7 +4349,7 @@
     </w:p>
     <w:p>
       <w:pPr>
-        <w:pStyle w:val="a3"/>
+        <w:pStyle w:val="PlainText"/>
         <w:ind w:left="720"/>
         <w:rPr>
           <w:rFonts w:asciiTheme="minorBidi" w:hAnsiTheme="minorBidi"/>
@@ -4377,7 +4391,7 @@
     </w:p>
     <w:p>
       <w:pPr>
-        <w:pStyle w:val="a3"/>
+        <w:pStyle w:val="PlainText"/>
         <w:ind w:left="720"/>
         <w:rPr>
           <w:rFonts w:asciiTheme="minorBidi" w:hAnsiTheme="minorBidi"/>
@@ -4434,7 +4448,7 @@
     </w:p>
     <w:p>
       <w:pPr>
-        <w:pStyle w:val="a3"/>
+        <w:pStyle w:val="PlainText"/>
         <w:numPr>
           <w:ilvl w:val="0"/>
           <w:numId w:val="4"/>
@@ -4515,7 +4529,7 @@
     </w:p>
     <w:p>
       <w:pPr>
-        <w:pStyle w:val="a3"/>
+        <w:pStyle w:val="PlainText"/>
         <w:numPr>
           <w:ilvl w:val="0"/>
           <w:numId w:val="4"/>
@@ -4593,7 +4607,7 @@
     </w:p>
     <w:p>
       <w:pPr>
-        <w:pStyle w:val="a3"/>
+        <w:pStyle w:val="PlainText"/>
         <w:numPr>
           <w:ilvl w:val="0"/>
           <w:numId w:val="4"/>
@@ -4641,7 +4655,7 @@
     </w:p>
     <w:p>
       <w:pPr>
-        <w:pStyle w:val="a3"/>
+        <w:pStyle w:val="PlainText"/>
         <w:numPr>
           <w:ilvl w:val="0"/>
           <w:numId w:val="4"/>
@@ -4687,7 +4701,7 @@
     </w:p>
     <w:p>
       <w:pPr>
-        <w:pStyle w:val="a3"/>
+        <w:pStyle w:val="PlainText"/>
         <w:ind w:left="720"/>
         <w:rPr>
           <w:rFonts w:asciiTheme="minorBidi" w:hAnsiTheme="minorBidi"/>
@@ -4731,7 +4745,7 @@
     </w:p>
     <w:p>
       <w:pPr>
-        <w:pStyle w:val="a3"/>
+        <w:pStyle w:val="PlainText"/>
         <w:numPr>
           <w:ilvl w:val="0"/>
           <w:numId w:val="4"/>
@@ -4774,7 +4788,7 @@
     </w:p>
     <w:p>
       <w:pPr>
-        <w:pStyle w:val="a3"/>
+        <w:pStyle w:val="PlainText"/>
         <w:numPr>
           <w:ilvl w:val="0"/>
           <w:numId w:val="4"/>
@@ -4826,7 +4840,7 @@
     </w:p>
     <w:p>
       <w:pPr>
-        <w:pStyle w:val="a3"/>
+        <w:pStyle w:val="PlainText"/>
         <w:numPr>
           <w:ilvl w:val="0"/>
           <w:numId w:val="4"/>
@@ -4906,7 +4920,7 @@
     </w:p>
     <w:p>
       <w:pPr>
-        <w:pStyle w:val="a3"/>
+        <w:pStyle w:val="PlainText"/>
         <w:numPr>
           <w:ilvl w:val="0"/>
           <w:numId w:val="4"/>
@@ -4924,7 +4938,7 @@
     </w:p>
     <w:p>
       <w:pPr>
-        <w:pStyle w:val="a3"/>
+        <w:pStyle w:val="PlainText"/>
         <w:numPr>
           <w:ilvl w:val="0"/>
           <w:numId w:val="4"/>
@@ -4942,7 +4956,7 @@
     </w:p>
     <w:p>
       <w:pPr>
-        <w:pStyle w:val="a3"/>
+        <w:pStyle w:val="PlainText"/>
         <w:numPr>
           <w:ilvl w:val="0"/>
           <w:numId w:val="4"/>
@@ -4961,7 +4975,7 @@
     </w:p>
     <w:p>
       <w:pPr>
-        <w:pStyle w:val="a3"/>
+        <w:pStyle w:val="PlainText"/>
         <w:numPr>
           <w:ilvl w:val="0"/>
           <w:numId w:val="4"/>
@@ -4979,7 +4993,7 @@
     </w:p>
     <w:p>
       <w:pPr>
-        <w:pStyle w:val="a3"/>
+        <w:pStyle w:val="PlainText"/>
         <w:numPr>
           <w:ilvl w:val="0"/>
           <w:numId w:val="4"/>
@@ -5003,7 +5017,7 @@
     </w:p>
     <w:p>
       <w:pPr>
-        <w:pStyle w:val="a3"/>
+        <w:pStyle w:val="PlainText"/>
         <w:numPr>
           <w:ilvl w:val="0"/>
           <w:numId w:val="4"/>
@@ -5021,7 +5035,7 @@
     </w:p>
     <w:p>
       <w:pPr>
-        <w:pStyle w:val="a3"/>
+        <w:pStyle w:val="PlainText"/>
         <w:numPr>
           <w:ilvl w:val="0"/>
           <w:numId w:val="4"/>
@@ -5040,7 +5054,7 @@
     </w:p>
     <w:p>
       <w:pPr>
-        <w:pStyle w:val="a3"/>
+        <w:pStyle w:val="PlainText"/>
         <w:numPr>
           <w:ilvl w:val="0"/>
           <w:numId w:val="4"/>
@@ -5058,7 +5072,7 @@
     </w:p>
     <w:p>
       <w:pPr>
-        <w:pStyle w:val="a3"/>
+        <w:pStyle w:val="PlainText"/>
         <w:numPr>
           <w:ilvl w:val="0"/>
           <w:numId w:val="4"/>
@@ -5076,7 +5090,7 @@
     </w:p>
     <w:p>
       <w:pPr>
-        <w:pStyle w:val="a3"/>
+        <w:pStyle w:val="PlainText"/>
         <w:numPr>
           <w:ilvl w:val="0"/>
           <w:numId w:val="4"/>
@@ -5100,7 +5114,7 @@
     </w:p>
     <w:p>
       <w:pPr>
-        <w:pStyle w:val="a3"/>
+        <w:pStyle w:val="PlainText"/>
         <w:numPr>
           <w:ilvl w:val="0"/>
           <w:numId w:val="4"/>
@@ -5112,7 +5126,7 @@
     </w:p>
     <w:p>
       <w:pPr>
-        <w:pStyle w:val="a3"/>
+        <w:pStyle w:val="PlainText"/>
         <w:bidi w:val="0"/>
         <w:rPr>
           <w:rFonts w:asciiTheme="minorBidi" w:hAnsiTheme="minorBidi"/>
@@ -5127,7 +5141,7 @@
     </w:p>
     <w:p>
       <w:pPr>
-        <w:pStyle w:val="a3"/>
+        <w:pStyle w:val="PlainText"/>
         <w:bidi w:val="0"/>
         <w:rPr>
           <w:rFonts w:asciiTheme="minorBidi" w:hAnsiTheme="minorBidi"/>
@@ -5156,7 +5170,7 @@
     </w:p>
     <w:p>
       <w:pPr>
-        <w:pStyle w:val="a3"/>
+        <w:pStyle w:val="PlainText"/>
         <w:bidi w:val="0"/>
         <w:rPr>
           <w:rFonts w:asciiTheme="minorBidi" w:hAnsiTheme="minorBidi"/>
@@ -5185,7 +5199,7 @@
     </w:p>
     <w:p>
       <w:pPr>
-        <w:pStyle w:val="a3"/>
+        <w:pStyle w:val="PlainText"/>
         <w:bidi w:val="0"/>
         <w:rPr>
           <w:rFonts w:asciiTheme="minorBidi" w:hAnsiTheme="minorBidi"/>
@@ -5200,7 +5214,7 @@
     </w:p>
     <w:p>
       <w:pPr>
-        <w:pStyle w:val="a3"/>
+        <w:pStyle w:val="PlainText"/>
         <w:bidi w:val="0"/>
         <w:rPr>
           <w:rFonts w:asciiTheme="minorBidi" w:hAnsiTheme="minorBidi"/>
@@ -5209,7 +5223,7 @@
     </w:p>
     <w:p>
       <w:pPr>
-        <w:pStyle w:val="a3"/>
+        <w:pStyle w:val="PlainText"/>
         <w:bidi w:val="0"/>
         <w:rPr>
           <w:rFonts w:asciiTheme="minorBidi" w:hAnsiTheme="minorBidi"/>
@@ -5238,7 +5252,7 @@
     </w:p>
     <w:p>
       <w:pPr>
-        <w:pStyle w:val="a3"/>
+        <w:pStyle w:val="PlainText"/>
         <w:bidi w:val="0"/>
         <w:rPr>
           <w:rFonts w:asciiTheme="minorBidi" w:hAnsiTheme="minorBidi"/>
@@ -5269,7 +5283,7 @@
     </w:p>
     <w:p>
       <w:pPr>
-        <w:pStyle w:val="a3"/>
+        <w:pStyle w:val="PlainText"/>
         <w:bidi w:val="0"/>
         <w:rPr>
           <w:rFonts w:asciiTheme="minorBidi" w:hAnsiTheme="minorBidi"/>
@@ -5298,7 +5312,7 @@
     </w:p>
     <w:p>
       <w:pPr>
-        <w:pStyle w:val="a3"/>
+        <w:pStyle w:val="PlainText"/>
         <w:bidi w:val="0"/>
         <w:rPr>
           <w:rFonts w:asciiTheme="minorBidi" w:hAnsiTheme="minorBidi"/>
@@ -5313,7 +5327,7 @@
     </w:p>
     <w:p>
       <w:pPr>
-        <w:pStyle w:val="a3"/>
+        <w:pStyle w:val="PlainText"/>
         <w:bidi w:val="0"/>
         <w:rPr>
           <w:rFonts w:asciiTheme="minorBidi" w:hAnsiTheme="minorBidi"/>
@@ -5328,7 +5342,7 @@
     </w:p>
     <w:p>
       <w:pPr>
-        <w:pStyle w:val="a3"/>
+        <w:pStyle w:val="PlainText"/>
         <w:bidi w:val="0"/>
         <w:rPr>
           <w:rFonts w:asciiTheme="minorBidi" w:hAnsiTheme="minorBidi"/>
@@ -5343,7 +5357,7 @@
     </w:p>
     <w:p>
       <w:pPr>
-        <w:pStyle w:val="a3"/>
+        <w:pStyle w:val="PlainText"/>
         <w:bidi w:val="0"/>
         <w:rPr>
           <w:rFonts w:asciiTheme="minorBidi" w:hAnsiTheme="minorBidi"/>
@@ -5352,7 +5366,7 @@
     </w:p>
     <w:p>
       <w:pPr>
-        <w:pStyle w:val="a3"/>
+        <w:pStyle w:val="PlainText"/>
         <w:bidi w:val="0"/>
         <w:rPr>
           <w:rFonts w:asciiTheme="minorBidi" w:hAnsiTheme="minorBidi"/>
@@ -5381,7 +5395,7 @@
     </w:p>
     <w:p>
       <w:pPr>
-        <w:pStyle w:val="a3"/>
+        <w:pStyle w:val="PlainText"/>
         <w:bidi w:val="0"/>
         <w:rPr>
           <w:rFonts w:asciiTheme="minorBidi" w:hAnsiTheme="minorBidi"/>
@@ -5390,7 +5404,7 @@
     </w:p>
     <w:p>
       <w:pPr>
-        <w:pStyle w:val="a3"/>
+        <w:pStyle w:val="PlainText"/>
         <w:bidi w:val="0"/>
         <w:rPr>
           <w:rFonts w:asciiTheme="minorBidi" w:hAnsiTheme="minorBidi"/>
@@ -5421,7 +5435,7 @@
     </w:p>
     <w:p>
       <w:pPr>
-        <w:pStyle w:val="a3"/>
+        <w:pStyle w:val="PlainText"/>
         <w:rPr>
           <w:rFonts w:asciiTheme="minorBidi" w:hAnsiTheme="minorBidi"/>
           <w:rtl/>
@@ -5437,15 +5451,15 @@
     </w:p>
     <w:p>
       <w:pPr>
-        <w:pStyle w:val="a3"/>
-        <w:rPr>
-          <w:rFonts w:asciiTheme="minorBidi" w:hAnsiTheme="minorBidi"/>
-        </w:rPr>
-      </w:pPr>
-    </w:p>
-    <w:p>
-      <w:pPr>
-        <w:pStyle w:val="a3"/>
+        <w:pStyle w:val="PlainText"/>
+        <w:rPr>
+          <w:rFonts w:asciiTheme="minorBidi" w:hAnsiTheme="minorBidi"/>
+        </w:rPr>
+      </w:pPr>
+    </w:p>
+    <w:p>
+      <w:pPr>
+        <w:pStyle w:val="PlainText"/>
         <w:bidi w:val="0"/>
         <w:rPr>
           <w:rFonts w:asciiTheme="minorBidi" w:hAnsiTheme="minorBidi"/>
@@ -5478,7 +5492,7 @@
     </w:p>
     <w:p>
       <w:pPr>
-        <w:pStyle w:val="a3"/>
+        <w:pStyle w:val="PlainText"/>
         <w:bidi w:val="0"/>
         <w:rPr>
           <w:rFonts w:asciiTheme="minorBidi" w:hAnsiTheme="minorBidi"/>
@@ -5509,7 +5523,7 @@
     </w:p>
     <w:p>
       <w:pPr>
-        <w:pStyle w:val="a3"/>
+        <w:pStyle w:val="PlainText"/>
         <w:bidi w:val="0"/>
         <w:rPr>
           <w:rFonts w:asciiTheme="minorBidi" w:hAnsiTheme="minorBidi"/>
@@ -5524,7 +5538,7 @@
     </w:p>
     <w:p>
       <w:pPr>
-        <w:pStyle w:val="a3"/>
+        <w:pStyle w:val="PlainText"/>
         <w:bidi w:val="0"/>
         <w:rPr>
           <w:rFonts w:asciiTheme="minorBidi" w:hAnsiTheme="minorBidi"/>
@@ -5533,7 +5547,7 @@
     </w:p>
     <w:p>
       <w:pPr>
-        <w:pStyle w:val="a3"/>
+        <w:pStyle w:val="PlainText"/>
         <w:bidi w:val="0"/>
         <w:rPr>
           <w:rFonts w:asciiTheme="minorBidi" w:hAnsiTheme="minorBidi"/>
@@ -5542,7 +5556,7 @@
     </w:p>
     <w:p>
       <w:pPr>
-        <w:pStyle w:val="a3"/>
+        <w:pStyle w:val="PlainText"/>
         <w:bidi w:val="0"/>
         <w:rPr>
           <w:rFonts w:asciiTheme="minorBidi" w:hAnsiTheme="minorBidi"/>
@@ -5551,7 +5565,7 @@
     </w:p>
     <w:p>
       <w:pPr>
-        <w:pStyle w:val="a3"/>
+        <w:pStyle w:val="PlainText"/>
         <w:bidi w:val="0"/>
         <w:rPr>
           <w:rFonts w:asciiTheme="minorBidi" w:hAnsiTheme="minorBidi"/>
@@ -5560,7 +5574,7 @@
     </w:p>
     <w:p>
       <w:pPr>
-        <w:pStyle w:val="a3"/>
+        <w:pStyle w:val="PlainText"/>
         <w:bidi w:val="0"/>
         <w:rPr>
           <w:rFonts w:asciiTheme="minorBidi" w:hAnsiTheme="minorBidi"/>
@@ -5569,7 +5583,7 @@
     </w:p>
     <w:p>
       <w:pPr>
-        <w:pStyle w:val="a3"/>
+        <w:pStyle w:val="PlainText"/>
         <w:bidi w:val="0"/>
         <w:rPr>
           <w:rFonts w:asciiTheme="minorBidi" w:hAnsiTheme="minorBidi"/>
@@ -5578,7 +5592,7 @@
     </w:p>
     <w:p>
       <w:pPr>
-        <w:pStyle w:val="a3"/>
+        <w:pStyle w:val="PlainText"/>
         <w:bidi w:val="0"/>
         <w:rPr>
           <w:rFonts w:asciiTheme="minorBidi" w:hAnsiTheme="minorBidi"/>
@@ -5587,15 +5601,15 @@
     </w:p>
     <w:p>
       <w:pPr>
-        <w:pStyle w:val="a3"/>
-        <w:rPr>
-          <w:rFonts w:asciiTheme="minorBidi" w:hAnsiTheme="minorBidi"/>
-        </w:rPr>
-      </w:pPr>
-    </w:p>
-    <w:p>
-      <w:pPr>
-        <w:pStyle w:val="a3"/>
+        <w:pStyle w:val="PlainText"/>
+        <w:rPr>
+          <w:rFonts w:asciiTheme="minorBidi" w:hAnsiTheme="minorBidi"/>
+        </w:rPr>
+      </w:pPr>
+    </w:p>
+    <w:p>
+      <w:pPr>
+        <w:pStyle w:val="PlainText"/>
         <w:rPr>
           <w:rFonts w:asciiTheme="minorBidi" w:hAnsiTheme="minorBidi"/>
           <w:rtl/>
@@ -5612,7 +5626,7 @@
     </w:p>
     <w:p>
       <w:pPr>
-        <w:pStyle w:val="a3"/>
+        <w:pStyle w:val="PlainText"/>
         <w:bidi w:val="0"/>
         <w:rPr>
           <w:rFonts w:asciiTheme="minorBidi" w:hAnsiTheme="minorBidi"/>
@@ -5627,7 +5641,7 @@
     </w:p>
     <w:p>
       <w:pPr>
-        <w:pStyle w:val="a3"/>
+        <w:pStyle w:val="PlainText"/>
         <w:bidi w:val="0"/>
         <w:rPr>
           <w:rFonts w:asciiTheme="minorBidi" w:hAnsiTheme="minorBidi"/>
@@ -5642,7 +5656,7 @@
     </w:p>
     <w:p>
       <w:pPr>
-        <w:pStyle w:val="a3"/>
+        <w:pStyle w:val="PlainText"/>
         <w:bidi w:val="0"/>
         <w:rPr>
           <w:rFonts w:asciiTheme="minorBidi" w:hAnsiTheme="minorBidi"/>
@@ -5671,7 +5685,7 @@
     </w:p>
     <w:p>
       <w:pPr>
-        <w:pStyle w:val="a3"/>
+        <w:pStyle w:val="PlainText"/>
         <w:bidi w:val="0"/>
         <w:rPr>
           <w:rFonts w:asciiTheme="minorBidi" w:hAnsiTheme="minorBidi"/>
@@ -5686,7 +5700,7 @@
     </w:p>
     <w:p>
       <w:pPr>
-        <w:pStyle w:val="a3"/>
+        <w:pStyle w:val="PlainText"/>
         <w:bidi w:val="0"/>
         <w:rPr>
           <w:rFonts w:asciiTheme="minorBidi" w:hAnsiTheme="minorBidi"/>
@@ -5723,7 +5737,7 @@
     </w:p>
     <w:p>
       <w:pPr>
-        <w:pStyle w:val="a3"/>
+        <w:pStyle w:val="PlainText"/>
         <w:bidi w:val="0"/>
         <w:rPr>
           <w:rFonts w:asciiTheme="minorBidi" w:hAnsiTheme="minorBidi"/>
@@ -5754,7 +5768,7 @@
     </w:p>
     <w:p>
       <w:pPr>
-        <w:pStyle w:val="a3"/>
+        <w:pStyle w:val="PlainText"/>
         <w:bidi w:val="0"/>
         <w:rPr>
           <w:rFonts w:asciiTheme="minorBidi" w:hAnsiTheme="minorBidi"/>
@@ -5769,7 +5783,7 @@
     </w:p>
     <w:p>
       <w:pPr>
-        <w:pStyle w:val="a3"/>
+        <w:pStyle w:val="PlainText"/>
         <w:bidi w:val="0"/>
         <w:rPr>
           <w:rFonts w:asciiTheme="minorBidi" w:hAnsiTheme="minorBidi"/>
@@ -5784,7 +5798,7 @@
     </w:p>
     <w:p>
       <w:pPr>
-        <w:pStyle w:val="a3"/>
+        <w:pStyle w:val="PlainText"/>
         <w:bidi w:val="0"/>
         <w:rPr>
           <w:rFonts w:asciiTheme="minorBidi" w:hAnsiTheme="minorBidi"/>
@@ -5799,7 +5813,7 @@
     </w:p>
     <w:p>
       <w:pPr>
-        <w:pStyle w:val="a3"/>
+        <w:pStyle w:val="PlainText"/>
         <w:bidi w:val="0"/>
         <w:rPr>
           <w:rFonts w:asciiTheme="minorBidi" w:hAnsiTheme="minorBidi"/>
@@ -5814,7 +5828,7 @@
     </w:p>
     <w:p>
       <w:pPr>
-        <w:pStyle w:val="a3"/>
+        <w:pStyle w:val="PlainText"/>
         <w:bidi w:val="0"/>
         <w:rPr>
           <w:rFonts w:asciiTheme="minorBidi" w:hAnsiTheme="minorBidi"/>
@@ -5829,7 +5843,7 @@
     </w:p>
     <w:p>
       <w:pPr>
-        <w:pStyle w:val="a3"/>
+        <w:pStyle w:val="PlainText"/>
         <w:rPr>
           <w:rFonts w:asciiTheme="minorBidi" w:hAnsiTheme="minorBidi"/>
           <w:rtl/>
@@ -5845,7 +5859,7 @@
     </w:p>
     <w:p>
       <w:pPr>
-        <w:pStyle w:val="a3"/>
+        <w:pStyle w:val="PlainText"/>
         <w:bidi w:val="0"/>
         <w:rPr>
           <w:rFonts w:asciiTheme="minorBidi" w:hAnsiTheme="minorBidi"/>
@@ -5882,7 +5896,7 @@
     </w:p>
     <w:p>
       <w:pPr>
-        <w:pStyle w:val="a3"/>
+        <w:pStyle w:val="PlainText"/>
         <w:bidi w:val="0"/>
         <w:rPr>
           <w:rFonts w:asciiTheme="minorBidi" w:hAnsiTheme="minorBidi"/>
@@ -5891,7 +5905,7 @@
     </w:p>
     <w:p>
       <w:pPr>
-        <w:pStyle w:val="a3"/>
+        <w:pStyle w:val="PlainText"/>
         <w:bidi w:val="0"/>
         <w:rPr>
           <w:rFonts w:asciiTheme="minorBidi" w:hAnsiTheme="minorBidi"/>
@@ -5920,7 +5934,7 @@
     </w:p>
     <w:p>
       <w:pPr>
-        <w:pStyle w:val="a3"/>
+        <w:pStyle w:val="PlainText"/>
         <w:bidi w:val="0"/>
         <w:rPr>
           <w:rFonts w:asciiTheme="minorBidi" w:hAnsiTheme="minorBidi"/>
@@ -5949,7 +5963,7 @@
     </w:p>
     <w:p>
       <w:pPr>
-        <w:pStyle w:val="a3"/>
+        <w:pStyle w:val="PlainText"/>
         <w:bidi w:val="0"/>
         <w:rPr>
           <w:rFonts w:asciiTheme="minorBidi" w:hAnsiTheme="minorBidi"/>
@@ -5964,7 +5978,7 @@
     </w:p>
     <w:p>
       <w:pPr>
-        <w:pStyle w:val="a3"/>
+        <w:pStyle w:val="PlainText"/>
         <w:bidi w:val="0"/>
         <w:rPr>
           <w:rFonts w:asciiTheme="minorBidi" w:hAnsiTheme="minorBidi"/>
@@ -5973,7 +5987,7 @@
     </w:p>
     <w:p>
       <w:pPr>
-        <w:pStyle w:val="a3"/>
+        <w:pStyle w:val="PlainText"/>
         <w:bidi w:val="0"/>
         <w:rPr>
           <w:rFonts w:asciiTheme="minorBidi" w:hAnsiTheme="minorBidi"/>
@@ -6012,7 +6026,7 @@
     </w:p>
     <w:p>
       <w:pPr>
-        <w:pStyle w:val="a3"/>
+        <w:pStyle w:val="PlainText"/>
         <w:rPr>
           <w:rFonts w:asciiTheme="minorBidi" w:hAnsiTheme="minorBidi"/>
           <w:rtl/>
@@ -6064,7 +6078,7 @@
     </w:p>
     <w:p>
       <w:pPr>
-        <w:pStyle w:val="a3"/>
+        <w:pStyle w:val="PlainText"/>
         <w:rPr>
           <w:rFonts w:asciiTheme="minorBidi" w:hAnsiTheme="minorBidi"/>
         </w:rPr>
@@ -6079,7 +6093,7 @@
     </w:p>
     <w:p>
       <w:pPr>
-        <w:pStyle w:val="a3"/>
+        <w:pStyle w:val="PlainText"/>
         <w:rPr>
           <w:rFonts w:asciiTheme="minorBidi" w:hAnsiTheme="minorBidi"/>
           <w:rtl/>
@@ -6095,7 +6109,7 @@
     </w:p>
     <w:p>
       <w:pPr>
-        <w:pStyle w:val="a3"/>
+        <w:pStyle w:val="PlainText"/>
         <w:bidi w:val="0"/>
         <w:rPr>
           <w:rFonts w:asciiTheme="minorBidi" w:hAnsiTheme="minorBidi"/>
@@ -6138,6 +6152,7 @@
         <w:t xml:space="preserve">, </w:t>
       </w:r>
       <w:proofErr w:type="spellStart"/>
+      <w:proofErr w:type="gramStart"/>
       <w:r>
         <w:rPr>
           <w:rFonts w:asciiTheme="minorBidi" w:hAnsiTheme="minorBidi"/>
@@ -6151,10 +6166,11 @@
         </w:rPr>
         <w:t>) {</w:t>
       </w:r>
-    </w:p>
-    <w:p>
-      <w:pPr>
-        <w:pStyle w:val="a3"/>
+      <w:proofErr w:type="gramEnd"/>
+    </w:p>
+    <w:p>
+      <w:pPr>
+        <w:pStyle w:val="PlainText"/>
         <w:bidi w:val="0"/>
         <w:rPr>
           <w:rFonts w:asciiTheme="minorBidi" w:hAnsiTheme="minorBidi"/>
@@ -6230,12 +6246,20 @@
         <w:rPr>
           <w:rFonts w:asciiTheme="minorBidi" w:hAnsiTheme="minorBidi"/>
         </w:rPr>
-        <w:t>));</w:t>
-      </w:r>
-    </w:p>
-    <w:p>
-      <w:pPr>
-        <w:pStyle w:val="a3"/>
+        <w:t>)</w:t>
+      </w:r>
+      <w:proofErr w:type="gramStart"/>
+      <w:r>
+        <w:rPr>
+          <w:rFonts w:asciiTheme="minorBidi" w:hAnsiTheme="minorBidi"/>
+        </w:rPr>
+        <w:t>);</w:t>
+      </w:r>
+      <w:proofErr w:type="gramEnd"/>
+    </w:p>
+    <w:p>
+      <w:pPr>
+        <w:pStyle w:val="PlainText"/>
         <w:bidi w:val="0"/>
         <w:rPr>
           <w:rFonts w:asciiTheme="minorBidi" w:hAnsiTheme="minorBidi"/>
@@ -6250,7 +6274,7 @@
     </w:p>
     <w:p>
       <w:pPr>
-        <w:pStyle w:val="a3"/>
+        <w:pStyle w:val="PlainText"/>
         <w:rPr>
           <w:rFonts w:asciiTheme="minorBidi" w:hAnsiTheme="minorBidi"/>
         </w:rPr>
@@ -6265,7 +6289,7 @@
     </w:p>
     <w:p>
       <w:pPr>
-        <w:pStyle w:val="a3"/>
+        <w:pStyle w:val="PlainText"/>
         <w:bidi w:val="0"/>
         <w:rPr>
           <w:rFonts w:asciiTheme="minorBidi" w:hAnsiTheme="minorBidi"/>
@@ -6300,6 +6324,7 @@
         <w:t>obj, ...</w:t>
       </w:r>
       <w:proofErr w:type="spellStart"/>
+      <w:proofErr w:type="gramStart"/>
       <w:r>
         <w:rPr>
           <w:rFonts w:asciiTheme="minorBidi" w:hAnsiTheme="minorBidi"/>
@@ -6313,10 +6338,11 @@
         </w:rPr>
         <w:t>) {</w:t>
       </w:r>
-    </w:p>
-    <w:p>
-      <w:pPr>
-        <w:pStyle w:val="a3"/>
+      <w:proofErr w:type="gramEnd"/>
+    </w:p>
+    <w:p>
+      <w:pPr>
+        <w:pStyle w:val="PlainText"/>
         <w:bidi w:val="0"/>
         <w:rPr>
           <w:rFonts w:asciiTheme="minorBidi" w:hAnsiTheme="minorBidi"/>
@@ -6333,20 +6359,34 @@
         <w:rPr>
           <w:rFonts w:asciiTheme="minorBidi" w:hAnsiTheme="minorBidi"/>
         </w:rPr>
-        <w:t>methodNames.forEach</w:t>
-      </w:r>
-      <w:proofErr w:type="spellEnd"/>
-      <w:r>
-        <w:rPr>
-          <w:rFonts w:asciiTheme="minorBidi" w:hAnsiTheme="minorBidi"/>
-        </w:rPr>
-        <w:t>((m) =&gt; obj = obj[m</w:t>
+        <w:t>methodNames.</w:t>
       </w:r>
       <w:proofErr w:type="gramStart"/>
       <w:r>
         <w:rPr>
           <w:rFonts w:asciiTheme="minorBidi" w:hAnsiTheme="minorBidi"/>
         </w:rPr>
+        <w:t>forEach</w:t>
+      </w:r>
+      <w:proofErr w:type="spellEnd"/>
+      <w:r>
+        <w:rPr>
+          <w:rFonts w:asciiTheme="minorBidi" w:hAnsiTheme="minorBidi"/>
+        </w:rPr>
+        <w:t>((</w:t>
+      </w:r>
+      <w:proofErr w:type="gramEnd"/>
+      <w:r>
+        <w:rPr>
+          <w:rFonts w:asciiTheme="minorBidi" w:hAnsiTheme="minorBidi"/>
+        </w:rPr>
+        <w:t>m) =&gt; obj = obj[m</w:t>
+      </w:r>
+      <w:proofErr w:type="gramStart"/>
+      <w:r>
+        <w:rPr>
+          <w:rFonts w:asciiTheme="minorBidi" w:hAnsiTheme="minorBidi"/>
+        </w:rPr>
         <w:t>].bind</w:t>
       </w:r>
       <w:proofErr w:type="gramEnd"/>
@@ -6354,12 +6394,20 @@
         <w:rPr>
           <w:rFonts w:asciiTheme="minorBidi" w:hAnsiTheme="minorBidi"/>
         </w:rPr>
-        <w:t>(obj));</w:t>
-      </w:r>
-    </w:p>
-    <w:p>
-      <w:pPr>
-        <w:pStyle w:val="a3"/>
+        <w:t>(obj)</w:t>
+      </w:r>
+      <w:proofErr w:type="gramStart"/>
+      <w:r>
+        <w:rPr>
+          <w:rFonts w:asciiTheme="minorBidi" w:hAnsiTheme="minorBidi"/>
+        </w:rPr>
+        <w:t>);</w:t>
+      </w:r>
+      <w:proofErr w:type="gramEnd"/>
+    </w:p>
+    <w:p>
+      <w:pPr>
+        <w:pStyle w:val="PlainText"/>
         <w:bidi w:val="0"/>
         <w:rPr>
           <w:rFonts w:asciiTheme="minorBidi" w:hAnsiTheme="minorBidi"/>
@@ -6374,19 +6422,2042 @@
     </w:p>
     <w:p>
       <w:pPr>
-        <w:pStyle w:val="a3"/>
-        <w:rPr>
-          <w:rFonts w:asciiTheme="minorBidi" w:hAnsiTheme="minorBidi"/>
-          <w:rtl/>
-        </w:rPr>
-      </w:pPr>
-    </w:p>
-    <w:p>
-      <w:pPr>
-        <w:pStyle w:val="a3"/>
-        <w:rPr>
-          <w:rFonts w:asciiTheme="minorBidi" w:hAnsiTheme="minorBidi" w:hint="cs"/>
-          <w:rtl/>
+        <w:pStyle w:val="PlainText"/>
+        <w:rPr>
+          <w:rFonts w:asciiTheme="minorBidi" w:hAnsiTheme="minorBidi"/>
+          <w:rtl/>
+        </w:rPr>
+      </w:pPr>
+    </w:p>
+    <w:p>
+      <w:pPr>
+        <w:bidi w:val="0"/>
+        <w:rPr>
+          <w:rFonts w:asciiTheme="minorBidi" w:hAnsiTheme="minorBidi"/>
+          <w:sz w:val="21"/>
+          <w:szCs w:val="21"/>
+          <w:rtl/>
+        </w:rPr>
+      </w:pPr>
+      <w:r>
+        <w:rPr>
+          <w:rFonts w:asciiTheme="minorBidi" w:hAnsiTheme="minorBidi"/>
+          <w:rtl/>
+        </w:rPr>
+        <w:br w:type="page"/>
+      </w:r>
+    </w:p>
+    <w:p>
+      <w:pPr>
+        <w:pStyle w:val="PlainText"/>
+        <w:jc w:val="center"/>
+        <w:rPr>
+          <w:rFonts w:asciiTheme="minorBidi" w:hAnsiTheme="minorBidi"/>
+          <w:sz w:val="28"/>
+          <w:szCs w:val="28"/>
+          <w:rtl/>
+        </w:rPr>
+      </w:pPr>
+      <w:r>
+        <w:rPr>
+          <w:rFonts w:asciiTheme="minorBidi" w:hAnsiTheme="minorBidi"/>
+          <w:sz w:val="28"/>
+          <w:szCs w:val="28"/>
+        </w:rPr>
+        <w:lastRenderedPageBreak/>
+        <w:t>React Class Components</w:t>
+      </w:r>
+    </w:p>
+    <w:p>
+      <w:pPr>
+        <w:pStyle w:val="PlainText"/>
+        <w:numPr>
+          <w:ilvl w:val="0"/>
+          <w:numId w:val="6"/>
+        </w:numPr>
+        <w:rPr>
+          <w:rFonts w:asciiTheme="minorBidi" w:hAnsiTheme="minorBidi"/>
+        </w:rPr>
+      </w:pPr>
+      <w:r>
+        <w:rPr>
+          <w:rFonts w:asciiTheme="minorBidi" w:hAnsiTheme="minorBidi"/>
+        </w:rPr>
+        <w:t>State</w:t>
+      </w:r>
+      <w:r>
+        <w:rPr>
+          <w:rFonts w:asciiTheme="minorBidi" w:hAnsiTheme="minorBidi" w:hint="cs"/>
+          <w:rtl/>
+        </w:rPr>
+        <w:t xml:space="preserve"> </w:t>
+      </w:r>
+      <w:r>
+        <w:rPr>
+          <w:rFonts w:asciiTheme="minorBidi" w:hAnsiTheme="minorBidi"/>
+          <w:rtl/>
+        </w:rPr>
+        <w:t>–</w:t>
+      </w:r>
+      <w:r>
+        <w:rPr>
+          <w:rFonts w:asciiTheme="minorBidi" w:hAnsiTheme="minorBidi" w:hint="cs"/>
+          <w:rtl/>
+        </w:rPr>
+        <w:t xml:space="preserve"> המצב </w:t>
+      </w:r>
+      <w:r>
+        <w:rPr>
+          <w:rFonts w:asciiTheme="minorBidi" w:hAnsiTheme="minorBidi" w:hint="cs"/>
+          <w:rtl/>
+        </w:rPr>
+        <w:t>ה</w:t>
+      </w:r>
+      <w:r>
+        <w:rPr>
+          <w:rFonts w:asciiTheme="minorBidi" w:hAnsiTheme="minorBidi"/>
+        </w:rPr>
+        <w:t>html</w:t>
+      </w:r>
+      <w:r>
+        <w:rPr>
+          <w:rFonts w:asciiTheme="minorBidi" w:hAnsiTheme="minorBidi" w:hint="cs"/>
+          <w:rtl/>
+        </w:rPr>
+        <w:t xml:space="preserve"> של הדף</w:t>
+      </w:r>
+      <w:r>
+        <w:rPr>
+          <w:rFonts w:asciiTheme="minorBidi" w:hAnsiTheme="minorBidi" w:hint="cs"/>
+          <w:rtl/>
+        </w:rPr>
+        <w:t xml:space="preserve"> (דינמי)</w:t>
+      </w:r>
+    </w:p>
+    <w:p>
+      <w:pPr>
+        <w:pStyle w:val="PlainText"/>
+        <w:ind w:left="720"/>
+        <w:rPr>
+          <w:rFonts w:asciiTheme="minorBidi" w:hAnsiTheme="minorBidi"/>
+          <w:rtl/>
+        </w:rPr>
+      </w:pPr>
+      <w:r>
+        <w:rPr>
+          <w:rFonts w:asciiTheme="minorBidi" w:hAnsiTheme="minorBidi"/>
+        </w:rPr>
+        <w:t>Prop</w:t>
+      </w:r>
+      <w:r>
+        <w:rPr>
+          <w:rFonts w:asciiTheme="minorBidi" w:hAnsiTheme="minorBidi" w:hint="cs"/>
+          <w:rtl/>
+        </w:rPr>
+        <w:t xml:space="preserve"> </w:t>
+      </w:r>
+      <w:r>
+        <w:rPr>
+          <w:rFonts w:asciiTheme="minorBidi" w:hAnsiTheme="minorBidi"/>
+          <w:rtl/>
+        </w:rPr>
+        <w:t>–</w:t>
+      </w:r>
+      <w:r>
+        <w:rPr>
+          <w:rFonts w:asciiTheme="minorBidi" w:hAnsiTheme="minorBidi" w:hint="cs"/>
+          <w:rtl/>
+        </w:rPr>
+        <w:t xml:space="preserve"> </w:t>
+      </w:r>
+      <w:r>
+        <w:rPr>
+          <w:rFonts w:asciiTheme="minorBidi" w:hAnsiTheme="minorBidi" w:hint="cs"/>
+          <w:rtl/>
+        </w:rPr>
+        <w:t>להעביר מידע לקומפוננט</w:t>
+      </w:r>
+      <w:r>
+        <w:rPr>
+          <w:rFonts w:asciiTheme="minorBidi" w:hAnsiTheme="minorBidi" w:hint="cs"/>
+          <w:rtl/>
+        </w:rPr>
+        <w:t xml:space="preserve"> (קבוע)</w:t>
+      </w:r>
+    </w:p>
+    <w:p>
+      <w:pPr>
+        <w:pStyle w:val="PlainText"/>
+        <w:numPr>
+          <w:ilvl w:val="0"/>
+          <w:numId w:val="6"/>
+        </w:numPr>
+        <w:rPr>
+          <w:rFonts w:asciiTheme="minorBidi" w:hAnsiTheme="minorBidi"/>
+        </w:rPr>
+      </w:pPr>
+      <w:r>
+        <w:rPr>
+          <w:rFonts w:asciiTheme="minorBidi" w:hAnsiTheme="minorBidi"/>
+        </w:rPr>
+        <w:t>constructor</w:t>
+      </w:r>
+      <w:r>
+        <w:rPr>
+          <w:rFonts w:asciiTheme="minorBidi" w:hAnsiTheme="minorBidi"/>
+          <w:rtl/>
+        </w:rPr>
+        <w:t xml:space="preserve"> </w:t>
+      </w:r>
+      <w:r>
+        <w:rPr>
+          <w:rFonts w:asciiTheme="minorBidi" w:hAnsiTheme="minorBidi" w:hint="cs"/>
+          <w:rtl/>
+        </w:rPr>
+        <w:t>-</w:t>
+      </w:r>
+      <w:r>
+        <w:rPr>
+          <w:rFonts w:asciiTheme="minorBidi" w:hAnsiTheme="minorBidi"/>
+          <w:rtl/>
+        </w:rPr>
+        <w:t xml:space="preserve"> כשאתה צריך את </w:t>
+      </w:r>
+      <w:r>
+        <w:rPr>
+          <w:rFonts w:asciiTheme="minorBidi" w:hAnsiTheme="minorBidi"/>
+        </w:rPr>
+        <w:t>props</w:t>
+      </w:r>
+      <w:r>
+        <w:rPr>
+          <w:rFonts w:asciiTheme="minorBidi" w:hAnsiTheme="minorBidi"/>
+          <w:rtl/>
+        </w:rPr>
+        <w:t xml:space="preserve"> כדי לקבוע </w:t>
+      </w:r>
+      <w:r>
+        <w:rPr>
+          <w:rFonts w:asciiTheme="minorBidi" w:hAnsiTheme="minorBidi"/>
+        </w:rPr>
+        <w:t>state</w:t>
+      </w:r>
+      <w:r>
+        <w:rPr>
+          <w:rFonts w:asciiTheme="minorBidi" w:hAnsiTheme="minorBidi"/>
+          <w:rtl/>
+        </w:rPr>
+        <w:t xml:space="preserve"> ראשוני, או בקוד ישן יותר. </w:t>
+      </w:r>
+    </w:p>
+    <w:p>
+      <w:pPr>
+        <w:pStyle w:val="PlainText"/>
+        <w:ind w:left="720"/>
+        <w:rPr>
+          <w:rFonts w:asciiTheme="minorBidi" w:hAnsiTheme="minorBidi"/>
+          <w:rtl/>
+        </w:rPr>
+      </w:pPr>
+      <w:r>
+        <w:rPr>
+          <w:rFonts w:asciiTheme="minorBidi" w:hAnsiTheme="minorBidi"/>
+        </w:rPr>
+        <w:t>class field</w:t>
+      </w:r>
+      <w:r>
+        <w:rPr>
+          <w:rFonts w:asciiTheme="minorBidi" w:hAnsiTheme="minorBidi"/>
+          <w:rtl/>
+        </w:rPr>
+        <w:t xml:space="preserve"> </w:t>
+      </w:r>
+      <w:proofErr w:type="gramStart"/>
+      <w:r>
+        <w:rPr>
+          <w:rFonts w:asciiTheme="minorBidi" w:hAnsiTheme="minorBidi" w:hint="cs"/>
+          <w:rtl/>
+        </w:rPr>
+        <w:t>-</w:t>
+      </w:r>
+      <w:r>
+        <w:rPr>
+          <w:rFonts w:asciiTheme="minorBidi" w:hAnsiTheme="minorBidi"/>
+          <w:rtl/>
+        </w:rPr>
+        <w:t xml:space="preserve"> כשיש לך ערכים קבועים מראש ל־</w:t>
+      </w:r>
+      <w:r>
+        <w:rPr>
+          <w:rFonts w:asciiTheme="minorBidi" w:hAnsiTheme="minorBidi"/>
+        </w:rPr>
+        <w:t>state</w:t>
+      </w:r>
+      <w:r>
+        <w:rPr>
+          <w:rFonts w:asciiTheme="minorBidi" w:hAnsiTheme="minorBidi"/>
+          <w:rtl/>
+        </w:rPr>
+        <w:t>, בלי תלות ב־</w:t>
+      </w:r>
+      <w:proofErr w:type="gramEnd"/>
+      <w:r>
+        <w:rPr>
+          <w:rFonts w:asciiTheme="minorBidi" w:hAnsiTheme="minorBidi"/>
+        </w:rPr>
+        <w:t>props</w:t>
+      </w:r>
+      <w:r>
+        <w:rPr>
+          <w:rFonts w:asciiTheme="minorBidi" w:hAnsiTheme="minorBidi"/>
+          <w:rtl/>
+        </w:rPr>
+        <w:t>.</w:t>
+      </w:r>
+    </w:p>
+    <w:p>
+      <w:pPr>
+        <w:pStyle w:val="PlainText"/>
+        <w:numPr>
+          <w:ilvl w:val="0"/>
+          <w:numId w:val="6"/>
+        </w:numPr>
+        <w:rPr>
+          <w:rFonts w:asciiTheme="minorBidi" w:hAnsiTheme="minorBidi"/>
+        </w:rPr>
+      </w:pPr>
+      <w:r>
+        <w:rPr>
+          <w:rFonts w:asciiTheme="minorBidi" w:hAnsiTheme="minorBidi" w:hint="cs"/>
+          <w:rtl/>
+        </w:rPr>
+        <w:t>חייב להשתמש ב</w:t>
+      </w:r>
+      <w:proofErr w:type="spellStart"/>
+      <w:r>
+        <w:rPr>
+          <w:rFonts w:asciiTheme="minorBidi" w:hAnsiTheme="minorBidi"/>
+        </w:rPr>
+        <w:t>setstate</w:t>
+      </w:r>
+      <w:proofErr w:type="spellEnd"/>
+      <w:r>
+        <w:rPr>
+          <w:rFonts w:asciiTheme="minorBidi" w:hAnsiTheme="minorBidi" w:hint="cs"/>
+          <w:rtl/>
+        </w:rPr>
+        <w:t xml:space="preserve"> מכיוון </w:t>
+      </w:r>
+      <w:r>
+        <w:rPr>
+          <w:rFonts w:asciiTheme="minorBidi" w:hAnsiTheme="minorBidi" w:hint="cs"/>
+          <w:rtl/>
+        </w:rPr>
+        <w:t xml:space="preserve">שאם לא נשתמש </w:t>
+      </w:r>
+      <w:r>
+        <w:rPr>
+          <w:rFonts w:asciiTheme="minorBidi" w:hAnsiTheme="minorBidi" w:hint="cs"/>
+          <w:rtl/>
+        </w:rPr>
+        <w:t xml:space="preserve">בזה </w:t>
+      </w:r>
+      <w:proofErr w:type="spellStart"/>
+      <w:r>
+        <w:rPr>
+          <w:rFonts w:asciiTheme="minorBidi" w:hAnsiTheme="minorBidi" w:hint="cs"/>
+          <w:rtl/>
+        </w:rPr>
+        <w:t>הקומפוננטות</w:t>
+      </w:r>
+      <w:proofErr w:type="spellEnd"/>
+      <w:r>
+        <w:rPr>
+          <w:rFonts w:asciiTheme="minorBidi" w:hAnsiTheme="minorBidi" w:hint="cs"/>
+          <w:rtl/>
+        </w:rPr>
+        <w:t xml:space="preserve"> לא ישתנו באופן אוטומטי </w:t>
+      </w:r>
+      <w:r>
+        <w:rPr>
+          <w:rFonts w:asciiTheme="minorBidi" w:hAnsiTheme="minorBidi" w:hint="cs"/>
+          <w:rtl/>
+        </w:rPr>
+        <w:t>ולכן הדף יישאר אותו הדבר</w:t>
+      </w:r>
+    </w:p>
+    <w:p>
+      <w:pPr>
+        <w:pStyle w:val="PlainText"/>
+        <w:numPr>
+          <w:ilvl w:val="0"/>
+          <w:numId w:val="6"/>
+        </w:numPr>
+        <w:rPr>
+          <w:rFonts w:asciiTheme="minorBidi" w:hAnsiTheme="minorBidi"/>
+        </w:rPr>
+      </w:pPr>
+      <w:r>
+        <w:rPr>
+          <w:rFonts w:asciiTheme="minorBidi" w:hAnsiTheme="minorBidi" w:hint="cs"/>
+          <w:rtl/>
+        </w:rPr>
+        <w:t xml:space="preserve">צריך להשתמש </w:t>
+      </w:r>
+      <w:r>
+        <w:rPr>
+          <w:rFonts w:asciiTheme="minorBidi" w:hAnsiTheme="minorBidi" w:hint="cs"/>
+          <w:rtl/>
+        </w:rPr>
+        <w:t xml:space="preserve">בזה כאשר אנחנו רוצים </w:t>
+      </w:r>
+      <w:r>
+        <w:rPr>
+          <w:rFonts w:asciiTheme="minorBidi" w:hAnsiTheme="minorBidi" w:hint="cs"/>
+          <w:rtl/>
+        </w:rPr>
+        <w:t>להשתמש בערך הקודם של ה</w:t>
+      </w:r>
+      <w:r>
+        <w:rPr>
+          <w:rFonts w:asciiTheme="minorBidi" w:hAnsiTheme="minorBidi"/>
+        </w:rPr>
+        <w:t>state</w:t>
+      </w:r>
+    </w:p>
+    <w:p>
+      <w:pPr>
+        <w:pStyle w:val="PlainText"/>
+        <w:numPr>
+          <w:ilvl w:val="0"/>
+          <w:numId w:val="6"/>
+        </w:numPr>
+        <w:rPr>
+          <w:rFonts w:asciiTheme="minorBidi" w:hAnsiTheme="minorBidi"/>
+        </w:rPr>
+      </w:pPr>
+      <w:r>
+        <w:rPr>
+          <w:rFonts w:asciiTheme="minorBidi" w:hAnsiTheme="minorBidi" w:hint="cs"/>
+          <w:rtl/>
+        </w:rPr>
+        <w:t xml:space="preserve">הבעיה בקוד היא </w:t>
+      </w:r>
+      <w:r>
+        <w:rPr>
+          <w:rFonts w:asciiTheme="minorBidi" w:hAnsiTheme="minorBidi" w:hint="cs"/>
+          <w:rtl/>
+        </w:rPr>
+        <w:t xml:space="preserve">שאנחנו מנסים להעלות את הספרה של </w:t>
+      </w:r>
+      <w:r>
+        <w:rPr>
+          <w:rFonts w:asciiTheme="minorBidi" w:hAnsiTheme="minorBidi"/>
+        </w:rPr>
+        <w:t>n</w:t>
+      </w:r>
+      <w:r>
+        <w:rPr>
+          <w:rFonts w:asciiTheme="minorBidi" w:hAnsiTheme="minorBidi" w:hint="cs"/>
+          <w:rtl/>
+        </w:rPr>
+        <w:t xml:space="preserve"> כל פעם מחדש 3 פעמים בלחיצה אחת. אך זה יעלה את זה</w:t>
+      </w:r>
+      <w:r>
+        <w:rPr>
+          <w:rFonts w:asciiTheme="minorBidi" w:hAnsiTheme="minorBidi" w:hint="cs"/>
+          <w:rtl/>
+        </w:rPr>
+        <w:t xml:space="preserve"> בספרה אחת</w:t>
+      </w:r>
+      <w:r>
+        <w:rPr>
+          <w:rFonts w:asciiTheme="minorBidi" w:hAnsiTheme="minorBidi" w:hint="cs"/>
+          <w:rtl/>
+        </w:rPr>
+        <w:t xml:space="preserve"> מכיוון שזה לא מעדכן את הספרה</w:t>
+      </w:r>
+      <w:r>
+        <w:rPr>
+          <w:rFonts w:asciiTheme="minorBidi" w:hAnsiTheme="minorBidi" w:hint="cs"/>
+          <w:rtl/>
+        </w:rPr>
+        <w:t>.</w:t>
+      </w:r>
+    </w:p>
+    <w:p>
+      <w:pPr>
+        <w:pStyle w:val="PlainText"/>
+        <w:ind w:left="720"/>
+        <w:rPr>
+          <w:rFonts w:asciiTheme="minorBidi" w:hAnsiTheme="minorBidi"/>
+          <w:rtl/>
+        </w:rPr>
+      </w:pPr>
+      <w:proofErr w:type="spellStart"/>
+      <w:proofErr w:type="gramStart"/>
+      <w:r>
+        <w:rPr>
+          <w:rFonts w:asciiTheme="minorBidi" w:hAnsiTheme="minorBidi"/>
+        </w:rPr>
+        <w:t>this.setState</w:t>
+      </w:r>
+      <w:proofErr w:type="spellEnd"/>
+      <w:proofErr w:type="gramEnd"/>
+      <w:r>
+        <w:rPr>
+          <w:rFonts w:asciiTheme="minorBidi" w:hAnsiTheme="minorBidi"/>
+        </w:rPr>
+        <w:t>(</w:t>
+      </w:r>
+      <w:proofErr w:type="spellStart"/>
+      <w:r>
+        <w:rPr>
+          <w:rFonts w:asciiTheme="minorBidi" w:hAnsiTheme="minorBidi"/>
+        </w:rPr>
+        <w:t>prev</w:t>
+      </w:r>
+      <w:proofErr w:type="spellEnd"/>
+      <w:r>
+        <w:rPr>
+          <w:rFonts w:asciiTheme="minorBidi" w:hAnsiTheme="minorBidi"/>
+        </w:rPr>
+        <w:t xml:space="preserve"> =&gt; </w:t>
+      </w:r>
+      <w:proofErr w:type="gramStart"/>
+      <w:r>
+        <w:rPr>
+          <w:rFonts w:asciiTheme="minorBidi" w:hAnsiTheme="minorBidi"/>
+        </w:rPr>
+        <w:t>({ n</w:t>
+      </w:r>
+      <w:proofErr w:type="gramEnd"/>
+      <w:r>
+        <w:rPr>
+          <w:rFonts w:asciiTheme="minorBidi" w:hAnsiTheme="minorBidi"/>
+        </w:rPr>
+        <w:t xml:space="preserve">: </w:t>
+      </w:r>
+      <w:proofErr w:type="spellStart"/>
+      <w:proofErr w:type="gramStart"/>
+      <w:r>
+        <w:rPr>
+          <w:rFonts w:asciiTheme="minorBidi" w:hAnsiTheme="minorBidi"/>
+        </w:rPr>
+        <w:t>prev.n</w:t>
+      </w:r>
+      <w:proofErr w:type="spellEnd"/>
+      <w:proofErr w:type="gramEnd"/>
+      <w:r>
+        <w:rPr>
+          <w:rFonts w:asciiTheme="minorBidi" w:hAnsiTheme="minorBidi"/>
+        </w:rPr>
+        <w:t xml:space="preserve"> + </w:t>
+      </w:r>
+      <w:proofErr w:type="gramStart"/>
+      <w:r>
+        <w:rPr>
+          <w:rFonts w:asciiTheme="minorBidi" w:hAnsiTheme="minorBidi"/>
+        </w:rPr>
+        <w:t>1 }</w:t>
+      </w:r>
+      <w:proofErr w:type="gramEnd"/>
+      <w:r>
+        <w:rPr>
+          <w:rFonts w:asciiTheme="minorBidi" w:hAnsiTheme="minorBidi"/>
+        </w:rPr>
+        <w:t>))</w:t>
+      </w:r>
+    </w:p>
+    <w:p>
+      <w:pPr>
+        <w:pStyle w:val="PlainText"/>
+        <w:numPr>
+          <w:ilvl w:val="0"/>
+          <w:numId w:val="6"/>
+        </w:numPr>
+        <w:rPr>
+          <w:rFonts w:asciiTheme="minorBidi" w:hAnsiTheme="minorBidi"/>
+        </w:rPr>
+      </w:pPr>
+      <w:r>
+        <w:rPr>
+          <w:rFonts w:asciiTheme="minorBidi" w:hAnsiTheme="minorBidi"/>
+        </w:rPr>
+        <w:t>Bind</w:t>
+      </w:r>
+      <w:r>
+        <w:rPr>
+          <w:rFonts w:asciiTheme="minorBidi" w:hAnsiTheme="minorBidi" w:cs="Arial"/>
+          <w:rtl/>
+        </w:rPr>
+        <w:t xml:space="preserve"> ב־</w:t>
+      </w:r>
+      <w:r>
+        <w:rPr>
+          <w:rFonts w:asciiTheme="minorBidi" w:hAnsiTheme="minorBidi"/>
+        </w:rPr>
+        <w:t>constructor</w:t>
+      </w:r>
+      <w:r>
+        <w:rPr>
+          <w:rFonts w:asciiTheme="minorBidi" w:hAnsiTheme="minorBidi" w:cs="Arial"/>
+          <w:rtl/>
+        </w:rPr>
+        <w:t xml:space="preserve"> – מתאים כשאתה רוצה ביצועים טובים ותאימות אחורה</w:t>
+      </w:r>
+    </w:p>
+    <w:p>
+      <w:pPr>
+        <w:pStyle w:val="PlainText"/>
+        <w:ind w:left="720"/>
+        <w:rPr>
+          <w:rFonts w:asciiTheme="minorBidi" w:hAnsiTheme="minorBidi"/>
+        </w:rPr>
+      </w:pPr>
+      <w:r>
+        <w:rPr>
+          <w:rFonts w:asciiTheme="minorBidi" w:hAnsiTheme="minorBidi"/>
+        </w:rPr>
+        <w:t>Class field arrow</w:t>
+      </w:r>
+      <w:r>
+        <w:rPr>
+          <w:rFonts w:asciiTheme="minorBidi" w:hAnsiTheme="minorBidi" w:cs="Arial"/>
+          <w:rtl/>
+        </w:rPr>
+        <w:t xml:space="preserve"> – הדרך הנקייה והנפוצה ביותר היום, הבחירה המומלצת. </w:t>
+      </w:r>
+    </w:p>
+    <w:p>
+      <w:pPr>
+        <w:pStyle w:val="PlainText"/>
+        <w:ind w:left="720"/>
+        <w:rPr>
+          <w:rFonts w:asciiTheme="minorBidi" w:hAnsiTheme="minorBidi"/>
+          <w:rtl/>
+        </w:rPr>
+      </w:pPr>
+      <w:r>
+        <w:rPr>
+          <w:rFonts w:asciiTheme="minorBidi" w:hAnsiTheme="minorBidi"/>
+        </w:rPr>
+        <w:t>Inline arrow</w:t>
+      </w:r>
+      <w:r>
+        <w:rPr>
+          <w:rFonts w:asciiTheme="minorBidi" w:hAnsiTheme="minorBidi" w:cs="Arial" w:hint="cs"/>
+          <w:rtl/>
+        </w:rPr>
+        <w:t xml:space="preserve"> </w:t>
+      </w:r>
+      <w:r>
+        <w:rPr>
+          <w:rFonts w:asciiTheme="minorBidi" w:hAnsiTheme="minorBidi" w:cs="Arial"/>
+          <w:rtl/>
+        </w:rPr>
+        <w:t xml:space="preserve">– הכי פשוט לכתיבה, אבל פחות יעיל כי נוצרות פונקציות חדשות בכל </w:t>
+      </w:r>
+      <w:proofErr w:type="spellStart"/>
+      <w:r>
+        <w:rPr>
+          <w:rFonts w:asciiTheme="minorBidi" w:hAnsiTheme="minorBidi" w:cs="Arial"/>
+          <w:rtl/>
+        </w:rPr>
+        <w:t>רינדור</w:t>
+      </w:r>
+      <w:proofErr w:type="spellEnd"/>
+      <w:r>
+        <w:rPr>
+          <w:rFonts w:asciiTheme="minorBidi" w:hAnsiTheme="minorBidi" w:cs="Arial"/>
+          <w:rtl/>
+        </w:rPr>
+        <w:t>.</w:t>
+      </w:r>
+    </w:p>
+    <w:p>
+      <w:pPr>
+        <w:pStyle w:val="PlainText"/>
+        <w:numPr>
+          <w:ilvl w:val="0"/>
+          <w:numId w:val="6"/>
+        </w:numPr>
+        <w:rPr>
+          <w:rFonts w:asciiTheme="minorBidi" w:hAnsiTheme="minorBidi"/>
+        </w:rPr>
+      </w:pPr>
+      <w:r>
+        <w:rPr>
+          <w:rFonts w:asciiTheme="minorBidi" w:hAnsiTheme="minorBidi"/>
+        </w:rPr>
+        <w:t xml:space="preserve">&lt;Child key={id} id={id} </w:t>
+      </w:r>
+      <w:proofErr w:type="spellStart"/>
+      <w:r>
+        <w:rPr>
+          <w:rFonts w:asciiTheme="minorBidi" w:hAnsiTheme="minorBidi"/>
+        </w:rPr>
+        <w:t>onClick</w:t>
+      </w:r>
+      <w:proofErr w:type="spellEnd"/>
+      <w:r>
+        <w:rPr>
+          <w:rFonts w:asciiTheme="minorBidi" w:hAnsiTheme="minorBidi"/>
+        </w:rPr>
+        <w:t>={</w:t>
+      </w:r>
+      <w:proofErr w:type="spellStart"/>
+      <w:proofErr w:type="gramStart"/>
+      <w:r>
+        <w:rPr>
+          <w:rFonts w:asciiTheme="minorBidi" w:hAnsiTheme="minorBidi"/>
+        </w:rPr>
+        <w:t>this.handleClick</w:t>
+      </w:r>
+      <w:proofErr w:type="spellEnd"/>
+      <w:proofErr w:type="gramEnd"/>
+      <w:r>
+        <w:rPr>
+          <w:rFonts w:asciiTheme="minorBidi" w:hAnsiTheme="minorBidi"/>
+        </w:rPr>
+        <w:t>} /&gt;</w:t>
+      </w:r>
+    </w:p>
+    <w:p>
+      <w:pPr>
+        <w:pStyle w:val="PlainText"/>
+        <w:numPr>
+          <w:ilvl w:val="0"/>
+          <w:numId w:val="6"/>
+        </w:numPr>
+        <w:rPr>
+          <w:rFonts w:asciiTheme="minorBidi" w:hAnsiTheme="minorBidi"/>
+        </w:rPr>
+      </w:pPr>
+      <w:r>
+        <w:rPr>
+          <w:rFonts w:asciiTheme="minorBidi" w:hAnsiTheme="minorBidi"/>
+          <w:rtl/>
+        </w:rPr>
+        <w:t>בשימוש במפתח לפי אינדקס</w:t>
+      </w:r>
+      <w:r>
+        <w:rPr>
+          <w:rFonts w:asciiTheme="minorBidi" w:hAnsiTheme="minorBidi" w:hint="cs"/>
+          <w:rtl/>
+        </w:rPr>
+        <w:t xml:space="preserve"> התוכנה</w:t>
+      </w:r>
+      <w:r>
+        <w:rPr>
+          <w:rFonts w:asciiTheme="minorBidi" w:hAnsiTheme="minorBidi"/>
+        </w:rPr>
+        <w:t xml:space="preserve"> </w:t>
+      </w:r>
+      <w:r>
+        <w:rPr>
+          <w:rFonts w:asciiTheme="minorBidi" w:hAnsiTheme="minorBidi"/>
+          <w:rtl/>
+        </w:rPr>
+        <w:t>עלול</w:t>
+      </w:r>
+      <w:r>
+        <w:rPr>
+          <w:rFonts w:asciiTheme="minorBidi" w:hAnsiTheme="minorBidi" w:hint="cs"/>
+          <w:rtl/>
+        </w:rPr>
+        <w:t>ה</w:t>
+      </w:r>
+      <w:r>
+        <w:rPr>
+          <w:rFonts w:asciiTheme="minorBidi" w:hAnsiTheme="minorBidi"/>
+          <w:rtl/>
+        </w:rPr>
+        <w:t xml:space="preserve"> להתבלבל כשמסדרים או מוחקים פריטים</w:t>
+      </w:r>
+      <w:r>
+        <w:rPr>
+          <w:rFonts w:asciiTheme="minorBidi" w:hAnsiTheme="minorBidi" w:hint="cs"/>
+          <w:rtl/>
+        </w:rPr>
+        <w:t>.</w:t>
+      </w:r>
+      <w:r>
+        <w:rPr>
+          <w:rFonts w:asciiTheme="minorBidi" w:hAnsiTheme="minorBidi"/>
+          <w:rtl/>
+        </w:rPr>
+        <w:t xml:space="preserve"> זה גורם </w:t>
+      </w:r>
+      <w:proofErr w:type="spellStart"/>
+      <w:r>
+        <w:rPr>
+          <w:rFonts w:asciiTheme="minorBidi" w:hAnsiTheme="minorBidi"/>
+          <w:rtl/>
+        </w:rPr>
+        <w:t>לרינדורים</w:t>
+      </w:r>
+      <w:proofErr w:type="spellEnd"/>
+      <w:r>
+        <w:rPr>
+          <w:rFonts w:asciiTheme="minorBidi" w:hAnsiTheme="minorBidi"/>
+          <w:rtl/>
+        </w:rPr>
+        <w:t xml:space="preserve"> מיותרים. עדיף להשתמש במזהה </w:t>
+      </w:r>
+      <w:r>
+        <w:rPr>
+          <w:rFonts w:asciiTheme="minorBidi" w:hAnsiTheme="minorBidi" w:hint="cs"/>
+          <w:rtl/>
+        </w:rPr>
+        <w:t>מיוחד</w:t>
+      </w:r>
+      <w:r>
+        <w:rPr>
+          <w:rFonts w:asciiTheme="minorBidi" w:hAnsiTheme="minorBidi"/>
+          <w:rtl/>
+        </w:rPr>
+        <w:t xml:space="preserve"> של הפריט עצמו</w:t>
+      </w:r>
+      <w:r>
+        <w:rPr>
+          <w:rFonts w:asciiTheme="minorBidi" w:hAnsiTheme="minorBidi"/>
+        </w:rPr>
+        <w:t>.</w:t>
+      </w:r>
+    </w:p>
+    <w:p>
+      <w:pPr>
+        <w:pStyle w:val="PlainText"/>
+        <w:numPr>
+          <w:ilvl w:val="0"/>
+          <w:numId w:val="6"/>
+        </w:numPr>
+        <w:rPr>
+          <w:rFonts w:asciiTheme="minorBidi" w:hAnsiTheme="minorBidi"/>
+        </w:rPr>
+      </w:pPr>
+      <w:r>
+        <w:rPr>
+          <w:rFonts w:asciiTheme="minorBidi" w:hAnsiTheme="minorBidi"/>
+        </w:rPr>
+        <w:t>update5Name = () =&gt; {</w:t>
+      </w:r>
+      <w:proofErr w:type="spellStart"/>
+      <w:proofErr w:type="gramStart"/>
+      <w:r>
+        <w:rPr>
+          <w:rFonts w:asciiTheme="minorBidi" w:hAnsiTheme="minorBidi"/>
+        </w:rPr>
+        <w:t>this.setState</w:t>
+      </w:r>
+      <w:proofErr w:type="spellEnd"/>
+      <w:proofErr w:type="gramEnd"/>
+      <w:r>
+        <w:rPr>
+          <w:rFonts w:asciiTheme="minorBidi" w:hAnsiTheme="minorBidi"/>
+        </w:rPr>
+        <w:t xml:space="preserve">({users: </w:t>
+      </w:r>
+      <w:proofErr w:type="spellStart"/>
+      <w:proofErr w:type="gramStart"/>
+      <w:r>
+        <w:rPr>
+          <w:rFonts w:asciiTheme="minorBidi" w:hAnsiTheme="minorBidi"/>
+        </w:rPr>
+        <w:t>this.state.users.map</w:t>
+      </w:r>
+      <w:proofErr w:type="spellEnd"/>
+      <w:r>
+        <w:rPr>
+          <w:rFonts w:asciiTheme="minorBidi" w:hAnsiTheme="minorBidi"/>
+        </w:rPr>
+        <w:t>(</w:t>
+      </w:r>
+      <w:proofErr w:type="gramEnd"/>
+      <w:r>
+        <w:rPr>
+          <w:rFonts w:asciiTheme="minorBidi" w:hAnsiTheme="minorBidi"/>
+        </w:rPr>
+        <w:t xml:space="preserve">user =&gt; user.id === </w:t>
+      </w:r>
+      <w:proofErr w:type="gramStart"/>
+      <w:r>
+        <w:rPr>
+          <w:rFonts w:asciiTheme="minorBidi" w:hAnsiTheme="minorBidi"/>
+        </w:rPr>
+        <w:t>5 ?</w:t>
+      </w:r>
+      <w:proofErr w:type="gramEnd"/>
+      <w:r>
+        <w:rPr>
+          <w:rFonts w:asciiTheme="minorBidi" w:hAnsiTheme="minorBidi"/>
+        </w:rPr>
+        <w:t xml:space="preserve"> </w:t>
+      </w:r>
+      <w:proofErr w:type="gramStart"/>
+      <w:r>
+        <w:rPr>
+          <w:rFonts w:asciiTheme="minorBidi" w:hAnsiTheme="minorBidi"/>
+        </w:rPr>
+        <w:t>{ ...</w:t>
+      </w:r>
+      <w:proofErr w:type="gramEnd"/>
+      <w:r>
+        <w:rPr>
+          <w:rFonts w:asciiTheme="minorBidi" w:hAnsiTheme="minorBidi"/>
+        </w:rPr>
+        <w:t>user, name: "change</w:t>
+      </w:r>
+      <w:proofErr w:type="gramStart"/>
+      <w:r>
+        <w:rPr>
+          <w:rFonts w:asciiTheme="minorBidi" w:hAnsiTheme="minorBidi"/>
+        </w:rPr>
+        <w:t>" }</w:t>
+      </w:r>
+      <w:proofErr w:type="gramEnd"/>
+      <w:r>
+        <w:rPr>
+          <w:rFonts w:asciiTheme="minorBidi" w:hAnsiTheme="minorBidi"/>
+        </w:rPr>
+        <w:t xml:space="preserve"> : </w:t>
+      </w:r>
+      <w:proofErr w:type="gramStart"/>
+      <w:r>
+        <w:rPr>
+          <w:rFonts w:asciiTheme="minorBidi" w:hAnsiTheme="minorBidi"/>
+        </w:rPr>
+        <w:t>user</w:t>
+      </w:r>
+      <w:r>
+        <w:rPr>
+          <w:rFonts w:asciiTheme="minorBidi" w:hAnsiTheme="minorBidi" w:cs="Arial"/>
+          <w:rtl/>
+        </w:rPr>
+        <w:t>)}</w:t>
+      </w:r>
+      <w:proofErr w:type="gramEnd"/>
+      <w:r>
+        <w:rPr>
+          <w:rFonts w:asciiTheme="minorBidi" w:hAnsiTheme="minorBidi" w:cs="Arial"/>
+          <w:rtl/>
+        </w:rPr>
+        <w:t>)</w:t>
+      </w:r>
+    </w:p>
+    <w:p>
+      <w:pPr>
+        <w:pStyle w:val="PlainText"/>
+        <w:numPr>
+          <w:ilvl w:val="0"/>
+          <w:numId w:val="6"/>
+        </w:numPr>
+        <w:rPr>
+          <w:rFonts w:asciiTheme="minorBidi" w:hAnsiTheme="minorBidi"/>
+        </w:rPr>
+      </w:pPr>
+      <w:proofErr w:type="spellStart"/>
+      <w:proofErr w:type="gramStart"/>
+      <w:r>
+        <w:rPr>
+          <w:rFonts w:asciiTheme="minorBidi" w:hAnsiTheme="minorBidi"/>
+        </w:rPr>
+        <w:t>defaultProps</w:t>
+      </w:r>
+      <w:proofErr w:type="spellEnd"/>
+      <w:r>
+        <w:rPr>
+          <w:rFonts w:asciiTheme="minorBidi" w:hAnsiTheme="minorBidi" w:cs="Arial"/>
+          <w:rtl/>
+        </w:rPr>
+        <w:t xml:space="preserve"> מגדיר ערכים ברירת מחדל ל־</w:t>
+      </w:r>
+      <w:r>
+        <w:rPr>
+          <w:rFonts w:asciiTheme="minorBidi" w:hAnsiTheme="minorBidi"/>
+        </w:rPr>
+        <w:t>props</w:t>
+      </w:r>
+      <w:r>
+        <w:rPr>
+          <w:rFonts w:asciiTheme="minorBidi" w:hAnsiTheme="minorBidi" w:cs="Arial"/>
+          <w:rtl/>
+        </w:rPr>
+        <w:t xml:space="preserve"> אם לא נשלחו מההורה</w:t>
+      </w:r>
+      <w:proofErr w:type="gramEnd"/>
+    </w:p>
+    <w:p>
+      <w:pPr>
+        <w:pStyle w:val="PlainText"/>
+        <w:ind w:left="720"/>
+        <w:rPr>
+          <w:rFonts w:asciiTheme="minorBidi" w:hAnsiTheme="minorBidi" w:cs="Arial"/>
+          <w:rtl/>
+        </w:rPr>
+      </w:pPr>
+      <w:proofErr w:type="spellStart"/>
+      <w:r>
+        <w:rPr>
+          <w:rFonts w:asciiTheme="minorBidi" w:hAnsiTheme="minorBidi"/>
+        </w:rPr>
+        <w:t>propTypes</w:t>
+      </w:r>
+      <w:proofErr w:type="spellEnd"/>
+      <w:r>
+        <w:rPr>
+          <w:rFonts w:asciiTheme="minorBidi" w:hAnsiTheme="minorBidi" w:cs="Arial"/>
+          <w:rtl/>
+        </w:rPr>
+        <w:t xml:space="preserve"> משמש לאימות סוגי ה־</w:t>
+      </w:r>
+      <w:r>
+        <w:rPr>
+          <w:rFonts w:asciiTheme="minorBidi" w:hAnsiTheme="minorBidi"/>
+        </w:rPr>
+        <w:t>props</w:t>
+      </w:r>
+      <w:r>
+        <w:rPr>
+          <w:rFonts w:asciiTheme="minorBidi" w:hAnsiTheme="minorBidi" w:cs="Arial"/>
+          <w:rtl/>
+        </w:rPr>
+        <w:t xml:space="preserve"> </w:t>
+      </w:r>
+    </w:p>
+    <w:p>
+      <w:pPr>
+        <w:pStyle w:val="PlainText"/>
+        <w:numPr>
+          <w:ilvl w:val="0"/>
+          <w:numId w:val="6"/>
+        </w:numPr>
+        <w:rPr>
+          <w:rFonts w:asciiTheme="minorBidi" w:hAnsiTheme="minorBidi" w:cs="Arial"/>
+        </w:rPr>
+      </w:pPr>
+      <w:r>
+        <w:rPr>
+          <w:rFonts w:asciiTheme="minorBidi" w:hAnsiTheme="minorBidi" w:cs="Arial" w:hint="cs"/>
+          <w:rtl/>
+        </w:rPr>
+        <w:t>כ</w:t>
+      </w:r>
+      <w:r>
+        <w:rPr>
+          <w:rFonts w:asciiTheme="minorBidi" w:hAnsiTheme="minorBidi" w:cs="Arial" w:hint="cs"/>
+          <w:rtl/>
+        </w:rPr>
+        <w:t xml:space="preserve">ששני </w:t>
+      </w:r>
+      <w:proofErr w:type="spellStart"/>
+      <w:r>
+        <w:rPr>
+          <w:rFonts w:asciiTheme="minorBidi" w:hAnsiTheme="minorBidi" w:cs="Arial" w:hint="cs"/>
+          <w:rtl/>
+        </w:rPr>
+        <w:t>קומפוננטות</w:t>
+      </w:r>
+      <w:proofErr w:type="spellEnd"/>
+      <w:r>
+        <w:rPr>
+          <w:rFonts w:asciiTheme="minorBidi" w:hAnsiTheme="minorBidi" w:cs="Arial" w:hint="cs"/>
+          <w:rtl/>
+        </w:rPr>
+        <w:t xml:space="preserve"> אחים צריכים לשתף מידע, האבא משתף את המידע </w:t>
+      </w:r>
+      <w:r>
+        <w:rPr>
+          <w:rFonts w:asciiTheme="minorBidi" w:hAnsiTheme="minorBidi" w:cs="Arial" w:hint="cs"/>
+          <w:rtl/>
+        </w:rPr>
+        <w:t>בין שני האחים</w:t>
+      </w:r>
+    </w:p>
+    <w:p>
+      <w:pPr>
+        <w:pStyle w:val="PlainText"/>
+        <w:numPr>
+          <w:ilvl w:val="0"/>
+          <w:numId w:val="6"/>
+        </w:numPr>
+        <w:rPr>
+          <w:rFonts w:asciiTheme="minorBidi" w:hAnsiTheme="minorBidi" w:cs="Arial"/>
+        </w:rPr>
+      </w:pPr>
+      <w:r>
+        <w:rPr>
+          <w:rFonts w:asciiTheme="minorBidi" w:hAnsiTheme="minorBidi" w:cs="Arial" w:hint="cs"/>
+          <w:rtl/>
+        </w:rPr>
+        <w:t xml:space="preserve">כשנלחץ על הכפתור, </w:t>
+      </w:r>
+      <w:r>
+        <w:rPr>
+          <w:rFonts w:asciiTheme="minorBidi" w:hAnsiTheme="minorBidi" w:cs="Arial" w:hint="cs"/>
+          <w:rtl/>
+        </w:rPr>
+        <w:t xml:space="preserve">זה ידפיס 42 ואז </w:t>
+      </w:r>
+      <w:r>
+        <w:rPr>
+          <w:rFonts w:asciiTheme="minorBidi" w:hAnsiTheme="minorBidi" w:cs="Arial"/>
+        </w:rPr>
+        <w:t>undefined</w:t>
+      </w:r>
+      <w:r>
+        <w:rPr>
+          <w:rFonts w:asciiTheme="minorBidi" w:hAnsiTheme="minorBidi" w:cs="Arial" w:hint="cs"/>
+          <w:rtl/>
+        </w:rPr>
+        <w:t xml:space="preserve">. מכיוון שהפונקציה </w:t>
+      </w:r>
+      <w:proofErr w:type="spellStart"/>
+      <w:r>
+        <w:rPr>
+          <w:rFonts w:asciiTheme="minorBidi" w:hAnsiTheme="minorBidi" w:cs="Arial"/>
+        </w:rPr>
+        <w:t>onSelect</w:t>
+      </w:r>
+      <w:proofErr w:type="spellEnd"/>
+      <w:r>
+        <w:rPr>
+          <w:rFonts w:asciiTheme="minorBidi" w:hAnsiTheme="minorBidi" w:cs="Arial" w:hint="cs"/>
+          <w:rtl/>
+        </w:rPr>
+        <w:t xml:space="preserve"> היא פונקציה רגילה וכאשר אנחנו מנסים לפנות ל</w:t>
+      </w:r>
+      <w:proofErr w:type="spellStart"/>
+      <w:r>
+        <w:rPr>
+          <w:rFonts w:asciiTheme="minorBidi" w:hAnsiTheme="minorBidi" w:cs="Arial"/>
+        </w:rPr>
+        <w:t>this.state</w:t>
+      </w:r>
+      <w:proofErr w:type="spellEnd"/>
+      <w:r>
+        <w:rPr>
+          <w:rFonts w:asciiTheme="minorBidi" w:hAnsiTheme="minorBidi" w:cs="Arial" w:hint="cs"/>
+          <w:rtl/>
+        </w:rPr>
+        <w:t xml:space="preserve"> זה ינסה לגשת ל</w:t>
+      </w:r>
+      <w:r>
+        <w:rPr>
+          <w:rFonts w:asciiTheme="minorBidi" w:hAnsiTheme="minorBidi" w:cs="Arial"/>
+        </w:rPr>
+        <w:t>state</w:t>
+      </w:r>
+      <w:r>
+        <w:rPr>
+          <w:rFonts w:asciiTheme="minorBidi" w:hAnsiTheme="minorBidi" w:cs="Arial" w:hint="cs"/>
+          <w:rtl/>
+        </w:rPr>
+        <w:t xml:space="preserve"> של </w:t>
+      </w:r>
+      <w:r>
+        <w:rPr>
+          <w:rFonts w:asciiTheme="minorBidi" w:hAnsiTheme="minorBidi" w:cs="Arial" w:hint="cs"/>
+          <w:rtl/>
+        </w:rPr>
+        <w:t>הילד ולא ההורה. צריך לשנות את הפונקציה לפונקציה חץ</w:t>
+      </w:r>
+    </w:p>
+    <w:p>
+      <w:pPr>
+        <w:pStyle w:val="PlainText"/>
+        <w:numPr>
+          <w:ilvl w:val="0"/>
+          <w:numId w:val="6"/>
+        </w:numPr>
+        <w:rPr>
+          <w:rFonts w:asciiTheme="minorBidi" w:hAnsiTheme="minorBidi" w:cs="Arial"/>
+        </w:rPr>
+      </w:pPr>
+      <w:r>
+        <w:rPr>
+          <w:rFonts w:asciiTheme="minorBidi" w:hAnsiTheme="minorBidi" w:cs="Arial" w:hint="cs"/>
+          <w:rtl/>
+        </w:rPr>
+        <w:t xml:space="preserve"> אם </w:t>
+      </w:r>
+      <w:r>
+        <w:rPr>
+          <w:rFonts w:asciiTheme="minorBidi" w:hAnsiTheme="minorBidi" w:cs="Arial" w:hint="cs"/>
+          <w:rtl/>
+        </w:rPr>
+        <w:t>נעתיק</w:t>
+      </w:r>
+      <w:r>
+        <w:rPr>
+          <w:rFonts w:asciiTheme="minorBidi" w:hAnsiTheme="minorBidi" w:cs="Arial" w:hint="cs"/>
+          <w:rtl/>
+        </w:rPr>
+        <w:t xml:space="preserve"> </w:t>
+      </w:r>
+      <w:proofErr w:type="spellStart"/>
+      <w:r>
+        <w:rPr>
+          <w:rFonts w:asciiTheme="minorBidi" w:hAnsiTheme="minorBidi" w:cs="Arial" w:hint="cs"/>
+          <w:rtl/>
+        </w:rPr>
+        <w:t>פרופ</w:t>
+      </w:r>
+      <w:proofErr w:type="spellEnd"/>
+      <w:r>
+        <w:rPr>
+          <w:rFonts w:asciiTheme="minorBidi" w:hAnsiTheme="minorBidi" w:cs="Arial" w:hint="cs"/>
+          <w:rtl/>
+        </w:rPr>
+        <w:t xml:space="preserve"> </w:t>
+      </w:r>
+      <w:proofErr w:type="spellStart"/>
+      <w:r>
+        <w:rPr>
+          <w:rFonts w:asciiTheme="minorBidi" w:hAnsiTheme="minorBidi" w:cs="Arial" w:hint="cs"/>
+          <w:rtl/>
+        </w:rPr>
+        <w:t>לסטייט</w:t>
+      </w:r>
+      <w:proofErr w:type="spellEnd"/>
+      <w:r>
+        <w:rPr>
+          <w:rFonts w:asciiTheme="minorBidi" w:hAnsiTheme="minorBidi" w:cs="Arial" w:hint="cs"/>
+          <w:rtl/>
+        </w:rPr>
+        <w:t xml:space="preserve">, כאשר </w:t>
+      </w:r>
+      <w:proofErr w:type="spellStart"/>
+      <w:r>
+        <w:rPr>
+          <w:rFonts w:asciiTheme="minorBidi" w:hAnsiTheme="minorBidi" w:cs="Arial" w:hint="cs"/>
+          <w:rtl/>
+        </w:rPr>
+        <w:t>הפרופ</w:t>
+      </w:r>
+      <w:proofErr w:type="spellEnd"/>
+      <w:r>
+        <w:rPr>
+          <w:rFonts w:asciiTheme="minorBidi" w:hAnsiTheme="minorBidi" w:cs="Arial" w:hint="cs"/>
+          <w:rtl/>
+        </w:rPr>
+        <w:t xml:space="preserve"> ישתנה, </w:t>
+      </w:r>
+      <w:r>
+        <w:rPr>
+          <w:rFonts w:asciiTheme="minorBidi" w:hAnsiTheme="minorBidi" w:cs="Arial" w:hint="cs"/>
+          <w:rtl/>
+        </w:rPr>
+        <w:t xml:space="preserve">כאשר </w:t>
+      </w:r>
+      <w:proofErr w:type="spellStart"/>
+      <w:r>
+        <w:rPr>
+          <w:rFonts w:asciiTheme="minorBidi" w:hAnsiTheme="minorBidi" w:cs="Arial" w:hint="cs"/>
+          <w:rtl/>
+        </w:rPr>
+        <w:t>הסטייט</w:t>
+      </w:r>
+      <w:proofErr w:type="spellEnd"/>
+      <w:r>
+        <w:rPr>
+          <w:rFonts w:asciiTheme="minorBidi" w:hAnsiTheme="minorBidi" w:cs="Arial" w:hint="cs"/>
+          <w:rtl/>
+        </w:rPr>
+        <w:t xml:space="preserve"> ישנה את </w:t>
+      </w:r>
+      <w:proofErr w:type="spellStart"/>
+      <w:r>
+        <w:rPr>
+          <w:rFonts w:asciiTheme="minorBidi" w:hAnsiTheme="minorBidi" w:cs="Arial" w:hint="cs"/>
+          <w:rtl/>
+        </w:rPr>
+        <w:t>הפרופ</w:t>
+      </w:r>
+      <w:proofErr w:type="spellEnd"/>
+      <w:r>
+        <w:rPr>
+          <w:rFonts w:asciiTheme="minorBidi" w:hAnsiTheme="minorBidi" w:cs="Arial" w:hint="cs"/>
+          <w:rtl/>
+        </w:rPr>
+        <w:t xml:space="preserve"> הוא לא ישנה את </w:t>
+      </w:r>
+      <w:proofErr w:type="spellStart"/>
+      <w:r>
+        <w:rPr>
+          <w:rFonts w:asciiTheme="minorBidi" w:hAnsiTheme="minorBidi" w:cs="Arial" w:hint="cs"/>
+          <w:rtl/>
+        </w:rPr>
+        <w:t>הפרופ</w:t>
+      </w:r>
+      <w:proofErr w:type="spellEnd"/>
+      <w:r>
+        <w:rPr>
+          <w:rFonts w:asciiTheme="minorBidi" w:hAnsiTheme="minorBidi" w:cs="Arial" w:hint="cs"/>
+          <w:rtl/>
+        </w:rPr>
+        <w:t xml:space="preserve"> המקורי.</w:t>
+      </w:r>
+    </w:p>
+    <w:p>
+      <w:pPr>
+        <w:pStyle w:val="PlainText"/>
+        <w:numPr>
+          <w:ilvl w:val="0"/>
+          <w:numId w:val="6"/>
+        </w:numPr>
+        <w:rPr>
+          <w:rFonts w:asciiTheme="minorBidi" w:hAnsiTheme="minorBidi" w:cs="Arial"/>
+        </w:rPr>
+      </w:pPr>
+      <w:r>
+        <w:rPr>
+          <w:rFonts w:asciiTheme="minorBidi" w:hAnsiTheme="minorBidi" w:cs="Arial"/>
+          <w:rtl/>
+        </w:rPr>
+        <w:t xml:space="preserve">כשיש רשימה גדולה של </w:t>
+      </w:r>
+      <w:r>
+        <w:rPr>
+          <w:rFonts w:asciiTheme="minorBidi" w:hAnsiTheme="minorBidi" w:cs="Arial" w:hint="cs"/>
+          <w:rtl/>
+        </w:rPr>
+        <w:t xml:space="preserve">בנים כל </w:t>
+      </w:r>
+      <w:r>
+        <w:rPr>
+          <w:rFonts w:asciiTheme="minorBidi" w:hAnsiTheme="minorBidi" w:cs="Arial"/>
+          <w:rtl/>
+        </w:rPr>
+        <w:t>שי</w:t>
+      </w:r>
+      <w:r>
+        <w:rPr>
+          <w:rFonts w:asciiTheme="minorBidi" w:hAnsiTheme="minorBidi" w:cs="Arial" w:hint="cs"/>
+          <w:rtl/>
+        </w:rPr>
+        <w:t xml:space="preserve">נוי </w:t>
+      </w:r>
+      <w:proofErr w:type="spellStart"/>
+      <w:r>
+        <w:rPr>
+          <w:rFonts w:asciiTheme="minorBidi" w:hAnsiTheme="minorBidi" w:cs="Arial" w:hint="cs"/>
+          <w:rtl/>
+        </w:rPr>
+        <w:t>בפרופ</w:t>
+      </w:r>
+      <w:proofErr w:type="spellEnd"/>
+      <w:r>
+        <w:rPr>
+          <w:rFonts w:asciiTheme="minorBidi" w:hAnsiTheme="minorBidi" w:cs="Arial" w:hint="cs"/>
+          <w:rtl/>
+        </w:rPr>
+        <w:t xml:space="preserve"> או </w:t>
+      </w:r>
+      <w:proofErr w:type="spellStart"/>
+      <w:r>
+        <w:rPr>
+          <w:rFonts w:asciiTheme="minorBidi" w:hAnsiTheme="minorBidi" w:cs="Arial" w:hint="cs"/>
+          <w:rtl/>
+        </w:rPr>
+        <w:t>בסטייא</w:t>
+      </w:r>
+      <w:proofErr w:type="spellEnd"/>
+      <w:r>
+        <w:rPr>
+          <w:rFonts w:asciiTheme="minorBidi" w:hAnsiTheme="minorBidi" w:cs="Arial" w:hint="cs"/>
+          <w:rtl/>
+        </w:rPr>
+        <w:t xml:space="preserve"> </w:t>
+      </w:r>
+      <w:r>
+        <w:rPr>
+          <w:rFonts w:asciiTheme="minorBidi" w:hAnsiTheme="minorBidi" w:cs="Arial"/>
+          <w:rtl/>
+        </w:rPr>
+        <w:t xml:space="preserve">של ההורה גורם </w:t>
+      </w:r>
+      <w:proofErr w:type="spellStart"/>
+      <w:r>
+        <w:rPr>
+          <w:rFonts w:asciiTheme="minorBidi" w:hAnsiTheme="minorBidi" w:cs="Arial"/>
+          <w:rtl/>
+        </w:rPr>
+        <w:t>לרינדור</w:t>
+      </w:r>
+      <w:proofErr w:type="spellEnd"/>
+      <w:r>
+        <w:rPr>
+          <w:rFonts w:asciiTheme="minorBidi" w:hAnsiTheme="minorBidi" w:cs="Arial"/>
+          <w:rtl/>
+        </w:rPr>
+        <w:t xml:space="preserve"> מחדש של כל הילדים גם אם הערכים שלהם לא השתנו</w:t>
+      </w:r>
+      <w:r>
+        <w:rPr>
+          <w:rFonts w:asciiTheme="minorBidi" w:hAnsiTheme="minorBidi" w:cs="Arial"/>
+        </w:rPr>
+        <w:t>.</w:t>
+      </w:r>
+    </w:p>
+    <w:p>
+      <w:pPr>
+        <w:pStyle w:val="PlainText"/>
+        <w:numPr>
+          <w:ilvl w:val="0"/>
+          <w:numId w:val="6"/>
+        </w:numPr>
+        <w:rPr>
+          <w:rFonts w:asciiTheme="minorBidi" w:hAnsiTheme="minorBidi" w:cs="Arial"/>
+        </w:rPr>
+      </w:pPr>
+      <w:r>
+        <w:rPr>
+          <w:rFonts w:asciiTheme="minorBidi" w:hAnsiTheme="minorBidi" w:cs="Arial" w:hint="cs"/>
+          <w:rtl/>
+        </w:rPr>
+        <w:t xml:space="preserve"> </w:t>
+      </w:r>
+    </w:p>
+    <w:p>
+      <w:pPr>
+        <w:pStyle w:val="PlainText"/>
+        <w:bidi w:val="0"/>
+        <w:ind w:left="720"/>
+        <w:rPr>
+          <w:rFonts w:asciiTheme="minorBidi" w:hAnsiTheme="minorBidi" w:cs="Arial"/>
+        </w:rPr>
+      </w:pPr>
+      <w:r>
+        <w:rPr>
+          <w:rFonts w:asciiTheme="minorBidi" w:hAnsiTheme="minorBidi" w:cs="Arial"/>
+        </w:rPr>
+        <w:t xml:space="preserve">state = </w:t>
+      </w:r>
+      <w:proofErr w:type="gramStart"/>
+      <w:r>
+        <w:rPr>
+          <w:rFonts w:asciiTheme="minorBidi" w:hAnsiTheme="minorBidi" w:cs="Arial"/>
+        </w:rPr>
+        <w:t>{ name</w:t>
+      </w:r>
+      <w:proofErr w:type="gramEnd"/>
+      <w:r>
+        <w:rPr>
+          <w:rFonts w:asciiTheme="minorBidi" w:hAnsiTheme="minorBidi" w:cs="Arial"/>
+        </w:rPr>
+        <w:t>: "</w:t>
+      </w:r>
+      <w:r>
+        <w:rPr>
+          <w:rFonts w:asciiTheme="minorBidi" w:hAnsiTheme="minorBidi" w:cs="Arial"/>
+        </w:rPr>
+        <w:t>Harel</w:t>
+      </w:r>
+      <w:r>
+        <w:rPr>
+          <w:rFonts w:asciiTheme="minorBidi" w:hAnsiTheme="minorBidi" w:cs="Arial"/>
+        </w:rPr>
+        <w:t xml:space="preserve">", age: </w:t>
+      </w:r>
+      <w:r>
+        <w:rPr>
+          <w:rFonts w:asciiTheme="minorBidi" w:hAnsiTheme="minorBidi" w:cs="Arial"/>
+        </w:rPr>
+        <w:t>20</w:t>
+      </w:r>
+      <w:r>
+        <w:rPr>
+          <w:rFonts w:asciiTheme="minorBidi" w:hAnsiTheme="minorBidi" w:cs="Arial"/>
+        </w:rPr>
+        <w:t>}</w:t>
+      </w:r>
+    </w:p>
+    <w:p>
+      <w:pPr>
+        <w:pStyle w:val="PlainText"/>
+        <w:bidi w:val="0"/>
+        <w:ind w:left="720"/>
+        <w:rPr>
+          <w:rFonts w:asciiTheme="minorBidi" w:hAnsiTheme="minorBidi" w:cs="Arial"/>
+        </w:rPr>
+      </w:pPr>
+      <w:r>
+        <w:rPr>
+          <w:rFonts w:asciiTheme="minorBidi" w:hAnsiTheme="minorBidi" w:cs="Arial"/>
+        </w:rPr>
+        <w:t xml:space="preserve"> </w:t>
+      </w:r>
+      <w:proofErr w:type="spellStart"/>
+      <w:r>
+        <w:rPr>
+          <w:rFonts w:asciiTheme="minorBidi" w:hAnsiTheme="minorBidi" w:cs="Arial"/>
+        </w:rPr>
+        <w:t>updateAge</w:t>
+      </w:r>
+      <w:proofErr w:type="spellEnd"/>
+      <w:r>
+        <w:rPr>
+          <w:rFonts w:asciiTheme="minorBidi" w:hAnsiTheme="minorBidi" w:cs="Arial"/>
+          <w:rtl/>
+        </w:rPr>
+        <w:t xml:space="preserve"> = () =&gt; </w:t>
+      </w:r>
+      <w:proofErr w:type="gramStart"/>
+      <w:r>
+        <w:rPr>
+          <w:rFonts w:asciiTheme="minorBidi" w:hAnsiTheme="minorBidi" w:cs="Arial"/>
+          <w:rtl/>
+        </w:rPr>
+        <w:t xml:space="preserve">{ </w:t>
+      </w:r>
+      <w:proofErr w:type="spellStart"/>
+      <w:r>
+        <w:rPr>
+          <w:rFonts w:asciiTheme="minorBidi" w:hAnsiTheme="minorBidi" w:cs="Arial"/>
+        </w:rPr>
+        <w:t>this</w:t>
+      </w:r>
+      <w:proofErr w:type="gramEnd"/>
+      <w:r>
+        <w:rPr>
+          <w:rFonts w:asciiTheme="minorBidi" w:hAnsiTheme="minorBidi" w:cs="Arial"/>
+        </w:rPr>
+        <w:t>.</w:t>
+      </w:r>
+      <w:proofErr w:type="gramStart"/>
+      <w:r>
+        <w:rPr>
+          <w:rFonts w:asciiTheme="minorBidi" w:hAnsiTheme="minorBidi" w:cs="Arial"/>
+        </w:rPr>
+        <w:t>setState</w:t>
+      </w:r>
+      <w:proofErr w:type="spellEnd"/>
+      <w:r>
+        <w:rPr>
+          <w:rFonts w:asciiTheme="minorBidi" w:hAnsiTheme="minorBidi" w:cs="Arial"/>
+        </w:rPr>
+        <w:t>({ age</w:t>
+      </w:r>
+      <w:proofErr w:type="gramEnd"/>
+      <w:r>
+        <w:rPr>
+          <w:rFonts w:asciiTheme="minorBidi" w:hAnsiTheme="minorBidi" w:cs="Arial"/>
+        </w:rPr>
+        <w:t xml:space="preserve">: </w:t>
+      </w:r>
+      <w:proofErr w:type="gramStart"/>
+      <w:r>
+        <w:rPr>
+          <w:rFonts w:asciiTheme="minorBidi" w:hAnsiTheme="minorBidi" w:cs="Arial"/>
+        </w:rPr>
+        <w:t>21</w:t>
+      </w:r>
+      <w:r>
+        <w:rPr>
+          <w:rFonts w:asciiTheme="minorBidi" w:hAnsiTheme="minorBidi" w:cs="Arial"/>
+        </w:rPr>
+        <w:t xml:space="preserve"> }</w:t>
+      </w:r>
+      <w:proofErr w:type="gramEnd"/>
+      <w:r>
+        <w:rPr>
+          <w:rFonts w:asciiTheme="minorBidi" w:hAnsiTheme="minorBidi" w:cs="Arial"/>
+        </w:rPr>
+        <w:t>)</w:t>
+      </w:r>
+    </w:p>
+    <w:p>
+      <w:pPr>
+        <w:pStyle w:val="PlainText"/>
+        <w:numPr>
+          <w:ilvl w:val="0"/>
+          <w:numId w:val="6"/>
+        </w:numPr>
+        <w:rPr>
+          <w:rFonts w:asciiTheme="minorBidi" w:hAnsiTheme="minorBidi" w:cs="Arial"/>
+        </w:rPr>
+      </w:pPr>
+      <w:r>
+        <w:rPr>
+          <w:rFonts w:asciiTheme="minorBidi" w:hAnsiTheme="minorBidi" w:cs="Arial" w:hint="cs"/>
+          <w:rtl/>
+        </w:rPr>
+        <w:t xml:space="preserve">זה ידפיס 2. מכיוון שהשורה הראשונה והשנייה </w:t>
+      </w:r>
+      <w:proofErr w:type="spellStart"/>
+      <w:r>
+        <w:rPr>
+          <w:rFonts w:asciiTheme="minorBidi" w:hAnsiTheme="minorBidi" w:cs="Arial" w:hint="cs"/>
+          <w:rtl/>
+        </w:rPr>
+        <w:t>בפונקיית</w:t>
+      </w:r>
+      <w:proofErr w:type="spellEnd"/>
+      <w:r>
+        <w:rPr>
+          <w:rFonts w:asciiTheme="minorBidi" w:hAnsiTheme="minorBidi" w:cs="Arial" w:hint="cs"/>
+          <w:rtl/>
+        </w:rPr>
+        <w:t xml:space="preserve"> </w:t>
+      </w:r>
+      <w:proofErr w:type="spellStart"/>
+      <w:r>
+        <w:rPr>
+          <w:rFonts w:asciiTheme="minorBidi" w:hAnsiTheme="minorBidi" w:cs="Arial"/>
+        </w:rPr>
+        <w:t>onClick</w:t>
+      </w:r>
+      <w:proofErr w:type="spellEnd"/>
+      <w:r>
+        <w:rPr>
+          <w:rFonts w:asciiTheme="minorBidi" w:hAnsiTheme="minorBidi" w:cs="Arial" w:hint="cs"/>
+          <w:rtl/>
+        </w:rPr>
+        <w:t xml:space="preserve"> </w:t>
+      </w:r>
+      <w:r>
+        <w:rPr>
+          <w:rFonts w:asciiTheme="minorBidi" w:hAnsiTheme="minorBidi" w:cs="Arial" w:hint="cs"/>
+          <w:rtl/>
+        </w:rPr>
+        <w:t xml:space="preserve">הולכות לאותו משתנה </w:t>
+      </w:r>
+      <w:r>
+        <w:rPr>
+          <w:rFonts w:asciiTheme="minorBidi" w:hAnsiTheme="minorBidi" w:cs="Arial" w:hint="cs"/>
+          <w:rtl/>
+        </w:rPr>
+        <w:t xml:space="preserve">ומעלה אותו ב1 אך לא </w:t>
+      </w:r>
+      <w:r>
+        <w:rPr>
+          <w:rFonts w:asciiTheme="minorBidi" w:hAnsiTheme="minorBidi" w:cs="Arial" w:hint="cs"/>
+          <w:rtl/>
+        </w:rPr>
+        <w:t>שומרת את המשתנה החדש</w:t>
+      </w:r>
+      <w:r>
+        <w:rPr>
+          <w:rFonts w:asciiTheme="minorBidi" w:hAnsiTheme="minorBidi" w:cs="Arial" w:hint="cs"/>
+          <w:rtl/>
+        </w:rPr>
+        <w:t>.</w:t>
+      </w:r>
+    </w:p>
+    <w:p>
+      <w:pPr>
+        <w:pStyle w:val="PlainText"/>
+        <w:numPr>
+          <w:ilvl w:val="0"/>
+          <w:numId w:val="6"/>
+        </w:numPr>
+        <w:rPr>
+          <w:rFonts w:asciiTheme="minorBidi" w:hAnsiTheme="minorBidi" w:cs="Arial"/>
+        </w:rPr>
+      </w:pPr>
+      <w:r>
+        <w:rPr>
+          <w:rFonts w:asciiTheme="minorBidi" w:hAnsiTheme="minorBidi" w:cs="Arial" w:hint="cs"/>
+          <w:rtl/>
+        </w:rPr>
+        <w:t>הדרך הראשונה גורמת ל</w:t>
+      </w:r>
+      <w:r>
+        <w:rPr>
+          <w:rFonts w:asciiTheme="minorBidi" w:hAnsiTheme="minorBidi" w:cs="Arial" w:hint="cs"/>
+          <w:rtl/>
+        </w:rPr>
+        <w:t xml:space="preserve">כך שנוצר פונקציה חדשה בכל </w:t>
+      </w:r>
+      <w:proofErr w:type="spellStart"/>
+      <w:r>
+        <w:rPr>
+          <w:rFonts w:asciiTheme="minorBidi" w:hAnsiTheme="minorBidi" w:cs="Arial" w:hint="cs"/>
+          <w:rtl/>
+        </w:rPr>
+        <w:t>רינדור</w:t>
+      </w:r>
+      <w:proofErr w:type="spellEnd"/>
+      <w:r>
+        <w:rPr>
+          <w:rFonts w:asciiTheme="minorBidi" w:hAnsiTheme="minorBidi" w:cs="Arial" w:hint="cs"/>
+          <w:rtl/>
+        </w:rPr>
+        <w:t xml:space="preserve"> והדרך השנייה </w:t>
+      </w:r>
+      <w:r>
+        <w:rPr>
+          <w:rFonts w:asciiTheme="minorBidi" w:hAnsiTheme="minorBidi" w:cs="Arial" w:hint="cs"/>
+          <w:rtl/>
+        </w:rPr>
+        <w:t xml:space="preserve">גם כך. </w:t>
+      </w:r>
+      <w:r>
+        <w:rPr>
+          <w:rFonts w:asciiTheme="minorBidi" w:hAnsiTheme="minorBidi" w:cs="Arial" w:hint="cs"/>
+          <w:rtl/>
+        </w:rPr>
+        <w:t>אפשר לקרוא את הקוד בצורה יותר נקייה בדרך השנייה.</w:t>
+      </w:r>
+    </w:p>
+    <w:p>
+      <w:pPr>
+        <w:bidi w:val="0"/>
+        <w:rPr>
+          <w:rFonts w:asciiTheme="minorBidi" w:hAnsiTheme="minorBidi" w:cs="Arial"/>
+          <w:sz w:val="21"/>
+          <w:szCs w:val="21"/>
+          <w:rtl/>
+        </w:rPr>
+      </w:pPr>
+      <w:r>
+        <w:rPr>
+          <w:rFonts w:asciiTheme="minorBidi" w:hAnsiTheme="minorBidi" w:cs="Arial"/>
+          <w:rtl/>
+        </w:rPr>
+        <w:br w:type="page"/>
+      </w:r>
+    </w:p>
+    <w:p>
+      <w:pPr>
+        <w:pStyle w:val="PlainText"/>
+        <w:jc w:val="center"/>
+        <w:rPr>
+          <w:rFonts w:asciiTheme="minorBidi" w:hAnsiTheme="minorBidi"/>
+          <w:sz w:val="28"/>
+          <w:szCs w:val="28"/>
+          <w:rtl/>
+        </w:rPr>
+      </w:pPr>
+      <w:r>
+        <w:rPr>
+          <w:rFonts w:asciiTheme="minorBidi" w:hAnsiTheme="minorBidi"/>
+          <w:sz w:val="28"/>
+          <w:szCs w:val="28"/>
+        </w:rPr>
+        <w:lastRenderedPageBreak/>
+        <w:t>React Hooks - Beginner Questions (30)</w:t>
+      </w:r>
+    </w:p>
+    <w:p>
+      <w:pPr>
+        <w:pStyle w:val="PlainText"/>
+        <w:numPr>
+          <w:ilvl w:val="0"/>
+          <w:numId w:val="8"/>
+        </w:numPr>
+        <w:rPr>
+          <w:rFonts w:asciiTheme="minorBidi" w:hAnsiTheme="minorBidi" w:cs="Arial"/>
+        </w:rPr>
+      </w:pPr>
+      <w:proofErr w:type="spellStart"/>
+      <w:r>
+        <w:rPr>
+          <w:rFonts w:asciiTheme="minorBidi" w:hAnsiTheme="minorBidi" w:cs="Arial"/>
+        </w:rPr>
+        <w:t>useState</w:t>
+      </w:r>
+      <w:proofErr w:type="spellEnd"/>
+      <w:r>
+        <w:rPr>
+          <w:rFonts w:asciiTheme="minorBidi" w:hAnsiTheme="minorBidi" w:cs="Arial" w:hint="cs"/>
+          <w:rtl/>
+        </w:rPr>
+        <w:t xml:space="preserve"> </w:t>
+      </w:r>
+      <w:r>
+        <w:rPr>
+          <w:rFonts w:asciiTheme="minorBidi" w:hAnsiTheme="minorBidi" w:cs="Arial"/>
+          <w:rtl/>
+        </w:rPr>
+        <w:t>–</w:t>
+      </w:r>
+      <w:r>
+        <w:rPr>
+          <w:rFonts w:asciiTheme="minorBidi" w:hAnsiTheme="minorBidi" w:cs="Arial" w:hint="cs"/>
+          <w:rtl/>
+        </w:rPr>
+        <w:t xml:space="preserve"> כאשר אנחנו רוצים שיהיה לנו משתנים שנשמרים בקומפוננט</w:t>
+      </w:r>
+      <w:r>
+        <w:rPr>
+          <w:rFonts w:asciiTheme="minorBidi" w:hAnsiTheme="minorBidi" w:cs="Arial" w:hint="cs"/>
+          <w:rtl/>
+        </w:rPr>
+        <w:t xml:space="preserve"> ורוצים להציג אותם </w:t>
+      </w:r>
+      <w:proofErr w:type="spellStart"/>
+      <w:r>
+        <w:rPr>
+          <w:rFonts w:asciiTheme="minorBidi" w:hAnsiTheme="minorBidi" w:cs="Arial" w:hint="cs"/>
+          <w:rtl/>
+        </w:rPr>
+        <w:t>בסטייט</w:t>
+      </w:r>
+      <w:proofErr w:type="spellEnd"/>
+    </w:p>
+    <w:p>
+      <w:pPr>
+        <w:pStyle w:val="PlainText"/>
+        <w:numPr>
+          <w:ilvl w:val="0"/>
+          <w:numId w:val="8"/>
+        </w:numPr>
+        <w:rPr>
+          <w:rFonts w:asciiTheme="minorBidi" w:hAnsiTheme="minorBidi" w:cs="Arial" w:hint="cs"/>
+          <w:rtl/>
+        </w:rPr>
+      </w:pPr>
+      <w:r>
+        <w:rPr>
+          <w:rFonts w:asciiTheme="minorBidi" w:hAnsiTheme="minorBidi" w:cs="Arial"/>
+        </w:rPr>
+        <w:t xml:space="preserve">Const [age, </w:t>
+      </w:r>
+      <w:proofErr w:type="spellStart"/>
+      <w:r>
+        <w:rPr>
+          <w:rFonts w:asciiTheme="minorBidi" w:hAnsiTheme="minorBidi" w:cs="Arial"/>
+        </w:rPr>
+        <w:t>setAge</w:t>
+      </w:r>
+      <w:proofErr w:type="spellEnd"/>
+      <w:r>
+        <w:rPr>
+          <w:rFonts w:asciiTheme="minorBidi" w:hAnsiTheme="minorBidi" w:cs="Arial"/>
+        </w:rPr>
+        <w:t xml:space="preserve">] = </w:t>
+      </w:r>
+      <w:proofErr w:type="spellStart"/>
+      <w:proofErr w:type="gramStart"/>
+      <w:r>
+        <w:rPr>
+          <w:rFonts w:asciiTheme="minorBidi" w:hAnsiTheme="minorBidi" w:cs="Arial"/>
+        </w:rPr>
+        <w:t>useState</w:t>
+      </w:r>
+      <w:proofErr w:type="spellEnd"/>
+      <w:r>
+        <w:rPr>
+          <w:rFonts w:asciiTheme="minorBidi" w:hAnsiTheme="minorBidi" w:cs="Arial"/>
+        </w:rPr>
+        <w:t>(</w:t>
+      </w:r>
+      <w:proofErr w:type="gramEnd"/>
+      <w:r>
+        <w:rPr>
+          <w:rFonts w:asciiTheme="minorBidi" w:hAnsiTheme="minorBidi" w:cs="Arial"/>
+        </w:rPr>
+        <w:t>0)</w:t>
+      </w:r>
+    </w:p>
+    <w:p>
+      <w:pPr>
+        <w:pStyle w:val="PlainText"/>
+        <w:numPr>
+          <w:ilvl w:val="0"/>
+          <w:numId w:val="8"/>
+        </w:numPr>
+        <w:rPr>
+          <w:rFonts w:asciiTheme="minorBidi" w:hAnsiTheme="minorBidi" w:cs="Arial"/>
+        </w:rPr>
+      </w:pPr>
+      <w:r>
+        <w:rPr>
+          <w:rFonts w:asciiTheme="minorBidi" w:hAnsiTheme="minorBidi" w:cs="Arial" w:hint="cs"/>
+          <w:rtl/>
+        </w:rPr>
+        <w:t xml:space="preserve">הפונקציה מחזירה </w:t>
+      </w:r>
+      <w:r>
+        <w:rPr>
+          <w:rFonts w:asciiTheme="minorBidi" w:hAnsiTheme="minorBidi" w:cs="Arial" w:hint="cs"/>
+          <w:rtl/>
+        </w:rPr>
+        <w:t>מערך שבתוכו ערך, ופונקציה שמעדכנת את הערך</w:t>
+      </w:r>
+    </w:p>
+    <w:p>
+      <w:pPr>
+        <w:pStyle w:val="PlainText"/>
+        <w:numPr>
+          <w:ilvl w:val="0"/>
+          <w:numId w:val="8"/>
+        </w:numPr>
+        <w:rPr>
+          <w:rFonts w:asciiTheme="minorBidi" w:hAnsiTheme="minorBidi" w:cs="Arial"/>
+        </w:rPr>
+      </w:pPr>
+      <w:r>
+        <w:rPr>
+          <w:rFonts w:asciiTheme="minorBidi" w:hAnsiTheme="minorBidi" w:cs="Arial" w:hint="cs"/>
+          <w:rtl/>
+        </w:rPr>
+        <w:t xml:space="preserve">משתמשים בפונקציה </w:t>
+      </w:r>
+      <w:r>
+        <w:rPr>
+          <w:rFonts w:asciiTheme="minorBidi" w:hAnsiTheme="minorBidi" w:cs="Arial" w:hint="cs"/>
+          <w:rtl/>
+        </w:rPr>
+        <w:t xml:space="preserve">שבתוך המערך </w:t>
+      </w:r>
+      <w:proofErr w:type="spellStart"/>
+      <w:r>
+        <w:rPr>
+          <w:rFonts w:asciiTheme="minorBidi" w:hAnsiTheme="minorBidi" w:cs="Arial"/>
+        </w:rPr>
+        <w:t>useState</w:t>
+      </w:r>
+      <w:proofErr w:type="spellEnd"/>
+      <w:r>
+        <w:rPr>
+          <w:rFonts w:asciiTheme="minorBidi" w:hAnsiTheme="minorBidi" w:cs="Arial" w:hint="cs"/>
+          <w:rtl/>
+        </w:rPr>
+        <w:t xml:space="preserve"> ומכניסים את הערך החדש</w:t>
+      </w:r>
+    </w:p>
+    <w:p>
+      <w:pPr>
+        <w:pStyle w:val="PlainText"/>
+        <w:numPr>
+          <w:ilvl w:val="0"/>
+          <w:numId w:val="8"/>
+        </w:numPr>
+        <w:rPr>
+          <w:rFonts w:asciiTheme="minorBidi" w:hAnsiTheme="minorBidi" w:cs="Arial"/>
+        </w:rPr>
+      </w:pPr>
+      <w:r>
+        <w:rPr>
+          <w:rFonts w:asciiTheme="minorBidi" w:hAnsiTheme="minorBidi" w:cs="Arial" w:hint="cs"/>
+          <w:rtl/>
+        </w:rPr>
+        <w:t>כן</w:t>
+      </w:r>
+    </w:p>
+    <w:p>
+      <w:pPr>
+        <w:pStyle w:val="PlainText"/>
+        <w:numPr>
+          <w:ilvl w:val="0"/>
+          <w:numId w:val="8"/>
+        </w:numPr>
+        <w:rPr>
+          <w:rFonts w:asciiTheme="minorBidi" w:hAnsiTheme="minorBidi" w:cs="Arial"/>
+        </w:rPr>
+      </w:pPr>
+      <w:r>
+        <w:rPr>
+          <w:rFonts w:asciiTheme="minorBidi" w:hAnsiTheme="minorBidi" w:cs="Arial" w:hint="cs"/>
+          <w:rtl/>
+        </w:rPr>
+        <w:t xml:space="preserve">המטרה העיקרית היא </w:t>
+      </w:r>
+      <w:r>
+        <w:rPr>
+          <w:rFonts w:asciiTheme="minorBidi" w:hAnsiTheme="minorBidi" w:cs="Arial" w:hint="cs"/>
+          <w:rtl/>
+        </w:rPr>
+        <w:t xml:space="preserve">שנוכל לבצע פעולה נוספת לאחר </w:t>
+      </w:r>
+      <w:proofErr w:type="spellStart"/>
+      <w:r>
+        <w:rPr>
+          <w:rFonts w:asciiTheme="minorBidi" w:hAnsiTheme="minorBidi" w:cs="Arial" w:hint="cs"/>
+          <w:rtl/>
+        </w:rPr>
+        <w:t>רינדור</w:t>
+      </w:r>
+      <w:proofErr w:type="spellEnd"/>
+    </w:p>
+    <w:p>
+      <w:pPr>
+        <w:pStyle w:val="PlainText"/>
+        <w:numPr>
+          <w:ilvl w:val="0"/>
+          <w:numId w:val="8"/>
+        </w:numPr>
+        <w:rPr>
+          <w:rFonts w:asciiTheme="minorBidi" w:hAnsiTheme="minorBidi" w:cs="Arial"/>
+        </w:rPr>
+      </w:pPr>
+      <w:r>
+        <w:rPr>
+          <w:rFonts w:asciiTheme="minorBidi" w:hAnsiTheme="minorBidi" w:cs="Arial" w:hint="cs"/>
+          <w:rtl/>
+        </w:rPr>
+        <w:t xml:space="preserve">לשים מערך ריק וכך זה יבצע </w:t>
+      </w:r>
+      <w:proofErr w:type="spellStart"/>
+      <w:r>
+        <w:rPr>
+          <w:rFonts w:asciiTheme="minorBidi" w:hAnsiTheme="minorBidi" w:cs="Arial" w:hint="cs"/>
+          <w:rtl/>
+        </w:rPr>
+        <w:t>רינדור</w:t>
+      </w:r>
+      <w:proofErr w:type="spellEnd"/>
+      <w:r>
+        <w:rPr>
+          <w:rFonts w:asciiTheme="minorBidi" w:hAnsiTheme="minorBidi" w:cs="Arial" w:hint="cs"/>
+          <w:rtl/>
+        </w:rPr>
+        <w:t xml:space="preserve"> פעם אחת</w:t>
+      </w:r>
+    </w:p>
+    <w:p>
+      <w:pPr>
+        <w:pStyle w:val="PlainText"/>
+        <w:numPr>
+          <w:ilvl w:val="0"/>
+          <w:numId w:val="8"/>
+        </w:numPr>
+        <w:rPr>
+          <w:rFonts w:asciiTheme="minorBidi" w:hAnsiTheme="minorBidi" w:cs="Arial"/>
+        </w:rPr>
+      </w:pPr>
+      <w:r>
+        <w:rPr>
+          <w:rFonts w:asciiTheme="minorBidi" w:hAnsiTheme="minorBidi" w:cs="Arial" w:hint="cs"/>
+          <w:rtl/>
+        </w:rPr>
+        <w:t xml:space="preserve">זהו המערך שאנחנו רוצים שיפעיל את הפונקציה </w:t>
+      </w:r>
+      <w:r>
+        <w:rPr>
+          <w:rFonts w:asciiTheme="minorBidi" w:hAnsiTheme="minorBidi" w:cs="Arial"/>
+          <w:rtl/>
+        </w:rPr>
+        <w:t>–</w:t>
+      </w:r>
+      <w:r>
+        <w:rPr>
+          <w:rFonts w:asciiTheme="minorBidi" w:hAnsiTheme="minorBidi" w:cs="Arial" w:hint="cs"/>
+          <w:rtl/>
+        </w:rPr>
+        <w:t xml:space="preserve"> </w:t>
+      </w:r>
+      <w:r>
+        <w:rPr>
+          <w:rFonts w:asciiTheme="minorBidi" w:hAnsiTheme="minorBidi" w:cs="Arial" w:hint="cs"/>
+          <w:rtl/>
+        </w:rPr>
+        <w:t>במידה ומשתנה נמצא במערך הזה והוא משתנה, אז יופעל הפונקציה.</w:t>
+      </w:r>
+    </w:p>
+    <w:p>
+      <w:pPr>
+        <w:pStyle w:val="PlainText"/>
+        <w:numPr>
+          <w:ilvl w:val="0"/>
+          <w:numId w:val="8"/>
+        </w:numPr>
+        <w:rPr>
+          <w:rFonts w:asciiTheme="minorBidi" w:hAnsiTheme="minorBidi" w:cs="Arial"/>
         </w:rPr>
       </w:pPr>
     </w:p>
@@ -6494,10 +8565,10 @@
     </w:lvl>
   </w:abstractNum>
   <w:abstractNum w:abstractNumId="1" w15:restartNumberingAfterBreak="0">
-    <w:nsid w:val="23147C64"/>
+    <w:nsid w:val="1DE52352"/>
     <w:multiLevelType w:val="hybridMultilevel"/>
-    <w:tmpl w:val="5CE2D4FA"/>
-    <w:lvl w:ilvl="0" w:tplc="ACF6C826">
+    <w:tmpl w:val="F4CCC866"/>
+    <w:lvl w:ilvl="0" w:tplc="17A68864">
       <w:start w:val="1"/>
       <w:numFmt w:val="decimal"/>
       <w:lvlText w:val="%1."/>
@@ -6583,16 +8654,16 @@
     </w:lvl>
   </w:abstractNum>
   <w:abstractNum w:abstractNumId="2" w15:restartNumberingAfterBreak="0">
-    <w:nsid w:val="5A942F6E"/>
+    <w:nsid w:val="23147C64"/>
     <w:multiLevelType w:val="hybridMultilevel"/>
-    <w:tmpl w:val="EA1A6912"/>
-    <w:lvl w:ilvl="0" w:tplc="0409000F">
+    <w:tmpl w:val="5CE2D4FA"/>
+    <w:lvl w:ilvl="0" w:tplc="ACF6C826">
       <w:start w:val="1"/>
       <w:numFmt w:val="decimal"/>
       <w:lvlText w:val="%1."/>
       <w:lvlJc w:val="left"/>
       <w:pPr>
-        <w:ind w:left="720" w:hanging="360"/>
+        <w:ind w:left="1080" w:hanging="360"/>
       </w:pPr>
       <w:rPr>
         <w:rFonts w:hint="default"/>
@@ -6604,7 +8675,7 @@
       <w:lvlText w:val="%2."/>
       <w:lvlJc w:val="left"/>
       <w:pPr>
-        <w:ind w:left="1440" w:hanging="360"/>
+        <w:ind w:left="1800" w:hanging="360"/>
       </w:pPr>
     </w:lvl>
     <w:lvl w:ilvl="2" w:tplc="0409001B" w:tentative="1">
@@ -6613,7 +8684,7 @@
       <w:lvlText w:val="%3."/>
       <w:lvlJc w:val="right"/>
       <w:pPr>
-        <w:ind w:left="2160" w:hanging="180"/>
+        <w:ind w:left="2520" w:hanging="180"/>
       </w:pPr>
     </w:lvl>
     <w:lvl w:ilvl="3" w:tplc="0409000F" w:tentative="1">
@@ -6622,7 +8693,7 @@
       <w:lvlText w:val="%4."/>
       <w:lvlJc w:val="left"/>
       <w:pPr>
-        <w:ind w:left="2880" w:hanging="360"/>
+        <w:ind w:left="3240" w:hanging="360"/>
       </w:pPr>
     </w:lvl>
     <w:lvl w:ilvl="4" w:tplc="04090019" w:tentative="1">
@@ -6631,7 +8702,7 @@
       <w:lvlText w:val="%5."/>
       <w:lvlJc w:val="left"/>
       <w:pPr>
-        <w:ind w:left="3600" w:hanging="360"/>
+        <w:ind w:left="3960" w:hanging="360"/>
       </w:pPr>
     </w:lvl>
     <w:lvl w:ilvl="5" w:tplc="0409001B" w:tentative="1">
@@ -6640,7 +8711,7 @@
       <w:lvlText w:val="%6."/>
       <w:lvlJc w:val="right"/>
       <w:pPr>
-        <w:ind w:left="4320" w:hanging="180"/>
+        <w:ind w:left="4680" w:hanging="180"/>
       </w:pPr>
     </w:lvl>
     <w:lvl w:ilvl="6" w:tplc="0409000F" w:tentative="1">
@@ -6649,7 +8720,7 @@
       <w:lvlText w:val="%7."/>
       <w:lvlJc w:val="left"/>
       <w:pPr>
-        <w:ind w:left="5040" w:hanging="360"/>
+        <w:ind w:left="5400" w:hanging="360"/>
       </w:pPr>
     </w:lvl>
     <w:lvl w:ilvl="7" w:tplc="04090019" w:tentative="1">
@@ -6658,7 +8729,7 @@
       <w:lvlText w:val="%8."/>
       <w:lvlJc w:val="left"/>
       <w:pPr>
-        <w:ind w:left="5760" w:hanging="360"/>
+        <w:ind w:left="6120" w:hanging="360"/>
       </w:pPr>
     </w:lvl>
     <w:lvl w:ilvl="8" w:tplc="0409001B" w:tentative="1">
@@ -6667,14 +8738,103 @@
       <w:lvlText w:val="%9."/>
       <w:lvlJc w:val="right"/>
       <w:pPr>
-        <w:ind w:left="6480" w:hanging="180"/>
+        <w:ind w:left="6840" w:hanging="180"/>
       </w:pPr>
     </w:lvl>
   </w:abstractNum>
   <w:abstractNum w:abstractNumId="3" w15:restartNumberingAfterBreak="0">
-    <w:nsid w:val="784700D3"/>
+    <w:nsid w:val="31CA5AE9"/>
     <w:multiLevelType w:val="hybridMultilevel"/>
-    <w:tmpl w:val="EA1A6912"/>
+    <w:tmpl w:val="C09E0340"/>
+    <w:lvl w:ilvl="0" w:tplc="FFFFFFFF">
+      <w:start w:val="1"/>
+      <w:numFmt w:val="decimal"/>
+      <w:lvlText w:val="%1."/>
+      <w:lvlJc w:val="left"/>
+      <w:pPr>
+        <w:ind w:left="720" w:hanging="360"/>
+      </w:pPr>
+      <w:rPr>
+        <w:rFonts w:hint="default"/>
+      </w:rPr>
+    </w:lvl>
+    <w:lvl w:ilvl="1" w:tplc="04090019" w:tentative="1">
+      <w:start w:val="1"/>
+      <w:numFmt w:val="lowerLetter"/>
+      <w:lvlText w:val="%2."/>
+      <w:lvlJc w:val="left"/>
+      <w:pPr>
+        <w:ind w:left="1440" w:hanging="360"/>
+      </w:pPr>
+    </w:lvl>
+    <w:lvl w:ilvl="2" w:tplc="0409001B" w:tentative="1">
+      <w:start w:val="1"/>
+      <w:numFmt w:val="lowerRoman"/>
+      <w:lvlText w:val="%3."/>
+      <w:lvlJc w:val="right"/>
+      <w:pPr>
+        <w:ind w:left="2160" w:hanging="180"/>
+      </w:pPr>
+    </w:lvl>
+    <w:lvl w:ilvl="3" w:tplc="0409000F" w:tentative="1">
+      <w:start w:val="1"/>
+      <w:numFmt w:val="decimal"/>
+      <w:lvlText w:val="%4."/>
+      <w:lvlJc w:val="left"/>
+      <w:pPr>
+        <w:ind w:left="2880" w:hanging="360"/>
+      </w:pPr>
+    </w:lvl>
+    <w:lvl w:ilvl="4" w:tplc="04090019" w:tentative="1">
+      <w:start w:val="1"/>
+      <w:numFmt w:val="lowerLetter"/>
+      <w:lvlText w:val="%5."/>
+      <w:lvlJc w:val="left"/>
+      <w:pPr>
+        <w:ind w:left="3600" w:hanging="360"/>
+      </w:pPr>
+    </w:lvl>
+    <w:lvl w:ilvl="5" w:tplc="0409001B" w:tentative="1">
+      <w:start w:val="1"/>
+      <w:numFmt w:val="lowerRoman"/>
+      <w:lvlText w:val="%6."/>
+      <w:lvlJc w:val="right"/>
+      <w:pPr>
+        <w:ind w:left="4320" w:hanging="180"/>
+      </w:pPr>
+    </w:lvl>
+    <w:lvl w:ilvl="6" w:tplc="0409000F" w:tentative="1">
+      <w:start w:val="1"/>
+      <w:numFmt w:val="decimal"/>
+      <w:lvlText w:val="%7."/>
+      <w:lvlJc w:val="left"/>
+      <w:pPr>
+        <w:ind w:left="5040" w:hanging="360"/>
+      </w:pPr>
+    </w:lvl>
+    <w:lvl w:ilvl="7" w:tplc="04090019" w:tentative="1">
+      <w:start w:val="1"/>
+      <w:numFmt w:val="lowerLetter"/>
+      <w:lvlText w:val="%8."/>
+      <w:lvlJc w:val="left"/>
+      <w:pPr>
+        <w:ind w:left="5760" w:hanging="360"/>
+      </w:pPr>
+    </w:lvl>
+    <w:lvl w:ilvl="8" w:tplc="0409001B" w:tentative="1">
+      <w:start w:val="1"/>
+      <w:numFmt w:val="lowerRoman"/>
+      <w:lvlText w:val="%9."/>
+      <w:lvlJc w:val="right"/>
+      <w:pPr>
+        <w:ind w:left="6480" w:hanging="180"/>
+      </w:pPr>
+    </w:lvl>
+  </w:abstractNum>
+  <w:abstractNum w:abstractNumId="4" w15:restartNumberingAfterBreak="0">
+    <w:nsid w:val="33712654"/>
+    <w:multiLevelType w:val="hybridMultilevel"/>
+    <w:tmpl w:val="AD484602"/>
     <w:lvl w:ilvl="0" w:tplc="FFFFFFFF">
       <w:start w:val="1"/>
       <w:numFmt w:val="decimal"/>
@@ -6760,17 +8920,296 @@
       </w:pPr>
     </w:lvl>
   </w:abstractNum>
+  <w:abstractNum w:abstractNumId="5" w15:restartNumberingAfterBreak="0">
+    <w:nsid w:val="49ED4088"/>
+    <w:multiLevelType w:val="hybridMultilevel"/>
+    <w:tmpl w:val="B6CAD416"/>
+    <w:lvl w:ilvl="0" w:tplc="FFFFFFFF">
+      <w:start w:val="1"/>
+      <w:numFmt w:val="decimal"/>
+      <w:lvlText w:val="%1."/>
+      <w:lvlJc w:val="left"/>
+      <w:pPr>
+        <w:ind w:left="720" w:hanging="360"/>
+      </w:pPr>
+      <w:rPr>
+        <w:rFonts w:hint="default"/>
+      </w:rPr>
+    </w:lvl>
+    <w:lvl w:ilvl="1" w:tplc="04090019" w:tentative="1">
+      <w:start w:val="1"/>
+      <w:numFmt w:val="lowerLetter"/>
+      <w:lvlText w:val="%2."/>
+      <w:lvlJc w:val="left"/>
+      <w:pPr>
+        <w:ind w:left="1440" w:hanging="360"/>
+      </w:pPr>
+    </w:lvl>
+    <w:lvl w:ilvl="2" w:tplc="0409001B" w:tentative="1">
+      <w:start w:val="1"/>
+      <w:numFmt w:val="lowerRoman"/>
+      <w:lvlText w:val="%3."/>
+      <w:lvlJc w:val="right"/>
+      <w:pPr>
+        <w:ind w:left="2160" w:hanging="180"/>
+      </w:pPr>
+    </w:lvl>
+    <w:lvl w:ilvl="3" w:tplc="0409000F" w:tentative="1">
+      <w:start w:val="1"/>
+      <w:numFmt w:val="decimal"/>
+      <w:lvlText w:val="%4."/>
+      <w:lvlJc w:val="left"/>
+      <w:pPr>
+        <w:ind w:left="2880" w:hanging="360"/>
+      </w:pPr>
+    </w:lvl>
+    <w:lvl w:ilvl="4" w:tplc="04090019" w:tentative="1">
+      <w:start w:val="1"/>
+      <w:numFmt w:val="lowerLetter"/>
+      <w:lvlText w:val="%5."/>
+      <w:lvlJc w:val="left"/>
+      <w:pPr>
+        <w:ind w:left="3600" w:hanging="360"/>
+      </w:pPr>
+    </w:lvl>
+    <w:lvl w:ilvl="5" w:tplc="0409001B" w:tentative="1">
+      <w:start w:val="1"/>
+      <w:numFmt w:val="lowerRoman"/>
+      <w:lvlText w:val="%6."/>
+      <w:lvlJc w:val="right"/>
+      <w:pPr>
+        <w:ind w:left="4320" w:hanging="180"/>
+      </w:pPr>
+    </w:lvl>
+    <w:lvl w:ilvl="6" w:tplc="0409000F" w:tentative="1">
+      <w:start w:val="1"/>
+      <w:numFmt w:val="decimal"/>
+      <w:lvlText w:val="%7."/>
+      <w:lvlJc w:val="left"/>
+      <w:pPr>
+        <w:ind w:left="5040" w:hanging="360"/>
+      </w:pPr>
+    </w:lvl>
+    <w:lvl w:ilvl="7" w:tplc="04090019" w:tentative="1">
+      <w:start w:val="1"/>
+      <w:numFmt w:val="lowerLetter"/>
+      <w:lvlText w:val="%8."/>
+      <w:lvlJc w:val="left"/>
+      <w:pPr>
+        <w:ind w:left="5760" w:hanging="360"/>
+      </w:pPr>
+    </w:lvl>
+    <w:lvl w:ilvl="8" w:tplc="0409001B" w:tentative="1">
+      <w:start w:val="1"/>
+      <w:numFmt w:val="lowerRoman"/>
+      <w:lvlText w:val="%9."/>
+      <w:lvlJc w:val="right"/>
+      <w:pPr>
+        <w:ind w:left="6480" w:hanging="180"/>
+      </w:pPr>
+    </w:lvl>
+  </w:abstractNum>
+  <w:abstractNum w:abstractNumId="6" w15:restartNumberingAfterBreak="0">
+    <w:nsid w:val="5A942F6E"/>
+    <w:multiLevelType w:val="hybridMultilevel"/>
+    <w:tmpl w:val="AD484602"/>
+    <w:lvl w:ilvl="0" w:tplc="0409000F">
+      <w:start w:val="1"/>
+      <w:numFmt w:val="decimal"/>
+      <w:lvlText w:val="%1."/>
+      <w:lvlJc w:val="left"/>
+      <w:pPr>
+        <w:ind w:left="720" w:hanging="360"/>
+      </w:pPr>
+      <w:rPr>
+        <w:rFonts w:hint="default"/>
+      </w:rPr>
+    </w:lvl>
+    <w:lvl w:ilvl="1" w:tplc="04090019" w:tentative="1">
+      <w:start w:val="1"/>
+      <w:numFmt w:val="lowerLetter"/>
+      <w:lvlText w:val="%2."/>
+      <w:lvlJc w:val="left"/>
+      <w:pPr>
+        <w:ind w:left="1440" w:hanging="360"/>
+      </w:pPr>
+    </w:lvl>
+    <w:lvl w:ilvl="2" w:tplc="0409001B" w:tentative="1">
+      <w:start w:val="1"/>
+      <w:numFmt w:val="lowerRoman"/>
+      <w:lvlText w:val="%3."/>
+      <w:lvlJc w:val="right"/>
+      <w:pPr>
+        <w:ind w:left="2160" w:hanging="180"/>
+      </w:pPr>
+    </w:lvl>
+    <w:lvl w:ilvl="3" w:tplc="0409000F" w:tentative="1">
+      <w:start w:val="1"/>
+      <w:numFmt w:val="decimal"/>
+      <w:lvlText w:val="%4."/>
+      <w:lvlJc w:val="left"/>
+      <w:pPr>
+        <w:ind w:left="2880" w:hanging="360"/>
+      </w:pPr>
+    </w:lvl>
+    <w:lvl w:ilvl="4" w:tplc="04090019" w:tentative="1">
+      <w:start w:val="1"/>
+      <w:numFmt w:val="lowerLetter"/>
+      <w:lvlText w:val="%5."/>
+      <w:lvlJc w:val="left"/>
+      <w:pPr>
+        <w:ind w:left="3600" w:hanging="360"/>
+      </w:pPr>
+    </w:lvl>
+    <w:lvl w:ilvl="5" w:tplc="0409001B" w:tentative="1">
+      <w:start w:val="1"/>
+      <w:numFmt w:val="lowerRoman"/>
+      <w:lvlText w:val="%6."/>
+      <w:lvlJc w:val="right"/>
+      <w:pPr>
+        <w:ind w:left="4320" w:hanging="180"/>
+      </w:pPr>
+    </w:lvl>
+    <w:lvl w:ilvl="6" w:tplc="0409000F" w:tentative="1">
+      <w:start w:val="1"/>
+      <w:numFmt w:val="decimal"/>
+      <w:lvlText w:val="%7."/>
+      <w:lvlJc w:val="left"/>
+      <w:pPr>
+        <w:ind w:left="5040" w:hanging="360"/>
+      </w:pPr>
+    </w:lvl>
+    <w:lvl w:ilvl="7" w:tplc="04090019" w:tentative="1">
+      <w:start w:val="1"/>
+      <w:numFmt w:val="lowerLetter"/>
+      <w:lvlText w:val="%8."/>
+      <w:lvlJc w:val="left"/>
+      <w:pPr>
+        <w:ind w:left="5760" w:hanging="360"/>
+      </w:pPr>
+    </w:lvl>
+    <w:lvl w:ilvl="8" w:tplc="0409001B" w:tentative="1">
+      <w:start w:val="1"/>
+      <w:numFmt w:val="lowerRoman"/>
+      <w:lvlText w:val="%9."/>
+      <w:lvlJc w:val="right"/>
+      <w:pPr>
+        <w:ind w:left="6480" w:hanging="180"/>
+      </w:pPr>
+    </w:lvl>
+  </w:abstractNum>
+  <w:abstractNum w:abstractNumId="7" w15:restartNumberingAfterBreak="0">
+    <w:nsid w:val="784700D3"/>
+    <w:multiLevelType w:val="hybridMultilevel"/>
+    <w:tmpl w:val="EA1A6912"/>
+    <w:lvl w:ilvl="0" w:tplc="FFFFFFFF">
+      <w:start w:val="1"/>
+      <w:numFmt w:val="decimal"/>
+      <w:lvlText w:val="%1."/>
+      <w:lvlJc w:val="left"/>
+      <w:pPr>
+        <w:ind w:left="720" w:hanging="360"/>
+      </w:pPr>
+      <w:rPr>
+        <w:rFonts w:hint="default"/>
+      </w:rPr>
+    </w:lvl>
+    <w:lvl w:ilvl="1" w:tplc="FFFFFFFF" w:tentative="1">
+      <w:start w:val="1"/>
+      <w:numFmt w:val="lowerLetter"/>
+      <w:lvlText w:val="%2."/>
+      <w:lvlJc w:val="left"/>
+      <w:pPr>
+        <w:ind w:left="1440" w:hanging="360"/>
+      </w:pPr>
+    </w:lvl>
+    <w:lvl w:ilvl="2" w:tplc="FFFFFFFF" w:tentative="1">
+      <w:start w:val="1"/>
+      <w:numFmt w:val="lowerRoman"/>
+      <w:lvlText w:val="%3."/>
+      <w:lvlJc w:val="right"/>
+      <w:pPr>
+        <w:ind w:left="2160" w:hanging="180"/>
+      </w:pPr>
+    </w:lvl>
+    <w:lvl w:ilvl="3" w:tplc="FFFFFFFF" w:tentative="1">
+      <w:start w:val="1"/>
+      <w:numFmt w:val="decimal"/>
+      <w:lvlText w:val="%4."/>
+      <w:lvlJc w:val="left"/>
+      <w:pPr>
+        <w:ind w:left="2880" w:hanging="360"/>
+      </w:pPr>
+    </w:lvl>
+    <w:lvl w:ilvl="4" w:tplc="FFFFFFFF" w:tentative="1">
+      <w:start w:val="1"/>
+      <w:numFmt w:val="lowerLetter"/>
+      <w:lvlText w:val="%5."/>
+      <w:lvlJc w:val="left"/>
+      <w:pPr>
+        <w:ind w:left="3600" w:hanging="360"/>
+      </w:pPr>
+    </w:lvl>
+    <w:lvl w:ilvl="5" w:tplc="FFFFFFFF" w:tentative="1">
+      <w:start w:val="1"/>
+      <w:numFmt w:val="lowerRoman"/>
+      <w:lvlText w:val="%6."/>
+      <w:lvlJc w:val="right"/>
+      <w:pPr>
+        <w:ind w:left="4320" w:hanging="180"/>
+      </w:pPr>
+    </w:lvl>
+    <w:lvl w:ilvl="6" w:tplc="FFFFFFFF" w:tentative="1">
+      <w:start w:val="1"/>
+      <w:numFmt w:val="decimal"/>
+      <w:lvlText w:val="%7."/>
+      <w:lvlJc w:val="left"/>
+      <w:pPr>
+        <w:ind w:left="5040" w:hanging="360"/>
+      </w:pPr>
+    </w:lvl>
+    <w:lvl w:ilvl="7" w:tplc="FFFFFFFF" w:tentative="1">
+      <w:start w:val="1"/>
+      <w:numFmt w:val="lowerLetter"/>
+      <w:lvlText w:val="%8."/>
+      <w:lvlJc w:val="left"/>
+      <w:pPr>
+        <w:ind w:left="5760" w:hanging="360"/>
+      </w:pPr>
+    </w:lvl>
+    <w:lvl w:ilvl="8" w:tplc="FFFFFFFF" w:tentative="1">
+      <w:start w:val="1"/>
+      <w:numFmt w:val="lowerRoman"/>
+      <w:lvlText w:val="%9."/>
+      <w:lvlJc w:val="right"/>
+      <w:pPr>
+        <w:ind w:left="6480" w:hanging="180"/>
+      </w:pPr>
+    </w:lvl>
+  </w:abstractNum>
   <w:num w:numId="1" w16cid:durableId="29378497">
-    <w:abstractNumId w:val="2"/>
+    <w:abstractNumId w:val="6"/>
   </w:num>
   <w:num w:numId="2" w16cid:durableId="424419109">
     <w:abstractNumId w:val="0"/>
   </w:num>
   <w:num w:numId="3" w16cid:durableId="1261916957">
-    <w:abstractNumId w:val="1"/>
+    <w:abstractNumId w:val="2"/>
   </w:num>
   <w:num w:numId="4" w16cid:durableId="1098719673">
+    <w:abstractNumId w:val="7"/>
+  </w:num>
+  <w:num w:numId="5" w16cid:durableId="749886618">
+    <w:abstractNumId w:val="4"/>
+  </w:num>
+  <w:num w:numId="6" w16cid:durableId="1949654680">
+    <w:abstractNumId w:val="5"/>
+  </w:num>
+  <w:num w:numId="7" w16cid:durableId="1171945334">
     <w:abstractNumId w:val="3"/>
+  </w:num>
+  <w:num w:numId="8" w16cid:durableId="1707947855">
+    <w:abstractNumId w:val="1"/>
   </w:num>
 </w:numbering>
 </file>
@@ -7172,19 +9611,19 @@
     <w:lsdException w:name="Unresolved Mention" w:semiHidden="1" w:unhideWhenUsed="1"/>
     <w:lsdException w:name="Smart Link" w:semiHidden="1" w:unhideWhenUsed="1"/>
   </w:latentStyles>
-  <w:style w:type="paragraph" w:default="1" w:styleId="a">
+  <w:style w:type="paragraph" w:default="1" w:styleId="Normal">
     <w:name w:val="Normal"/>
     <w:qFormat/>
     <w:pPr>
       <w:bidi/>
     </w:pPr>
   </w:style>
-  <w:style w:type="character" w:default="1" w:styleId="a0">
+  <w:style w:type="character" w:default="1" w:styleId="DefaultParagraphFont">
     <w:name w:val="Default Paragraph Font"/>
     <w:uiPriority w:val="1"/>
     <w:unhideWhenUsed/>
   </w:style>
-  <w:style w:type="table" w:default="1" w:styleId="a1">
+  <w:style w:type="table" w:default="1" w:styleId="TableNormal">
     <w:name w:val="Normal Table"/>
     <w:uiPriority w:val="99"/>
     <w:semiHidden/>
@@ -7199,16 +9638,16 @@
       </w:tblCellMar>
     </w:tblPr>
   </w:style>
-  <w:style w:type="numbering" w:default="1" w:styleId="a2">
+  <w:style w:type="numbering" w:default="1" w:styleId="NoList">
     <w:name w:val="No List"/>
     <w:uiPriority w:val="99"/>
     <w:semiHidden/>
     <w:unhideWhenUsed/>
   </w:style>
-  <w:style w:type="paragraph" w:styleId="a3">
+  <w:style w:type="paragraph" w:styleId="PlainText">
     <w:name w:val="Plain Text"/>
-    <w:basedOn w:val="a"/>
-    <w:link w:val="a4"/>
+    <w:basedOn w:val="Normal"/>
+    <w:link w:val="PlainTextChar"/>
     <w:uiPriority w:val="99"/>
     <w:unhideWhenUsed/>
     <w:rsid w:val="0089014A"/>
@@ -7221,10 +9660,10 @@
       <w:szCs w:val="21"/>
     </w:rPr>
   </w:style>
-  <w:style w:type="character" w:customStyle="1" w:styleId="a4">
-    <w:name w:val="טקסט רגיל תו"/>
-    <w:basedOn w:val="a0"/>
-    <w:link w:val="a3"/>
+  <w:style w:type="character" w:customStyle="1" w:styleId="PlainTextChar">
+    <w:name w:val="Plain Text Char"/>
+    <w:basedOn w:val="DefaultParagraphFont"/>
+    <w:link w:val="PlainText"/>
     <w:uiPriority w:val="99"/>
     <w:rsid w:val="0089014A"/>
     <w:rPr>
@@ -7233,9 +9672,9 @@
       <w:szCs w:val="21"/>
     </w:rPr>
   </w:style>
-  <w:style w:type="character" w:styleId="a5">
+  <w:style w:type="character" w:styleId="CommentReference">
     <w:name w:val="annotation reference"/>
-    <w:basedOn w:val="a0"/>
+    <w:basedOn w:val="DefaultParagraphFont"/>
     <w:uiPriority w:val="99"/>
     <w:semiHidden/>
     <w:unhideWhenUsed/>
@@ -7245,10 +9684,10 @@
       <w:szCs w:val="16"/>
     </w:rPr>
   </w:style>
-  <w:style w:type="paragraph" w:styleId="a6">
+  <w:style w:type="paragraph" w:styleId="CommentText">
     <w:name w:val="annotation text"/>
-    <w:basedOn w:val="a"/>
-    <w:link w:val="a7"/>
+    <w:basedOn w:val="Normal"/>
+    <w:link w:val="CommentTextChar"/>
     <w:uiPriority w:val="99"/>
     <w:semiHidden/>
     <w:unhideWhenUsed/>
@@ -7261,10 +9700,10 @@
       <w:szCs w:val="20"/>
     </w:rPr>
   </w:style>
-  <w:style w:type="character" w:customStyle="1" w:styleId="a7">
-    <w:name w:val="טקסט הערה תו"/>
-    <w:basedOn w:val="a0"/>
-    <w:link w:val="a6"/>
+  <w:style w:type="character" w:customStyle="1" w:styleId="CommentTextChar">
+    <w:name w:val="Comment Text Char"/>
+    <w:basedOn w:val="DefaultParagraphFont"/>
+    <w:link w:val="CommentText"/>
     <w:uiPriority w:val="99"/>
     <w:semiHidden/>
     <w:rsid w:val="00C27823"/>
@@ -7273,11 +9712,11 @@
       <w:szCs w:val="20"/>
     </w:rPr>
   </w:style>
-  <w:style w:type="paragraph" w:styleId="a8">
+  <w:style w:type="paragraph" w:styleId="CommentSubject">
     <w:name w:val="annotation subject"/>
-    <w:basedOn w:val="a6"/>
-    <w:next w:val="a6"/>
-    <w:link w:val="a9"/>
+    <w:basedOn w:val="CommentText"/>
+    <w:next w:val="CommentText"/>
+    <w:link w:val="CommentSubjectChar"/>
     <w:uiPriority w:val="99"/>
     <w:semiHidden/>
     <w:unhideWhenUsed/>
@@ -7287,10 +9726,10 @@
       <w:bCs/>
     </w:rPr>
   </w:style>
-  <w:style w:type="character" w:customStyle="1" w:styleId="a9">
-    <w:name w:val="נושא הערה תו"/>
-    <w:basedOn w:val="a7"/>
-    <w:link w:val="a8"/>
+  <w:style w:type="character" w:customStyle="1" w:styleId="CommentSubjectChar">
+    <w:name w:val="Comment Subject Char"/>
+    <w:basedOn w:val="CommentTextChar"/>
+    <w:link w:val="CommentSubject"/>
     <w:uiPriority w:val="99"/>
     <w:semiHidden/>
     <w:rsid w:val="00C27823"/>
@@ -7301,9 +9740,9 @@
       <w:szCs w:val="20"/>
     </w:rPr>
   </w:style>
-  <w:style w:type="paragraph" w:styleId="aa">
+  <w:style w:type="paragraph" w:styleId="ListParagraph">
     <w:name w:val="List Paragraph"/>
-    <w:basedOn w:val="a"/>
+    <w:basedOn w:val="Normal"/>
     <w:uiPriority w:val="34"/>
     <w:qFormat/>
     <w:rsid w:val="005C1F34"/>
